--- a/vertrag/NexAI-Vertragswerk_komplett.docx
+++ b/vertrag/NexAI-Vertragswerk_komplett.docx
@@ -18279,7 +18279,7 @@
           <w:sz w:val="21"/>
           <w:szCs w:val="21"/>
         </w:rPr>
-        <w:t xml:space="preserve">Hilfsweise – insbesondere wenn keine DPF-Zertifizierung vorliegt (bei den in Anhang 2 gekennzeichneten Empfängern, etwa Vapi und Deepgram (USA), vorsorglich der SCC-Weg) – werden die </w:t>
+        <w:t xml:space="preserve">Hilfsweise – insbesondere wenn keine DPF-Zertifizierung vorliegt (bei den in Anhang 2 gekennzeichneten Empfängern, etwa Vapi und Soniox (USA), vorsorglich der SCC-Weg) – werden die </w:t>
       </w:r>
       <w:r>
         <w:rPr>
@@ -21380,7 +21380,7 @@
                 <w:sz w:val="20"/>
                 <w:szCs w:val="20"/>
               </w:rPr>
-              <w:t xml:space="preserve">Voice-Agent-Plattform (Sprachdialog, Telefonie-Orchestrierung)</w:t>
+              <w:t xml:space="preserve">Voice-Agent-Plattform (Sprachdialog, Telefonie-Orchestrierung, Sprachsynthese)</w:t>
             </w:r>
           </w:p>
         </w:tc>
@@ -21469,7 +21469,7 @@
                 <w:sz w:val="20"/>
                 <w:szCs w:val="20"/>
               </w:rPr>
-              <w:t xml:space="preserve">Deepgram, Inc.</w:t>
+              <w:t xml:space="preserve">Soniox Inc</w:t>
             </w:r>
           </w:p>
         </w:tc>
@@ -21527,7 +21527,7 @@
                 <w:sz w:val="20"/>
                 <w:szCs w:val="20"/>
               </w:rPr>
-              <w:t xml:space="preserve">Spracherkennung (Speech-to-Text)</w:t>
+              <w:t xml:space="preserve">Spracherkennung (Speech-to-Text); als Unterauftragsverarbeiter von Vapi eingesetzt</w:t>
             </w:r>
           </w:p>
         </w:tc>
@@ -21585,7 +21585,7 @@
                 <w:sz w:val="20"/>
                 <w:szCs w:val="20"/>
               </w:rPr>
-              <w:t xml:space="preserve">EU-SCC Modul 3 + Zusatzmaßnahmen + TIA (kein DPF)</w:t>
+              <w:t xml:space="preserve">EU-SCC Modul 3 + Zusatzmaßnahmen + TIA (über Vapi-DPA)</w:t>
             </w:r>
           </w:p>
         </w:tc>
@@ -21674,7 +21674,7 @@
                 <w:sz w:val="20"/>
                 <w:szCs w:val="20"/>
               </w:rPr>
-              <w:t xml:space="preserve">Sprachmodell / KI-Verarbeitung (Textverstehen, Antwortgenerierung) und Sprachsynthese (Text-to-Speech)</w:t>
+              <w:t xml:space="preserve">Sprachmodell / KI-Verarbeitung (Textverstehen, Antwortgenerierung)</w:t>
             </w:r>
           </w:p>
         </w:tc>

--- a/vertrag/NexAI-Vertragswerk_komplett.docx
+++ b/vertrag/NexAI-Vertragswerk_komplett.docx
@@ -18279,7 +18279,7 @@
           <w:sz w:val="21"/>
           <w:szCs w:val="21"/>
         </w:rPr>
-        <w:t xml:space="preserve">Hilfsweise – insbesondere wenn keine DPF-Zertifizierung vorliegt (bei den in Anhang 2 gekennzeichneten Empfängern, etwa Vapi und Soniox (USA), vorsorglich der SCC-Weg) – werden die </w:t>
+        <w:t xml:space="preserve">Hilfsweise – insbesondere wenn keine DPF-Zertifizierung vorliegt (bei den in Anhang 2 gekennzeichneten Empfängern, etwa Vapi, Soniox und OpenAI (USA), vorsorglich der SCC-Weg) – werden die </w:t>
       </w:r>
       <w:r>
         <w:rPr>
@@ -21732,7 +21732,7 @@
                 <w:sz w:val="20"/>
                 <w:szCs w:val="20"/>
               </w:rPr>
-              <w:t xml:space="preserve">DPF, hilfsweise EU-SCC Modul 3; No-Training-Konfiguration</w:t>
+              <w:t xml:space="preserve">EU-SCC Modul 3 + Zusatzmaßnahmen + TIA (kein DPF); No-Training-Konfiguration</w:t>
             </w:r>
           </w:p>
         </w:tc>

--- a/vertrag/NexAI-Vertragswerk_komplett.docx
+++ b/vertrag/NexAI-Vertragswerk_komplett.docx
@@ -597,7 +597,7 @@
           <w:sz w:val="21"/>
           <w:szCs w:val="21"/>
         </w:rPr>
-        <w:t xml:space="preserve">NexAI erbringt für den Kunden Leistungen im Bereich KI-gestützter Assistenzsysteme und Automatisierung, insbesondere die Bereitstellung, Einrichtung und den Betrieb von KI-Agenten / digitalen Assistenten (Voice Agent, Chat Agent, Social-Media-Agent, Vertriebs-/Akquise-Agent, Automatisierungen, individuelle KI-Agenten — nachfolgend </w:t>
+        <w:t xml:space="preserve">NexAI erbringt für den Kunden Leistungen im Bereich KI-gestützter Assistenzsysteme, Softwareanwendungen und Automatisierung. Gegenstand sind (a) die Bereitstellung, Einrichtung und der Betrieb von KI-Agenten / digitalen Assistenten (Voice Agent, Chat Agent, Automatisierungen, individuelle KI-Agenten — nachfolgend </w:t>
       </w:r>
       <w:r>
         <w:rPr>
@@ -623,7 +623,33 @@
           <w:sz w:val="21"/>
           <w:szCs w:val="21"/>
         </w:rPr>
-        <w:t xml:space="preserve">) sowie die Erstellung von Websites und damit verbundene Leistungen. Personen, die mit den Agenten interagieren (z. B. Anrufer, Chat-Kontakte, angesprochene Kontakte), sind nachfolgend </w:t>
+        <w:t xml:space="preserve">) sowie (b) die Bereitstellung, Einrichtung und der Betrieb von Softwareanwendungen (NexAI CRM, NexAI Kalender, individuelle Anwendungen einschließlich installierbarer Web-Apps — nachfolgend </w:t>
+      </w:r>
+      <w:r>
+        <w:rPr>
+          <w:rFonts w:ascii="Arial" w:cs="Arial" w:eastAsia="Arial" w:hAnsi="Arial"/>
+          <w:b/>
+          <w:bCs/>
+          <w:i w:val="false"/>
+          <w:iCs w:val="false"/>
+          <w:color w:val="1A1A1A"/>
+          <w:sz w:val="21"/>
+          <w:szCs w:val="21"/>
+        </w:rPr>
+        <w:t xml:space="preserve">"Anwendungen"</w:t>
+      </w:r>
+      <w:r>
+        <w:rPr>
+          <w:rFonts w:ascii="Arial" w:cs="Arial" w:eastAsia="Arial" w:hAnsi="Arial"/>
+          <w:b w:val="false"/>
+          <w:bCs w:val="false"/>
+          <w:i w:val="false"/>
+          <w:iCs w:val="false"/>
+          <w:color w:val="1A1A1A"/>
+          <w:sz w:val="21"/>
+          <w:szCs w:val="21"/>
+        </w:rPr>
+        <w:t xml:space="preserve">). Personen, die mit den Agenten oder Anwendungen interagieren (z. B. Anrufer, Chat-Kontakte, buchende Personen, Nutzer eines Kundenportals), sind nachfolgend </w:t>
       </w:r>
       <w:r>
         <w:rPr>
@@ -1096,7 +1122,7 @@
           <w:sz w:val="21"/>
           <w:szCs w:val="21"/>
         </w:rPr>
-        <w:t xml:space="preserve">Einmalige Werkleistungen — insbesondere die Erstellung von Websites sowie die Ersteinrichtung und Konfiguration von Agenten (nachfolgend </w:t>
+        <w:t xml:space="preserve">Einmalige Werkleistungen — insbesondere die Ersteinrichtung und Konfiguration von Agenten sowie die Einrichtung und Bereitstellung von Anwendungen (nachfolgend </w:t>
       </w:r>
       <w:r>
         <w:rPr>
@@ -5221,7 +5247,59 @@
           <w:sz w:val="21"/>
           <w:szCs w:val="21"/>
         </w:rPr>
-        <w:t xml:space="preserve">NexAI recherchiert Kontakte teilweise selbst. NexAI unterliegt insoweit strengen Eigen-Compliance-Vorgaben (nur zulässige B2B-Ansprache, Erfüllung der Informationspflichten nach Art. 14 DSGVO, Dokumentation von Opt-outs).</w:t>
+        <w:t xml:space="preserve">NexAI ist berechtigt, die Durchführung von Kampagnen, die erkennbar </w:t>
+      </w:r>
+      <w:r>
+        <w:rPr>
+          <w:rFonts w:ascii="Arial" w:cs="Arial" w:eastAsia="Arial" w:hAnsi="Arial"/>
+          <w:b/>
+          <w:bCs/>
+          <w:i w:val="false"/>
+          <w:iCs w:val="false"/>
+          <w:color w:val="1A1A1A"/>
+          <w:sz w:val="21"/>
+          <w:szCs w:val="21"/>
+        </w:rPr>
+        <w:t xml:space="preserve">rechtswidrig</w:t>
+      </w:r>
+      <w:r>
+        <w:rPr>
+          <w:rFonts w:ascii="Arial" w:cs="Arial" w:eastAsia="Arial" w:hAnsi="Arial"/>
+          <w:b w:val="false"/>
+          <w:bCs w:val="false"/>
+          <w:i w:val="false"/>
+          <w:iCs w:val="false"/>
+          <w:color w:val="1A1A1A"/>
+          <w:sz w:val="21"/>
+          <w:szCs w:val="21"/>
+        </w:rPr>
+        <w:t xml:space="preserve"> sind oder gegen § 7 UWG bzw. datenschutzrechtliche Vorgaben verstoßen, ganz oder teilweise </w:t>
+      </w:r>
+      <w:r>
+        <w:rPr>
+          <w:rFonts w:ascii="Arial" w:cs="Arial" w:eastAsia="Arial" w:hAnsi="Arial"/>
+          <w:b/>
+          <w:bCs/>
+          <w:i w:val="false"/>
+          <w:iCs w:val="false"/>
+          <w:color w:val="1A1A1A"/>
+          <w:sz w:val="21"/>
+          <w:szCs w:val="21"/>
+        </w:rPr>
+        <w:t xml:space="preserve">abzulehnen</w:t>
+      </w:r>
+      <w:r>
+        <w:rPr>
+          <w:rFonts w:ascii="Arial" w:cs="Arial" w:eastAsia="Arial" w:hAnsi="Arial"/>
+          <w:b w:val="false"/>
+          <w:bCs w:val="false"/>
+          <w:i w:val="false"/>
+          <w:iCs w:val="false"/>
+          <w:color w:val="1A1A1A"/>
+          <w:sz w:val="21"/>
+          <w:szCs w:val="21"/>
+        </w:rPr>
+        <w:t xml:space="preserve"> oder auszusetzen.</w:t>
       </w:r>
     </w:p>
     <w:p>
@@ -5238,87 +5316,6 @@
           <w:szCs w:val="21"/>
         </w:rPr>
         <w:t xml:space="preserve">(3)	</w:t>
-      </w:r>
-      <w:r>
-        <w:rPr>
-          <w:rFonts w:ascii="Arial" w:cs="Arial" w:eastAsia="Arial" w:hAnsi="Arial"/>
-          <w:b w:val="false"/>
-          <w:bCs w:val="false"/>
-          <w:i w:val="false"/>
-          <w:iCs w:val="false"/>
-          <w:color w:val="1A1A1A"/>
-          <w:sz w:val="21"/>
-          <w:szCs w:val="21"/>
-        </w:rPr>
-        <w:t xml:space="preserve">NexAI ist berechtigt, die Durchführung von Kampagnen, die erkennbar </w:t>
-      </w:r>
-      <w:r>
-        <w:rPr>
-          <w:rFonts w:ascii="Arial" w:cs="Arial" w:eastAsia="Arial" w:hAnsi="Arial"/>
-          <w:b/>
-          <w:bCs/>
-          <w:i w:val="false"/>
-          <w:iCs w:val="false"/>
-          <w:color w:val="1A1A1A"/>
-          <w:sz w:val="21"/>
-          <w:szCs w:val="21"/>
-        </w:rPr>
-        <w:t xml:space="preserve">rechtswidrig</w:t>
-      </w:r>
-      <w:r>
-        <w:rPr>
-          <w:rFonts w:ascii="Arial" w:cs="Arial" w:eastAsia="Arial" w:hAnsi="Arial"/>
-          <w:b w:val="false"/>
-          <w:bCs w:val="false"/>
-          <w:i w:val="false"/>
-          <w:iCs w:val="false"/>
-          <w:color w:val="1A1A1A"/>
-          <w:sz w:val="21"/>
-          <w:szCs w:val="21"/>
-        </w:rPr>
-        <w:t xml:space="preserve"> sind oder gegen § 7 UWG bzw. datenschutzrechtliche Vorgaben verstoßen, ganz oder teilweise </w:t>
-      </w:r>
-      <w:r>
-        <w:rPr>
-          <w:rFonts w:ascii="Arial" w:cs="Arial" w:eastAsia="Arial" w:hAnsi="Arial"/>
-          <w:b/>
-          <w:bCs/>
-          <w:i w:val="false"/>
-          <w:iCs w:val="false"/>
-          <w:color w:val="1A1A1A"/>
-          <w:sz w:val="21"/>
-          <w:szCs w:val="21"/>
-        </w:rPr>
-        <w:t xml:space="preserve">abzulehnen</w:t>
-      </w:r>
-      <w:r>
-        <w:rPr>
-          <w:rFonts w:ascii="Arial" w:cs="Arial" w:eastAsia="Arial" w:hAnsi="Arial"/>
-          <w:b w:val="false"/>
-          <w:bCs w:val="false"/>
-          <w:i w:val="false"/>
-          <w:iCs w:val="false"/>
-          <w:color w:val="1A1A1A"/>
-          <w:sz w:val="21"/>
-          <w:szCs w:val="21"/>
-        </w:rPr>
-        <w:t xml:space="preserve"> oder auszusetzen.</w:t>
-      </w:r>
-    </w:p>
-    <w:p>
-      <w:pPr>
-        <w:spacing w:after="80" w:line="276"/>
-        <w:ind w:left="360" w:hanging="360"/>
-        <w:jc w:val="both"/>
-      </w:pPr>
-      <w:r>
-        <w:rPr>
-          <w:rFonts w:ascii="Arial" w:cs="Arial" w:eastAsia="Arial" w:hAnsi="Arial"/>
-          <w:color w:val="1A1A1A"/>
-          <w:sz w:val="21"/>
-          <w:szCs w:val="21"/>
-        </w:rPr>
-        <w:t xml:space="preserve">(4)	</w:t>
       </w:r>
       <w:r>
         <w:rPr>
@@ -8286,7 +8283,7 @@
           <w:sz w:val="21"/>
           <w:szCs w:val="21"/>
         </w:rPr>
-        <w:t xml:space="preserve">3.1 Betriebsleistungen (laufender Betrieb von Agenten)</w:t>
+        <w:t xml:space="preserve">3.1 Betriebsleistungen (laufender Betrieb von Agenten und Anwendungen)</w:t>
       </w:r>
     </w:p>
     <w:p>
@@ -8393,20 +8390,20 @@
           <w:sz w:val="21"/>
           <w:szCs w:val="21"/>
         </w:rPr>
-        <w:t xml:space="preserve">Social-Media-Agent</w:t>
-      </w:r>
-      <w:r>
-        <w:rPr>
-          <w:rFonts w:ascii="Arial" w:cs="Arial" w:eastAsia="Arial" w:hAnsi="Arial"/>
-          <w:b w:val="false"/>
-          <w:bCs w:val="false"/>
-          <w:i w:val="false"/>
-          <w:iCs w:val="false"/>
-          <w:color w:val="1A1A1A"/>
-          <w:sz w:val="21"/>
-          <w:szCs w:val="21"/>
-        </w:rPr>
-        <w:t xml:space="preserve"> (KI-gestützte Betreuung von Social-Media-Kanälen)</w:t>
+        <w:t xml:space="preserve">NexAI CRM</w:t>
+      </w:r>
+      <w:r>
+        <w:rPr>
+          <w:rFonts w:ascii="Arial" w:cs="Arial" w:eastAsia="Arial" w:hAnsi="Arial"/>
+          <w:b w:val="false"/>
+          <w:bCs w:val="false"/>
+          <w:i w:val="false"/>
+          <w:iCs w:val="false"/>
+          <w:color w:val="1A1A1A"/>
+          <w:sz w:val="21"/>
+          <w:szCs w:val="21"/>
+        </w:rPr>
+        <w:t xml:space="preserve"> (Kundensystem: Kontakte, Anfragen, Termine, Aufgaben, Berichte)</w:t>
       </w:r>
     </w:p>
     <w:p>
@@ -8433,20 +8430,20 @@
           <w:sz w:val="21"/>
           <w:szCs w:val="21"/>
         </w:rPr>
-        <w:t xml:space="preserve">Vertriebs-/Akquise-Agent</w:t>
-      </w:r>
-      <w:r>
-        <w:rPr>
-          <w:rFonts w:ascii="Arial" w:cs="Arial" w:eastAsia="Arial" w:hAnsi="Arial"/>
-          <w:b w:val="false"/>
-          <w:bCs w:val="false"/>
-          <w:i w:val="false"/>
-          <w:iCs w:val="false"/>
-          <w:color w:val="1A1A1A"/>
-          <w:sz w:val="21"/>
-          <w:szCs w:val="21"/>
-        </w:rPr>
-        <w:t xml:space="preserve"> (KI-gestützte B2B-Kontaktansprache)</w:t>
+        <w:t xml:space="preserve">NexAI Kalender</w:t>
+      </w:r>
+      <w:r>
+        <w:rPr>
+          <w:rFonts w:ascii="Arial" w:cs="Arial" w:eastAsia="Arial" w:hAnsi="Arial"/>
+          <w:b w:val="false"/>
+          <w:bCs w:val="false"/>
+          <w:i w:val="false"/>
+          <w:iCs w:val="false"/>
+          <w:color w:val="1A1A1A"/>
+          <w:sz w:val="21"/>
+          <w:szCs w:val="21"/>
+        </w:rPr>
+        <w:t xml:space="preserve"> (Online-Terminbuchung mit Bestätigung und Erinnerung)</w:t>
       </w:r>
     </w:p>
     <w:p>
@@ -8527,6 +8524,46 @@
           <w:szCs w:val="21"/>
         </w:rPr>
         <w:t xml:space="preserve"> (kundenspezifisch entwickelte Agenten)</w:t>
+      </w:r>
+    </w:p>
+    <w:p>
+      <w:pPr>
+        <w:spacing w:after="60"/>
+        <w:ind w:left="200"/>
+      </w:pPr>
+      <w:r>
+        <w:rPr>
+          <w:rFonts w:ascii="Arial" w:cs="Arial" w:eastAsia="Arial" w:hAnsi="Arial"/>
+          <w:sz w:val="24"/>
+          <w:szCs w:val="24"/>
+        </w:rPr>
+        <w:t xml:space="preserve">☐  </w:t>
+      </w:r>
+      <w:r>
+        <w:rPr>
+          <w:rFonts w:ascii="Arial" w:cs="Arial" w:eastAsia="Arial" w:hAnsi="Arial"/>
+          <w:b/>
+          <w:bCs/>
+          <w:i w:val="false"/>
+          <w:iCs w:val="false"/>
+          <w:color w:val="1A1A1A"/>
+          <w:sz w:val="21"/>
+          <w:szCs w:val="21"/>
+        </w:rPr>
+        <w:t xml:space="preserve">NexAI App</w:t>
+      </w:r>
+      <w:r>
+        <w:rPr>
+          <w:rFonts w:ascii="Arial" w:cs="Arial" w:eastAsia="Arial" w:hAnsi="Arial"/>
+          <w:b w:val="false"/>
+          <w:bCs w:val="false"/>
+          <w:i w:val="false"/>
+          <w:iCs w:val="false"/>
+          <w:color w:val="1A1A1A"/>
+          <w:sz w:val="21"/>
+          <w:szCs w:val="21"/>
+        </w:rPr>
+        <w:t xml:space="preserve"> (individuelle installierbare Anwendung für Kunden oder Beschäftigte)</w:t>
       </w:r>
     </w:p>
     <w:p>
@@ -8573,20 +8610,20 @@
           <w:sz w:val="21"/>
           <w:szCs w:val="21"/>
         </w:rPr>
-        <w:t xml:space="preserve">Website-Erstellung</w:t>
-      </w:r>
-      <w:r>
-        <w:rPr>
-          <w:rFonts w:ascii="Arial" w:cs="Arial" w:eastAsia="Arial" w:hAnsi="Arial"/>
-          <w:b w:val="false"/>
-          <w:bCs w:val="false"/>
-          <w:i w:val="false"/>
-          <w:iCs w:val="false"/>
-          <w:color w:val="1A1A1A"/>
-          <w:sz w:val="21"/>
-          <w:szCs w:val="21"/>
-        </w:rPr>
-        <w:t xml:space="preserve"> (Erstellung/Bereitstellung einer Website als Werkleistung; Abnahme nach Anlage D)</w:t>
+        <w:t xml:space="preserve">Einrichtung und Bereitstellung von Anwendungen</w:t>
+      </w:r>
+      <w:r>
+        <w:rPr>
+          <w:rFonts w:ascii="Arial" w:cs="Arial" w:eastAsia="Arial" w:hAnsi="Arial"/>
+          <w:b w:val="false"/>
+          <w:bCs w:val="false"/>
+          <w:i w:val="false"/>
+          <w:iCs w:val="false"/>
+          <w:color w:val="1A1A1A"/>
+          <w:sz w:val="21"/>
+          <w:szCs w:val="21"/>
+        </w:rPr>
+        <w:t xml:space="preserve"> (NexAI CRM, NexAI Kalender, NexAI App; Abnahme nach Anlage D)</w:t>
       </w:r>
     </w:p>
     <w:p>
@@ -8604,7 +8641,7 @@
           <w:sz w:val="18"/>
           <w:szCs w:val="18"/>
         </w:rPr>
-        <w:t xml:space="preserve">Projektleistungen unterliegen dem Werkvertragsrecht, Betriebsleistungen dem Dienstvertragsrecht. Für den Vertriebs-/Akquise-Agenten gelten die besonderen Compliance-Zusicherungen des Kunden nach dem Rahmenvertrag (zulässige B2B-Ansprache, Informationspflichten nach Art. 14 DSGVO, Opt-out-Dokumentation).</w:t>
+        <w:t xml:space="preserve">Projektleistungen unterliegen dem Werkvertragsrecht, Betriebsleistungen dem Dienstvertragsrecht. Setzt der Kunde einen Agenten für ausgehende Ansprache oder Direktwerbung ein, gelten die besonderen Compliance-Zusicherungen des Kunden nach dem Rahmenvertrag (zulässige Ansprache nach § 7 UWG, Informationspflichten nach Art. 14 DSGVO, Opt-out-Dokumentation).</w:t>
       </w:r>
     </w:p>
     <w:p>
@@ -9496,7 +9533,7 @@
           <w:sz w:val="21"/>
           <w:szCs w:val="21"/>
         </w:rPr>
-        <w:t xml:space="preserve"> jährliche Beitrag an. Projektleistungen (insbesondere die Website-Erstellung) werden, soweit beauftragt, gesondert und einmalig vergütet. Alle Beträge verstehen sich </w:t>
+        <w:t xml:space="preserve"> jährliche Beitrag an. Projektleistungen (insbesondere die Einrichtung von Anwendungen) werden, soweit beauftragt, gesondert und einmalig vergütet. Alle Beträge verstehen sich </w:t>
       </w:r>
       <w:r>
         <w:rPr>
@@ -12448,7 +12485,33 @@
           <w:sz w:val="21"/>
           <w:szCs w:val="21"/>
         </w:rPr>
-        <w:t xml:space="preserve"> (KI-gestützte digitale Assistenten) bereit und betreibt diese. Die Leistungen gliedern sich in zwei rechtlich unterschiedlich einzuordnende Kategorien:</w:t>
+        <w:t xml:space="preserve"> (KI-gestützte digitale Assistenten) und </w:t>
+      </w:r>
+      <w:r>
+        <w:rPr>
+          <w:rFonts w:ascii="Arial" w:cs="Arial" w:eastAsia="Arial" w:hAnsi="Arial"/>
+          <w:b/>
+          <w:bCs/>
+          <w:i w:val="false"/>
+          <w:iCs w:val="false"/>
+          <w:color w:val="1A1A1A"/>
+          <w:sz w:val="21"/>
+          <w:szCs w:val="21"/>
+        </w:rPr>
+        <w:t xml:space="preserve">Anwendungen</w:t>
+      </w:r>
+      <w:r>
+        <w:rPr>
+          <w:rFonts w:ascii="Arial" w:cs="Arial" w:eastAsia="Arial" w:hAnsi="Arial"/>
+          <w:b w:val="false"/>
+          <w:bCs w:val="false"/>
+          <w:i w:val="false"/>
+          <w:iCs w:val="false"/>
+          <w:color w:val="1A1A1A"/>
+          <w:sz w:val="21"/>
+          <w:szCs w:val="21"/>
+        </w:rPr>
+        <w:t xml:space="preserve"> (Softwareanwendungen wie NexAI CRM, NexAI Kalender und individuelle Anwendungen) bereit und betreibt diese. Die Leistungen gliedern sich in zwei rechtlich unterschiedlich einzuordnende Kategorien:</w:t>
       </w:r>
     </w:p>
     <w:p>
@@ -12490,7 +12553,7 @@
           <w:sz w:val="21"/>
           <w:szCs w:val="21"/>
         </w:rPr>
-        <w:t xml:space="preserve"> – einmalige Werkleistungen mit definiertem Erfolg, insbesondere die Website-Erstellung (Ziffer 9) sowie die Ersteinrichtung der Agenten (Ziffer 10). Es gilt Werkvertragsrecht; die Abnahme richtet sich nach Anlage D (Abnahmeprotokoll).</w:t>
+        <w:t xml:space="preserve"> – einmalige Werkleistungen mit definiertem Erfolg, insbesondere die Einrichtung und Bereitstellung von Anwendungen (Ziffern 7 bis 9) sowie die Ersteinrichtung der Agenten (Ziffer 10). Es gilt Werkvertragsrecht; die Abnahme richtet sich nach Anlage D (Abnahmeprotokoll).</w:t>
       </w:r>
     </w:p>
     <w:p>
@@ -12532,7 +12595,7 @@
           <w:sz w:val="21"/>
           <w:szCs w:val="21"/>
         </w:rPr>
-        <w:t xml:space="preserve"> – laufender Betrieb, Konfigurationspflege, Wartung, Hosting/Bereitstellung der erforderlichen Infrastruktur sowie Support der Agenten. Es gilt Dienstvertragsrecht; die Verfügbarkeit richtet sich nach Anlage C (SLA).</w:t>
+        <w:t xml:space="preserve"> – laufender Betrieb, Konfigurationspflege, Wartung, Hosting/Bereitstellung der erforderlichen Infrastruktur sowie Support der Agenten und Anwendungen. Es gilt Dienstvertragsrecht; die Verfügbarkeit richtet sich nach Anlage C (SLA).</w:t>
       </w:r>
     </w:p>
     <w:p>
@@ -12632,7 +12695,7 @@
           <w:sz w:val="21"/>
           <w:szCs w:val="21"/>
         </w:rPr>
-        <w:t xml:space="preserve">Annahme eingehender Anrufe rund um die Uhr sowie – bei entsprechender Beauftragung – Tätigung ausgehender Anrufe im Rahmen zulässiger Kampagnen (vgl. Ziffer 6 und die dortigen Compliance-Hinweise)</w:t>
+        <w:t xml:space="preserve">Annahme eingehender Anrufe rund um die Uhr sowie – bei entsprechender Beauftragung – Tätigung ausgehender Anrufe im Rahmen zulässiger Kampagnen (vgl. die Compliance-Zusicherungen des Kunden nach § 15 des Rahmenvertrages)</w:t>
       </w:r>
     </w:p>
     <w:p>
@@ -13068,6 +13131,14 @@
     </w:p>
     <w:p>
       <w:pPr>
+        <w:pageBreakBefore/>
+      </w:pPr>
+      <w:r>
+        <w:t xml:space="preserve"/>
+      </w:r>
+    </w:p>
+    <w:p>
+      <w:pPr>
         <w:pStyle w:val="Heading1"/>
         <w:keepNext/>
         <w:spacing w:after="100" w:before="260"/>
@@ -13081,7 +13152,7 @@
           <w:sz w:val="24"/>
           <w:szCs w:val="24"/>
         </w:rPr>
-        <w:t xml:space="preserve">5.  </w:t>
+        <w:t xml:space="preserve">7.  </w:t>
       </w:r>
       <w:r>
         <w:rPr>
@@ -13094,7 +13165,7 @@
           <w:sz w:val="24"/>
           <w:szCs w:val="24"/>
         </w:rPr>
-        <w:t xml:space="preserve">Social-Media-Agent</w:t>
+        <w:t xml:space="preserve">Automatisierungen</w:t>
       </w:r>
     </w:p>
     <w:p>
@@ -13113,7 +13184,7 @@
           <w:sz w:val="21"/>
           <w:szCs w:val="21"/>
         </w:rPr>
-        <w:t xml:space="preserve">Der Social-Media-Agent unterstützt den Kunden bei der Betreuung seiner Social-Media-Kanäle im Rahmen der beauftragten Plattformen und der vom Kunden erteilten Freigaben. Der Funktionsumfang umfasst – soweit im Auftragsformular beauftragt – insbesondere:</w:t>
+        <w:t xml:space="preserve">NexAI richtet Automatisierungen (Workflows) ein und betreibt diese, um wiederkehrende Prozesse des Kunden zu verbinden und zu automatisieren. Der Funktionsumfang umfasst – soweit im Auftragsformular beauftragt – insbesondere:</w:t>
       </w:r>
     </w:p>
     <w:p>
@@ -13136,7 +13207,7 @@
           <w:sz w:val="21"/>
           <w:szCs w:val="21"/>
         </w:rPr>
-        <w:t xml:space="preserve">Bearbeitung eingehender Direktnachrichten und Kommentare auf den vereinbarten Plattformen im Rahmen der konfigurierten Wissensbasis</w:t>
+        <w:t xml:space="preserve">Anbindung an CRM-Systeme, Google Workspace oder Microsoft 365 im Rahmen der verfügbaren Schnittstellen</w:t>
       </w:r>
     </w:p>
     <w:p>
@@ -13159,7 +13230,7 @@
           <w:sz w:val="21"/>
           <w:szCs w:val="21"/>
         </w:rPr>
-        <w:t xml:space="preserve">Erkennen von Interessenten und kaufbezogenen Anliegen sowie deren Übergabe zur weiteren Bearbeitung</w:t>
+        <w:t xml:space="preserve">Anbindung an Kalender-, E-Mail- und Tabellensysteme (z. B. Google Sheets, Microsoft Excel)</w:t>
       </w:r>
     </w:p>
     <w:p>
@@ -13182,7 +13253,7 @@
           <w:sz w:val="21"/>
           <w:szCs w:val="21"/>
         </w:rPr>
-        <w:t xml:space="preserve">Planung und inhaltliche Vorbereitung von Beiträgen (Entwürfe) zur Freigabe durch den Kunden</w:t>
+        <w:t xml:space="preserve">Anbindung weiterer Systeme über verfügbare Programmierschnittstellen (APIs) und Webhooks</w:t>
       </w:r>
     </w:p>
     <w:p>
@@ -13205,7 +13276,7 @@
           <w:sz w:val="21"/>
           <w:szCs w:val="21"/>
         </w:rPr>
-        <w:t xml:space="preserve">Unterstützung im Community-Management (z. B. Standardantworten, Moderationshinweise) im Rahmen der vereinbarten Vorgaben</w:t>
+        <w:t xml:space="preserve">Automatisierte Benachrichtigungen (z. B. per E-Mail oder Messaging) bei definierten Ereignissen</w:t>
       </w:r>
     </w:p>
     <w:p>
@@ -13228,83 +13299,7 @@
           <w:sz w:val="21"/>
           <w:szCs w:val="21"/>
         </w:rPr>
-        <w:t xml:space="preserve">Strukturierte Übergabe qualifizierter Kontakte an das vom Kunden benannte Zielsystem</w:t>
-      </w:r>
-    </w:p>
-    <w:p>
-      <w:pPr>
-        <w:spacing w:after="140" w:before="80"/>
-      </w:pPr>
-      <w:r>
-        <w:rPr>
-          <w:rFonts w:ascii="Arial" w:cs="Arial" w:eastAsia="Arial" w:hAnsi="Arial"/>
-          <w:b w:val="false"/>
-          <w:bCs w:val="false"/>
-          <w:i/>
-          <w:iCs/>
-          <w:color w:val="6B7280"/>
-          <w:sz w:val="18"/>
-          <w:szCs w:val="18"/>
-        </w:rPr>
-        <w:t xml:space="preserve">Die redaktionelle Endverantwortung, die Veröffentlichungsfreigabe sowie die Einhaltung der jeweiligen Plattform-Nutzungsbedingungen verbleiben beim Kunden. Die inhaltliche Redaktion und Content-Strategie sind nicht geschuldet, soweit nicht ausdrücklich vereinbart (Ziffer 14).</w:t>
-      </w:r>
-    </w:p>
-    <w:p>
-      <w:pPr>
-        <w:pageBreakBefore/>
-      </w:pPr>
-      <w:r>
-        <w:t xml:space="preserve"/>
-      </w:r>
-    </w:p>
-    <w:p>
-      <w:pPr>
-        <w:pStyle w:val="Heading1"/>
-        <w:keepNext/>
-        <w:spacing w:after="100" w:before="260"/>
-      </w:pPr>
-      <w:r>
-        <w:rPr>
-          <w:rFonts w:ascii="Arial" w:cs="Arial" w:eastAsia="Arial" w:hAnsi="Arial"/>
-          <w:b/>
-          <w:bCs/>
-          <w:color w:val="1F3A8A"/>
-          <w:sz w:val="24"/>
-          <w:szCs w:val="24"/>
-        </w:rPr>
-        <w:t xml:space="preserve">6.  </w:t>
-      </w:r>
-      <w:r>
-        <w:rPr>
-          <w:rFonts w:ascii="Arial" w:cs="Arial" w:eastAsia="Arial" w:hAnsi="Arial"/>
-          <w:b/>
-          <w:bCs/>
-          <w:i w:val="false"/>
-          <w:iCs w:val="false"/>
-          <w:color w:val="0B0B0F"/>
-          <w:sz w:val="24"/>
-          <w:szCs w:val="24"/>
-        </w:rPr>
-        <w:t xml:space="preserve">Vertriebs-/Akquise-Agent</w:t>
-      </w:r>
-    </w:p>
-    <w:p>
-      <w:pPr>
-        <w:spacing w:after="120" w:line="276"/>
-        <w:jc w:val="both"/>
-      </w:pPr>
-      <w:r>
-        <w:rPr>
-          <w:rFonts w:ascii="Arial" w:cs="Arial" w:eastAsia="Arial" w:hAnsi="Arial"/>
-          <w:b w:val="false"/>
-          <w:bCs w:val="false"/>
-          <w:i w:val="false"/>
-          <w:iCs w:val="false"/>
-          <w:color w:val="1A1A1A"/>
-          <w:sz w:val="21"/>
-          <w:szCs w:val="21"/>
-        </w:rPr>
-        <w:t xml:space="preserve">Der Vertriebs-/Akquise-Agent unterstützt den Kunden bei der Anbahnung von Geschäftskontakten im B2B-Bereich. Der Funktionsumfang umfasst – soweit im Auftragsformular beauftragt – insbesondere:</w:t>
+        <w:t xml:space="preserve">Automatisierte Erfassung, Verteilung und Zuordnung von Leads (Lead-Routing)</w:t>
       </w:r>
     </w:p>
     <w:p>
@@ -13327,7 +13322,122 @@
           <w:sz w:val="21"/>
           <w:szCs w:val="21"/>
         </w:rPr>
-        <w:t xml:space="preserve">Identifikation potenziell passender Unternehmen anhand der mit dem Kunden vereinbarten Zielkriterien (Branche, Größe, Region u. a.)</w:t>
+        <w:t xml:space="preserve">Automatisierung wiederkehrender Prozessschritte nach vereinbarter Ablauflogik</w:t>
+      </w:r>
+    </w:p>
+    <w:p>
+      <w:pPr>
+        <w:spacing w:after="140" w:before="80"/>
+      </w:pPr>
+      <w:r>
+        <w:rPr>
+          <w:rFonts w:ascii="Arial" w:cs="Arial" w:eastAsia="Arial" w:hAnsi="Arial"/>
+          <w:b w:val="false"/>
+          <w:bCs w:val="false"/>
+          <w:i/>
+          <w:iCs/>
+          <w:color w:val="6B7280"/>
+          <w:sz w:val="18"/>
+          <w:szCs w:val="18"/>
+        </w:rPr>
+        <w:t xml:space="preserve">Umfang und Verfügbarkeit der Anbindungen hängen von den Schnittstellen und Nutzungsbedingungen der jeweiligen Drittsysteme (Subunternehmer) ab und stehen insoweit unter dem Vorbehalt deren technischer und rechtlicher Verfügbarkeit. Die erforderlichen Zugänge und Berechtigungen zu kundeneigenen Systemen stellt der Kunde bereit.</w:t>
+      </w:r>
+    </w:p>
+    <w:p>
+      <w:pPr>
+        <w:pStyle w:val="Heading1"/>
+        <w:keepNext/>
+        <w:spacing w:after="100" w:before="260"/>
+      </w:pPr>
+      <w:r>
+        <w:rPr>
+          <w:rFonts w:ascii="Arial" w:cs="Arial" w:eastAsia="Arial" w:hAnsi="Arial"/>
+          <w:b/>
+          <w:bCs/>
+          <w:color w:val="1F3A8A"/>
+          <w:sz w:val="24"/>
+          <w:szCs w:val="24"/>
+        </w:rPr>
+        <w:t xml:space="preserve">8.  </w:t>
+      </w:r>
+      <w:r>
+        <w:rPr>
+          <w:rFonts w:ascii="Arial" w:cs="Arial" w:eastAsia="Arial" w:hAnsi="Arial"/>
+          <w:b/>
+          <w:bCs/>
+          <w:i w:val="false"/>
+          <w:iCs w:val="false"/>
+          <w:color w:val="0B0B0F"/>
+          <w:sz w:val="24"/>
+          <w:szCs w:val="24"/>
+        </w:rPr>
+        <w:t xml:space="preserve">Individuelle KI-Agenten</w:t>
+      </w:r>
+    </w:p>
+    <w:p>
+      <w:pPr>
+        <w:spacing w:after="120" w:line="276"/>
+        <w:jc w:val="both"/>
+      </w:pPr>
+      <w:r>
+        <w:rPr>
+          <w:rFonts w:ascii="Arial" w:cs="Arial" w:eastAsia="Arial" w:hAnsi="Arial"/>
+          <w:b w:val="false"/>
+          <w:bCs w:val="false"/>
+          <w:i w:val="false"/>
+          <w:iCs w:val="false"/>
+          <w:color w:val="1A1A1A"/>
+          <w:sz w:val="21"/>
+          <w:szCs w:val="21"/>
+        </w:rPr>
+        <w:t xml:space="preserve">Sofern im Auftragsformular beauftragt, entwickelt und betreibt NexAI individuelle, projektspezifisch zugeschnittene Agenten. Der konkrete Leistungsumfang, die Ziele, die einzubindenden Datenquellen und Systeme sowie etwaige Abnahmekriterien werden im Auftragsformular oder in einer gesonderten Leistungsbeschreibung je Projekt festgelegt und sind als solche Bestandteil dieser Anlage A. Die vorstehenden Regelungen dieser Anlage (insbesondere zu Transparenz, Aufzeichnungen und Guardrails, Ziffern 11 bis 13) gelten für individuelle Agenten entsprechend.</w:t>
+      </w:r>
+    </w:p>
+    <w:p>
+      <w:pPr>
+        <w:pageBreakBefore/>
+      </w:pPr>
+      <w:r>
+        <w:t xml:space="preserve"/>
+      </w:r>
+    </w:p>
+    <w:p>
+      <w:pPr>
+        <w:pStyle w:val="Heading1"/>
+        <w:keepNext/>
+        <w:spacing w:after="100" w:before="260"/>
+      </w:pPr>
+      <w:r>
+        <w:rPr>
+          <w:rFonts w:ascii="Arial" w:cs="Arial" w:eastAsia="Arial" w:hAnsi="Arial"/>
+          <w:b/>
+          <w:bCs/>
+          <w:i w:val="false"/>
+          <w:iCs w:val="false"/>
+          <w:color w:val="0B0B0F"/>
+          <w:sz w:val="24"/>
+          <w:szCs w:val="24"/>
+        </w:rPr>
+        <w:t xml:space="preserve">NexAI CRM (Kundensystem)</w:t>
+      </w:r>
+    </w:p>
+    <w:p>
+      <w:pPr>
+        <w:spacing w:after="120" w:line="276"/>
+        <w:jc w:val="both"/>
+      </w:pPr>
+      <w:r>
+        <w:rPr>
+          <w:rFonts w:ascii="Arial" w:cs="Arial" w:eastAsia="Arial" w:hAnsi="Arial"/>
+          <w:b w:val="false"/>
+          <w:bCs w:val="false"/>
+          <w:i w:val="false"/>
+          <w:iCs w:val="false"/>
+          <w:color w:val="1A1A1A"/>
+          <w:sz w:val="21"/>
+          <w:szCs w:val="21"/>
+        </w:rPr>
+        <w:t xml:space="preserve">Das NexAI CRM ist eine von NexAI bereitgestellte und betriebene Softwareanwendung zur Verwaltung von Kontakten, Unternehmen, Anfragen und Vorgängen des Kunden. Der Funktionsumfang umfasst – soweit im Auftragsformular beauftragt – insbesondere:</w:t>
       </w:r>
     </w:p>
     <w:p>
@@ -13350,7 +13460,7 @@
           <w:sz w:val="21"/>
           <w:szCs w:val="21"/>
         </w:rPr>
-        <w:t xml:space="preserve">Recherche öffentlich zugänglicher Informationen zu Unternehmen und geeigneten Ansprechpartnern</w:t>
+        <w:t xml:space="preserve">Verwaltung von Kontakten und Unternehmen einschließlich Notizen, Dateianhängen und Änderungshistorie</w:t>
       </w:r>
     </w:p>
     <w:p>
@@ -13373,7 +13483,7 @@
           <w:sz w:val="21"/>
           <w:szCs w:val="21"/>
         </w:rPr>
-        <w:t xml:space="preserve">Bewertung der Passung (Fit-Scoring) anhand vereinbarter Kriterien</w:t>
+        <w:t xml:space="preserve">Erfassung von Anfragen (Leads) aus den angebundenen Kanälen, insbesondere aus den beauftragten Agenten und aus Formularen der Website des Kunden</w:t>
       </w:r>
     </w:p>
     <w:p>
@@ -13396,7 +13506,7 @@
           <w:sz w:val="21"/>
           <w:szCs w:val="21"/>
         </w:rPr>
-        <w:t xml:space="preserve">Erstellung personalisierter Ansprache-Entwürfe (E-Mails, Gesprächsleitfäden) zur Verwendung durch den Kunden bzw. – bei entsprechender Beauftragung – zum automatisierten Versand im Namen des Kunden</w:t>
+        <w:t xml:space="preserve">Dokumentation von Anrufen einschließlich Gesprächsprotokoll, soweit der Voice Agent beauftragt und die Übergabe eingerichtet ist</w:t>
       </w:r>
     </w:p>
     <w:p>
@@ -13419,297 +13529,7 @@
           <w:sz w:val="21"/>
           <w:szCs w:val="21"/>
         </w:rPr>
-        <w:t xml:space="preserve">Aufbereitung und Übergabe der Rechercheergebnisse an das vom Kunden benannte Zielsystem</w:t>
-      </w:r>
-    </w:p>
-    <w:p>
-      <w:pPr>
-        <w:pStyle w:val="Heading2"/>
-        <w:keepNext/>
-        <w:spacing w:after="80" w:before="160"/>
-      </w:pPr>
-      <w:r>
-        <w:rPr>
-          <w:rFonts w:ascii="Arial" w:cs="Arial" w:eastAsia="Arial" w:hAnsi="Arial"/>
-          <w:b/>
-          <w:bCs/>
-          <w:i w:val="false"/>
-          <w:iCs w:val="false"/>
-          <w:color w:val="0B0B0F"/>
-          <w:sz w:val="21"/>
-          <w:szCs w:val="21"/>
-        </w:rPr>
-        <w:t xml:space="preserve">Compliance-Hinweise zur Akquise</w:t>
-      </w:r>
-    </w:p>
-    <w:p>
-      <w:pPr>
-        <w:spacing w:after="80" w:line="276"/>
-        <w:ind w:left="360" w:hanging="360"/>
-        <w:jc w:val="both"/>
-      </w:pPr>
-      <w:r>
-        <w:rPr>
-          <w:rFonts w:ascii="Arial" w:cs="Arial" w:eastAsia="Arial" w:hAnsi="Arial"/>
-          <w:color w:val="1A1A1A"/>
-          <w:sz w:val="21"/>
-          <w:szCs w:val="21"/>
-        </w:rPr>
-        <w:t xml:space="preserve">(1)	</w:t>
-      </w:r>
-      <w:r>
-        <w:rPr>
-          <w:rFonts w:ascii="Arial" w:cs="Arial" w:eastAsia="Arial" w:hAnsi="Arial"/>
-          <w:b w:val="false"/>
-          <w:bCs w:val="false"/>
-          <w:i w:val="false"/>
-          <w:iCs w:val="false"/>
-          <w:color w:val="1A1A1A"/>
-          <w:sz w:val="21"/>
-          <w:szCs w:val="21"/>
-        </w:rPr>
-        <w:t xml:space="preserve">Ausgehende Werbeansprache erfolgt ausschließlich im rechtlich zulässigen Rahmen. Für </w:t>
-      </w:r>
-      <w:r>
-        <w:rPr>
-          <w:rFonts w:ascii="Arial" w:cs="Arial" w:eastAsia="Arial" w:hAnsi="Arial"/>
-          <w:b/>
-          <w:bCs/>
-          <w:i w:val="false"/>
-          <w:iCs w:val="false"/>
-          <w:color w:val="1A1A1A"/>
-          <w:sz w:val="21"/>
-          <w:szCs w:val="21"/>
-        </w:rPr>
-        <w:t xml:space="preserve">E-Mail-Werbung</w:t>
-      </w:r>
-      <w:r>
-        <w:rPr>
-          <w:rFonts w:ascii="Arial" w:cs="Arial" w:eastAsia="Arial" w:hAnsi="Arial"/>
-          <w:b w:val="false"/>
-          <w:bCs w:val="false"/>
-          <w:i w:val="false"/>
-          <w:iCs w:val="false"/>
-          <w:color w:val="1A1A1A"/>
-          <w:sz w:val="21"/>
-          <w:szCs w:val="21"/>
-        </w:rPr>
-        <w:t xml:space="preserve"> ohne vorherige ausdrückliche Einwilligung ist § 7 UWG zu beachten; eine Ansprache kommt danach nur unter den engen Voraussetzungen einer mutmaßlichen Einwilligung bzw. der Ausnahme für Bestandskunden in Betracht. </w:t>
-      </w:r>
-      <w:r>
-        <w:rPr>
-          <w:rFonts w:ascii="Arial" w:cs="Arial" w:eastAsia="Arial" w:hAnsi="Arial"/>
-          <w:b/>
-          <w:bCs/>
-          <w:i w:val="false"/>
-          <w:iCs w:val="false"/>
-          <w:color w:val="1A1A1A"/>
-          <w:sz w:val="21"/>
-          <w:szCs w:val="21"/>
-        </w:rPr>
-        <w:t xml:space="preserve">Telefonwerbung</w:t>
-      </w:r>
-      <w:r>
-        <w:rPr>
-          <w:rFonts w:ascii="Arial" w:cs="Arial" w:eastAsia="Arial" w:hAnsi="Arial"/>
-          <w:b w:val="false"/>
-          <w:bCs w:val="false"/>
-          <w:i w:val="false"/>
-          <w:iCs w:val="false"/>
-          <w:color w:val="1A1A1A"/>
-          <w:sz w:val="21"/>
-          <w:szCs w:val="21"/>
-        </w:rPr>
-        <w:t xml:space="preserve"> gegenüber sonstigen Marktteilnehmern setzt zumindest deren mutmaßliche Einwilligung voraus.</w:t>
-      </w:r>
-    </w:p>
-    <w:p>
-      <w:pPr>
-        <w:spacing w:after="80" w:line="276"/>
-        <w:ind w:left="360" w:hanging="360"/>
-        <w:jc w:val="both"/>
-      </w:pPr>
-      <w:r>
-        <w:rPr>
-          <w:rFonts w:ascii="Arial" w:cs="Arial" w:eastAsia="Arial" w:hAnsi="Arial"/>
-          <w:color w:val="1A1A1A"/>
-          <w:sz w:val="21"/>
-          <w:szCs w:val="21"/>
-        </w:rPr>
-        <w:t xml:space="preserve">(2)	</w:t>
-      </w:r>
-      <w:r>
-        <w:rPr>
-          <w:rFonts w:ascii="Arial" w:cs="Arial" w:eastAsia="Arial" w:hAnsi="Arial"/>
-          <w:b w:val="false"/>
-          <w:bCs w:val="false"/>
-          <w:i w:val="false"/>
-          <w:iCs w:val="false"/>
-          <w:color w:val="1A1A1A"/>
-          <w:sz w:val="21"/>
-          <w:szCs w:val="21"/>
-        </w:rPr>
-        <w:t xml:space="preserve">Recherchiert NexAI Kontaktdaten selbst aus Drittquellen, erfüllt NexAI – soweit NexAI die Ansprache im Auftrag des Kunden durchführt – die Informationspflicht nach </w:t>
-      </w:r>
-      <w:r>
-        <w:rPr>
-          <w:rFonts w:ascii="Arial" w:cs="Arial" w:eastAsia="Arial" w:hAnsi="Arial"/>
-          <w:b/>
-          <w:bCs/>
-          <w:i w:val="false"/>
-          <w:iCs w:val="false"/>
-          <w:color w:val="1A1A1A"/>
-          <w:sz w:val="21"/>
-          <w:szCs w:val="21"/>
-        </w:rPr>
-        <w:t xml:space="preserve">Art. 14 DSGVO</w:t>
-      </w:r>
-      <w:r>
-        <w:rPr>
-          <w:rFonts w:ascii="Arial" w:cs="Arial" w:eastAsia="Arial" w:hAnsi="Arial"/>
-          <w:b w:val="false"/>
-          <w:bCs w:val="false"/>
-          <w:i w:val="false"/>
-          <w:iCs w:val="false"/>
-          <w:color w:val="1A1A1A"/>
-          <w:sz w:val="21"/>
-          <w:szCs w:val="21"/>
-        </w:rPr>
-        <w:t xml:space="preserve"> gegenüber den betroffenen Personen und dokumentiert die zulässige Herkunft der Daten.</w:t>
-      </w:r>
-    </w:p>
-    <w:p>
-      <w:pPr>
-        <w:spacing w:after="80" w:line="276"/>
-        <w:ind w:left="360" w:hanging="360"/>
-        <w:jc w:val="both"/>
-      </w:pPr>
-      <w:r>
-        <w:rPr>
-          <w:rFonts w:ascii="Arial" w:cs="Arial" w:eastAsia="Arial" w:hAnsi="Arial"/>
-          <w:color w:val="1A1A1A"/>
-          <w:sz w:val="21"/>
-          <w:szCs w:val="21"/>
-        </w:rPr>
-        <w:t xml:space="preserve">(3)	</w:t>
-      </w:r>
-      <w:r>
-        <w:rPr>
-          <w:rFonts w:ascii="Arial" w:cs="Arial" w:eastAsia="Arial" w:hAnsi="Arial"/>
-          <w:b w:val="false"/>
-          <w:bCs w:val="false"/>
-          <w:i w:val="false"/>
-          <w:iCs w:val="false"/>
-          <w:color w:val="1A1A1A"/>
-          <w:sz w:val="21"/>
-          <w:szCs w:val="21"/>
-        </w:rPr>
-        <w:t xml:space="preserve">Jede Ansprache enthält eine unmittelbare und einfache </w:t>
-      </w:r>
-      <w:r>
-        <w:rPr>
-          <w:rFonts w:ascii="Arial" w:cs="Arial" w:eastAsia="Arial" w:hAnsi="Arial"/>
-          <w:b/>
-          <w:bCs/>
-          <w:i w:val="false"/>
-          <w:iCs w:val="false"/>
-          <w:color w:val="1A1A1A"/>
-          <w:sz w:val="21"/>
-          <w:szCs w:val="21"/>
-        </w:rPr>
-        <w:t xml:space="preserve">Widerspruchs-/Opt-out-Möglichkeit</w:t>
-      </w:r>
-      <w:r>
-        <w:rPr>
-          <w:rFonts w:ascii="Arial" w:cs="Arial" w:eastAsia="Arial" w:hAnsi="Arial"/>
-          <w:b w:val="false"/>
-          <w:bCs w:val="false"/>
-          <w:i w:val="false"/>
-          <w:iCs w:val="false"/>
-          <w:color w:val="1A1A1A"/>
-          <w:sz w:val="21"/>
-          <w:szCs w:val="21"/>
-        </w:rPr>
-        <w:t xml:space="preserve">. Widersprüche werden dokumentiert und beachtet; angesprochene Kontakte werden bei Widerspruch für weitere Kampagnen gesperrt.</w:t>
-      </w:r>
-    </w:p>
-    <w:p>
-      <w:pPr>
-        <w:spacing w:after="80" w:line="276"/>
-        <w:ind w:left="360" w:hanging="360"/>
-        <w:jc w:val="both"/>
-      </w:pPr>
-      <w:r>
-        <w:rPr>
-          <w:rFonts w:ascii="Arial" w:cs="Arial" w:eastAsia="Arial" w:hAnsi="Arial"/>
-          <w:color w:val="1A1A1A"/>
-          <w:sz w:val="21"/>
-          <w:szCs w:val="21"/>
-        </w:rPr>
-        <w:t xml:space="preserve">(4)	</w:t>
-      </w:r>
-      <w:r>
-        <w:rPr>
-          <w:rFonts w:ascii="Arial" w:cs="Arial" w:eastAsia="Arial" w:hAnsi="Arial"/>
-          <w:b w:val="false"/>
-          <w:bCs w:val="false"/>
-          <w:i w:val="false"/>
-          <w:iCs w:val="false"/>
-          <w:color w:val="1A1A1A"/>
-          <w:sz w:val="21"/>
-          <w:szCs w:val="21"/>
-        </w:rPr>
-        <w:t xml:space="preserve">NexAI ist berechtigt, die Durchführung von Kampagnen abzulehnen, auszusetzen oder zu beenden, die nach vertretbarer Einschätzung von NexAI gegen geltendes Recht (insbesondere UWG oder DSGVO) verstoßen würden. Die weitergehenden Zusicherungen und Mitwirkungspflichten des Kunden – insbesondere zur Zulässigkeit der Zielkriterien und der Ansprache – ergeben sich aus dem Rahmenvertrag und den AGB (B2B).</w:t>
-      </w:r>
-    </w:p>
-    <w:p>
-      <w:pPr>
-        <w:pStyle w:val="Heading1"/>
-        <w:keepNext/>
-        <w:spacing w:after="100" w:before="260"/>
-      </w:pPr>
-      <w:r>
-        <w:rPr>
-          <w:rFonts w:ascii="Arial" w:cs="Arial" w:eastAsia="Arial" w:hAnsi="Arial"/>
-          <w:b/>
-          <w:bCs/>
-          <w:color w:val="1F3A8A"/>
-          <w:sz w:val="24"/>
-          <w:szCs w:val="24"/>
-        </w:rPr>
-        <w:t xml:space="preserve">7.  </w:t>
-      </w:r>
-      <w:r>
-        <w:rPr>
-          <w:rFonts w:ascii="Arial" w:cs="Arial" w:eastAsia="Arial" w:hAnsi="Arial"/>
-          <w:b/>
-          <w:bCs/>
-          <w:i w:val="false"/>
-          <w:iCs w:val="false"/>
-          <w:color w:val="0B0B0F"/>
-          <w:sz w:val="24"/>
-          <w:szCs w:val="24"/>
-        </w:rPr>
-        <w:t xml:space="preserve">Automatisierungen</w:t>
-      </w:r>
-    </w:p>
-    <w:p>
-      <w:pPr>
-        <w:spacing w:after="120" w:line="276"/>
-        <w:jc w:val="both"/>
-      </w:pPr>
-      <w:r>
-        <w:rPr>
-          <w:rFonts w:ascii="Arial" w:cs="Arial" w:eastAsia="Arial" w:hAnsi="Arial"/>
-          <w:b w:val="false"/>
-          <w:bCs w:val="false"/>
-          <w:i w:val="false"/>
-          <w:iCs w:val="false"/>
-          <w:color w:val="1A1A1A"/>
-          <w:sz w:val="21"/>
-          <w:szCs w:val="21"/>
-        </w:rPr>
-        <w:t xml:space="preserve">NexAI richtet Automatisierungen (Workflows) ein und betreibt diese, um wiederkehrende Prozesse des Kunden zu verbinden und zu automatisieren. Der Funktionsumfang umfasst – soweit im Auftragsformular beauftragt – insbesondere:</w:t>
+        <w:t xml:space="preserve">Aufgaben mit Fälligkeit und automatischer Erinnerung</w:t>
       </w:r>
     </w:p>
     <w:p>
@@ -13732,7 +13552,7 @@
           <w:sz w:val="21"/>
           <w:szCs w:val="21"/>
         </w:rPr>
-        <w:t xml:space="preserve">Anbindung an CRM-Systeme, Google Workspace oder Microsoft 365 im Rahmen der verfügbaren Schnittstellen</w:t>
+        <w:t xml:space="preserve">Abbildung von Verkaufschancen in konfigurierbaren Phasen (Pipelines)</w:t>
       </w:r>
     </w:p>
     <w:p>
@@ -13755,7 +13575,7 @@
           <w:sz w:val="21"/>
           <w:szCs w:val="21"/>
         </w:rPr>
-        <w:t xml:space="preserve">Anbindung an Kalender-, E-Mail- und Tabellensysteme (z. B. Google Sheets, Microsoft Excel)</w:t>
+        <w:t xml:space="preserve">Auswertungen und Berichte mit Ausgabe als Tabelle (CSV) und als PDF</w:t>
       </w:r>
     </w:p>
     <w:p>
@@ -13778,7 +13598,7 @@
           <w:sz w:val="21"/>
           <w:szCs w:val="21"/>
         </w:rPr>
-        <w:t xml:space="preserve">Anbindung weiterer Systeme über verfügbare Programmierschnittstellen (APIs) und Webhooks</w:t>
+        <w:t xml:space="preserve">Benutzerkonten mit Rollen- und Rechteverwaltung sowie Anmeldung mit zweitem Faktor</w:t>
       </w:r>
     </w:p>
     <w:p>
@@ -13801,7 +13621,64 @@
           <w:sz w:val="21"/>
           <w:szCs w:val="21"/>
         </w:rPr>
-        <w:t xml:space="preserve">Automatisierte Benachrichtigungen (z. B. per E-Mail oder Messaging) bei definierten Ereignissen</w:t>
+        <w:t xml:space="preserve">Funktionen zur Wahrnehmung von Betroffenenrechten und zur Einhaltung von Löschfristen</w:t>
+      </w:r>
+    </w:p>
+    <w:p>
+      <w:pPr>
+        <w:spacing w:after="140" w:before="80"/>
+      </w:pPr>
+      <w:r>
+        <w:rPr>
+          <w:rFonts w:ascii="Arial" w:cs="Arial" w:eastAsia="Arial" w:hAnsi="Arial"/>
+          <w:b w:val="false"/>
+          <w:bCs w:val="false"/>
+          <w:i/>
+          <w:iCs/>
+          <w:color w:val="6B7280"/>
+          <w:sz w:val="18"/>
+          <w:szCs w:val="18"/>
+        </w:rPr>
+        <w:t xml:space="preserve">Das NexAI CRM wird auf Servern in Deutschland betrieben (Anlage B, Anhang 2). Die Daten verschiedener Kunden sind technisch voneinander getrennt. Für die Richtigkeit und Aktualität der eingegebenen Daten sowie für die Vergabe der Zugriffsrechte innerhalb seines Bereichs ist der Kunde verantwortlich. Die Übernahme von Daten aus einem Vorsystem ist nur geschuldet, soweit sie im Auftragsformular ausdrücklich vereinbart ist (Ziffer 14).</w:t>
+      </w:r>
+    </w:p>
+    <w:p>
+      <w:pPr>
+        <w:pStyle w:val="Heading1"/>
+        <w:keepNext/>
+        <w:spacing w:after="100" w:before="260"/>
+      </w:pPr>
+      <w:r>
+        <w:rPr>
+          <w:rFonts w:ascii="Arial" w:cs="Arial" w:eastAsia="Arial" w:hAnsi="Arial"/>
+          <w:b/>
+          <w:bCs/>
+          <w:i w:val="false"/>
+          <w:iCs w:val="false"/>
+          <w:color w:val="0B0B0F"/>
+          <w:sz w:val="24"/>
+          <w:szCs w:val="24"/>
+        </w:rPr>
+        <w:t xml:space="preserve">NexAI Kalender (Online-Terminbuchung)</w:t>
+      </w:r>
+    </w:p>
+    <w:p>
+      <w:pPr>
+        <w:spacing w:after="120" w:line="276"/>
+        <w:jc w:val="both"/>
+      </w:pPr>
+      <w:r>
+        <w:rPr>
+          <w:rFonts w:ascii="Arial" w:cs="Arial" w:eastAsia="Arial" w:hAnsi="Arial"/>
+          <w:b w:val="false"/>
+          <w:bCs w:val="false"/>
+          <w:i w:val="false"/>
+          <w:iCs w:val="false"/>
+          <w:color w:val="1A1A1A"/>
+          <w:sz w:val="21"/>
+          <w:szCs w:val="21"/>
+        </w:rPr>
+        <w:t xml:space="preserve">Der NexAI Kalender ist eine von NexAI bereitgestellte und betriebene Softwareanwendung. Endnutzer buchen darüber selbst Termine beim Kunden; der Kunde verwaltet darin seine Termine. Der Funktionsumfang umfasst – soweit im Auftragsformular beauftragt – insbesondere:</w:t>
       </w:r>
     </w:p>
     <w:p>
@@ -13824,7 +13701,7 @@
           <w:sz w:val="21"/>
           <w:szCs w:val="21"/>
         </w:rPr>
-        <w:t xml:space="preserve">Automatisierte Erfassung, Verteilung und Zuordnung von Leads (Lead-Routing)</w:t>
+        <w:t xml:space="preserve">Öffentliche Buchungsseite mit Auswahl von Leistung, Datum und Uhrzeit, erreichbar über einen Link oder eingebettet in die Website des Kunden</w:t>
       </w:r>
     </w:p>
     <w:p>
@@ -13847,151 +13724,7 @@
           <w:sz w:val="21"/>
           <w:szCs w:val="21"/>
         </w:rPr>
-        <w:t xml:space="preserve">Automatisierung wiederkehrender Prozessschritte nach vereinbarter Ablauflogik</w:t>
-      </w:r>
-    </w:p>
-    <w:p>
-      <w:pPr>
-        <w:spacing w:after="140" w:before="80"/>
-      </w:pPr>
-      <w:r>
-        <w:rPr>
-          <w:rFonts w:ascii="Arial" w:cs="Arial" w:eastAsia="Arial" w:hAnsi="Arial"/>
-          <w:b w:val="false"/>
-          <w:bCs w:val="false"/>
-          <w:i/>
-          <w:iCs/>
-          <w:color w:val="6B7280"/>
-          <w:sz w:val="18"/>
-          <w:szCs w:val="18"/>
-        </w:rPr>
-        <w:t xml:space="preserve">Umfang und Verfügbarkeit der Anbindungen hängen von den Schnittstellen und Nutzungsbedingungen der jeweiligen Drittsysteme (Subunternehmer) ab und stehen insoweit unter dem Vorbehalt deren technischer und rechtlicher Verfügbarkeit. Die erforderlichen Zugänge und Berechtigungen zu kundeneigenen Systemen stellt der Kunde bereit.</w:t>
-      </w:r>
-    </w:p>
-    <w:p>
-      <w:pPr>
-        <w:pStyle w:val="Heading1"/>
-        <w:keepNext/>
-        <w:spacing w:after="100" w:before="260"/>
-      </w:pPr>
-      <w:r>
-        <w:rPr>
-          <w:rFonts w:ascii="Arial" w:cs="Arial" w:eastAsia="Arial" w:hAnsi="Arial"/>
-          <w:b/>
-          <w:bCs/>
-          <w:color w:val="1F3A8A"/>
-          <w:sz w:val="24"/>
-          <w:szCs w:val="24"/>
-        </w:rPr>
-        <w:t xml:space="preserve">8.  </w:t>
-      </w:r>
-      <w:r>
-        <w:rPr>
-          <w:rFonts w:ascii="Arial" w:cs="Arial" w:eastAsia="Arial" w:hAnsi="Arial"/>
-          <w:b/>
-          <w:bCs/>
-          <w:i w:val="false"/>
-          <w:iCs w:val="false"/>
-          <w:color w:val="0B0B0F"/>
-          <w:sz w:val="24"/>
-          <w:szCs w:val="24"/>
-        </w:rPr>
-        <w:t xml:space="preserve">Individuelle KI-Agenten</w:t>
-      </w:r>
-    </w:p>
-    <w:p>
-      <w:pPr>
-        <w:spacing w:after="120" w:line="276"/>
-        <w:jc w:val="both"/>
-      </w:pPr>
-      <w:r>
-        <w:rPr>
-          <w:rFonts w:ascii="Arial" w:cs="Arial" w:eastAsia="Arial" w:hAnsi="Arial"/>
-          <w:b w:val="false"/>
-          <w:bCs w:val="false"/>
-          <w:i w:val="false"/>
-          <w:iCs w:val="false"/>
-          <w:color w:val="1A1A1A"/>
-          <w:sz w:val="21"/>
-          <w:szCs w:val="21"/>
-        </w:rPr>
-        <w:t xml:space="preserve">Sofern im Auftragsformular beauftragt, entwickelt und betreibt NexAI individuelle, projektspezifisch zugeschnittene Agenten. Der konkrete Leistungsumfang, die Ziele, die einzubindenden Datenquellen und Systeme sowie etwaige Abnahmekriterien werden im Auftragsformular oder in einer gesonderten Leistungsbeschreibung je Projekt festgelegt und sind als solche Bestandteil dieser Anlage A. Die vorstehenden Regelungen dieser Anlage (insbesondere zu Transparenz, Aufzeichnungen und Guardrails, Ziffern 11 bis 13) gelten für individuelle Agenten entsprechend.</w:t>
-      </w:r>
-    </w:p>
-    <w:p>
-      <w:pPr>
-        <w:pStyle w:val="Heading1"/>
-        <w:keepNext/>
-        <w:spacing w:after="100" w:before="260"/>
-      </w:pPr>
-      <w:r>
-        <w:rPr>
-          <w:rFonts w:ascii="Arial" w:cs="Arial" w:eastAsia="Arial" w:hAnsi="Arial"/>
-          <w:b/>
-          <w:bCs/>
-          <w:color w:val="1F3A8A"/>
-          <w:sz w:val="24"/>
-          <w:szCs w:val="24"/>
-        </w:rPr>
-        <w:t xml:space="preserve">9.  </w:t>
-      </w:r>
-      <w:r>
-        <w:rPr>
-          <w:rFonts w:ascii="Arial" w:cs="Arial" w:eastAsia="Arial" w:hAnsi="Arial"/>
-          <w:b/>
-          <w:bCs/>
-          <w:i w:val="false"/>
-          <w:iCs w:val="false"/>
-          <w:color w:val="0B0B0F"/>
-          <w:sz w:val="24"/>
-          <w:szCs w:val="24"/>
-        </w:rPr>
-        <w:t xml:space="preserve">Website-Erstellung (Projektleistung)</w:t>
-      </w:r>
-    </w:p>
-    <w:p>
-      <w:pPr>
-        <w:spacing w:after="120" w:line="276"/>
-        <w:jc w:val="both"/>
-      </w:pPr>
-      <w:r>
-        <w:rPr>
-          <w:rFonts w:ascii="Arial" w:cs="Arial" w:eastAsia="Arial" w:hAnsi="Arial"/>
-          <w:b w:val="false"/>
-          <w:bCs w:val="false"/>
-          <w:i w:val="false"/>
-          <w:iCs w:val="false"/>
-          <w:color w:val="1A1A1A"/>
-          <w:sz w:val="21"/>
-          <w:szCs w:val="21"/>
-        </w:rPr>
-        <w:t xml:space="preserve">Die Website-Erstellung ist eine </w:t>
-      </w:r>
-      <w:r>
-        <w:rPr>
-          <w:rFonts w:ascii="Arial" w:cs="Arial" w:eastAsia="Arial" w:hAnsi="Arial"/>
-          <w:b/>
-          <w:bCs/>
-          <w:i w:val="false"/>
-          <w:iCs w:val="false"/>
-          <w:color w:val="1A1A1A"/>
-          <w:sz w:val="21"/>
-          <w:szCs w:val="21"/>
-        </w:rPr>
-        <w:t xml:space="preserve">Projektleistung</w:t>
-      </w:r>
-      <w:r>
-        <w:rPr>
-          <w:rFonts w:ascii="Arial" w:cs="Arial" w:eastAsia="Arial" w:hAnsi="Arial"/>
-          <w:b w:val="false"/>
-          <w:bCs w:val="false"/>
-          <w:i w:val="false"/>
-          <w:iCs w:val="false"/>
-          <w:color w:val="1A1A1A"/>
-          <w:sz w:val="21"/>
-          <w:szCs w:val="21"/>
-        </w:rPr>
-        <w:t xml:space="preserve"> (Werkleistung). Der Funktionsumfang umfasst – soweit im Auftragsformular beauftragt – insbesondere:</w:t>
+        <w:t xml:space="preserve">Belegung des gewählten Termins bereits während des Ausfüllens (Reservierung) sowie technische Absicherung gegen Doppelbuchungen</w:t>
       </w:r>
     </w:p>
     <w:p>
@@ -14014,7 +13747,7 @@
           <w:sz w:val="21"/>
           <w:szCs w:val="21"/>
         </w:rPr>
-        <w:t xml:space="preserve">Konzeption und Umsetzung einer modernen, responsiven und performanten Website nach den im Auftragsformular festgelegten Vorgaben (Seitenumfang, Struktur, Umfang)</w:t>
+        <w:t xml:space="preserve">Versand von Bestätigungen und Erinnerungen per E-Mail und/oder SMS nach Maßgabe des Auftragsformulars</w:t>
       </w:r>
     </w:p>
     <w:p>
@@ -14037,7 +13770,7 @@
           <w:sz w:val="21"/>
           <w:szCs w:val="21"/>
         </w:rPr>
-        <w:t xml:space="preserve">Umsetzung technischer SEO-Grundlagen (u. a. saubere Seitenstruktur, Meta-Angaben, Ladezeitoptimierung, mobile Optimierung)</w:t>
+        <w:t xml:space="preserve">Verwaltung der Termine in Tages-, Wochen-, Monats- und Listenansicht einschließlich Verschieben, Absagen und Sperrzeiten</w:t>
       </w:r>
     </w:p>
     <w:p>
@@ -14060,7 +13793,7 @@
           <w:sz w:val="21"/>
           <w:szCs w:val="21"/>
         </w:rPr>
-        <w:t xml:space="preserve">Erstellung von Landingpages im vereinbarten Umfang</w:t>
+        <w:t xml:space="preserve">Verwaltung von Leistungen, Öffnungszeiten, Pausen, Urlaub und Feiertagen</w:t>
       </w:r>
     </w:p>
     <w:p>
@@ -14083,7 +13816,7 @@
           <w:sz w:val="21"/>
           <w:szCs w:val="21"/>
         </w:rPr>
-        <w:t xml:space="preserve">Anbindung der beauftragten Agenten (z. B. Voice- oder Chat-Agent) an die Website</w:t>
+        <w:t xml:space="preserve">Kundenkartei mit Terminverlauf und Notizen</w:t>
       </w:r>
     </w:p>
     <w:p>
@@ -14106,109 +13839,7 @@
           <w:sz w:val="21"/>
           <w:szCs w:val="21"/>
         </w:rPr>
-        <w:t xml:space="preserve">Übergabe/Bereitstellung der fertiggestellten Website nach Maßgabe des Auftragsformulars</w:t>
-      </w:r>
-    </w:p>
-    <w:p>
-      <w:pPr>
-        <w:spacing w:after="140" w:before="80"/>
-      </w:pPr>
-      <w:r>
-        <w:rPr>
-          <w:rFonts w:ascii="Arial" w:cs="Arial" w:eastAsia="Arial" w:hAnsi="Arial"/>
-          <w:b w:val="false"/>
-          <w:bCs w:val="false"/>
-          <w:i/>
-          <w:iCs/>
-          <w:color w:val="6B7280"/>
-          <w:sz w:val="18"/>
-          <w:szCs w:val="18"/>
-        </w:rPr>
-        <w:t xml:space="preserve">Die Abnahme erfolgt nach Anlage D (Abnahmeprotokoll). Inhalte (Texte, Bilder, Logos), die Rechte an Dritt-Inhalten sowie erforderliche Zugänge stellt der Kunde bereit, soweit nicht ausdrücklich anders vereinbart. Laufende SEO-Betreuung, redaktionelle Pflege und das Hosting fremder Systeme sind nicht geschuldet (Ziffer 14).</w:t>
-      </w:r>
-    </w:p>
-    <w:p>
-      <w:pPr>
-        <w:pageBreakBefore/>
-      </w:pPr>
-      <w:r>
-        <w:t xml:space="preserve"/>
-      </w:r>
-    </w:p>
-    <w:p>
-      <w:pPr>
-        <w:pStyle w:val="Heading1"/>
-        <w:keepNext/>
-        <w:spacing w:after="100" w:before="260"/>
-      </w:pPr>
-      <w:r>
-        <w:rPr>
-          <w:rFonts w:ascii="Arial" w:cs="Arial" w:eastAsia="Arial" w:hAnsi="Arial"/>
-          <w:b/>
-          <w:bCs/>
-          <w:color w:val="1F3A8A"/>
-          <w:sz w:val="24"/>
-          <w:szCs w:val="24"/>
-        </w:rPr>
-        <w:t xml:space="preserve">10.  </w:t>
-      </w:r>
-      <w:r>
-        <w:rPr>
-          <w:rFonts w:ascii="Arial" w:cs="Arial" w:eastAsia="Arial" w:hAnsi="Arial"/>
-          <w:b/>
-          <w:bCs/>
-          <w:i w:val="false"/>
-          <w:iCs w:val="false"/>
-          <w:color w:val="0B0B0F"/>
-          <w:sz w:val="24"/>
-          <w:szCs w:val="24"/>
-        </w:rPr>
-        <w:t xml:space="preserve">Ersteinrichtung</w:t>
-      </w:r>
-    </w:p>
-    <w:p>
-      <w:pPr>
-        <w:spacing w:after="120" w:line="276"/>
-        <w:jc w:val="both"/>
-      </w:pPr>
-      <w:r>
-        <w:rPr>
-          <w:rFonts w:ascii="Arial" w:cs="Arial" w:eastAsia="Arial" w:hAnsi="Arial"/>
-          <w:b w:val="false"/>
-          <w:bCs w:val="false"/>
-          <w:i w:val="false"/>
-          <w:iCs w:val="false"/>
-          <w:color w:val="1A1A1A"/>
-          <w:sz w:val="21"/>
-          <w:szCs w:val="21"/>
-        </w:rPr>
-        <w:t xml:space="preserve">Die Ersteinrichtung der Agenten ist eine </w:t>
-      </w:r>
-      <w:r>
-        <w:rPr>
-          <w:rFonts w:ascii="Arial" w:cs="Arial" w:eastAsia="Arial" w:hAnsi="Arial"/>
-          <w:b/>
-          <w:bCs/>
-          <w:i w:val="false"/>
-          <w:iCs w:val="false"/>
-          <w:color w:val="1A1A1A"/>
-          <w:sz w:val="21"/>
-          <w:szCs w:val="21"/>
-        </w:rPr>
-        <w:t xml:space="preserve">Projektleistung</w:t>
-      </w:r>
-      <w:r>
-        <w:rPr>
-          <w:rFonts w:ascii="Arial" w:cs="Arial" w:eastAsia="Arial" w:hAnsi="Arial"/>
-          <w:b w:val="false"/>
-          <w:bCs w:val="false"/>
-          <w:i w:val="false"/>
-          <w:iCs w:val="false"/>
-          <w:color w:val="1A1A1A"/>
-          <w:sz w:val="21"/>
-          <w:szCs w:val="21"/>
-        </w:rPr>
-        <w:t xml:space="preserve"> (Werkleistung) und umfasst – soweit im Auftragsformular beauftragt – insbesondere:</w:t>
+        <w:t xml:space="preserve">Bereitstellung als installierbare Anwendung auf Mobilgerät und Rechner einschließlich Push-Benachrichtigungen</w:t>
       </w:r>
     </w:p>
     <w:p>
@@ -14231,7 +13862,72 @@
           <w:sz w:val="21"/>
           <w:szCs w:val="21"/>
         </w:rPr>
-        <w:t xml:space="preserve">Grundkonfiguration der beauftragten Agenten (Persona, Sprache(n), Dialoglogik, Rahmenparameter)</w:t>
+        <w:t xml:space="preserve">Abonnement der Termine in einem Kalender des Kunden (einseitige Übernahme)</w:t>
+      </w:r>
+    </w:p>
+    <w:p>
+      <w:pPr>
+        <w:spacing w:after="140" w:before="80"/>
+      </w:pPr>
+      <w:r>
+        <w:rPr>
+          <w:rFonts w:ascii="Arial" w:cs="Arial" w:eastAsia="Arial" w:hAnsi="Arial"/>
+          <w:b w:val="false"/>
+          <w:bCs w:val="false"/>
+          <w:i/>
+          <w:iCs/>
+          <w:color w:val="6B7280"/>
+          <w:sz w:val="18"/>
+          <w:szCs w:val="18"/>
+        </w:rPr>
+        <w:t xml:space="preserve">Der Versand von SMS erfolgt über einen Unterauftragsverarbeiter (Anlage B, Anhang 2) und wird, soweit im Auftragsformular vereinbart, mengenabhängig vergütet. Die Anzeige der Rufnummer des Kunden als Absender setzt deren Verifizierung beim Versanddienstleister voraus; diese Mitwirkung obliegt dem Kunden. Für die Richtigkeit der hinterlegten Leistungen, Preise und Öffnungszeiten ist der Kunde verantwortlich.</w:t>
+      </w:r>
+    </w:p>
+    <w:p>
+      <w:pPr>
+        <w:pageBreakBefore/>
+      </w:pPr>
+      <w:r>
+        <w:t xml:space="preserve"/>
+      </w:r>
+    </w:p>
+    <w:p>
+      <w:pPr>
+        <w:pStyle w:val="Heading1"/>
+        <w:keepNext/>
+        <w:spacing w:after="100" w:before="260"/>
+      </w:pPr>
+      <w:r>
+        <w:rPr>
+          <w:rFonts w:ascii="Arial" w:cs="Arial" w:eastAsia="Arial" w:hAnsi="Arial"/>
+          <w:b/>
+          <w:bCs/>
+          <w:i w:val="false"/>
+          <w:iCs w:val="false"/>
+          <w:color w:val="0B0B0F"/>
+          <w:sz w:val="24"/>
+          <w:szCs w:val="24"/>
+        </w:rPr>
+        <w:t xml:space="preserve">NexAI App (individuelle Anwendung)</w:t>
+      </w:r>
+    </w:p>
+    <w:p>
+      <w:pPr>
+        <w:spacing w:after="120" w:line="276"/>
+        <w:jc w:val="both"/>
+      </w:pPr>
+      <w:r>
+        <w:rPr>
+          <w:rFonts w:ascii="Arial" w:cs="Arial" w:eastAsia="Arial" w:hAnsi="Arial"/>
+          <w:b w:val="false"/>
+          <w:bCs w:val="false"/>
+          <w:i w:val="false"/>
+          <w:iCs w:val="false"/>
+          <w:color w:val="1A1A1A"/>
+          <w:sz w:val="21"/>
+          <w:szCs w:val="21"/>
+        </w:rPr>
+        <w:t xml:space="preserve">Sofern im Auftragsformular beauftragt, entwickelt und betreibt NexAI eine individuelle Anwendung, die im Namen und im Erscheinungsbild des Kunden auftritt und von Endnutzern auf Mobilgerät und Rechner installiert werden kann. Der Funktionsumfang wird je Projekt festgelegt und umfasst – soweit vereinbart – insbesondere:</w:t>
       </w:r>
     </w:p>
     <w:p>
@@ -14254,7 +13950,7 @@
           <w:sz w:val="21"/>
           <w:szCs w:val="21"/>
         </w:rPr>
-        <w:t xml:space="preserve">Aufbau der Wissensbasis auf Grundlage der vom Kunden bereitgestellten Informationen und Unterlagen</w:t>
+        <w:t xml:space="preserve">Kundenportal (z. B. Aufträge, Rechnungen, Dokumente, Statusanzeige)</w:t>
       </w:r>
     </w:p>
     <w:p>
@@ -14277,7 +13973,7 @@
           <w:sz w:val="21"/>
           <w:szCs w:val="21"/>
         </w:rPr>
-        <w:t xml:space="preserve">Einrichtung der vereinbarten Workflows und Automatisierungen</w:t>
+        <w:t xml:space="preserve">Anwendung für Beschäftigte des Kunden (z. B. Aufgaben, interne Nachrichten, Belegerfassung)</w:t>
       </w:r>
     </w:p>
     <w:p>
@@ -14300,7 +13996,7 @@
           <w:sz w:val="21"/>
           <w:szCs w:val="21"/>
         </w:rPr>
-        <w:t xml:space="preserve">Anbindung an die vereinbarten Systeme und Schnittstellen des Kunden (z. B. Kalender, CRM, Telefonie)</w:t>
+        <w:t xml:space="preserve">Buchungs- und Terminfunktionen</w:t>
       </w:r>
     </w:p>
     <w:p>
@@ -14323,764 +14019,7 @@
           <w:sz w:val="21"/>
           <w:szCs w:val="21"/>
         </w:rPr>
-        <w:t xml:space="preserve">Funktionstests und Feinjustierung vor Inbetriebnahme</w:t>
-      </w:r>
-    </w:p>
-    <w:p>
-      <w:pPr>
-        <w:spacing w:after="120" w:line="276"/>
-        <w:jc w:val="both"/>
-      </w:pPr>
-      <w:r>
-        <w:rPr>
-          <w:rFonts w:ascii="Arial" w:cs="Arial" w:eastAsia="Arial" w:hAnsi="Arial"/>
-          <w:b w:val="false"/>
-          <w:bCs w:val="false"/>
-          <w:i w:val="false"/>
-          <w:iCs w:val="false"/>
-          <w:color w:val="1A1A1A"/>
-          <w:sz w:val="21"/>
-          <w:szCs w:val="21"/>
-        </w:rPr>
-        <w:t xml:space="preserve">Für die Ersteinrichtung wird </w:t>
-      </w:r>
-      <w:r>
-        <w:rPr>
-          <w:rFonts w:ascii="Arial" w:cs="Arial" w:eastAsia="Arial" w:hAnsi="Arial"/>
-          <w:b/>
-          <w:bCs/>
-          <w:i w:val="false"/>
-          <w:iCs w:val="false"/>
-          <w:color w:val="1A1A1A"/>
-          <w:sz w:val="21"/>
-          <w:szCs w:val="21"/>
-        </w:rPr>
-        <w:t xml:space="preserve">keine gesonderte Einrichtungs- oder Setup-Gebühr</w:t>
-      </w:r>
-      <w:r>
-        <w:rPr>
-          <w:rFonts w:ascii="Arial" w:cs="Arial" w:eastAsia="Arial" w:hAnsi="Arial"/>
-          <w:b w:val="false"/>
-          <w:bCs w:val="false"/>
-          <w:i w:val="false"/>
-          <w:iCs w:val="false"/>
-          <w:color w:val="1A1A1A"/>
-          <w:sz w:val="21"/>
-          <w:szCs w:val="21"/>
-        </w:rPr>
-        <w:t xml:space="preserve"> erhoben; sie ist mit dem vereinbarten monatlichen oder jährlichen Beitrag abgegolten, soweit im Auftragsformular nicht ausdrücklich anders bestimmt.</w:t>
-      </w:r>
-    </w:p>
-    <w:p>
-      <w:pPr>
-        <w:pStyle w:val="Heading1"/>
-        <w:keepNext/>
-        <w:spacing w:after="100" w:before="260"/>
-      </w:pPr>
-      <w:r>
-        <w:rPr>
-          <w:rFonts w:ascii="Arial" w:cs="Arial" w:eastAsia="Arial" w:hAnsi="Arial"/>
-          <w:b/>
-          <w:bCs/>
-          <w:color w:val="1F3A8A"/>
-          <w:sz w:val="24"/>
-          <w:szCs w:val="24"/>
-        </w:rPr>
-        <w:t xml:space="preserve">11.  </w:t>
-      </w:r>
-      <w:r>
-        <w:rPr>
-          <w:rFonts w:ascii="Arial" w:cs="Arial" w:eastAsia="Arial" w:hAnsi="Arial"/>
-          <w:b/>
-          <w:bCs/>
-          <w:i w:val="false"/>
-          <w:iCs w:val="false"/>
-          <w:color w:val="0B0B0F"/>
-          <w:sz w:val="24"/>
-          <w:szCs w:val="24"/>
-        </w:rPr>
-        <w:t xml:space="preserve">KI-Kennzeichnung und Pflicht-Ansage (Transparenz)</w:t>
-      </w:r>
-    </w:p>
-    <w:p>
-      <w:pPr>
-        <w:spacing w:after="120" w:line="276"/>
-        <w:jc w:val="both"/>
-      </w:pPr>
-      <w:r>
-        <w:rPr>
-          <w:rFonts w:ascii="Arial" w:cs="Arial" w:eastAsia="Arial" w:hAnsi="Arial"/>
-          <w:b w:val="false"/>
-          <w:bCs w:val="false"/>
-          <w:i w:val="false"/>
-          <w:iCs w:val="false"/>
-          <w:color w:val="1A1A1A"/>
-          <w:sz w:val="21"/>
-          <w:szCs w:val="21"/>
-        </w:rPr>
-        <w:t xml:space="preserve">Die Kennzeichnung der Agenten als künstliche Intelligenz ist gemäß </w:t>
-      </w:r>
-      <w:r>
-        <w:rPr>
-          <w:rFonts w:ascii="Arial" w:cs="Arial" w:eastAsia="Arial" w:hAnsi="Arial"/>
-          <w:b/>
-          <w:bCs/>
-          <w:i w:val="false"/>
-          <w:iCs w:val="false"/>
-          <w:color w:val="1A1A1A"/>
-          <w:sz w:val="21"/>
-          <w:szCs w:val="21"/>
-        </w:rPr>
-        <w:t xml:space="preserve">Art. 50 der Verordnung (EU) 2024/1689 (KI-VO / AI Act)</w:t>
-      </w:r>
-      <w:r>
-        <w:rPr>
-          <w:rFonts w:ascii="Arial" w:cs="Arial" w:eastAsia="Arial" w:hAnsi="Arial"/>
-          <w:b w:val="false"/>
-          <w:bCs w:val="false"/>
-          <w:i w:val="false"/>
-          <w:iCs w:val="false"/>
-          <w:color w:val="1A1A1A"/>
-          <w:sz w:val="21"/>
-          <w:szCs w:val="21"/>
-        </w:rPr>
-        <w:t xml:space="preserve"> ein </w:t>
-      </w:r>
-      <w:r>
-        <w:rPr>
-          <w:rFonts w:ascii="Arial" w:cs="Arial" w:eastAsia="Arial" w:hAnsi="Arial"/>
-          <w:b/>
-          <w:bCs/>
-          <w:i w:val="false"/>
-          <w:iCs w:val="false"/>
-          <w:color w:val="1A1A1A"/>
-          <w:sz w:val="21"/>
-          <w:szCs w:val="21"/>
-        </w:rPr>
-        <w:t xml:space="preserve">verbindlicher, nicht abschaltbarer Bestandteil</w:t>
-      </w:r>
-      <w:r>
-        <w:rPr>
-          <w:rFonts w:ascii="Arial" w:cs="Arial" w:eastAsia="Arial" w:hAnsi="Arial"/>
-          <w:b w:val="false"/>
-          <w:bCs w:val="false"/>
-          <w:i w:val="false"/>
-          <w:iCs w:val="false"/>
-          <w:color w:val="1A1A1A"/>
-          <w:sz w:val="21"/>
-          <w:szCs w:val="21"/>
-        </w:rPr>
-        <w:t xml:space="preserve"> der Leistung. Jeder Endnutzer wird zu Beginn der Interaktion darüber informiert, dass er mit einem KI-System interagiert.</w:t>
-      </w:r>
-    </w:p>
-    <w:p>
-      <w:pPr>
-        <w:spacing w:after="80" w:line="276"/>
-        <w:ind w:left="360" w:hanging="360"/>
-        <w:jc w:val="both"/>
-      </w:pPr>
-      <w:r>
-        <w:rPr>
-          <w:rFonts w:ascii="Arial" w:cs="Arial" w:eastAsia="Arial" w:hAnsi="Arial"/>
-          <w:color w:val="1A1A1A"/>
-          <w:sz w:val="21"/>
-          <w:szCs w:val="21"/>
-        </w:rPr>
-        <w:t xml:space="preserve">(1)	</w:t>
-      </w:r>
-      <w:r>
-        <w:rPr>
-          <w:rFonts w:ascii="Arial" w:cs="Arial" w:eastAsia="Arial" w:hAnsi="Arial"/>
-          <w:b w:val="false"/>
-          <w:bCs w:val="false"/>
-          <w:i w:val="false"/>
-          <w:iCs w:val="false"/>
-          <w:color w:val="1A1A1A"/>
-          <w:sz w:val="21"/>
-          <w:szCs w:val="21"/>
-        </w:rPr>
-        <w:t xml:space="preserve">Beim </w:t>
-      </w:r>
-      <w:r>
-        <w:rPr>
-          <w:rFonts w:ascii="Arial" w:cs="Arial" w:eastAsia="Arial" w:hAnsi="Arial"/>
-          <w:b/>
-          <w:bCs/>
-          <w:i w:val="false"/>
-          <w:iCs w:val="false"/>
-          <w:color w:val="1A1A1A"/>
-          <w:sz w:val="21"/>
-          <w:szCs w:val="21"/>
-        </w:rPr>
-        <w:t xml:space="preserve">Voice Agent</w:t>
-      </w:r>
-      <w:r>
-        <w:rPr>
-          <w:rFonts w:ascii="Arial" w:cs="Arial" w:eastAsia="Arial" w:hAnsi="Arial"/>
-          <w:b w:val="false"/>
-          <w:bCs w:val="false"/>
-          <w:i w:val="false"/>
-          <w:iCs w:val="false"/>
-          <w:color w:val="1A1A1A"/>
-          <w:sz w:val="21"/>
-          <w:szCs w:val="21"/>
-        </w:rPr>
-        <w:t xml:space="preserve"> erfolgt zu Beginn jedes Gesprächs eine Pflicht-Ansage. Der Standard-Wortlaut lautet – anpassbar an den Kundennamen, inhaltlich jedoch verbindlich: </w:t>
-      </w:r>
-      <w:r>
-        <w:rPr>
-          <w:rFonts w:ascii="Arial" w:cs="Arial" w:eastAsia="Arial" w:hAnsi="Arial"/>
-          <w:b/>
-          <w:bCs/>
-          <w:i w:val="false"/>
-          <w:iCs w:val="false"/>
-          <w:color w:val="1A1A1A"/>
-          <w:sz w:val="21"/>
-          <w:szCs w:val="21"/>
-        </w:rPr>
-        <w:t xml:space="preserve">"Guten Tag, Sie sprechen mit einem KI-Assistenten der [Firma des Kunden]. Wie kann ich Ihnen helfen?"</w:t>
-      </w:r>
-    </w:p>
-    <w:p>
-      <w:pPr>
-        <w:spacing w:after="80" w:line="276"/>
-        <w:ind w:left="360" w:hanging="360"/>
-        <w:jc w:val="both"/>
-      </w:pPr>
-      <w:r>
-        <w:rPr>
-          <w:rFonts w:ascii="Arial" w:cs="Arial" w:eastAsia="Arial" w:hAnsi="Arial"/>
-          <w:color w:val="1A1A1A"/>
-          <w:sz w:val="21"/>
-          <w:szCs w:val="21"/>
-        </w:rPr>
-        <w:t xml:space="preserve">(2)	</w:t>
-      </w:r>
-      <w:r>
-        <w:rPr>
-          <w:rFonts w:ascii="Arial" w:cs="Arial" w:eastAsia="Arial" w:hAnsi="Arial"/>
-          <w:b w:val="false"/>
-          <w:bCs w:val="false"/>
-          <w:i w:val="false"/>
-          <w:iCs w:val="false"/>
-          <w:color w:val="1A1A1A"/>
-          <w:sz w:val="21"/>
-          <w:szCs w:val="21"/>
-        </w:rPr>
-        <w:t xml:space="preserve">Beim </w:t>
-      </w:r>
-      <w:r>
-        <w:rPr>
-          <w:rFonts w:ascii="Arial" w:cs="Arial" w:eastAsia="Arial" w:hAnsi="Arial"/>
-          <w:b/>
-          <w:bCs/>
-          <w:i w:val="false"/>
-          <w:iCs w:val="false"/>
-          <w:color w:val="1A1A1A"/>
-          <w:sz w:val="21"/>
-          <w:szCs w:val="21"/>
-        </w:rPr>
-        <w:t xml:space="preserve">Chat Agent</w:t>
-      </w:r>
-      <w:r>
-        <w:rPr>
-          <w:rFonts w:ascii="Arial" w:cs="Arial" w:eastAsia="Arial" w:hAnsi="Arial"/>
-          <w:b w:val="false"/>
-          <w:bCs w:val="false"/>
-          <w:i w:val="false"/>
-          <w:iCs w:val="false"/>
-          <w:color w:val="1A1A1A"/>
-          <w:sz w:val="21"/>
-          <w:szCs w:val="21"/>
-        </w:rPr>
-        <w:t xml:space="preserve"> und beim </w:t>
-      </w:r>
-      <w:r>
-        <w:rPr>
-          <w:rFonts w:ascii="Arial" w:cs="Arial" w:eastAsia="Arial" w:hAnsi="Arial"/>
-          <w:b/>
-          <w:bCs/>
-          <w:i w:val="false"/>
-          <w:iCs w:val="false"/>
-          <w:color w:val="1A1A1A"/>
-          <w:sz w:val="21"/>
-          <w:szCs w:val="21"/>
-        </w:rPr>
-        <w:t xml:space="preserve">Social-Media-Agent</w:t>
-      </w:r>
-      <w:r>
-        <w:rPr>
-          <w:rFonts w:ascii="Arial" w:cs="Arial" w:eastAsia="Arial" w:hAnsi="Arial"/>
-          <w:b w:val="false"/>
-          <w:bCs w:val="false"/>
-          <w:i w:val="false"/>
-          <w:iCs w:val="false"/>
-          <w:color w:val="1A1A1A"/>
-          <w:sz w:val="21"/>
-          <w:szCs w:val="21"/>
-        </w:rPr>
-        <w:t xml:space="preserve"> wird der KI-Hinweis in der Benutzeroberfläche deutlich sichtbar ausgewiesen (z. B. "KI-Assistent").</w:t>
-      </w:r>
-    </w:p>
-    <w:p>
-      <w:pPr>
-        <w:spacing w:after="80" w:line="276"/>
-        <w:ind w:left="360" w:hanging="360"/>
-        <w:jc w:val="both"/>
-      </w:pPr>
-      <w:r>
-        <w:rPr>
-          <w:rFonts w:ascii="Arial" w:cs="Arial" w:eastAsia="Arial" w:hAnsi="Arial"/>
-          <w:color w:val="1A1A1A"/>
-          <w:sz w:val="21"/>
-          <w:szCs w:val="21"/>
-        </w:rPr>
-        <w:t xml:space="preserve">(3)	</w:t>
-      </w:r>
-      <w:r>
-        <w:rPr>
-          <w:rFonts w:ascii="Arial" w:cs="Arial" w:eastAsia="Arial" w:hAnsi="Arial"/>
-          <w:b w:val="false"/>
-          <w:bCs w:val="false"/>
-          <w:i w:val="false"/>
-          <w:iCs w:val="false"/>
-          <w:color w:val="1A1A1A"/>
-          <w:sz w:val="21"/>
-          <w:szCs w:val="21"/>
-        </w:rPr>
-        <w:t xml:space="preserve">Ist die Aufzeichnung eines Gesprächs im Ausnahmefall auf dokumentierte Weisung des Kunden aktiviert (Ziffer 12), wird die Ansage um einen </w:t>
-      </w:r>
-      <w:r>
-        <w:rPr>
-          <w:rFonts w:ascii="Arial" w:cs="Arial" w:eastAsia="Arial" w:hAnsi="Arial"/>
-          <w:b/>
-          <w:bCs/>
-          <w:i w:val="false"/>
-          <w:iCs w:val="false"/>
-          <w:color w:val="1A1A1A"/>
-          <w:sz w:val="21"/>
-          <w:szCs w:val="21"/>
-        </w:rPr>
-        <w:t xml:space="preserve">Aufzeichnungshinweis</w:t>
-      </w:r>
-      <w:r>
-        <w:rPr>
-          <w:rFonts w:ascii="Arial" w:cs="Arial" w:eastAsia="Arial" w:hAnsi="Arial"/>
-          <w:b w:val="false"/>
-          <w:bCs w:val="false"/>
-          <w:i w:val="false"/>
-          <w:iCs w:val="false"/>
-          <w:color w:val="1A1A1A"/>
-          <w:sz w:val="21"/>
-          <w:szCs w:val="21"/>
-        </w:rPr>
-        <w:t xml:space="preserve"> ergänzt, z. B.: </w:t>
-      </w:r>
-      <w:r>
-        <w:rPr>
-          <w:rFonts w:ascii="Arial" w:cs="Arial" w:eastAsia="Arial" w:hAnsi="Arial"/>
-          <w:b/>
-          <w:bCs/>
-          <w:i w:val="false"/>
-          <w:iCs w:val="false"/>
-          <w:color w:val="1A1A1A"/>
-          <w:sz w:val="21"/>
-          <w:szCs w:val="21"/>
-        </w:rPr>
-        <w:t xml:space="preserve">"Dieses Gespräch wird zu Qualitätszwecken aufgezeichnet. Wenn Sie damit nicht einverstanden sind, teilen Sie mir dies bitte mit."</w:t>
-      </w:r>
-    </w:p>
-    <w:p>
-      <w:pPr>
-        <w:spacing w:after="80" w:line="276"/>
-        <w:ind w:left="360" w:hanging="360"/>
-        <w:jc w:val="both"/>
-      </w:pPr>
-      <w:r>
-        <w:rPr>
-          <w:rFonts w:ascii="Arial" w:cs="Arial" w:eastAsia="Arial" w:hAnsi="Arial"/>
-          <w:color w:val="1A1A1A"/>
-          <w:sz w:val="21"/>
-          <w:szCs w:val="21"/>
-        </w:rPr>
-        <w:t xml:space="preserve">(4)	</w:t>
-      </w:r>
-      <w:r>
-        <w:rPr>
-          <w:rFonts w:ascii="Arial" w:cs="Arial" w:eastAsia="Arial" w:hAnsi="Arial"/>
-          <w:b w:val="false"/>
-          <w:bCs w:val="false"/>
-          <w:i w:val="false"/>
-          <w:iCs w:val="false"/>
-          <w:color w:val="1A1A1A"/>
-          <w:sz w:val="21"/>
-          <w:szCs w:val="21"/>
-        </w:rPr>
-        <w:t xml:space="preserve">Die Ansage bzw. der Hinweis kann durch den Kunden nicht deaktiviert werden. Weisungen, die auf eine Entfernung oder Verschleierung der KI-Kennzeichnung gerichtet sind, wird NexAI nicht befolgen; NexAI ist berechtigt, den Betrieb eines Agenten auszusetzen, solange eine solche Weisung aufrechterhalten wird.</w:t>
-      </w:r>
-    </w:p>
-    <w:p>
-      <w:pPr>
-        <w:pStyle w:val="Heading1"/>
-        <w:keepNext/>
-        <w:spacing w:after="100" w:before="260"/>
-      </w:pPr>
-      <w:r>
-        <w:rPr>
-          <w:rFonts w:ascii="Arial" w:cs="Arial" w:eastAsia="Arial" w:hAnsi="Arial"/>
-          <w:b/>
-          <w:bCs/>
-          <w:color w:val="1F3A8A"/>
-          <w:sz w:val="24"/>
-          <w:szCs w:val="24"/>
-        </w:rPr>
-        <w:t xml:space="preserve">12.  </w:t>
-      </w:r>
-      <w:r>
-        <w:rPr>
-          <w:rFonts w:ascii="Arial" w:cs="Arial" w:eastAsia="Arial" w:hAnsi="Arial"/>
-          <w:b/>
-          <w:bCs/>
-          <w:i w:val="false"/>
-          <w:iCs w:val="false"/>
-          <w:color w:val="0B0B0F"/>
-          <w:sz w:val="24"/>
-          <w:szCs w:val="24"/>
-        </w:rPr>
-        <w:t xml:space="preserve">Aufzeichnungen und Transkripte</w:t>
-      </w:r>
-    </w:p>
-    <w:p>
-      <w:pPr>
-        <w:spacing w:after="80" w:line="276"/>
-        <w:ind w:left="360" w:hanging="360"/>
-        <w:jc w:val="both"/>
-      </w:pPr>
-      <w:r>
-        <w:rPr>
-          <w:rFonts w:ascii="Arial" w:cs="Arial" w:eastAsia="Arial" w:hAnsi="Arial"/>
-          <w:color w:val="1A1A1A"/>
-          <w:sz w:val="21"/>
-          <w:szCs w:val="21"/>
-        </w:rPr>
-        <w:t xml:space="preserve">(1)	</w:t>
-      </w:r>
-      <w:r>
-        <w:rPr>
-          <w:rFonts w:ascii="Arial" w:cs="Arial" w:eastAsia="Arial" w:hAnsi="Arial"/>
-          <w:b w:val="false"/>
-          <w:bCs w:val="false"/>
-          <w:i w:val="false"/>
-          <w:iCs w:val="false"/>
-          <w:color w:val="1A1A1A"/>
-          <w:sz w:val="21"/>
-          <w:szCs w:val="21"/>
-        </w:rPr>
-        <w:t xml:space="preserve">Die </w:t>
-      </w:r>
-      <w:r>
-        <w:rPr>
-          <w:rFonts w:ascii="Arial" w:cs="Arial" w:eastAsia="Arial" w:hAnsi="Arial"/>
-          <w:b/>
-          <w:bCs/>
-          <w:i w:val="false"/>
-          <w:iCs w:val="false"/>
-          <w:color w:val="1A1A1A"/>
-          <w:sz w:val="21"/>
-          <w:szCs w:val="21"/>
-        </w:rPr>
-        <w:t xml:space="preserve">Aufzeichnung und Transkription</w:t>
-      </w:r>
-      <w:r>
-        <w:rPr>
-          <w:rFonts w:ascii="Arial" w:cs="Arial" w:eastAsia="Arial" w:hAnsi="Arial"/>
-          <w:b w:val="false"/>
-          <w:bCs w:val="false"/>
-          <w:i w:val="false"/>
-          <w:iCs w:val="false"/>
-          <w:color w:val="1A1A1A"/>
-          <w:sz w:val="21"/>
-          <w:szCs w:val="21"/>
-        </w:rPr>
-        <w:t xml:space="preserve"> von Gesprächen ist </w:t>
-      </w:r>
-      <w:r>
-        <w:rPr>
-          <w:rFonts w:ascii="Arial" w:cs="Arial" w:eastAsia="Arial" w:hAnsi="Arial"/>
-          <w:b/>
-          <w:bCs/>
-          <w:i w:val="false"/>
-          <w:iCs w:val="false"/>
-          <w:color w:val="1A1A1A"/>
-          <w:sz w:val="21"/>
-          <w:szCs w:val="21"/>
-        </w:rPr>
-        <w:t xml:space="preserve">standardmäßig deaktiviert</w:t>
-      </w:r>
-      <w:r>
-        <w:rPr>
-          <w:rFonts w:ascii="Arial" w:cs="Arial" w:eastAsia="Arial" w:hAnsi="Arial"/>
-          <w:b w:val="false"/>
-          <w:bCs w:val="false"/>
-          <w:i w:val="false"/>
-          <w:iCs w:val="false"/>
-          <w:color w:val="1A1A1A"/>
-          <w:sz w:val="21"/>
-          <w:szCs w:val="21"/>
-        </w:rPr>
-        <w:t xml:space="preserve">. Eine Aktivierung erfolgt ausschließlich auf </w:t>
-      </w:r>
-      <w:r>
-        <w:rPr>
-          <w:rFonts w:ascii="Arial" w:cs="Arial" w:eastAsia="Arial" w:hAnsi="Arial"/>
-          <w:b/>
-          <w:bCs/>
-          <w:i w:val="false"/>
-          <w:iCs w:val="false"/>
-          <w:color w:val="1A1A1A"/>
-          <w:sz w:val="21"/>
-          <w:szCs w:val="21"/>
-        </w:rPr>
-        <w:t xml:space="preserve">dokumentierte Weisung</w:t>
-      </w:r>
-      <w:r>
-        <w:rPr>
-          <w:rFonts w:ascii="Arial" w:cs="Arial" w:eastAsia="Arial" w:hAnsi="Arial"/>
-          <w:b w:val="false"/>
-          <w:bCs w:val="false"/>
-          <w:i w:val="false"/>
-          <w:iCs w:val="false"/>
-          <w:color w:val="1A1A1A"/>
-          <w:sz w:val="21"/>
-          <w:szCs w:val="21"/>
-        </w:rPr>
-        <w:t xml:space="preserve"> des Kunden (Betreiber im Sinne der KI-VO) und nur, soweit der Kunde die datenschutz- und sonstige rechtliche Zulässigkeit sicherstellt.</w:t>
-      </w:r>
-    </w:p>
-    <w:p>
-      <w:pPr>
-        <w:spacing w:after="80" w:line="276"/>
-        <w:ind w:left="360" w:hanging="360"/>
-        <w:jc w:val="both"/>
-      </w:pPr>
-      <w:r>
-        <w:rPr>
-          <w:rFonts w:ascii="Arial" w:cs="Arial" w:eastAsia="Arial" w:hAnsi="Arial"/>
-          <w:color w:val="1A1A1A"/>
-          <w:sz w:val="21"/>
-          <w:szCs w:val="21"/>
-        </w:rPr>
-        <w:t xml:space="preserve">(2)	</w:t>
-      </w:r>
-      <w:r>
-        <w:rPr>
-          <w:rFonts w:ascii="Arial" w:cs="Arial" w:eastAsia="Arial" w:hAnsi="Arial"/>
-          <w:b w:val="false"/>
-          <w:bCs w:val="false"/>
-          <w:i w:val="false"/>
-          <w:iCs w:val="false"/>
-          <w:color w:val="1A1A1A"/>
-          <w:sz w:val="21"/>
-          <w:szCs w:val="21"/>
-        </w:rPr>
-        <w:t xml:space="preserve">Ist die Aufzeichnung/Transkription aktiviert, erfolgt stets der Aufzeichnungshinweis nach Ziffer 11 Absatz (3). Die Aufbewahrung der Aufzeichnungen und Transkripte beträgt </w:t>
-      </w:r>
-      <w:r>
-        <w:rPr>
-          <w:rFonts w:ascii="Arial" w:cs="Arial" w:eastAsia="Arial" w:hAnsi="Arial"/>
-          <w:b/>
-          <w:bCs/>
-          <w:i w:val="false"/>
-          <w:iCs w:val="false"/>
-          <w:color w:val="1A1A1A"/>
-          <w:sz w:val="21"/>
-          <w:szCs w:val="21"/>
-        </w:rPr>
-        <w:t xml:space="preserve">sechs (6) Monate</w:t>
-      </w:r>
-      <w:r>
-        <w:rPr>
-          <w:rFonts w:ascii="Arial" w:cs="Arial" w:eastAsia="Arial" w:hAnsi="Arial"/>
-          <w:b w:val="false"/>
-          <w:bCs w:val="false"/>
-          <w:i w:val="false"/>
-          <w:iCs w:val="false"/>
-          <w:color w:val="1A1A1A"/>
-          <w:sz w:val="21"/>
-          <w:szCs w:val="21"/>
-        </w:rPr>
-        <w:t xml:space="preserve"> ab Erstellung; danach werden sie gelöscht, soweit keine gesetzliche Aufbewahrungspflicht entgegensteht.</w:t>
-      </w:r>
-    </w:p>
-    <w:p>
-      <w:pPr>
-        <w:spacing w:after="80" w:line="276"/>
-        <w:ind w:left="360" w:hanging="360"/>
-        <w:jc w:val="both"/>
-      </w:pPr>
-      <w:r>
-        <w:rPr>
-          <w:rFonts w:ascii="Arial" w:cs="Arial" w:eastAsia="Arial" w:hAnsi="Arial"/>
-          <w:color w:val="1A1A1A"/>
-          <w:sz w:val="21"/>
-          <w:szCs w:val="21"/>
-        </w:rPr>
-        <w:t xml:space="preserve">(3)	</w:t>
-      </w:r>
-      <w:r>
-        <w:rPr>
-          <w:rFonts w:ascii="Arial" w:cs="Arial" w:eastAsia="Arial" w:hAnsi="Arial"/>
-          <w:b w:val="false"/>
-          <w:bCs w:val="false"/>
-          <w:i w:val="false"/>
-          <w:iCs w:val="false"/>
-          <w:color w:val="1A1A1A"/>
-          <w:sz w:val="21"/>
-          <w:szCs w:val="21"/>
-        </w:rPr>
-        <w:t xml:space="preserve">Eine </w:t>
-      </w:r>
-      <w:r>
-        <w:rPr>
-          <w:rFonts w:ascii="Arial" w:cs="Arial" w:eastAsia="Arial" w:hAnsi="Arial"/>
-          <w:b/>
-          <w:bCs/>
-          <w:i w:val="false"/>
-          <w:iCs w:val="false"/>
-          <w:color w:val="1A1A1A"/>
-          <w:sz w:val="21"/>
-          <w:szCs w:val="21"/>
-        </w:rPr>
-        <w:t xml:space="preserve">Speicherung in privaten Endnutzer-Accounts</w:t>
-      </w:r>
-      <w:r>
-        <w:rPr>
-          <w:rFonts w:ascii="Arial" w:cs="Arial" w:eastAsia="Arial" w:hAnsi="Arial"/>
-          <w:b w:val="false"/>
-          <w:bCs w:val="false"/>
-          <w:i w:val="false"/>
-          <w:iCs w:val="false"/>
-          <w:color w:val="1A1A1A"/>
-          <w:sz w:val="21"/>
-          <w:szCs w:val="21"/>
-        </w:rPr>
-        <w:t xml:space="preserve"> findet nicht statt. Die Verarbeitung erfolgt im Rahmen der von NexAI eingesetzten Betriebsmittel und der in Anlage B (AVV) benannten Subunternehmer.</w:t>
-      </w:r>
-    </w:p>
-    <w:p>
-      <w:pPr>
-        <w:spacing w:after="80" w:line="276"/>
-        <w:ind w:left="360" w:hanging="360"/>
-        <w:jc w:val="both"/>
-      </w:pPr>
-      <w:r>
-        <w:rPr>
-          <w:rFonts w:ascii="Arial" w:cs="Arial" w:eastAsia="Arial" w:hAnsi="Arial"/>
-          <w:color w:val="1A1A1A"/>
-          <w:sz w:val="21"/>
-          <w:szCs w:val="21"/>
-        </w:rPr>
-        <w:t xml:space="preserve">(4)	</w:t>
-      </w:r>
-      <w:r>
-        <w:rPr>
-          <w:rFonts w:ascii="Arial" w:cs="Arial" w:eastAsia="Arial" w:hAnsi="Arial"/>
-          <w:b w:val="false"/>
-          <w:bCs w:val="false"/>
-          <w:i w:val="false"/>
-          <w:iCs w:val="false"/>
-          <w:color w:val="1A1A1A"/>
-          <w:sz w:val="21"/>
-          <w:szCs w:val="21"/>
-        </w:rPr>
-        <w:t xml:space="preserve">Aufzeichnungen und Transkripte werden dem Kunden auf Anfrage im Rahmen der technischen Möglichkeiten bereitgestellt.</w:t>
-      </w:r>
-    </w:p>
-    <w:p>
-      <w:pPr>
-        <w:spacing w:after="80" w:line="276"/>
-        <w:ind w:left="360" w:hanging="360"/>
-        <w:jc w:val="both"/>
-      </w:pPr>
-      <w:r>
-        <w:rPr>
-          <w:rFonts w:ascii="Arial" w:cs="Arial" w:eastAsia="Arial" w:hAnsi="Arial"/>
-          <w:color w:val="1A1A1A"/>
-          <w:sz w:val="21"/>
-          <w:szCs w:val="21"/>
-        </w:rPr>
-        <w:t xml:space="preserve">(5)	</w:t>
-      </w:r>
-      <w:r>
-        <w:rPr>
-          <w:rFonts w:ascii="Arial" w:cs="Arial" w:eastAsia="Arial" w:hAnsi="Arial"/>
-          <w:b w:val="false"/>
-          <w:bCs w:val="false"/>
-          <w:i w:val="false"/>
-          <w:iCs w:val="false"/>
-          <w:color w:val="1A1A1A"/>
-          <w:sz w:val="21"/>
-          <w:szCs w:val="21"/>
-        </w:rPr>
-        <w:t xml:space="preserve">Die weiteren Regelungen zur Datenspeicherung – keine Speicherung, soweit technisch abschaltbar; Aufbewahrung von sechs Monaten, soweit nicht abschaltbar; führendes Kundensystem für Geschäftsdaten; 30-tägiger Export vor Löschung bei Vertragsende nebst Löschbestätigung – ergeben sich aus dem Rahmenvertrag und Anlage B (AVV).</w:t>
-      </w:r>
-    </w:p>
-    <w:p>
-      <w:pPr>
-        <w:pageBreakBefore/>
-      </w:pPr>
-      <w:r>
-        <w:t xml:space="preserve"/>
-      </w:r>
-    </w:p>
-    <w:p>
-      <w:pPr>
-        <w:pStyle w:val="Heading1"/>
-        <w:keepNext/>
-        <w:spacing w:after="100" w:before="260"/>
-      </w:pPr>
-      <w:r>
-        <w:rPr>
-          <w:rFonts w:ascii="Arial" w:cs="Arial" w:eastAsia="Arial" w:hAnsi="Arial"/>
-          <w:b/>
-          <w:bCs/>
-          <w:color w:val="1F3A8A"/>
-          <w:sz w:val="24"/>
-          <w:szCs w:val="24"/>
-        </w:rPr>
-        <w:t xml:space="preserve">13.  </w:t>
-      </w:r>
-      <w:r>
-        <w:rPr>
-          <w:rFonts w:ascii="Arial" w:cs="Arial" w:eastAsia="Arial" w:hAnsi="Arial"/>
-          <w:b/>
-          <w:bCs/>
-          <w:i w:val="false"/>
-          <w:iCs w:val="false"/>
-          <w:color w:val="0B0B0F"/>
-          <w:sz w:val="24"/>
-          <w:szCs w:val="24"/>
-        </w:rPr>
-        <w:t xml:space="preserve">Guardrails und Themenausschlüsse</w:t>
-      </w:r>
-    </w:p>
-    <w:p>
-      <w:pPr>
-        <w:spacing w:after="120" w:line="276"/>
-        <w:jc w:val="both"/>
-      </w:pPr>
-      <w:r>
-        <w:rPr>
-          <w:rFonts w:ascii="Arial" w:cs="Arial" w:eastAsia="Arial" w:hAnsi="Arial"/>
-          <w:b w:val="false"/>
-          <w:bCs w:val="false"/>
-          <w:i w:val="false"/>
-          <w:iCs w:val="false"/>
-          <w:color w:val="1A1A1A"/>
-          <w:sz w:val="21"/>
-          <w:szCs w:val="21"/>
-        </w:rPr>
-        <w:t xml:space="preserve">Zur Sicherstellung eines verantwortungsvollen Betriebs unterliegen die Agenten den folgenden verbindlichen Leitplanken (Guardrails):</w:t>
+        <w:t xml:space="preserve">Push-Benachrichtigungen</w:t>
       </w:r>
     </w:p>
     <w:p>
@@ -15095,28 +14034,15 @@
       <w:r>
         <w:rPr>
           <w:rFonts w:ascii="Arial" w:cs="Arial" w:eastAsia="Arial" w:hAnsi="Arial"/>
-          <w:b/>
-          <w:bCs/>
-          <w:i w:val="false"/>
-          <w:iCs w:val="false"/>
-          <w:color w:val="1A1A1A"/>
-          <w:sz w:val="21"/>
-          <w:szCs w:val="21"/>
-        </w:rPr>
-        <w:t xml:space="preserve">Keine rechtsverbindlichen Zusagen:</w:t>
-      </w:r>
-      <w:r>
-        <w:rPr>
-          <w:rFonts w:ascii="Arial" w:cs="Arial" w:eastAsia="Arial" w:hAnsi="Arial"/>
-          <w:b w:val="false"/>
-          <w:bCs w:val="false"/>
-          <w:i w:val="false"/>
-          <w:iCs w:val="false"/>
-          <w:color w:val="1A1A1A"/>
-          <w:sz w:val="21"/>
-          <w:szCs w:val="21"/>
-        </w:rPr>
-        <w:t xml:space="preserve"> Die Agenten geben keine verbindlichen Zusagen zu Preisen, Bestellungen oder Verträgen ab. Sie erteilen ausschließlich unverbindliche Auskünfte und vereinbaren Termine.</w:t>
+          <w:b w:val="false"/>
+          <w:bCs w:val="false"/>
+          <w:i w:val="false"/>
+          <w:iCs w:val="false"/>
+          <w:color w:val="1A1A1A"/>
+          <w:sz w:val="21"/>
+          <w:szCs w:val="21"/>
+        </w:rPr>
+        <w:t xml:space="preserve">Anbindung an die beauftragten Agenten und Anwendungen sowie an Systeme des Kunden über verfügbare Schnittstellen</w:t>
       </w:r>
     </w:p>
     <w:p>
@@ -15131,28 +14057,117 @@
       <w:r>
         <w:rPr>
           <w:rFonts w:ascii="Arial" w:cs="Arial" w:eastAsia="Arial" w:hAnsi="Arial"/>
-          <w:b/>
-          <w:bCs/>
-          <w:i w:val="false"/>
-          <w:iCs w:val="false"/>
-          <w:color w:val="1A1A1A"/>
-          <w:sz w:val="21"/>
-          <w:szCs w:val="21"/>
-        </w:rPr>
-        <w:t xml:space="preserve">Keine Fachberatung:</w:t>
-      </w:r>
-      <w:r>
-        <w:rPr>
-          <w:rFonts w:ascii="Arial" w:cs="Arial" w:eastAsia="Arial" w:hAnsi="Arial"/>
-          <w:b w:val="false"/>
-          <w:bCs w:val="false"/>
-          <w:i w:val="false"/>
-          <w:iCs w:val="false"/>
-          <w:color w:val="1A1A1A"/>
-          <w:sz w:val="21"/>
-          <w:szCs w:val="21"/>
-        </w:rPr>
-        <w:t xml:space="preserve"> Die Agenten erteilen keine medizinische, rechtliche oder steuerliche Beratung. Bei entsprechenden Anliegen erfolgt ein Hinweis auf fachkundige Stellen bzw. eine Weiterleitung.</w:t>
+          <w:b w:val="false"/>
+          <w:bCs w:val="false"/>
+          <w:i w:val="false"/>
+          <w:iCs w:val="false"/>
+          <w:color w:val="1A1A1A"/>
+          <w:sz w:val="21"/>
+          <w:szCs w:val="21"/>
+        </w:rPr>
+        <w:t xml:space="preserve">Gestaltung im Erscheinungsbild des Kunden (Name, Logo, Farben)</w:t>
+      </w:r>
+    </w:p>
+    <w:p>
+      <w:pPr>
+        <w:spacing w:after="140" w:before="80"/>
+      </w:pPr>
+      <w:r>
+        <w:rPr>
+          <w:rFonts w:ascii="Arial" w:cs="Arial" w:eastAsia="Arial" w:hAnsi="Arial"/>
+          <w:b w:val="false"/>
+          <w:bCs w:val="false"/>
+          <w:i/>
+          <w:iCs/>
+          <w:color w:val="6B7280"/>
+          <w:sz w:val="18"/>
+          <w:szCs w:val="18"/>
+        </w:rPr>
+        <w:t xml:space="preserve">Die Anwendung wird als installierbare Web-Anwendung bereitgestellt; eine Veröffentlichung in den App-Stores von Apple oder Google ist nicht geschuldet (Ziffer 14). Der konkrete Leistungsumfang, die einzubindenden Systeme sowie etwaige Abnahmekriterien werden im Auftragsformular oder in einer gesonderten Leistungsbeschreibung je Projekt festgelegt und sind als solche Bestandteil dieser Anlage A. Enthält die Anwendung KI-gestützte Funktionen, gelten die Ziffern 11 bis 13 entsprechend.</w:t>
+      </w:r>
+    </w:p>
+    <w:p>
+      <w:pPr>
+        <w:pageBreakBefore/>
+      </w:pPr>
+      <w:r>
+        <w:t xml:space="preserve"/>
+      </w:r>
+    </w:p>
+    <w:p>
+      <w:pPr>
+        <w:pStyle w:val="Heading1"/>
+        <w:keepNext/>
+        <w:spacing w:after="100" w:before="260"/>
+      </w:pPr>
+      <w:r>
+        <w:rPr>
+          <w:rFonts w:ascii="Arial" w:cs="Arial" w:eastAsia="Arial" w:hAnsi="Arial"/>
+          <w:b/>
+          <w:bCs/>
+          <w:color w:val="1F3A8A"/>
+          <w:sz w:val="24"/>
+          <w:szCs w:val="24"/>
+        </w:rPr>
+        <w:t xml:space="preserve">10.  </w:t>
+      </w:r>
+      <w:r>
+        <w:rPr>
+          <w:rFonts w:ascii="Arial" w:cs="Arial" w:eastAsia="Arial" w:hAnsi="Arial"/>
+          <w:b/>
+          <w:bCs/>
+          <w:i w:val="false"/>
+          <w:iCs w:val="false"/>
+          <w:color w:val="0B0B0F"/>
+          <w:sz w:val="24"/>
+          <w:szCs w:val="24"/>
+        </w:rPr>
+        <w:t xml:space="preserve">Ersteinrichtung</w:t>
+      </w:r>
+    </w:p>
+    <w:p>
+      <w:pPr>
+        <w:spacing w:after="120" w:line="276"/>
+        <w:jc w:val="both"/>
+      </w:pPr>
+      <w:r>
+        <w:rPr>
+          <w:rFonts w:ascii="Arial" w:cs="Arial" w:eastAsia="Arial" w:hAnsi="Arial"/>
+          <w:b w:val="false"/>
+          <w:bCs w:val="false"/>
+          <w:i w:val="false"/>
+          <w:iCs w:val="false"/>
+          <w:color w:val="1A1A1A"/>
+          <w:sz w:val="21"/>
+          <w:szCs w:val="21"/>
+        </w:rPr>
+        <w:t xml:space="preserve">Die Ersteinrichtung der Agenten und Anwendungen ist eine </w:t>
+      </w:r>
+      <w:r>
+        <w:rPr>
+          <w:rFonts w:ascii="Arial" w:cs="Arial" w:eastAsia="Arial" w:hAnsi="Arial"/>
+          <w:b/>
+          <w:bCs/>
+          <w:i w:val="false"/>
+          <w:iCs w:val="false"/>
+          <w:color w:val="1A1A1A"/>
+          <w:sz w:val="21"/>
+          <w:szCs w:val="21"/>
+        </w:rPr>
+        <w:t xml:space="preserve">Projektleistung</w:t>
+      </w:r>
+      <w:r>
+        <w:rPr>
+          <w:rFonts w:ascii="Arial" w:cs="Arial" w:eastAsia="Arial" w:hAnsi="Arial"/>
+          <w:b w:val="false"/>
+          <w:bCs w:val="false"/>
+          <w:i w:val="false"/>
+          <w:iCs w:val="false"/>
+          <w:color w:val="1A1A1A"/>
+          <w:sz w:val="21"/>
+          <w:szCs w:val="21"/>
+        </w:rPr>
+        <w:t xml:space="preserve"> (Werkleistung) und umfasst – soweit im Auftragsformular beauftragt – insbesondere:</w:t>
       </w:r>
     </w:p>
     <w:p>
@@ -15167,28 +14182,15 @@
       <w:r>
         <w:rPr>
           <w:rFonts w:ascii="Arial" w:cs="Arial" w:eastAsia="Arial" w:hAnsi="Arial"/>
-          <w:b/>
-          <w:bCs/>
-          <w:i w:val="false"/>
-          <w:iCs w:val="false"/>
-          <w:color w:val="1A1A1A"/>
-          <w:sz w:val="21"/>
-          <w:szCs w:val="21"/>
-        </w:rPr>
-        <w:t xml:space="preserve">Eskalations- und Rückfragelogik:</w:t>
-      </w:r>
-      <w:r>
-        <w:rPr>
-          <w:rFonts w:ascii="Arial" w:cs="Arial" w:eastAsia="Arial" w:hAnsi="Arial"/>
-          <w:b w:val="false"/>
-          <w:bCs w:val="false"/>
-          <w:i w:val="false"/>
-          <w:iCs w:val="false"/>
-          <w:color w:val="1A1A1A"/>
-          <w:sz w:val="21"/>
-          <w:szCs w:val="21"/>
-        </w:rPr>
-        <w:t xml:space="preserve"> Bei unklaren, komplexen oder außerhalb der Wissensbasis liegenden Anliegen stellt der Agent Rückfragen oder eskaliert an einen menschlichen Ansprechpartner bzw. an eine vom Kunden benannte Stelle.</w:t>
+          <w:b w:val="false"/>
+          <w:bCs w:val="false"/>
+          <w:i w:val="false"/>
+          <w:iCs w:val="false"/>
+          <w:color w:val="1A1A1A"/>
+          <w:sz w:val="21"/>
+          <w:szCs w:val="21"/>
+        </w:rPr>
+        <w:t xml:space="preserve">Grundkonfiguration der beauftragten Agenten (Persona, Sprache(n), Dialoglogik, Rahmenparameter)</w:t>
       </w:r>
     </w:p>
     <w:p>
@@ -15203,28 +14205,15 @@
       <w:r>
         <w:rPr>
           <w:rFonts w:ascii="Arial" w:cs="Arial" w:eastAsia="Arial" w:hAnsi="Arial"/>
-          <w:b/>
-          <w:bCs/>
-          <w:i w:val="false"/>
-          <w:iCs w:val="false"/>
-          <w:color w:val="1A1A1A"/>
-          <w:sz w:val="21"/>
-          <w:szCs w:val="21"/>
-        </w:rPr>
-        <w:t xml:space="preserve">Kalender-Read-Back:</w:t>
-      </w:r>
-      <w:r>
-        <w:rPr>
-          <w:rFonts w:ascii="Arial" w:cs="Arial" w:eastAsia="Arial" w:hAnsi="Arial"/>
-          <w:b w:val="false"/>
-          <w:bCs w:val="false"/>
-          <w:i w:val="false"/>
-          <w:iCs w:val="false"/>
-          <w:color w:val="1A1A1A"/>
-          <w:sz w:val="21"/>
-          <w:szCs w:val="21"/>
-        </w:rPr>
-        <w:t xml:space="preserve"> Zur Vermeidung von Doppelbuchungen erfolgt vor der Terminbestätigung ein Abgleich mit dem angebundenen Kalender (Read-Back) im Rahmen der technischen Möglichkeiten des angebundenen Systems.</w:t>
+          <w:b w:val="false"/>
+          <w:bCs w:val="false"/>
+          <w:i w:val="false"/>
+          <w:iCs w:val="false"/>
+          <w:color w:val="1A1A1A"/>
+          <w:sz w:val="21"/>
+          <w:szCs w:val="21"/>
+        </w:rPr>
+        <w:t xml:space="preserve">Einrichtung der beauftragten Anwendungen (Mandant, Stammdaten, Benutzerkonten, Rollen und Rechte)</w:t>
       </w:r>
     </w:p>
     <w:p>
@@ -15239,149 +14228,15 @@
       <w:r>
         <w:rPr>
           <w:rFonts w:ascii="Arial" w:cs="Arial" w:eastAsia="Arial" w:hAnsi="Arial"/>
-          <w:b/>
-          <w:bCs/>
-          <w:i w:val="false"/>
-          <w:iCs w:val="false"/>
-          <w:color w:val="1A1A1A"/>
-          <w:sz w:val="21"/>
-          <w:szCs w:val="21"/>
-        </w:rPr>
-        <w:t xml:space="preserve">Themen- und Verhaltensausschlüsse:</w:t>
-      </w:r>
-      <w:r>
-        <w:rPr>
-          <w:rFonts w:ascii="Arial" w:cs="Arial" w:eastAsia="Arial" w:hAnsi="Arial"/>
-          <w:b w:val="false"/>
-          <w:bCs w:val="false"/>
-          <w:i w:val="false"/>
-          <w:iCs w:val="false"/>
-          <w:color w:val="1A1A1A"/>
-          <w:sz w:val="21"/>
-          <w:szCs w:val="21"/>
-        </w:rPr>
-        <w:t xml:space="preserve"> Der Agent verweigert die Bearbeitung unzulässiger, diskriminierender oder gegen die vereinbarten Vorgaben verstoßender Anliegen.</w:t>
-      </w:r>
-    </w:p>
-    <w:p>
-      <w:pPr>
-        <w:spacing w:after="120" w:line="276"/>
-        <w:jc w:val="both"/>
-      </w:pPr>
-      <w:r>
-        <w:rPr>
-          <w:rFonts w:ascii="Arial" w:cs="Arial" w:eastAsia="Arial" w:hAnsi="Arial"/>
-          <w:b w:val="false"/>
-          <w:bCs w:val="false"/>
-          <w:i w:val="false"/>
-          <w:iCs w:val="false"/>
-          <w:color w:val="1A1A1A"/>
-          <w:sz w:val="21"/>
-          <w:szCs w:val="21"/>
-        </w:rPr>
-        <w:t xml:space="preserve">Die </w:t>
-      </w:r>
-      <w:r>
-        <w:rPr>
-          <w:rFonts w:ascii="Arial" w:cs="Arial" w:eastAsia="Arial" w:hAnsi="Arial"/>
-          <w:b/>
-          <w:bCs/>
-          <w:i w:val="false"/>
-          <w:iCs w:val="false"/>
-          <w:color w:val="1A1A1A"/>
-          <w:sz w:val="21"/>
-          <w:szCs w:val="21"/>
-        </w:rPr>
-        <w:t xml:space="preserve">Pflege und Aktualität der Wissensbasis</w:t>
-      </w:r>
-      <w:r>
-        <w:rPr>
-          <w:rFonts w:ascii="Arial" w:cs="Arial" w:eastAsia="Arial" w:hAnsi="Arial"/>
-          <w:b w:val="false"/>
-          <w:bCs w:val="false"/>
-          <w:i w:val="false"/>
-          <w:iCs w:val="false"/>
-          <w:color w:val="1A1A1A"/>
-          <w:sz w:val="21"/>
-          <w:szCs w:val="21"/>
-        </w:rPr>
-        <w:t xml:space="preserve"> (z. B. Preise, Öffnungszeiten, Produktinformationen, FAQ) obliegt dem </w:t>
-      </w:r>
-      <w:r>
-        <w:rPr>
-          <w:rFonts w:ascii="Arial" w:cs="Arial" w:eastAsia="Arial" w:hAnsi="Arial"/>
-          <w:b/>
-          <w:bCs/>
-          <w:i w:val="false"/>
-          <w:iCs w:val="false"/>
-          <w:color w:val="1A1A1A"/>
-          <w:sz w:val="21"/>
-          <w:szCs w:val="21"/>
-        </w:rPr>
-        <w:t xml:space="preserve">Kunden</w:t>
-      </w:r>
-      <w:r>
-        <w:rPr>
-          <w:rFonts w:ascii="Arial" w:cs="Arial" w:eastAsia="Arial" w:hAnsi="Arial"/>
-          <w:b w:val="false"/>
-          <w:bCs w:val="false"/>
-          <w:i w:val="false"/>
-          <w:iCs w:val="false"/>
-          <w:color w:val="1A1A1A"/>
-          <w:sz w:val="21"/>
-          <w:szCs w:val="21"/>
-        </w:rPr>
-        <w:t xml:space="preserve">. NexAI verarbeitet die vom Kunden bereitgestellten Inhalte; für deren Richtigkeit, Vollständigkeit und Aktualität ist der Kunde verantwortlich.</w:t>
-      </w:r>
-    </w:p>
-    <w:p>
-      <w:pPr>
-        <w:pStyle w:val="Heading1"/>
-        <w:keepNext/>
-        <w:spacing w:after="100" w:before="260"/>
-      </w:pPr>
-      <w:r>
-        <w:rPr>
-          <w:rFonts w:ascii="Arial" w:cs="Arial" w:eastAsia="Arial" w:hAnsi="Arial"/>
-          <w:b/>
-          <w:bCs/>
-          <w:color w:val="1F3A8A"/>
-          <w:sz w:val="24"/>
-          <w:szCs w:val="24"/>
-        </w:rPr>
-        <w:t xml:space="preserve">14.  </w:t>
-      </w:r>
-      <w:r>
-        <w:rPr>
-          <w:rFonts w:ascii="Arial" w:cs="Arial" w:eastAsia="Arial" w:hAnsi="Arial"/>
-          <w:b/>
-          <w:bCs/>
-          <w:i w:val="false"/>
-          <w:iCs w:val="false"/>
-          <w:color w:val="0B0B0F"/>
-          <w:sz w:val="24"/>
-          <w:szCs w:val="24"/>
-        </w:rPr>
-        <w:t xml:space="preserve">Nicht geschuldete Leistungen</w:t>
-      </w:r>
-    </w:p>
-    <w:p>
-      <w:pPr>
-        <w:spacing w:after="120" w:line="276"/>
-        <w:jc w:val="both"/>
-      </w:pPr>
-      <w:r>
-        <w:rPr>
-          <w:rFonts w:ascii="Arial" w:cs="Arial" w:eastAsia="Arial" w:hAnsi="Arial"/>
-          <w:b w:val="false"/>
-          <w:bCs w:val="false"/>
-          <w:i w:val="false"/>
-          <w:iCs w:val="false"/>
-          <w:color w:val="1A1A1A"/>
-          <w:sz w:val="21"/>
-          <w:szCs w:val="21"/>
-        </w:rPr>
-        <w:t xml:space="preserve">Nicht Gegenstand des Vertrages sind, soweit nicht ausdrücklich im Auftragsformular vereinbart, insbesondere die folgenden Leistungen:</w:t>
+          <w:b w:val="false"/>
+          <w:bCs w:val="false"/>
+          <w:i w:val="false"/>
+          <w:iCs w:val="false"/>
+          <w:color w:val="1A1A1A"/>
+          <w:sz w:val="21"/>
+          <w:szCs w:val="21"/>
+        </w:rPr>
+        <w:t xml:space="preserve">Aufbau der Wissensbasis auf Grundlage der vom Kunden bereitgestellten Informationen und Unterlagen</w:t>
       </w:r>
     </w:p>
     <w:p>
@@ -15404,7 +14259,7 @@
           <w:sz w:val="21"/>
           <w:szCs w:val="21"/>
         </w:rPr>
-        <w:t xml:space="preserve">Planung, Schaltung und Betreuung bezahlter Werbekampagnen (z. B. Google Ads, Social Ads) sowie das damit verbundene Mediabudget</w:t>
+        <w:t xml:space="preserve">Einrichtung der vereinbarten Workflows und Automatisierungen</w:t>
       </w:r>
     </w:p>
     <w:p>
@@ -15427,7 +14282,7 @@
           <w:sz w:val="21"/>
           <w:szCs w:val="21"/>
         </w:rPr>
-        <w:t xml:space="preserve">Laufende SEO-Betreuung und Suchmaschinen-Optimierung über die technischen SEO-Grundlagen der Website-Erstellung (Ziffer 9) hinaus</w:t>
+        <w:t xml:space="preserve">Anbindung an die vereinbarten Systeme und Schnittstellen des Kunden (z. B. Kalender, CRM, Telefonie)</w:t>
       </w:r>
     </w:p>
     <w:p>
@@ -15450,7 +14305,764 @@
           <w:sz w:val="21"/>
           <w:szCs w:val="21"/>
         </w:rPr>
-        <w:t xml:space="preserve">Redaktionelle Content-Erstellung und Social-Media-Redaktion (Redaktionsplan, Texterstellung, Bildredaktion) über die in Ziffer 5 beschriebene Vorbereitung hinaus</w:t>
+        <w:t xml:space="preserve">Funktionstests und Feinjustierung vor Inbetriebnahme</w:t>
+      </w:r>
+    </w:p>
+    <w:p>
+      <w:pPr>
+        <w:spacing w:after="120" w:line="276"/>
+        <w:jc w:val="both"/>
+      </w:pPr>
+      <w:r>
+        <w:rPr>
+          <w:rFonts w:ascii="Arial" w:cs="Arial" w:eastAsia="Arial" w:hAnsi="Arial"/>
+          <w:b w:val="false"/>
+          <w:bCs w:val="false"/>
+          <w:i w:val="false"/>
+          <w:iCs w:val="false"/>
+          <w:color w:val="1A1A1A"/>
+          <w:sz w:val="21"/>
+          <w:szCs w:val="21"/>
+        </w:rPr>
+        <w:t xml:space="preserve">Für die Ersteinrichtung wird </w:t>
+      </w:r>
+      <w:r>
+        <w:rPr>
+          <w:rFonts w:ascii="Arial" w:cs="Arial" w:eastAsia="Arial" w:hAnsi="Arial"/>
+          <w:b/>
+          <w:bCs/>
+          <w:i w:val="false"/>
+          <w:iCs w:val="false"/>
+          <w:color w:val="1A1A1A"/>
+          <w:sz w:val="21"/>
+          <w:szCs w:val="21"/>
+        </w:rPr>
+        <w:t xml:space="preserve">keine gesonderte Einrichtungs- oder Setup-Gebühr</w:t>
+      </w:r>
+      <w:r>
+        <w:rPr>
+          <w:rFonts w:ascii="Arial" w:cs="Arial" w:eastAsia="Arial" w:hAnsi="Arial"/>
+          <w:b w:val="false"/>
+          <w:bCs w:val="false"/>
+          <w:i w:val="false"/>
+          <w:iCs w:val="false"/>
+          <w:color w:val="1A1A1A"/>
+          <w:sz w:val="21"/>
+          <w:szCs w:val="21"/>
+        </w:rPr>
+        <w:t xml:space="preserve"> erhoben; sie ist mit dem vereinbarten monatlichen oder jährlichen Beitrag abgegolten, soweit im Auftragsformular nicht ausdrücklich anders bestimmt.</w:t>
+      </w:r>
+    </w:p>
+    <w:p>
+      <w:pPr>
+        <w:pStyle w:val="Heading1"/>
+        <w:keepNext/>
+        <w:spacing w:after="100" w:before="260"/>
+      </w:pPr>
+      <w:r>
+        <w:rPr>
+          <w:rFonts w:ascii="Arial" w:cs="Arial" w:eastAsia="Arial" w:hAnsi="Arial"/>
+          <w:b/>
+          <w:bCs/>
+          <w:color w:val="1F3A8A"/>
+          <w:sz w:val="24"/>
+          <w:szCs w:val="24"/>
+        </w:rPr>
+        <w:t xml:space="preserve">11.  </w:t>
+      </w:r>
+      <w:r>
+        <w:rPr>
+          <w:rFonts w:ascii="Arial" w:cs="Arial" w:eastAsia="Arial" w:hAnsi="Arial"/>
+          <w:b/>
+          <w:bCs/>
+          <w:i w:val="false"/>
+          <w:iCs w:val="false"/>
+          <w:color w:val="0B0B0F"/>
+          <w:sz w:val="24"/>
+          <w:szCs w:val="24"/>
+        </w:rPr>
+        <w:t xml:space="preserve">KI-Kennzeichnung und Pflicht-Ansage (Transparenz)</w:t>
+      </w:r>
+    </w:p>
+    <w:p>
+      <w:pPr>
+        <w:spacing w:after="120" w:line="276"/>
+        <w:jc w:val="both"/>
+      </w:pPr>
+      <w:r>
+        <w:rPr>
+          <w:rFonts w:ascii="Arial" w:cs="Arial" w:eastAsia="Arial" w:hAnsi="Arial"/>
+          <w:b w:val="false"/>
+          <w:bCs w:val="false"/>
+          <w:i w:val="false"/>
+          <w:iCs w:val="false"/>
+          <w:color w:val="1A1A1A"/>
+          <w:sz w:val="21"/>
+          <w:szCs w:val="21"/>
+        </w:rPr>
+        <w:t xml:space="preserve">Die Kennzeichnung der Agenten als künstliche Intelligenz ist gemäß </w:t>
+      </w:r>
+      <w:r>
+        <w:rPr>
+          <w:rFonts w:ascii="Arial" w:cs="Arial" w:eastAsia="Arial" w:hAnsi="Arial"/>
+          <w:b/>
+          <w:bCs/>
+          <w:i w:val="false"/>
+          <w:iCs w:val="false"/>
+          <w:color w:val="1A1A1A"/>
+          <w:sz w:val="21"/>
+          <w:szCs w:val="21"/>
+        </w:rPr>
+        <w:t xml:space="preserve">Art. 50 der Verordnung (EU) 2024/1689 (KI-VO / AI Act)</w:t>
+      </w:r>
+      <w:r>
+        <w:rPr>
+          <w:rFonts w:ascii="Arial" w:cs="Arial" w:eastAsia="Arial" w:hAnsi="Arial"/>
+          <w:b w:val="false"/>
+          <w:bCs w:val="false"/>
+          <w:i w:val="false"/>
+          <w:iCs w:val="false"/>
+          <w:color w:val="1A1A1A"/>
+          <w:sz w:val="21"/>
+          <w:szCs w:val="21"/>
+        </w:rPr>
+        <w:t xml:space="preserve"> ein </w:t>
+      </w:r>
+      <w:r>
+        <w:rPr>
+          <w:rFonts w:ascii="Arial" w:cs="Arial" w:eastAsia="Arial" w:hAnsi="Arial"/>
+          <w:b/>
+          <w:bCs/>
+          <w:i w:val="false"/>
+          <w:iCs w:val="false"/>
+          <w:color w:val="1A1A1A"/>
+          <w:sz w:val="21"/>
+          <w:szCs w:val="21"/>
+        </w:rPr>
+        <w:t xml:space="preserve">verbindlicher, nicht abschaltbarer Bestandteil</w:t>
+      </w:r>
+      <w:r>
+        <w:rPr>
+          <w:rFonts w:ascii="Arial" w:cs="Arial" w:eastAsia="Arial" w:hAnsi="Arial"/>
+          <w:b w:val="false"/>
+          <w:bCs w:val="false"/>
+          <w:i w:val="false"/>
+          <w:iCs w:val="false"/>
+          <w:color w:val="1A1A1A"/>
+          <w:sz w:val="21"/>
+          <w:szCs w:val="21"/>
+        </w:rPr>
+        <w:t xml:space="preserve"> der Leistung. Jeder Endnutzer wird zu Beginn der Interaktion darüber informiert, dass er mit einem KI-System interagiert.</w:t>
+      </w:r>
+    </w:p>
+    <w:p>
+      <w:pPr>
+        <w:spacing w:after="80" w:line="276"/>
+        <w:ind w:left="360" w:hanging="360"/>
+        <w:jc w:val="both"/>
+      </w:pPr>
+      <w:r>
+        <w:rPr>
+          <w:rFonts w:ascii="Arial" w:cs="Arial" w:eastAsia="Arial" w:hAnsi="Arial"/>
+          <w:color w:val="1A1A1A"/>
+          <w:sz w:val="21"/>
+          <w:szCs w:val="21"/>
+        </w:rPr>
+        <w:t xml:space="preserve">(1)	</w:t>
+      </w:r>
+      <w:r>
+        <w:rPr>
+          <w:rFonts w:ascii="Arial" w:cs="Arial" w:eastAsia="Arial" w:hAnsi="Arial"/>
+          <w:b w:val="false"/>
+          <w:bCs w:val="false"/>
+          <w:i w:val="false"/>
+          <w:iCs w:val="false"/>
+          <w:color w:val="1A1A1A"/>
+          <w:sz w:val="21"/>
+          <w:szCs w:val="21"/>
+        </w:rPr>
+        <w:t xml:space="preserve">Beim </w:t>
+      </w:r>
+      <w:r>
+        <w:rPr>
+          <w:rFonts w:ascii="Arial" w:cs="Arial" w:eastAsia="Arial" w:hAnsi="Arial"/>
+          <w:b/>
+          <w:bCs/>
+          <w:i w:val="false"/>
+          <w:iCs w:val="false"/>
+          <w:color w:val="1A1A1A"/>
+          <w:sz w:val="21"/>
+          <w:szCs w:val="21"/>
+        </w:rPr>
+        <w:t xml:space="preserve">Voice Agent</w:t>
+      </w:r>
+      <w:r>
+        <w:rPr>
+          <w:rFonts w:ascii="Arial" w:cs="Arial" w:eastAsia="Arial" w:hAnsi="Arial"/>
+          <w:b w:val="false"/>
+          <w:bCs w:val="false"/>
+          <w:i w:val="false"/>
+          <w:iCs w:val="false"/>
+          <w:color w:val="1A1A1A"/>
+          <w:sz w:val="21"/>
+          <w:szCs w:val="21"/>
+        </w:rPr>
+        <w:t xml:space="preserve"> erfolgt zu Beginn jedes Gesprächs eine Pflicht-Ansage. Der Standard-Wortlaut lautet – anpassbar an den Kundennamen, inhaltlich jedoch verbindlich: </w:t>
+      </w:r>
+      <w:r>
+        <w:rPr>
+          <w:rFonts w:ascii="Arial" w:cs="Arial" w:eastAsia="Arial" w:hAnsi="Arial"/>
+          <w:b/>
+          <w:bCs/>
+          <w:i w:val="false"/>
+          <w:iCs w:val="false"/>
+          <w:color w:val="1A1A1A"/>
+          <w:sz w:val="21"/>
+          <w:szCs w:val="21"/>
+        </w:rPr>
+        <w:t xml:space="preserve">"Guten Tag, Sie sprechen mit einem KI-Assistenten der [Firma des Kunden]. Wie kann ich Ihnen helfen?"</w:t>
+      </w:r>
+    </w:p>
+    <w:p>
+      <w:pPr>
+        <w:spacing w:after="80" w:line="276"/>
+        <w:ind w:left="360" w:hanging="360"/>
+        <w:jc w:val="both"/>
+      </w:pPr>
+      <w:r>
+        <w:rPr>
+          <w:rFonts w:ascii="Arial" w:cs="Arial" w:eastAsia="Arial" w:hAnsi="Arial"/>
+          <w:color w:val="1A1A1A"/>
+          <w:sz w:val="21"/>
+          <w:szCs w:val="21"/>
+        </w:rPr>
+        <w:t xml:space="preserve">(2)	</w:t>
+      </w:r>
+      <w:r>
+        <w:rPr>
+          <w:rFonts w:ascii="Arial" w:cs="Arial" w:eastAsia="Arial" w:hAnsi="Arial"/>
+          <w:b w:val="false"/>
+          <w:bCs w:val="false"/>
+          <w:i w:val="false"/>
+          <w:iCs w:val="false"/>
+          <w:color w:val="1A1A1A"/>
+          <w:sz w:val="21"/>
+          <w:szCs w:val="21"/>
+        </w:rPr>
+        <w:t xml:space="preserve">Beim </w:t>
+      </w:r>
+      <w:r>
+        <w:rPr>
+          <w:rFonts w:ascii="Arial" w:cs="Arial" w:eastAsia="Arial" w:hAnsi="Arial"/>
+          <w:b/>
+          <w:bCs/>
+          <w:i w:val="false"/>
+          <w:iCs w:val="false"/>
+          <w:color w:val="1A1A1A"/>
+          <w:sz w:val="21"/>
+          <w:szCs w:val="21"/>
+        </w:rPr>
+        <w:t xml:space="preserve">Chat Agent</w:t>
+      </w:r>
+      <w:r>
+        <w:rPr>
+          <w:rFonts w:ascii="Arial" w:cs="Arial" w:eastAsia="Arial" w:hAnsi="Arial"/>
+          <w:b w:val="false"/>
+          <w:bCs w:val="false"/>
+          <w:i w:val="false"/>
+          <w:iCs w:val="false"/>
+          <w:color w:val="1A1A1A"/>
+          <w:sz w:val="21"/>
+          <w:szCs w:val="21"/>
+        </w:rPr>
+        <w:t xml:space="preserve"> und beim </w:t>
+      </w:r>
+      <w:r>
+        <w:rPr>
+          <w:rFonts w:ascii="Arial" w:cs="Arial" w:eastAsia="Arial" w:hAnsi="Arial"/>
+          <w:b/>
+          <w:bCs/>
+          <w:i w:val="false"/>
+          <w:iCs w:val="false"/>
+          <w:color w:val="1A1A1A"/>
+          <w:sz w:val="21"/>
+          <w:szCs w:val="21"/>
+        </w:rPr>
+        <w:t xml:space="preserve">Social-Media-Agent</w:t>
+      </w:r>
+      <w:r>
+        <w:rPr>
+          <w:rFonts w:ascii="Arial" w:cs="Arial" w:eastAsia="Arial" w:hAnsi="Arial"/>
+          <w:b w:val="false"/>
+          <w:bCs w:val="false"/>
+          <w:i w:val="false"/>
+          <w:iCs w:val="false"/>
+          <w:color w:val="1A1A1A"/>
+          <w:sz w:val="21"/>
+          <w:szCs w:val="21"/>
+        </w:rPr>
+        <w:t xml:space="preserve"> wird der KI-Hinweis in der Benutzeroberfläche deutlich sichtbar ausgewiesen (z. B. "KI-Assistent").</w:t>
+      </w:r>
+    </w:p>
+    <w:p>
+      <w:pPr>
+        <w:spacing w:after="80" w:line="276"/>
+        <w:ind w:left="360" w:hanging="360"/>
+        <w:jc w:val="both"/>
+      </w:pPr>
+      <w:r>
+        <w:rPr>
+          <w:rFonts w:ascii="Arial" w:cs="Arial" w:eastAsia="Arial" w:hAnsi="Arial"/>
+          <w:color w:val="1A1A1A"/>
+          <w:sz w:val="21"/>
+          <w:szCs w:val="21"/>
+        </w:rPr>
+        <w:t xml:space="preserve">(3)	</w:t>
+      </w:r>
+      <w:r>
+        <w:rPr>
+          <w:rFonts w:ascii="Arial" w:cs="Arial" w:eastAsia="Arial" w:hAnsi="Arial"/>
+          <w:b w:val="false"/>
+          <w:bCs w:val="false"/>
+          <w:i w:val="false"/>
+          <w:iCs w:val="false"/>
+          <w:color w:val="1A1A1A"/>
+          <w:sz w:val="21"/>
+          <w:szCs w:val="21"/>
+        </w:rPr>
+        <w:t xml:space="preserve">Ist die Aufzeichnung eines Gesprächs im Ausnahmefall auf dokumentierte Weisung des Kunden aktiviert (Ziffer 12), wird die Ansage um einen </w:t>
+      </w:r>
+      <w:r>
+        <w:rPr>
+          <w:rFonts w:ascii="Arial" w:cs="Arial" w:eastAsia="Arial" w:hAnsi="Arial"/>
+          <w:b/>
+          <w:bCs/>
+          <w:i w:val="false"/>
+          <w:iCs w:val="false"/>
+          <w:color w:val="1A1A1A"/>
+          <w:sz w:val="21"/>
+          <w:szCs w:val="21"/>
+        </w:rPr>
+        <w:t xml:space="preserve">Aufzeichnungshinweis</w:t>
+      </w:r>
+      <w:r>
+        <w:rPr>
+          <w:rFonts w:ascii="Arial" w:cs="Arial" w:eastAsia="Arial" w:hAnsi="Arial"/>
+          <w:b w:val="false"/>
+          <w:bCs w:val="false"/>
+          <w:i w:val="false"/>
+          <w:iCs w:val="false"/>
+          <w:color w:val="1A1A1A"/>
+          <w:sz w:val="21"/>
+          <w:szCs w:val="21"/>
+        </w:rPr>
+        <w:t xml:space="preserve"> ergänzt, z. B.: </w:t>
+      </w:r>
+      <w:r>
+        <w:rPr>
+          <w:rFonts w:ascii="Arial" w:cs="Arial" w:eastAsia="Arial" w:hAnsi="Arial"/>
+          <w:b/>
+          <w:bCs/>
+          <w:i w:val="false"/>
+          <w:iCs w:val="false"/>
+          <w:color w:val="1A1A1A"/>
+          <w:sz w:val="21"/>
+          <w:szCs w:val="21"/>
+        </w:rPr>
+        <w:t xml:space="preserve">"Dieses Gespräch wird zu Qualitätszwecken aufgezeichnet. Wenn Sie damit nicht einverstanden sind, teilen Sie mir dies bitte mit."</w:t>
+      </w:r>
+    </w:p>
+    <w:p>
+      <w:pPr>
+        <w:spacing w:after="80" w:line="276"/>
+        <w:ind w:left="360" w:hanging="360"/>
+        <w:jc w:val="both"/>
+      </w:pPr>
+      <w:r>
+        <w:rPr>
+          <w:rFonts w:ascii="Arial" w:cs="Arial" w:eastAsia="Arial" w:hAnsi="Arial"/>
+          <w:color w:val="1A1A1A"/>
+          <w:sz w:val="21"/>
+          <w:szCs w:val="21"/>
+        </w:rPr>
+        <w:t xml:space="preserve">(4)	</w:t>
+      </w:r>
+      <w:r>
+        <w:rPr>
+          <w:rFonts w:ascii="Arial" w:cs="Arial" w:eastAsia="Arial" w:hAnsi="Arial"/>
+          <w:b w:val="false"/>
+          <w:bCs w:val="false"/>
+          <w:i w:val="false"/>
+          <w:iCs w:val="false"/>
+          <w:color w:val="1A1A1A"/>
+          <w:sz w:val="21"/>
+          <w:szCs w:val="21"/>
+        </w:rPr>
+        <w:t xml:space="preserve">Die Ansage bzw. der Hinweis kann durch den Kunden nicht deaktiviert werden. Weisungen, die auf eine Entfernung oder Verschleierung der KI-Kennzeichnung gerichtet sind, wird NexAI nicht befolgen; NexAI ist berechtigt, den Betrieb eines Agenten auszusetzen, solange eine solche Weisung aufrechterhalten wird.</w:t>
+      </w:r>
+    </w:p>
+    <w:p>
+      <w:pPr>
+        <w:pStyle w:val="Heading1"/>
+        <w:keepNext/>
+        <w:spacing w:after="100" w:before="260"/>
+      </w:pPr>
+      <w:r>
+        <w:rPr>
+          <w:rFonts w:ascii="Arial" w:cs="Arial" w:eastAsia="Arial" w:hAnsi="Arial"/>
+          <w:b/>
+          <w:bCs/>
+          <w:color w:val="1F3A8A"/>
+          <w:sz w:val="24"/>
+          <w:szCs w:val="24"/>
+        </w:rPr>
+        <w:t xml:space="preserve">12.  </w:t>
+      </w:r>
+      <w:r>
+        <w:rPr>
+          <w:rFonts w:ascii="Arial" w:cs="Arial" w:eastAsia="Arial" w:hAnsi="Arial"/>
+          <w:b/>
+          <w:bCs/>
+          <w:i w:val="false"/>
+          <w:iCs w:val="false"/>
+          <w:color w:val="0B0B0F"/>
+          <w:sz w:val="24"/>
+          <w:szCs w:val="24"/>
+        </w:rPr>
+        <w:t xml:space="preserve">Aufzeichnungen und Transkripte</w:t>
+      </w:r>
+    </w:p>
+    <w:p>
+      <w:pPr>
+        <w:spacing w:after="80" w:line="276"/>
+        <w:ind w:left="360" w:hanging="360"/>
+        <w:jc w:val="both"/>
+      </w:pPr>
+      <w:r>
+        <w:rPr>
+          <w:rFonts w:ascii="Arial" w:cs="Arial" w:eastAsia="Arial" w:hAnsi="Arial"/>
+          <w:color w:val="1A1A1A"/>
+          <w:sz w:val="21"/>
+          <w:szCs w:val="21"/>
+        </w:rPr>
+        <w:t xml:space="preserve">(1)	</w:t>
+      </w:r>
+      <w:r>
+        <w:rPr>
+          <w:rFonts w:ascii="Arial" w:cs="Arial" w:eastAsia="Arial" w:hAnsi="Arial"/>
+          <w:b w:val="false"/>
+          <w:bCs w:val="false"/>
+          <w:i w:val="false"/>
+          <w:iCs w:val="false"/>
+          <w:color w:val="1A1A1A"/>
+          <w:sz w:val="21"/>
+          <w:szCs w:val="21"/>
+        </w:rPr>
+        <w:t xml:space="preserve">Die </w:t>
+      </w:r>
+      <w:r>
+        <w:rPr>
+          <w:rFonts w:ascii="Arial" w:cs="Arial" w:eastAsia="Arial" w:hAnsi="Arial"/>
+          <w:b/>
+          <w:bCs/>
+          <w:i w:val="false"/>
+          <w:iCs w:val="false"/>
+          <w:color w:val="1A1A1A"/>
+          <w:sz w:val="21"/>
+          <w:szCs w:val="21"/>
+        </w:rPr>
+        <w:t xml:space="preserve">Aufzeichnung und Transkription</w:t>
+      </w:r>
+      <w:r>
+        <w:rPr>
+          <w:rFonts w:ascii="Arial" w:cs="Arial" w:eastAsia="Arial" w:hAnsi="Arial"/>
+          <w:b w:val="false"/>
+          <w:bCs w:val="false"/>
+          <w:i w:val="false"/>
+          <w:iCs w:val="false"/>
+          <w:color w:val="1A1A1A"/>
+          <w:sz w:val="21"/>
+          <w:szCs w:val="21"/>
+        </w:rPr>
+        <w:t xml:space="preserve"> von Gesprächen ist </w:t>
+      </w:r>
+      <w:r>
+        <w:rPr>
+          <w:rFonts w:ascii="Arial" w:cs="Arial" w:eastAsia="Arial" w:hAnsi="Arial"/>
+          <w:b/>
+          <w:bCs/>
+          <w:i w:val="false"/>
+          <w:iCs w:val="false"/>
+          <w:color w:val="1A1A1A"/>
+          <w:sz w:val="21"/>
+          <w:szCs w:val="21"/>
+        </w:rPr>
+        <w:t xml:space="preserve">standardmäßig deaktiviert</w:t>
+      </w:r>
+      <w:r>
+        <w:rPr>
+          <w:rFonts w:ascii="Arial" w:cs="Arial" w:eastAsia="Arial" w:hAnsi="Arial"/>
+          <w:b w:val="false"/>
+          <w:bCs w:val="false"/>
+          <w:i w:val="false"/>
+          <w:iCs w:val="false"/>
+          <w:color w:val="1A1A1A"/>
+          <w:sz w:val="21"/>
+          <w:szCs w:val="21"/>
+        </w:rPr>
+        <w:t xml:space="preserve">. Eine Aktivierung erfolgt ausschließlich auf </w:t>
+      </w:r>
+      <w:r>
+        <w:rPr>
+          <w:rFonts w:ascii="Arial" w:cs="Arial" w:eastAsia="Arial" w:hAnsi="Arial"/>
+          <w:b/>
+          <w:bCs/>
+          <w:i w:val="false"/>
+          <w:iCs w:val="false"/>
+          <w:color w:val="1A1A1A"/>
+          <w:sz w:val="21"/>
+          <w:szCs w:val="21"/>
+        </w:rPr>
+        <w:t xml:space="preserve">dokumentierte Weisung</w:t>
+      </w:r>
+      <w:r>
+        <w:rPr>
+          <w:rFonts w:ascii="Arial" w:cs="Arial" w:eastAsia="Arial" w:hAnsi="Arial"/>
+          <w:b w:val="false"/>
+          <w:bCs w:val="false"/>
+          <w:i w:val="false"/>
+          <w:iCs w:val="false"/>
+          <w:color w:val="1A1A1A"/>
+          <w:sz w:val="21"/>
+          <w:szCs w:val="21"/>
+        </w:rPr>
+        <w:t xml:space="preserve"> des Kunden (Betreiber im Sinne der KI-VO) und nur, soweit der Kunde die datenschutz- und sonstige rechtliche Zulässigkeit sicherstellt.</w:t>
+      </w:r>
+    </w:p>
+    <w:p>
+      <w:pPr>
+        <w:spacing w:after="80" w:line="276"/>
+        <w:ind w:left="360" w:hanging="360"/>
+        <w:jc w:val="both"/>
+      </w:pPr>
+      <w:r>
+        <w:rPr>
+          <w:rFonts w:ascii="Arial" w:cs="Arial" w:eastAsia="Arial" w:hAnsi="Arial"/>
+          <w:color w:val="1A1A1A"/>
+          <w:sz w:val="21"/>
+          <w:szCs w:val="21"/>
+        </w:rPr>
+        <w:t xml:space="preserve">(2)	</w:t>
+      </w:r>
+      <w:r>
+        <w:rPr>
+          <w:rFonts w:ascii="Arial" w:cs="Arial" w:eastAsia="Arial" w:hAnsi="Arial"/>
+          <w:b w:val="false"/>
+          <w:bCs w:val="false"/>
+          <w:i w:val="false"/>
+          <w:iCs w:val="false"/>
+          <w:color w:val="1A1A1A"/>
+          <w:sz w:val="21"/>
+          <w:szCs w:val="21"/>
+        </w:rPr>
+        <w:t xml:space="preserve">Ist die Aufzeichnung/Transkription aktiviert, erfolgt stets der Aufzeichnungshinweis nach Ziffer 11 Absatz (3). Die Aufbewahrung der Aufzeichnungen und Transkripte beträgt </w:t>
+      </w:r>
+      <w:r>
+        <w:rPr>
+          <w:rFonts w:ascii="Arial" w:cs="Arial" w:eastAsia="Arial" w:hAnsi="Arial"/>
+          <w:b/>
+          <w:bCs/>
+          <w:i w:val="false"/>
+          <w:iCs w:val="false"/>
+          <w:color w:val="1A1A1A"/>
+          <w:sz w:val="21"/>
+          <w:szCs w:val="21"/>
+        </w:rPr>
+        <w:t xml:space="preserve">sechs (6) Monate</w:t>
+      </w:r>
+      <w:r>
+        <w:rPr>
+          <w:rFonts w:ascii="Arial" w:cs="Arial" w:eastAsia="Arial" w:hAnsi="Arial"/>
+          <w:b w:val="false"/>
+          <w:bCs w:val="false"/>
+          <w:i w:val="false"/>
+          <w:iCs w:val="false"/>
+          <w:color w:val="1A1A1A"/>
+          <w:sz w:val="21"/>
+          <w:szCs w:val="21"/>
+        </w:rPr>
+        <w:t xml:space="preserve"> ab Erstellung; danach werden sie gelöscht, soweit keine gesetzliche Aufbewahrungspflicht entgegensteht.</w:t>
+      </w:r>
+    </w:p>
+    <w:p>
+      <w:pPr>
+        <w:spacing w:after="80" w:line="276"/>
+        <w:ind w:left="360" w:hanging="360"/>
+        <w:jc w:val="both"/>
+      </w:pPr>
+      <w:r>
+        <w:rPr>
+          <w:rFonts w:ascii="Arial" w:cs="Arial" w:eastAsia="Arial" w:hAnsi="Arial"/>
+          <w:color w:val="1A1A1A"/>
+          <w:sz w:val="21"/>
+          <w:szCs w:val="21"/>
+        </w:rPr>
+        <w:t xml:space="preserve">(3)	</w:t>
+      </w:r>
+      <w:r>
+        <w:rPr>
+          <w:rFonts w:ascii="Arial" w:cs="Arial" w:eastAsia="Arial" w:hAnsi="Arial"/>
+          <w:b w:val="false"/>
+          <w:bCs w:val="false"/>
+          <w:i w:val="false"/>
+          <w:iCs w:val="false"/>
+          <w:color w:val="1A1A1A"/>
+          <w:sz w:val="21"/>
+          <w:szCs w:val="21"/>
+        </w:rPr>
+        <w:t xml:space="preserve">Eine </w:t>
+      </w:r>
+      <w:r>
+        <w:rPr>
+          <w:rFonts w:ascii="Arial" w:cs="Arial" w:eastAsia="Arial" w:hAnsi="Arial"/>
+          <w:b/>
+          <w:bCs/>
+          <w:i w:val="false"/>
+          <w:iCs w:val="false"/>
+          <w:color w:val="1A1A1A"/>
+          <w:sz w:val="21"/>
+          <w:szCs w:val="21"/>
+        </w:rPr>
+        <w:t xml:space="preserve">Speicherung in privaten Endnutzer-Accounts</w:t>
+      </w:r>
+      <w:r>
+        <w:rPr>
+          <w:rFonts w:ascii="Arial" w:cs="Arial" w:eastAsia="Arial" w:hAnsi="Arial"/>
+          <w:b w:val="false"/>
+          <w:bCs w:val="false"/>
+          <w:i w:val="false"/>
+          <w:iCs w:val="false"/>
+          <w:color w:val="1A1A1A"/>
+          <w:sz w:val="21"/>
+          <w:szCs w:val="21"/>
+        </w:rPr>
+        <w:t xml:space="preserve"> findet nicht statt. Die Verarbeitung erfolgt im Rahmen der von NexAI eingesetzten Betriebsmittel und der in Anlage B (AVV) benannten Subunternehmer.</w:t>
+      </w:r>
+    </w:p>
+    <w:p>
+      <w:pPr>
+        <w:spacing w:after="80" w:line="276"/>
+        <w:ind w:left="360" w:hanging="360"/>
+        <w:jc w:val="both"/>
+      </w:pPr>
+      <w:r>
+        <w:rPr>
+          <w:rFonts w:ascii="Arial" w:cs="Arial" w:eastAsia="Arial" w:hAnsi="Arial"/>
+          <w:color w:val="1A1A1A"/>
+          <w:sz w:val="21"/>
+          <w:szCs w:val="21"/>
+        </w:rPr>
+        <w:t xml:space="preserve">(4)	</w:t>
+      </w:r>
+      <w:r>
+        <w:rPr>
+          <w:rFonts w:ascii="Arial" w:cs="Arial" w:eastAsia="Arial" w:hAnsi="Arial"/>
+          <w:b w:val="false"/>
+          <w:bCs w:val="false"/>
+          <w:i w:val="false"/>
+          <w:iCs w:val="false"/>
+          <w:color w:val="1A1A1A"/>
+          <w:sz w:val="21"/>
+          <w:szCs w:val="21"/>
+        </w:rPr>
+        <w:t xml:space="preserve">Aufzeichnungen und Transkripte werden dem Kunden auf Anfrage im Rahmen der technischen Möglichkeiten bereitgestellt.</w:t>
+      </w:r>
+    </w:p>
+    <w:p>
+      <w:pPr>
+        <w:spacing w:after="80" w:line="276"/>
+        <w:ind w:left="360" w:hanging="360"/>
+        <w:jc w:val="both"/>
+      </w:pPr>
+      <w:r>
+        <w:rPr>
+          <w:rFonts w:ascii="Arial" w:cs="Arial" w:eastAsia="Arial" w:hAnsi="Arial"/>
+          <w:color w:val="1A1A1A"/>
+          <w:sz w:val="21"/>
+          <w:szCs w:val="21"/>
+        </w:rPr>
+        <w:t xml:space="preserve">(5)	</w:t>
+      </w:r>
+      <w:r>
+        <w:rPr>
+          <w:rFonts w:ascii="Arial" w:cs="Arial" w:eastAsia="Arial" w:hAnsi="Arial"/>
+          <w:b w:val="false"/>
+          <w:bCs w:val="false"/>
+          <w:i w:val="false"/>
+          <w:iCs w:val="false"/>
+          <w:color w:val="1A1A1A"/>
+          <w:sz w:val="21"/>
+          <w:szCs w:val="21"/>
+        </w:rPr>
+        <w:t xml:space="preserve">Die weiteren Regelungen zur Datenspeicherung – keine Speicherung, soweit technisch abschaltbar; Aufbewahrung von sechs Monaten, soweit nicht abschaltbar; führendes Kundensystem für Geschäftsdaten; 30-tägiger Export vor Löschung bei Vertragsende nebst Löschbestätigung – ergeben sich aus dem Rahmenvertrag und Anlage B (AVV).</w:t>
+      </w:r>
+    </w:p>
+    <w:p>
+      <w:pPr>
+        <w:pageBreakBefore/>
+      </w:pPr>
+      <w:r>
+        <w:t xml:space="preserve"/>
+      </w:r>
+    </w:p>
+    <w:p>
+      <w:pPr>
+        <w:pStyle w:val="Heading1"/>
+        <w:keepNext/>
+        <w:spacing w:after="100" w:before="260"/>
+      </w:pPr>
+      <w:r>
+        <w:rPr>
+          <w:rFonts w:ascii="Arial" w:cs="Arial" w:eastAsia="Arial" w:hAnsi="Arial"/>
+          <w:b/>
+          <w:bCs/>
+          <w:color w:val="1F3A8A"/>
+          <w:sz w:val="24"/>
+          <w:szCs w:val="24"/>
+        </w:rPr>
+        <w:t xml:space="preserve">13.  </w:t>
+      </w:r>
+      <w:r>
+        <w:rPr>
+          <w:rFonts w:ascii="Arial" w:cs="Arial" w:eastAsia="Arial" w:hAnsi="Arial"/>
+          <w:b/>
+          <w:bCs/>
+          <w:i w:val="false"/>
+          <w:iCs w:val="false"/>
+          <w:color w:val="0B0B0F"/>
+          <w:sz w:val="24"/>
+          <w:szCs w:val="24"/>
+        </w:rPr>
+        <w:t xml:space="preserve">Guardrails und Themenausschlüsse</w:t>
+      </w:r>
+    </w:p>
+    <w:p>
+      <w:pPr>
+        <w:spacing w:after="120" w:line="276"/>
+        <w:jc w:val="both"/>
+      </w:pPr>
+      <w:r>
+        <w:rPr>
+          <w:rFonts w:ascii="Arial" w:cs="Arial" w:eastAsia="Arial" w:hAnsi="Arial"/>
+          <w:b w:val="false"/>
+          <w:bCs w:val="false"/>
+          <w:i w:val="false"/>
+          <w:iCs w:val="false"/>
+          <w:color w:val="1A1A1A"/>
+          <w:sz w:val="21"/>
+          <w:szCs w:val="21"/>
+        </w:rPr>
+        <w:t xml:space="preserve">Zur Sicherstellung eines verantwortungsvollen Betriebs unterliegen die Agenten den folgenden verbindlichen Leitplanken (Guardrails):</w:t>
       </w:r>
     </w:p>
     <w:p>
@@ -15465,15 +15077,28 @@
       <w:r>
         <w:rPr>
           <w:rFonts w:ascii="Arial" w:cs="Arial" w:eastAsia="Arial" w:hAnsi="Arial"/>
-          <w:b w:val="false"/>
-          <w:bCs w:val="false"/>
-          <w:i w:val="false"/>
-          <w:iCs w:val="false"/>
-          <w:color w:val="1A1A1A"/>
-          <w:sz w:val="21"/>
-          <w:szCs w:val="21"/>
-        </w:rPr>
-        <w:t xml:space="preserve">Grafik-, Logo- und Corporate-Design-Leistungen</w:t>
+          <w:b/>
+          <w:bCs/>
+          <w:i w:val="false"/>
+          <w:iCs w:val="false"/>
+          <w:color w:val="1A1A1A"/>
+          <w:sz w:val="21"/>
+          <w:szCs w:val="21"/>
+        </w:rPr>
+        <w:t xml:space="preserve">Keine rechtsverbindlichen Zusagen:</w:t>
+      </w:r>
+      <w:r>
+        <w:rPr>
+          <w:rFonts w:ascii="Arial" w:cs="Arial" w:eastAsia="Arial" w:hAnsi="Arial"/>
+          <w:b w:val="false"/>
+          <w:bCs w:val="false"/>
+          <w:i w:val="false"/>
+          <w:iCs w:val="false"/>
+          <w:color w:val="1A1A1A"/>
+          <w:sz w:val="21"/>
+          <w:szCs w:val="21"/>
+        </w:rPr>
+        <w:t xml:space="preserve"> Die Agenten geben keine verbindlichen Zusagen zu Preisen, Bestellungen oder Verträgen ab. Sie erteilen ausschließlich unverbindliche Auskünfte und vereinbaren Termine.</w:t>
       </w:r>
     </w:p>
     <w:p>
@@ -15488,15 +15113,28 @@
       <w:r>
         <w:rPr>
           <w:rFonts w:ascii="Arial" w:cs="Arial" w:eastAsia="Arial" w:hAnsi="Arial"/>
-          <w:b w:val="false"/>
-          <w:bCs w:val="false"/>
-          <w:i w:val="false"/>
-          <w:iCs w:val="false"/>
-          <w:color w:val="1A1A1A"/>
-          <w:sz w:val="21"/>
-          <w:szCs w:val="21"/>
-        </w:rPr>
-        <w:t xml:space="preserve">Hosting, Wartung oder Betrieb kundeneigener oder fremder Systeme, die nicht Bestandteil der von NexAI bereitgestellten Betriebsmittel sind</w:t>
+          <w:b/>
+          <w:bCs/>
+          <w:i w:val="false"/>
+          <w:iCs w:val="false"/>
+          <w:color w:val="1A1A1A"/>
+          <w:sz w:val="21"/>
+          <w:szCs w:val="21"/>
+        </w:rPr>
+        <w:t xml:space="preserve">Keine Fachberatung:</w:t>
+      </w:r>
+      <w:r>
+        <w:rPr>
+          <w:rFonts w:ascii="Arial" w:cs="Arial" w:eastAsia="Arial" w:hAnsi="Arial"/>
+          <w:b w:val="false"/>
+          <w:bCs w:val="false"/>
+          <w:i w:val="false"/>
+          <w:iCs w:val="false"/>
+          <w:color w:val="1A1A1A"/>
+          <w:sz w:val="21"/>
+          <w:szCs w:val="21"/>
+        </w:rPr>
+        <w:t xml:space="preserve"> Die Agenten erteilen keine medizinische, rechtliche oder steuerliche Beratung. Bei entsprechenden Anliegen erfolgt ein Hinweis auf fachkundige Stellen bzw. eine Weiterleitung.</w:t>
       </w:r>
     </w:p>
     <w:p>
@@ -15511,15 +15149,28 @@
       <w:r>
         <w:rPr>
           <w:rFonts w:ascii="Arial" w:cs="Arial" w:eastAsia="Arial" w:hAnsi="Arial"/>
-          <w:b w:val="false"/>
-          <w:bCs w:val="false"/>
-          <w:i w:val="false"/>
-          <w:iCs w:val="false"/>
-          <w:color w:val="1A1A1A"/>
-          <w:sz w:val="21"/>
-          <w:szCs w:val="21"/>
-        </w:rPr>
-        <w:t xml:space="preserve">Schulungen, Workshops und Einweisungen, soweit nicht ausdrücklich vereinbart</w:t>
+          <w:b/>
+          <w:bCs/>
+          <w:i w:val="false"/>
+          <w:iCs w:val="false"/>
+          <w:color w:val="1A1A1A"/>
+          <w:sz w:val="21"/>
+          <w:szCs w:val="21"/>
+        </w:rPr>
+        <w:t xml:space="preserve">Eskalations- und Rückfragelogik:</w:t>
+      </w:r>
+      <w:r>
+        <w:rPr>
+          <w:rFonts w:ascii="Arial" w:cs="Arial" w:eastAsia="Arial" w:hAnsi="Arial"/>
+          <w:b w:val="false"/>
+          <w:bCs w:val="false"/>
+          <w:i w:val="false"/>
+          <w:iCs w:val="false"/>
+          <w:color w:val="1A1A1A"/>
+          <w:sz w:val="21"/>
+          <w:szCs w:val="21"/>
+        </w:rPr>
+        <w:t xml:space="preserve"> Bei unklaren, komplexen oder außerhalb der Wissensbasis liegenden Anliegen stellt der Agent Rückfragen oder eskaliert an einen menschlichen Ansprechpartner bzw. an eine vom Kunden benannte Stelle.</w:t>
       </w:r>
     </w:p>
     <w:p>
@@ -15534,1119 +15185,28 @@
       <w:r>
         <w:rPr>
           <w:rFonts w:ascii="Arial" w:cs="Arial" w:eastAsia="Arial" w:hAnsi="Arial"/>
-          <w:b w:val="false"/>
-          <w:bCs w:val="false"/>
-          <w:i w:val="false"/>
-          <w:iCs w:val="false"/>
-          <w:color w:val="1A1A1A"/>
-          <w:sz w:val="21"/>
-          <w:szCs w:val="21"/>
-        </w:rPr>
-        <w:t xml:space="preserve">Beschaffung von Lizenzen, Guthaben oder Zugängen zu Drittdiensten, soweit nicht im Beitrag enthalten oder ausdrücklich vereinbart</w:t>
-      </w:r>
-    </w:p>
-    <w:p>
-      <w:pPr>
-        <w:pStyle w:val="Heading1"/>
-        <w:keepNext/>
-        <w:spacing w:after="100" w:before="260"/>
-      </w:pPr>
-      <w:r>
-        <w:rPr>
-          <w:rFonts w:ascii="Arial" w:cs="Arial" w:eastAsia="Arial" w:hAnsi="Arial"/>
-          <w:b/>
-          <w:bCs/>
-          <w:color w:val="1F3A8A"/>
-          <w:sz w:val="24"/>
-          <w:szCs w:val="24"/>
-        </w:rPr>
-        <w:t xml:space="preserve">15.  </w:t>
-      </w:r>
-      <w:r>
-        <w:rPr>
-          <w:rFonts w:ascii="Arial" w:cs="Arial" w:eastAsia="Arial" w:hAnsi="Arial"/>
-          <w:b/>
-          <w:bCs/>
-          <w:i w:val="false"/>
-          <w:iCs w:val="false"/>
-          <w:color w:val="0B0B0F"/>
-          <w:sz w:val="24"/>
-          <w:szCs w:val="24"/>
-        </w:rPr>
-        <w:t xml:space="preserve">Keine Erfolgs-, Lead- oder Umsatzgarantie (Beschaffenheit)</w:t>
-      </w:r>
-    </w:p>
-    <w:p>
-      <w:pPr>
-        <w:spacing w:after="80" w:line="276"/>
-        <w:ind w:left="360" w:hanging="360"/>
-        <w:jc w:val="both"/>
-      </w:pPr>
-      <w:r>
-        <w:rPr>
-          <w:rFonts w:ascii="Arial" w:cs="Arial" w:eastAsia="Arial" w:hAnsi="Arial"/>
-          <w:color w:val="1A1A1A"/>
-          <w:sz w:val="21"/>
-          <w:szCs w:val="21"/>
-        </w:rPr>
-        <w:t xml:space="preserve">(1)	</w:t>
-      </w:r>
-      <w:r>
-        <w:rPr>
-          <w:rFonts w:ascii="Arial" w:cs="Arial" w:eastAsia="Arial" w:hAnsi="Arial"/>
-          <w:b w:val="false"/>
-          <w:bCs w:val="false"/>
-          <w:i w:val="false"/>
-          <w:iCs w:val="false"/>
-          <w:color w:val="1A1A1A"/>
-          <w:sz w:val="21"/>
-          <w:szCs w:val="21"/>
-        </w:rPr>
-        <w:t xml:space="preserve">NexAI schuldet die vertragsgemäße Bereitstellung und den vertragsgemäßen Betrieb der Agenten nach Maßgabe dieser Anlage A und des Auftragsformulars. NexAI schuldet </w:t>
-      </w:r>
-      <w:r>
-        <w:rPr>
-          <w:rFonts w:ascii="Arial" w:cs="Arial" w:eastAsia="Arial" w:hAnsi="Arial"/>
-          <w:b/>
-          <w:bCs/>
-          <w:i w:val="false"/>
-          <w:iCs w:val="false"/>
-          <w:color w:val="1A1A1A"/>
-          <w:sz w:val="21"/>
-          <w:szCs w:val="21"/>
-        </w:rPr>
-        <w:t xml:space="preserve">keinen wirtschaftlichen Erfolg</w:t>
-      </w:r>
-      <w:r>
-        <w:rPr>
-          <w:rFonts w:ascii="Arial" w:cs="Arial" w:eastAsia="Arial" w:hAnsi="Arial"/>
-          <w:b w:val="false"/>
-          <w:bCs w:val="false"/>
-          <w:i w:val="false"/>
-          <w:iCs w:val="false"/>
-          <w:color w:val="1A1A1A"/>
-          <w:sz w:val="21"/>
-          <w:szCs w:val="21"/>
-        </w:rPr>
-        <w:t xml:space="preserve">.</w:t>
-      </w:r>
-    </w:p>
-    <w:p>
-      <w:pPr>
-        <w:spacing w:after="80" w:line="276"/>
-        <w:ind w:left="360" w:hanging="360"/>
-        <w:jc w:val="both"/>
-      </w:pPr>
-      <w:r>
-        <w:rPr>
-          <w:rFonts w:ascii="Arial" w:cs="Arial" w:eastAsia="Arial" w:hAnsi="Arial"/>
-          <w:color w:val="1A1A1A"/>
-          <w:sz w:val="21"/>
-          <w:szCs w:val="21"/>
-        </w:rPr>
-        <w:t xml:space="preserve">(2)	</w:t>
-      </w:r>
-      <w:r>
-        <w:rPr>
-          <w:rFonts w:ascii="Arial" w:cs="Arial" w:eastAsia="Arial" w:hAnsi="Arial"/>
-          <w:b w:val="false"/>
-          <w:bCs w:val="false"/>
-          <w:i w:val="false"/>
-          <w:iCs w:val="false"/>
-          <w:color w:val="1A1A1A"/>
-          <w:sz w:val="21"/>
-          <w:szCs w:val="21"/>
-        </w:rPr>
-        <w:t xml:space="preserve">Es wird </w:t>
-      </w:r>
-      <w:r>
-        <w:rPr>
-          <w:rFonts w:ascii="Arial" w:cs="Arial" w:eastAsia="Arial" w:hAnsi="Arial"/>
-          <w:b/>
-          <w:bCs/>
-          <w:i w:val="false"/>
-          <w:iCs w:val="false"/>
-          <w:color w:val="1A1A1A"/>
-          <w:sz w:val="21"/>
-          <w:szCs w:val="21"/>
-        </w:rPr>
-        <w:t xml:space="preserve">keine Garantie</w:t>
-      </w:r>
-      <w:r>
-        <w:rPr>
-          <w:rFonts w:ascii="Arial" w:cs="Arial" w:eastAsia="Arial" w:hAnsi="Arial"/>
-          <w:b w:val="false"/>
-          <w:bCs w:val="false"/>
-          <w:i w:val="false"/>
-          <w:iCs w:val="false"/>
-          <w:color w:val="1A1A1A"/>
-          <w:sz w:val="21"/>
-          <w:szCs w:val="21"/>
-        </w:rPr>
-        <w:t xml:space="preserve"> für eine bestimmte Anzahl an Leads, Terminen, Abschlüssen, Reichweiten oder für einen bestimmten Umsatz übernommen. Eine dahingehende Beschaffenheit wird nicht als geschuldet vereinbart.</w:t>
-      </w:r>
-    </w:p>
-    <w:p>
-      <w:pPr>
-        <w:spacing w:after="80" w:line="276"/>
-        <w:ind w:left="360" w:hanging="360"/>
-        <w:jc w:val="both"/>
-      </w:pPr>
-      <w:r>
-        <w:rPr>
-          <w:rFonts w:ascii="Arial" w:cs="Arial" w:eastAsia="Arial" w:hAnsi="Arial"/>
-          <w:color w:val="1A1A1A"/>
-          <w:sz w:val="21"/>
-          <w:szCs w:val="21"/>
-        </w:rPr>
-        <w:t xml:space="preserve">(3)	</w:t>
-      </w:r>
-      <w:r>
-        <w:rPr>
-          <w:rFonts w:ascii="Arial" w:cs="Arial" w:eastAsia="Arial" w:hAnsi="Arial"/>
-          <w:b w:val="false"/>
-          <w:bCs w:val="false"/>
-          <w:i w:val="false"/>
-          <w:iCs w:val="false"/>
-          <w:color w:val="1A1A1A"/>
-          <w:sz w:val="21"/>
-          <w:szCs w:val="21"/>
-        </w:rPr>
-        <w:t xml:space="preserve">Die Agenten beruhen auf </w:t>
-      </w:r>
-      <w:r>
-        <w:rPr>
-          <w:rFonts w:ascii="Arial" w:cs="Arial" w:eastAsia="Arial" w:hAnsi="Arial"/>
-          <w:b/>
-          <w:bCs/>
-          <w:i w:val="false"/>
-          <w:iCs w:val="false"/>
-          <w:color w:val="1A1A1A"/>
-          <w:sz w:val="21"/>
-          <w:szCs w:val="21"/>
-        </w:rPr>
-        <w:t xml:space="preserve">wahrscheinlichkeitsbasierten KI-Verfahren</w:t>
-      </w:r>
-      <w:r>
-        <w:rPr>
-          <w:rFonts w:ascii="Arial" w:cs="Arial" w:eastAsia="Arial" w:hAnsi="Arial"/>
-          <w:b w:val="false"/>
-          <w:bCs w:val="false"/>
-          <w:i w:val="false"/>
-          <w:iCs w:val="false"/>
-          <w:color w:val="1A1A1A"/>
-          <w:sz w:val="21"/>
-          <w:szCs w:val="21"/>
-        </w:rPr>
-        <w:t xml:space="preserve"> und sind naturgemäß </w:t>
-      </w:r>
-      <w:r>
-        <w:rPr>
-          <w:rFonts w:ascii="Arial" w:cs="Arial" w:eastAsia="Arial" w:hAnsi="Arial"/>
-          <w:b/>
-          <w:bCs/>
-          <w:i w:val="false"/>
-          <w:iCs w:val="false"/>
-          <w:color w:val="1A1A1A"/>
-          <w:sz w:val="21"/>
-          <w:szCs w:val="21"/>
-        </w:rPr>
-        <w:t xml:space="preserve">nicht in jedem Einzelfall fehlerfrei</w:t>
-      </w:r>
-      <w:r>
-        <w:rPr>
-          <w:rFonts w:ascii="Arial" w:cs="Arial" w:eastAsia="Arial" w:hAnsi="Arial"/>
-          <w:b w:val="false"/>
-          <w:bCs w:val="false"/>
-          <w:i w:val="false"/>
-          <w:iCs w:val="false"/>
-          <w:color w:val="1A1A1A"/>
-          <w:sz w:val="21"/>
-          <w:szCs w:val="21"/>
-        </w:rPr>
-        <w:t xml:space="preserve">. Die Parteien vereinbaren als geschuldete Beschaffenheit den Betrieb der Agenten im Rahmen des vereinbarten Leistungsbildes und der Guardrails (Ziffer 13). Vereinzelte inhaltliche Unrichtigkeiten, Missverständnisse oder nicht abschließend bearbeitete Anfragen begründen für sich genommen keinen Mangel, solange die Agenten im Rahmen dieses Leistungsbildes arbeiten; die gesetzlichen Mängelrechte des Kunden bei einem Abweichen von der vereinbarten Beschaffenheit bleiben unberührt.</w:t>
-      </w:r>
-    </w:p>
-    <w:p>
-      <w:pPr>
-        <w:spacing w:after="80" w:line="276"/>
-        <w:ind w:left="360" w:hanging="360"/>
-        <w:jc w:val="both"/>
-      </w:pPr>
-      <w:r>
-        <w:rPr>
-          <w:rFonts w:ascii="Arial" w:cs="Arial" w:eastAsia="Arial" w:hAnsi="Arial"/>
-          <w:color w:val="1A1A1A"/>
-          <w:sz w:val="21"/>
-          <w:szCs w:val="21"/>
-        </w:rPr>
-        <w:t xml:space="preserve">(4)	</w:t>
-      </w:r>
-      <w:r>
-        <w:rPr>
-          <w:rFonts w:ascii="Arial" w:cs="Arial" w:eastAsia="Arial" w:hAnsi="Arial"/>
-          <w:b w:val="false"/>
-          <w:bCs w:val="false"/>
-          <w:i w:val="false"/>
-          <w:iCs w:val="false"/>
-          <w:color w:val="1A1A1A"/>
-          <w:sz w:val="21"/>
-          <w:szCs w:val="21"/>
-        </w:rPr>
-        <w:t xml:space="preserve">Die Verfügbarkeit richtet sich nach Anlage C (SLA); die Haftung richtet sich nach den Regelungen des Rahmenvertrages (§ Haftung) und der AGB (B2B).</w:t>
-      </w:r>
-    </w:p>
-    <w:p>
-      <w:pPr>
-        <w:spacing w:after="160"/>
-      </w:pPr>
-      <w:r>
-        <w:rPr>
-          <w:sz w:val="2"/>
-          <w:szCs w:val="2"/>
-        </w:rPr>
-        <w:t xml:space="preserve"/>
-      </w:r>
-    </w:p>
-    <w:p>
-      <w:pPr>
-        <w:spacing w:after="140" w:before="80"/>
-      </w:pPr>
-      <w:r>
-        <w:rPr>
-          <w:rFonts w:ascii="Arial" w:cs="Arial" w:eastAsia="Arial" w:hAnsi="Arial"/>
-          <w:b w:val="false"/>
-          <w:bCs w:val="false"/>
-          <w:i/>
-          <w:iCs/>
-          <w:color w:val="6B7280"/>
-          <w:sz w:val="18"/>
-          <w:szCs w:val="18"/>
-        </w:rPr>
-        <w:t xml:space="preserve">Diese Anlage A ist Bestandteil des Rahmenvertrages und gilt nur in Verbindung mit dem jeweiligen Auftragsformular. Es handelt sich um einen sorgfältig erstellten Entwurf, der für den konkreten Einzelfall anwaltlich geprüft werden sollte.</w:t>
-      </w:r>
-    </w:p>
-    <w:p>
-      <w:pPr>
-        <w:pageBreakBefore/>
-      </w:pPr>
-      <w:r>
-        <w:t xml:space="preserve"/>
-      </w:r>
-    </w:p>
-    <w:p>
-      <w:pPr>
-        <w:spacing w:after="80" w:before="60"/>
-        <w:jc w:val="left"/>
-      </w:pPr>
-      <w:r>
-        <w:rPr>
-          <w:rFonts w:ascii="Arial" w:cs="Arial" w:eastAsia="Arial" w:hAnsi="Arial"/>
-          <w:b/>
-          <w:bCs/>
-          <w:i w:val="false"/>
-          <w:iCs w:val="false"/>
-          <w:color w:val="0B0B0F"/>
-          <w:sz w:val="40"/>
-          <w:szCs w:val="40"/>
-        </w:rPr>
-        <w:t xml:space="preserve">Anlage B – Vertrag zur Auftragsverarbeitung (AVV) gemäß Art. 28 DSGVO</w:t>
-      </w:r>
-    </w:p>
-    <w:p>
-      <w:pPr>
-        <w:pBdr>
-          <w:bottom w:val="single" w:color="1F3A8A" w:sz="18" w:space="4"/>
-        </w:pBdr>
-        <w:spacing w:after="160"/>
-      </w:pPr>
-    </w:p>
-    <w:p>
-      <w:pPr>
-        <w:spacing w:after="200"/>
-      </w:pPr>
-      <w:r>
-        <w:rPr>
-          <w:rFonts w:ascii="Arial" w:cs="Arial" w:eastAsia="Arial" w:hAnsi="Arial"/>
-          <w:b w:val="false"/>
-          <w:bCs w:val="false"/>
-          <w:i w:val="false"/>
-          <w:iCs w:val="false"/>
-          <w:color w:val="6B7280"/>
-          <w:sz w:val="18"/>
-          <w:szCs w:val="18"/>
-        </w:rPr>
-        <w:t xml:space="preserve">Stand: August 2026</w:t>
-      </w:r>
-    </w:p>
-    <w:p>
-      <w:pPr>
-        <w:spacing w:after="120" w:line="276"/>
-        <w:jc w:val="both"/>
-      </w:pPr>
-      <w:r>
-        <w:rPr>
-          <w:rFonts w:ascii="Arial" w:cs="Arial" w:eastAsia="Arial" w:hAnsi="Arial"/>
-          <w:b w:val="false"/>
-          <w:bCs w:val="false"/>
-          <w:i w:val="false"/>
-          <w:iCs w:val="false"/>
-          <w:color w:val="1A1A1A"/>
-          <w:sz w:val="21"/>
-          <w:szCs w:val="21"/>
-        </w:rPr>
-        <w:t xml:space="preserve">Dieser Vertrag zur Auftragsverarbeitung (nachfolgend "AVV") ist Anlage B zum Rahmenvertrag zwischen den nachstehenden Parteien und konkretisiert die datenschutzrechtlichen Pflichten bei der Verarbeitung personenbezogener Daten im Auftrag.</w:t>
-      </w:r>
-    </w:p>
-    <w:p>
-      <w:pPr>
-        <w:pStyle w:val="Heading2"/>
-        <w:keepNext/>
-        <w:spacing w:after="80" w:before="160"/>
-      </w:pPr>
-      <w:r>
-        <w:rPr>
-          <w:rFonts w:ascii="Arial" w:cs="Arial" w:eastAsia="Arial" w:hAnsi="Arial"/>
-          <w:b/>
-          <w:bCs/>
-          <w:i w:val="false"/>
-          <w:iCs w:val="false"/>
-          <w:color w:val="0B0B0F"/>
-          <w:sz w:val="21"/>
-          <w:szCs w:val="21"/>
-        </w:rPr>
-        <w:t xml:space="preserve">Parteien</w:t>
-      </w:r>
-    </w:p>
-    <w:p>
-      <w:pPr>
-        <w:spacing w:after="120" w:line="276"/>
-        <w:jc w:val="both"/>
-      </w:pPr>
-      <w:r>
-        <w:rPr>
-          <w:rFonts w:ascii="Arial" w:cs="Arial" w:eastAsia="Arial" w:hAnsi="Arial"/>
-          <w:b/>
-          <w:bCs/>
-          <w:i w:val="false"/>
-          <w:iCs w:val="false"/>
-          <w:color w:val="1A1A1A"/>
-          <w:sz w:val="21"/>
-          <w:szCs w:val="21"/>
-        </w:rPr>
-        <w:t xml:space="preserve">Auftragsverarbeiter:</w:t>
-      </w:r>
-      <w:r>
-        <w:rPr>
-          <w:rFonts w:ascii="Arial" w:cs="Arial" w:eastAsia="Arial" w:hAnsi="Arial"/>
-          <w:b w:val="false"/>
-          <w:bCs w:val="false"/>
-          <w:i w:val="false"/>
-          <w:iCs w:val="false"/>
-          <w:color w:val="1A1A1A"/>
-          <w:sz w:val="21"/>
-          <w:szCs w:val="21"/>
-        </w:rPr>
-        <w:t xml:space="preserve"> NexAI – Next Generation Artificial Intelligence GbR, Untere Bergstraße 13, 74586 Frankenhardt-Honhardt, Deutschland, vertreten durch die Gesellschafter Maximilian Trenk und Jason Brian Merklein, E-Mail mbt@nex-a-i.com, Telefon 0176 80714816 — nachfolgend "NexAI".</w:t>
-      </w:r>
-    </w:p>
-    <w:p>
-      <w:pPr>
-        <w:spacing w:after="120" w:line="276"/>
-        <w:jc w:val="both"/>
-      </w:pPr>
-      <w:r>
-        <w:rPr>
-          <w:rFonts w:ascii="Arial" w:cs="Arial" w:eastAsia="Arial" w:hAnsi="Arial"/>
-          <w:b/>
-          <w:bCs/>
-          <w:i w:val="false"/>
-          <w:iCs w:val="false"/>
-          <w:color w:val="1A1A1A"/>
-          <w:sz w:val="21"/>
-          <w:szCs w:val="21"/>
-        </w:rPr>
-        <w:t xml:space="preserve">Verantwortlicher (Kunde):</w:t>
-      </w:r>
-    </w:p>
-    <w:p>
-      <w:pPr>
-        <w:spacing w:after="120"/>
-      </w:pPr>
-      <w:r>
-        <w:rPr>
-          <w:rFonts w:ascii="Arial" w:cs="Arial" w:eastAsia="Arial" w:hAnsi="Arial"/>
-          <w:b/>
-          <w:bCs/>
-          <w:color w:val="1A1A1A"/>
-          <w:sz w:val="21"/>
-          <w:szCs w:val="21"/>
-        </w:rPr>
-        <w:t xml:space="preserve">Firma / Rechtsform: </w:t>
-      </w:r>
-      <w:r>
-        <w:rPr>
-          <w:rFonts w:ascii="Arial" w:cs="Arial" w:eastAsia="Arial" w:hAnsi="Arial"/>
-          <w:color w:val="6B7280"/>
-          <w:sz w:val="21"/>
-          <w:szCs w:val="21"/>
-          <w:u w:val="single"/>
-        </w:rPr>
-        <w:t xml:space="preserve">                                                </w:t>
-      </w:r>
-    </w:p>
-    <w:p>
-      <w:pPr>
-        <w:spacing w:after="120"/>
-      </w:pPr>
-      <w:r>
-        <w:rPr>
-          <w:rFonts w:ascii="Arial" w:cs="Arial" w:eastAsia="Arial" w:hAnsi="Arial"/>
-          <w:b/>
-          <w:bCs/>
-          <w:color w:val="1A1A1A"/>
-          <w:sz w:val="21"/>
-          <w:szCs w:val="21"/>
-        </w:rPr>
-        <w:t xml:space="preserve">Anschrift: </w:t>
-      </w:r>
-      <w:r>
-        <w:rPr>
-          <w:rFonts w:ascii="Arial" w:cs="Arial" w:eastAsia="Arial" w:hAnsi="Arial"/>
-          <w:color w:val="6B7280"/>
-          <w:sz w:val="21"/>
-          <w:szCs w:val="21"/>
-          <w:u w:val="single"/>
-        </w:rPr>
-        <w:t xml:space="preserve">                                                </w:t>
-      </w:r>
-    </w:p>
-    <w:p>
-      <w:pPr>
-        <w:spacing w:after="120"/>
-      </w:pPr>
-      <w:r>
-        <w:rPr>
-          <w:rFonts w:ascii="Arial" w:cs="Arial" w:eastAsia="Arial" w:hAnsi="Arial"/>
-          <w:b/>
-          <w:bCs/>
-          <w:color w:val="1A1A1A"/>
-          <w:sz w:val="21"/>
-          <w:szCs w:val="21"/>
-        </w:rPr>
-        <w:t xml:space="preserve">Vertreten durch: </w:t>
-      </w:r>
-      <w:r>
-        <w:rPr>
-          <w:rFonts w:ascii="Arial" w:cs="Arial" w:eastAsia="Arial" w:hAnsi="Arial"/>
-          <w:color w:val="6B7280"/>
-          <w:sz w:val="21"/>
-          <w:szCs w:val="21"/>
-          <w:u w:val="single"/>
-        </w:rPr>
-        <w:t xml:space="preserve">                                                </w:t>
-      </w:r>
-    </w:p>
-    <w:p>
-      <w:pPr>
-        <w:spacing w:after="120"/>
-      </w:pPr>
-      <w:r>
-        <w:rPr>
-          <w:rFonts w:ascii="Arial" w:cs="Arial" w:eastAsia="Arial" w:hAnsi="Arial"/>
-          <w:b/>
-          <w:bCs/>
-          <w:color w:val="1A1A1A"/>
-          <w:sz w:val="21"/>
-          <w:szCs w:val="21"/>
-        </w:rPr>
-        <w:t xml:space="preserve">E-Mail: </w:t>
-      </w:r>
-      <w:r>
-        <w:rPr>
-          <w:rFonts w:ascii="Arial" w:cs="Arial" w:eastAsia="Arial" w:hAnsi="Arial"/>
-          <w:color w:val="6B7280"/>
-          <w:sz w:val="21"/>
-          <w:szCs w:val="21"/>
-          <w:u w:val="single"/>
-        </w:rPr>
-        <w:t xml:space="preserve">                                                </w:t>
-      </w:r>
-    </w:p>
-    <w:p>
-      <w:pPr>
-        <w:spacing w:after="120"/>
-      </w:pPr>
-      <w:r>
-        <w:rPr>
-          <w:rFonts w:ascii="Arial" w:cs="Arial" w:eastAsia="Arial" w:hAnsi="Arial"/>
-          <w:b/>
-          <w:bCs/>
-          <w:color w:val="1A1A1A"/>
-          <w:sz w:val="21"/>
-          <w:szCs w:val="21"/>
-        </w:rPr>
-        <w:t xml:space="preserve">Telefon: </w:t>
-      </w:r>
-      <w:r>
-        <w:rPr>
-          <w:rFonts w:ascii="Arial" w:cs="Arial" w:eastAsia="Arial" w:hAnsi="Arial"/>
-          <w:color w:val="6B7280"/>
-          <w:sz w:val="21"/>
-          <w:szCs w:val="21"/>
-          <w:u w:val="single"/>
-        </w:rPr>
-        <w:t xml:space="preserve">                                                </w:t>
-      </w:r>
-    </w:p>
-    <w:p>
-      <w:pPr>
-        <w:spacing w:after="120" w:line="276"/>
-        <w:jc w:val="both"/>
-      </w:pPr>
-      <w:r>
-        <w:rPr>
-          <w:rFonts w:ascii="Arial" w:cs="Arial" w:eastAsia="Arial" w:hAnsi="Arial"/>
-          <w:b w:val="false"/>
-          <w:bCs w:val="false"/>
-          <w:i w:val="false"/>
-          <w:iCs w:val="false"/>
-          <w:color w:val="1A1A1A"/>
-          <w:sz w:val="21"/>
-          <w:szCs w:val="21"/>
-        </w:rPr>
-        <w:t xml:space="preserve">— nachfolgend "Kunde". NexAI und der Kunde nachfolgend gemeinsam "Parteien", einzeln "Partei".</w:t>
-      </w:r>
-    </w:p>
-    <w:p>
-      <w:pPr>
-        <w:pBdr>
-          <w:bottom w:val="single" w:color="D1D5DB" w:sz="6" w:space="2"/>
-        </w:pBdr>
-        <w:spacing w:after="120"/>
-      </w:pPr>
-    </w:p>
-    <w:p>
-      <w:pPr>
-        <w:pStyle w:val="Heading1"/>
-        <w:keepNext/>
-        <w:spacing w:after="100" w:before="260"/>
-      </w:pPr>
-      <w:r>
-        <w:rPr>
-          <w:rFonts w:ascii="Arial" w:cs="Arial" w:eastAsia="Arial" w:hAnsi="Arial"/>
-          <w:b/>
-          <w:bCs/>
-          <w:color w:val="1F3A8A"/>
-          <w:sz w:val="24"/>
-          <w:szCs w:val="24"/>
-        </w:rPr>
-        <w:t xml:space="preserve">§ 1  </w:t>
-      </w:r>
-      <w:r>
-        <w:rPr>
-          <w:rFonts w:ascii="Arial" w:cs="Arial" w:eastAsia="Arial" w:hAnsi="Arial"/>
-          <w:b/>
-          <w:bCs/>
-          <w:i w:val="false"/>
-          <w:iCs w:val="false"/>
-          <w:color w:val="0B0B0F"/>
-          <w:sz w:val="24"/>
-          <w:szCs w:val="24"/>
-        </w:rPr>
-        <w:t xml:space="preserve">Präambel, Gegenstand und Rollenverteilung</w:t>
-      </w:r>
-    </w:p>
-    <w:p>
-      <w:pPr>
-        <w:spacing w:after="80" w:line="276"/>
-        <w:ind w:left="360" w:hanging="360"/>
-        <w:jc w:val="both"/>
-      </w:pPr>
-      <w:r>
-        <w:rPr>
-          <w:rFonts w:ascii="Arial" w:cs="Arial" w:eastAsia="Arial" w:hAnsi="Arial"/>
-          <w:color w:val="1A1A1A"/>
-          <w:sz w:val="21"/>
-          <w:szCs w:val="21"/>
-        </w:rPr>
-        <w:t xml:space="preserve">(1)	</w:t>
-      </w:r>
-      <w:r>
-        <w:rPr>
-          <w:rFonts w:ascii="Arial" w:cs="Arial" w:eastAsia="Arial" w:hAnsi="Arial"/>
-          <w:b w:val="false"/>
-          <w:bCs w:val="false"/>
-          <w:i w:val="false"/>
-          <w:iCs w:val="false"/>
-          <w:color w:val="1A1A1A"/>
-          <w:sz w:val="21"/>
-          <w:szCs w:val="21"/>
-        </w:rPr>
-        <w:t xml:space="preserve">NexAI erbringt für den Kunden Leistungen im Zusammenhang mit der Bereitstellung und dem Betrieb KI-gestützter Agenten (Voice Agent, Chat Agent, Social-Media-Agent, Vertriebs-/Akquise-Agent, Automatisierungen, individuelle KI-Agenten – nachfolgend "Agenten") sowie zugehöriger Projekt- und Betriebsleistungen. Im Rahmen dieser Leistungen verarbeitet NexAI personenbezogene Daten im Auftrag des Kunden.</w:t>
-      </w:r>
-    </w:p>
-    <w:p>
-      <w:pPr>
-        <w:spacing w:after="80" w:line="276"/>
-        <w:ind w:left="360" w:hanging="360"/>
-        <w:jc w:val="both"/>
-      </w:pPr>
-      <w:r>
-        <w:rPr>
-          <w:rFonts w:ascii="Arial" w:cs="Arial" w:eastAsia="Arial" w:hAnsi="Arial"/>
-          <w:color w:val="1A1A1A"/>
-          <w:sz w:val="21"/>
-          <w:szCs w:val="21"/>
-        </w:rPr>
-        <w:t xml:space="preserve">(2)	</w:t>
-      </w:r>
-      <w:r>
-        <w:rPr>
-          <w:rFonts w:ascii="Arial" w:cs="Arial" w:eastAsia="Arial" w:hAnsi="Arial"/>
-          <w:b w:val="false"/>
-          <w:bCs w:val="false"/>
-          <w:i w:val="false"/>
-          <w:iCs w:val="false"/>
-          <w:color w:val="1A1A1A"/>
-          <w:sz w:val="21"/>
-          <w:szCs w:val="21"/>
-        </w:rPr>
-        <w:t xml:space="preserve">Der Kunde ist hinsichtlich der im Auftrag verarbeiteten personenbezogenen Daten </w:t>
-      </w:r>
-      <w:r>
-        <w:rPr>
-          <w:rFonts w:ascii="Arial" w:cs="Arial" w:eastAsia="Arial" w:hAnsi="Arial"/>
-          <w:b/>
-          <w:bCs/>
-          <w:i w:val="false"/>
-          <w:iCs w:val="false"/>
-          <w:color w:val="1A1A1A"/>
-          <w:sz w:val="21"/>
-          <w:szCs w:val="21"/>
-        </w:rPr>
-        <w:t xml:space="preserve">Verantwortlicher</w:t>
-      </w:r>
-      <w:r>
-        <w:rPr>
-          <w:rFonts w:ascii="Arial" w:cs="Arial" w:eastAsia="Arial" w:hAnsi="Arial"/>
-          <w:b w:val="false"/>
-          <w:bCs w:val="false"/>
-          <w:i w:val="false"/>
-          <w:iCs w:val="false"/>
-          <w:color w:val="1A1A1A"/>
-          <w:sz w:val="21"/>
-          <w:szCs w:val="21"/>
-        </w:rPr>
-        <w:t xml:space="preserve"> im Sinne des Art. 4 Nr. 7 DSGVO. NexAI ist insoweit </w:t>
-      </w:r>
-      <w:r>
-        <w:rPr>
-          <w:rFonts w:ascii="Arial" w:cs="Arial" w:eastAsia="Arial" w:hAnsi="Arial"/>
-          <w:b/>
-          <w:bCs/>
-          <w:i w:val="false"/>
-          <w:iCs w:val="false"/>
-          <w:color w:val="1A1A1A"/>
-          <w:sz w:val="21"/>
-          <w:szCs w:val="21"/>
-        </w:rPr>
-        <w:t xml:space="preserve">Auftragsverarbeiter</w:t>
-      </w:r>
-      <w:r>
-        <w:rPr>
-          <w:rFonts w:ascii="Arial" w:cs="Arial" w:eastAsia="Arial" w:hAnsi="Arial"/>
-          <w:b w:val="false"/>
-          <w:bCs w:val="false"/>
-          <w:i w:val="false"/>
-          <w:iCs w:val="false"/>
-          <w:color w:val="1A1A1A"/>
-          <w:sz w:val="21"/>
-          <w:szCs w:val="21"/>
-        </w:rPr>
-        <w:t xml:space="preserve"> im Sinne des Art. 4 Nr. 8 DSGVO und verarbeitet die Daten ausschließlich weisungsgebunden nach Maßgabe dieses AVV.</w:t>
-      </w:r>
-    </w:p>
-    <w:p>
-      <w:pPr>
-        <w:spacing w:after="80" w:line="276"/>
-        <w:ind w:left="360" w:hanging="360"/>
-        <w:jc w:val="both"/>
-      </w:pPr>
-      <w:r>
-        <w:rPr>
-          <w:rFonts w:ascii="Arial" w:cs="Arial" w:eastAsia="Arial" w:hAnsi="Arial"/>
-          <w:color w:val="1A1A1A"/>
-          <w:sz w:val="21"/>
-          <w:szCs w:val="21"/>
-        </w:rPr>
-        <w:t xml:space="preserve">(3)	</w:t>
-      </w:r>
-      <w:r>
-        <w:rPr>
-          <w:rFonts w:ascii="Arial" w:cs="Arial" w:eastAsia="Arial" w:hAnsi="Arial"/>
-          <w:b w:val="false"/>
-          <w:bCs w:val="false"/>
-          <w:i w:val="false"/>
-          <w:iCs w:val="false"/>
-          <w:color w:val="1A1A1A"/>
-          <w:sz w:val="21"/>
-          <w:szCs w:val="21"/>
-        </w:rPr>
-        <w:t xml:space="preserve">Gegenstand dieses AVV ist die Konkretisierung der datenschutzrechtlichen Rechte und Pflichten der Parteien nach Art. 28 DSGVO. Für die abweichende oder ergänzende Rollenverteilung bei einzelnen Leistungsarten – insbesondere bei der Vertriebs-/Akquise-Leistung – gilt die Rollenmatrix in § 15.</w:t>
-      </w:r>
-    </w:p>
-    <w:p>
-      <w:pPr>
-        <w:spacing w:after="80" w:line="276"/>
-        <w:ind w:left="360" w:hanging="360"/>
-        <w:jc w:val="both"/>
-      </w:pPr>
-      <w:r>
-        <w:rPr>
-          <w:rFonts w:ascii="Arial" w:cs="Arial" w:eastAsia="Arial" w:hAnsi="Arial"/>
-          <w:color w:val="1A1A1A"/>
-          <w:sz w:val="21"/>
-          <w:szCs w:val="21"/>
-        </w:rPr>
-        <w:t xml:space="preserve">(4)	</w:t>
-      </w:r>
-      <w:r>
-        <w:rPr>
-          <w:rFonts w:ascii="Arial" w:cs="Arial" w:eastAsia="Arial" w:hAnsi="Arial"/>
-          <w:b w:val="false"/>
-          <w:bCs w:val="false"/>
-          <w:i w:val="false"/>
-          <w:iCs w:val="false"/>
-          <w:color w:val="1A1A1A"/>
-          <w:sz w:val="21"/>
-          <w:szCs w:val="21"/>
-        </w:rPr>
-        <w:t xml:space="preserve">Bei Widersprüchen zwischen diesem AVV und den übrigen Vertragsdokumenten (Rahmenvertrag, Auftragsformular/Leistungsschein, Anlage A, Anlage C, Anlage D, AGB) gehen in </w:t>
-      </w:r>
-      <w:r>
-        <w:rPr>
-          <w:rFonts w:ascii="Arial" w:cs="Arial" w:eastAsia="Arial" w:hAnsi="Arial"/>
-          <w:b/>
-          <w:bCs/>
-          <w:i w:val="false"/>
-          <w:iCs w:val="false"/>
-          <w:color w:val="1A1A1A"/>
-          <w:sz w:val="21"/>
-          <w:szCs w:val="21"/>
-        </w:rPr>
-        <w:t xml:space="preserve">datenschutzrechtlichen Fragen</w:t>
-      </w:r>
-      <w:r>
-        <w:rPr>
-          <w:rFonts w:ascii="Arial" w:cs="Arial" w:eastAsia="Arial" w:hAnsi="Arial"/>
-          <w:b w:val="false"/>
-          <w:bCs w:val="false"/>
-          <w:i w:val="false"/>
-          <w:iCs w:val="false"/>
-          <w:color w:val="1A1A1A"/>
-          <w:sz w:val="21"/>
-          <w:szCs w:val="21"/>
-        </w:rPr>
-        <w:t xml:space="preserve"> die Regelungen dieses AVV vor (Sachvorrang). Im Übrigen gelten die Regelungen des Rahmenvertrags und seiner Anlagen fort.</w:t>
-      </w:r>
-    </w:p>
-    <w:p>
-      <w:pPr>
-        <w:spacing w:after="80" w:line="276"/>
-        <w:ind w:left="360" w:hanging="360"/>
-        <w:jc w:val="both"/>
-      </w:pPr>
-      <w:r>
-        <w:rPr>
-          <w:rFonts w:ascii="Arial" w:cs="Arial" w:eastAsia="Arial" w:hAnsi="Arial"/>
-          <w:color w:val="1A1A1A"/>
-          <w:sz w:val="21"/>
-          <w:szCs w:val="21"/>
-        </w:rPr>
-        <w:t xml:space="preserve">(5)	</w:t>
-      </w:r>
-      <w:r>
-        <w:rPr>
-          <w:rFonts w:ascii="Arial" w:cs="Arial" w:eastAsia="Arial" w:hAnsi="Arial"/>
-          <w:b w:val="false"/>
-          <w:bCs w:val="false"/>
-          <w:i w:val="false"/>
-          <w:iCs w:val="false"/>
-          <w:color w:val="1A1A1A"/>
-          <w:sz w:val="21"/>
-          <w:szCs w:val="21"/>
-        </w:rPr>
-        <w:t xml:space="preserve">Die eigene straf-, ordnungswidrigkeiten- und bußgeldrechtliche Verantwortlichkeit von NexAI sowie eine etwaige eigene datenschutzrechtliche Verantwortlichkeit von NexAI für Zwecke, die NexAI selbst bestimmt, bleiben von diesem AVV unberührt.</w:t>
-      </w:r>
-    </w:p>
-    <w:p>
-      <w:pPr>
-        <w:pStyle w:val="Heading1"/>
-        <w:keepNext/>
-        <w:spacing w:after="100" w:before="260"/>
-      </w:pPr>
-      <w:r>
-        <w:rPr>
-          <w:rFonts w:ascii="Arial" w:cs="Arial" w:eastAsia="Arial" w:hAnsi="Arial"/>
-          <w:b/>
-          <w:bCs/>
-          <w:color w:val="1F3A8A"/>
-          <w:sz w:val="24"/>
-          <w:szCs w:val="24"/>
-        </w:rPr>
-        <w:t xml:space="preserve">§ 2  </w:t>
-      </w:r>
-      <w:r>
-        <w:rPr>
-          <w:rFonts w:ascii="Arial" w:cs="Arial" w:eastAsia="Arial" w:hAnsi="Arial"/>
-          <w:b/>
-          <w:bCs/>
-          <w:i w:val="false"/>
-          <w:iCs w:val="false"/>
-          <w:color w:val="0B0B0F"/>
-          <w:sz w:val="24"/>
-          <w:szCs w:val="24"/>
-        </w:rPr>
-        <w:t xml:space="preserve">Art, Umfang, Zweck und Dauer der Verarbeitung</w:t>
-      </w:r>
-    </w:p>
-    <w:p>
-      <w:pPr>
-        <w:spacing w:after="80" w:line="276"/>
-        <w:ind w:left="360" w:hanging="360"/>
-        <w:jc w:val="both"/>
-      </w:pPr>
-      <w:r>
-        <w:rPr>
-          <w:rFonts w:ascii="Arial" w:cs="Arial" w:eastAsia="Arial" w:hAnsi="Arial"/>
-          <w:color w:val="1A1A1A"/>
-          <w:sz w:val="21"/>
-          <w:szCs w:val="21"/>
-        </w:rPr>
-        <w:t xml:space="preserve">(1)	</w:t>
-      </w:r>
-      <w:r>
-        <w:rPr>
-          <w:rFonts w:ascii="Arial" w:cs="Arial" w:eastAsia="Arial" w:hAnsi="Arial"/>
-          <w:b/>
-          <w:bCs/>
-          <w:i w:val="false"/>
-          <w:iCs w:val="false"/>
-          <w:color w:val="1A1A1A"/>
-          <w:sz w:val="21"/>
-          <w:szCs w:val="21"/>
-        </w:rPr>
-        <w:t xml:space="preserve">Art der Verarbeitung:</w:t>
-      </w:r>
-      <w:r>
-        <w:rPr>
-          <w:rFonts w:ascii="Arial" w:cs="Arial" w:eastAsia="Arial" w:hAnsi="Arial"/>
-          <w:b w:val="false"/>
-          <w:bCs w:val="false"/>
-          <w:i w:val="false"/>
-          <w:iCs w:val="false"/>
-          <w:color w:val="1A1A1A"/>
-          <w:sz w:val="21"/>
-          <w:szCs w:val="21"/>
-        </w:rPr>
-        <w:t xml:space="preserve"> Erheben, Erfassen, Organisieren, Speichern, Anpassen, Auslesen, Abfragen, Verwenden, Übermitteln, Bereitstellen, Kombinieren, Einschränken und Löschen personenbezogener Daten mittels automatisierter Verfahren im Rahmen des Betriebs der Agenten (u. a. Sprachdialog, Chatdialog, Terminvereinbarung, Weiterleitung, Automatisierungen, Kontaktaufnahme).</w:t>
-      </w:r>
-    </w:p>
-    <w:p>
-      <w:pPr>
-        <w:spacing w:after="80" w:line="276"/>
-        <w:ind w:left="360" w:hanging="360"/>
-        <w:jc w:val="both"/>
-      </w:pPr>
-      <w:r>
-        <w:rPr>
-          <w:rFonts w:ascii="Arial" w:cs="Arial" w:eastAsia="Arial" w:hAnsi="Arial"/>
-          <w:color w:val="1A1A1A"/>
-          <w:sz w:val="21"/>
-          <w:szCs w:val="21"/>
-        </w:rPr>
-        <w:t xml:space="preserve">(2)	</w:t>
-      </w:r>
-      <w:r>
-        <w:rPr>
-          <w:rFonts w:ascii="Arial" w:cs="Arial" w:eastAsia="Arial" w:hAnsi="Arial"/>
-          <w:b/>
-          <w:bCs/>
-          <w:i w:val="false"/>
-          <w:iCs w:val="false"/>
-          <w:color w:val="1A1A1A"/>
-          <w:sz w:val="21"/>
-          <w:szCs w:val="21"/>
-        </w:rPr>
-        <w:t xml:space="preserve">Zweck der Verarbeitung:</w:t>
-      </w:r>
-      <w:r>
-        <w:rPr>
-          <w:rFonts w:ascii="Arial" w:cs="Arial" w:eastAsia="Arial" w:hAnsi="Arial"/>
-          <w:b w:val="false"/>
-          <w:bCs w:val="false"/>
-          <w:i w:val="false"/>
-          <w:iCs w:val="false"/>
-          <w:color w:val="1A1A1A"/>
-          <w:sz w:val="21"/>
-          <w:szCs w:val="21"/>
-        </w:rPr>
-        <w:t xml:space="preserve"> Bereitstellung, Einrichtung, Betrieb, Wartung und Support der Agenten für den Kunden, insbesondere die Beantwortung von Anfragen von Endnutzern, die Vereinbarung und Verwaltung von Terminen, die Weiterleitung von Anliegen sowie – nach Maßgabe der jeweiligen Beauftragung – die Kontaktaufnahme mit vom Kunden bestimmten Zielgruppen.</w:t>
-      </w:r>
-    </w:p>
-    <w:p>
-      <w:pPr>
-        <w:spacing w:after="80" w:line="276"/>
-        <w:ind w:left="360" w:hanging="360"/>
-        <w:jc w:val="both"/>
-      </w:pPr>
-      <w:r>
-        <w:rPr>
-          <w:rFonts w:ascii="Arial" w:cs="Arial" w:eastAsia="Arial" w:hAnsi="Arial"/>
-          <w:color w:val="1A1A1A"/>
-          <w:sz w:val="21"/>
-          <w:szCs w:val="21"/>
-        </w:rPr>
-        <w:t xml:space="preserve">(3)	</w:t>
-      </w:r>
-      <w:r>
-        <w:rPr>
-          <w:rFonts w:ascii="Arial" w:cs="Arial" w:eastAsia="Arial" w:hAnsi="Arial"/>
-          <w:b/>
-          <w:bCs/>
-          <w:i w:val="false"/>
-          <w:iCs w:val="false"/>
-          <w:color w:val="1A1A1A"/>
-          <w:sz w:val="21"/>
-          <w:szCs w:val="21"/>
-        </w:rPr>
-        <w:t xml:space="preserve">Umfang der Verarbeitung:</w:t>
-      </w:r>
-      <w:r>
-        <w:rPr>
-          <w:rFonts w:ascii="Arial" w:cs="Arial" w:eastAsia="Arial" w:hAnsi="Arial"/>
-          <w:b w:val="false"/>
-          <w:bCs w:val="false"/>
-          <w:i w:val="false"/>
-          <w:iCs w:val="false"/>
-          <w:color w:val="1A1A1A"/>
-          <w:sz w:val="21"/>
-          <w:szCs w:val="21"/>
-        </w:rPr>
-        <w:t xml:space="preserve"> bestimmt sich nach den im Auftragsformular/Leistungsschein und in Anlage A (Leistungsbeschreibung) festgelegten Agenten und Funktionen sowie nach den dokumentierten Weisungen des Kunden.</w:t>
-      </w:r>
-    </w:p>
-    <w:p>
-      <w:pPr>
-        <w:spacing w:after="80" w:line="276"/>
-        <w:ind w:left="360" w:hanging="360"/>
-        <w:jc w:val="both"/>
-      </w:pPr>
-      <w:r>
-        <w:rPr>
-          <w:rFonts w:ascii="Arial" w:cs="Arial" w:eastAsia="Arial" w:hAnsi="Arial"/>
-          <w:color w:val="1A1A1A"/>
-          <w:sz w:val="21"/>
-          <w:szCs w:val="21"/>
-        </w:rPr>
-        <w:t xml:space="preserve">(4)	</w:t>
-      </w:r>
-      <w:r>
-        <w:rPr>
-          <w:rFonts w:ascii="Arial" w:cs="Arial" w:eastAsia="Arial" w:hAnsi="Arial"/>
-          <w:b/>
-          <w:bCs/>
-          <w:i w:val="false"/>
-          <w:iCs w:val="false"/>
-          <w:color w:val="1A1A1A"/>
-          <w:sz w:val="21"/>
-          <w:szCs w:val="21"/>
-        </w:rPr>
-        <w:t xml:space="preserve">Dauer der Verarbeitung:</w:t>
-      </w:r>
-      <w:r>
-        <w:rPr>
-          <w:rFonts w:ascii="Arial" w:cs="Arial" w:eastAsia="Arial" w:hAnsi="Arial"/>
-          <w:b w:val="false"/>
-          <w:bCs w:val="false"/>
-          <w:i w:val="false"/>
-          <w:iCs w:val="false"/>
-          <w:color w:val="1A1A1A"/>
-          <w:sz w:val="21"/>
-          <w:szCs w:val="21"/>
-        </w:rPr>
-        <w:t xml:space="preserve"> Die Verarbeitung beginnt mit der Aufnahme der Leistungserbringung und endet mit Beendigung des Rahmenvertrags bzw. der jeweiligen Leistung, vorbehaltlich der Regelungen zu Löschung und Rückgabe (§ 12) und etwaiger gesetzlicher Aufbewahrungspflichten. Dieser AVV gilt für die Dauer der Verarbeitung personenbezogener Daten im Auftrag.</w:t>
-      </w:r>
-    </w:p>
-    <w:p>
-      <w:pPr>
-        <w:pStyle w:val="Heading1"/>
-        <w:keepNext/>
-        <w:spacing w:after="100" w:before="260"/>
-      </w:pPr>
-      <w:r>
-        <w:rPr>
-          <w:rFonts w:ascii="Arial" w:cs="Arial" w:eastAsia="Arial" w:hAnsi="Arial"/>
-          <w:b/>
-          <w:bCs/>
-          <w:color w:val="1F3A8A"/>
-          <w:sz w:val="24"/>
-          <w:szCs w:val="24"/>
-        </w:rPr>
-        <w:t xml:space="preserve">§ 3  </w:t>
-      </w:r>
-      <w:r>
-        <w:rPr>
-          <w:rFonts w:ascii="Arial" w:cs="Arial" w:eastAsia="Arial" w:hAnsi="Arial"/>
-          <w:b/>
-          <w:bCs/>
-          <w:i w:val="false"/>
-          <w:iCs w:val="false"/>
-          <w:color w:val="0B0B0F"/>
-          <w:sz w:val="24"/>
-          <w:szCs w:val="24"/>
-        </w:rPr>
-        <w:t xml:space="preserve">Kategorien betroffener Personen und personenbezogener Daten</w:t>
-      </w:r>
-    </w:p>
-    <w:p>
-      <w:pPr>
-        <w:spacing w:after="120" w:line="276"/>
-        <w:jc w:val="both"/>
-      </w:pPr>
-      <w:r>
-        <w:rPr>
-          <w:rFonts w:ascii="Arial" w:cs="Arial" w:eastAsia="Arial" w:hAnsi="Arial"/>
-          <w:b w:val="false"/>
-          <w:bCs w:val="false"/>
-          <w:i w:val="false"/>
-          <w:iCs w:val="false"/>
-          <w:color w:val="1A1A1A"/>
-          <w:sz w:val="21"/>
-          <w:szCs w:val="21"/>
-        </w:rPr>
-        <w:t xml:space="preserve">Gegenstand der Verarbeitung sind – abhängig von den beauftragten Agenten – die folgenden Kategorien:</w:t>
-      </w:r>
-    </w:p>
-    <w:p>
-      <w:pPr>
-        <w:pStyle w:val="Heading2"/>
-        <w:keepNext/>
-        <w:spacing w:after="80" w:before="160"/>
-      </w:pPr>
-      <w:r>
-        <w:rPr>
-          <w:rFonts w:ascii="Arial" w:cs="Arial" w:eastAsia="Arial" w:hAnsi="Arial"/>
-          <w:b/>
-          <w:bCs/>
-          <w:i w:val="false"/>
-          <w:iCs w:val="false"/>
-          <w:color w:val="0B0B0F"/>
-          <w:sz w:val="21"/>
-          <w:szCs w:val="21"/>
-        </w:rPr>
-        <w:t xml:space="preserve">3.1 Kategorien betroffener Personen</w:t>
+          <w:b/>
+          <w:bCs/>
+          <w:i w:val="false"/>
+          <w:iCs w:val="false"/>
+          <w:color w:val="1A1A1A"/>
+          <w:sz w:val="21"/>
+          <w:szCs w:val="21"/>
+        </w:rPr>
+        <w:t xml:space="preserve">Kalender-Read-Back:</w:t>
+      </w:r>
+      <w:r>
+        <w:rPr>
+          <w:rFonts w:ascii="Arial" w:cs="Arial" w:eastAsia="Arial" w:hAnsi="Arial"/>
+          <w:b w:val="false"/>
+          <w:bCs w:val="false"/>
+          <w:i w:val="false"/>
+          <w:iCs w:val="false"/>
+          <w:color w:val="1A1A1A"/>
+          <w:sz w:val="21"/>
+          <w:szCs w:val="21"/>
+        </w:rPr>
+        <w:t xml:space="preserve"> Zur Vermeidung von Doppelbuchungen erfolgt vor der Terminbestätigung ein Abgleich mit dem angebundenen Kalender (Read-Back) im Rahmen der technischen Möglichkeiten des angebundenen Systems.</w:t>
       </w:r>
     </w:p>
     <w:p>
@@ -16661,15 +15221,149 @@
       <w:r>
         <w:rPr>
           <w:rFonts w:ascii="Arial" w:cs="Arial" w:eastAsia="Arial" w:hAnsi="Arial"/>
-          <w:b w:val="false"/>
-          <w:bCs w:val="false"/>
-          <w:i w:val="false"/>
-          <w:iCs w:val="false"/>
-          <w:color w:val="1A1A1A"/>
-          <w:sz w:val="21"/>
-          <w:szCs w:val="21"/>
-        </w:rPr>
-        <w:t xml:space="preserve">Ansprechpartner, Beschäftigte und Vertreter des Kunden (Nutzer der Verwaltungs-/Konfigurationsfunktionen, Kontaktpersonen);</w:t>
+          <w:b/>
+          <w:bCs/>
+          <w:i w:val="false"/>
+          <w:iCs w:val="false"/>
+          <w:color w:val="1A1A1A"/>
+          <w:sz w:val="21"/>
+          <w:szCs w:val="21"/>
+        </w:rPr>
+        <w:t xml:space="preserve">Themen- und Verhaltensausschlüsse:</w:t>
+      </w:r>
+      <w:r>
+        <w:rPr>
+          <w:rFonts w:ascii="Arial" w:cs="Arial" w:eastAsia="Arial" w:hAnsi="Arial"/>
+          <w:b w:val="false"/>
+          <w:bCs w:val="false"/>
+          <w:i w:val="false"/>
+          <w:iCs w:val="false"/>
+          <w:color w:val="1A1A1A"/>
+          <w:sz w:val="21"/>
+          <w:szCs w:val="21"/>
+        </w:rPr>
+        <w:t xml:space="preserve"> Der Agent verweigert die Bearbeitung unzulässiger, diskriminierender oder gegen die vereinbarten Vorgaben verstoßender Anliegen.</w:t>
+      </w:r>
+    </w:p>
+    <w:p>
+      <w:pPr>
+        <w:spacing w:after="120" w:line="276"/>
+        <w:jc w:val="both"/>
+      </w:pPr>
+      <w:r>
+        <w:rPr>
+          <w:rFonts w:ascii="Arial" w:cs="Arial" w:eastAsia="Arial" w:hAnsi="Arial"/>
+          <w:b w:val="false"/>
+          <w:bCs w:val="false"/>
+          <w:i w:val="false"/>
+          <w:iCs w:val="false"/>
+          <w:color w:val="1A1A1A"/>
+          <w:sz w:val="21"/>
+          <w:szCs w:val="21"/>
+        </w:rPr>
+        <w:t xml:space="preserve">Die </w:t>
+      </w:r>
+      <w:r>
+        <w:rPr>
+          <w:rFonts w:ascii="Arial" w:cs="Arial" w:eastAsia="Arial" w:hAnsi="Arial"/>
+          <w:b/>
+          <w:bCs/>
+          <w:i w:val="false"/>
+          <w:iCs w:val="false"/>
+          <w:color w:val="1A1A1A"/>
+          <w:sz w:val="21"/>
+          <w:szCs w:val="21"/>
+        </w:rPr>
+        <w:t xml:space="preserve">Pflege und Aktualität der Wissensbasis</w:t>
+      </w:r>
+      <w:r>
+        <w:rPr>
+          <w:rFonts w:ascii="Arial" w:cs="Arial" w:eastAsia="Arial" w:hAnsi="Arial"/>
+          <w:b w:val="false"/>
+          <w:bCs w:val="false"/>
+          <w:i w:val="false"/>
+          <w:iCs w:val="false"/>
+          <w:color w:val="1A1A1A"/>
+          <w:sz w:val="21"/>
+          <w:szCs w:val="21"/>
+        </w:rPr>
+        <w:t xml:space="preserve"> (z. B. Preise, Öffnungszeiten, Produktinformationen, FAQ) obliegt dem </w:t>
+      </w:r>
+      <w:r>
+        <w:rPr>
+          <w:rFonts w:ascii="Arial" w:cs="Arial" w:eastAsia="Arial" w:hAnsi="Arial"/>
+          <w:b/>
+          <w:bCs/>
+          <w:i w:val="false"/>
+          <w:iCs w:val="false"/>
+          <w:color w:val="1A1A1A"/>
+          <w:sz w:val="21"/>
+          <w:szCs w:val="21"/>
+        </w:rPr>
+        <w:t xml:space="preserve">Kunden</w:t>
+      </w:r>
+      <w:r>
+        <w:rPr>
+          <w:rFonts w:ascii="Arial" w:cs="Arial" w:eastAsia="Arial" w:hAnsi="Arial"/>
+          <w:b w:val="false"/>
+          <w:bCs w:val="false"/>
+          <w:i w:val="false"/>
+          <w:iCs w:val="false"/>
+          <w:color w:val="1A1A1A"/>
+          <w:sz w:val="21"/>
+          <w:szCs w:val="21"/>
+        </w:rPr>
+        <w:t xml:space="preserve">. NexAI verarbeitet die vom Kunden bereitgestellten Inhalte; für deren Richtigkeit, Vollständigkeit und Aktualität ist der Kunde verantwortlich.</w:t>
+      </w:r>
+    </w:p>
+    <w:p>
+      <w:pPr>
+        <w:pStyle w:val="Heading1"/>
+        <w:keepNext/>
+        <w:spacing w:after="100" w:before="260"/>
+      </w:pPr>
+      <w:r>
+        <w:rPr>
+          <w:rFonts w:ascii="Arial" w:cs="Arial" w:eastAsia="Arial" w:hAnsi="Arial"/>
+          <w:b/>
+          <w:bCs/>
+          <w:color w:val="1F3A8A"/>
+          <w:sz w:val="24"/>
+          <w:szCs w:val="24"/>
+        </w:rPr>
+        <w:t xml:space="preserve">14.  </w:t>
+      </w:r>
+      <w:r>
+        <w:rPr>
+          <w:rFonts w:ascii="Arial" w:cs="Arial" w:eastAsia="Arial" w:hAnsi="Arial"/>
+          <w:b/>
+          <w:bCs/>
+          <w:i w:val="false"/>
+          <w:iCs w:val="false"/>
+          <w:color w:val="0B0B0F"/>
+          <w:sz w:val="24"/>
+          <w:szCs w:val="24"/>
+        </w:rPr>
+        <w:t xml:space="preserve">Nicht geschuldete Leistungen</w:t>
+      </w:r>
+    </w:p>
+    <w:p>
+      <w:pPr>
+        <w:spacing w:after="120" w:line="276"/>
+        <w:jc w:val="both"/>
+      </w:pPr>
+      <w:r>
+        <w:rPr>
+          <w:rFonts w:ascii="Arial" w:cs="Arial" w:eastAsia="Arial" w:hAnsi="Arial"/>
+          <w:b w:val="false"/>
+          <w:bCs w:val="false"/>
+          <w:i w:val="false"/>
+          <w:iCs w:val="false"/>
+          <w:color w:val="1A1A1A"/>
+          <w:sz w:val="21"/>
+          <w:szCs w:val="21"/>
+        </w:rPr>
+        <w:t xml:space="preserve">Nicht Gegenstand des Vertrages sind, soweit nicht ausdrücklich im Auftragsformular vereinbart, insbesondere die folgenden Leistungen:</w:t>
       </w:r>
     </w:p>
     <w:p>
@@ -16684,28 +15378,15 @@
       <w:r>
         <w:rPr>
           <w:rFonts w:ascii="Arial" w:cs="Arial" w:eastAsia="Arial" w:hAnsi="Arial"/>
-          <w:b/>
-          <w:bCs/>
-          <w:i w:val="false"/>
-          <w:iCs w:val="false"/>
-          <w:color w:val="1A1A1A"/>
-          <w:sz w:val="21"/>
-          <w:szCs w:val="21"/>
-        </w:rPr>
-        <w:t xml:space="preserve">Endnutzer</w:t>
-      </w:r>
-      <w:r>
-        <w:rPr>
-          <w:rFonts w:ascii="Arial" w:cs="Arial" w:eastAsia="Arial" w:hAnsi="Arial"/>
-          <w:b w:val="false"/>
-          <w:bCs w:val="false"/>
-          <w:i w:val="false"/>
-          <w:iCs w:val="false"/>
-          <w:color w:val="1A1A1A"/>
-          <w:sz w:val="21"/>
-          <w:szCs w:val="21"/>
-        </w:rPr>
-        <w:t xml:space="preserve"> – Personen, die mit den Agenten interagieren, insbesondere Anrufer (Voice Agent), Chat-Kontakte (Chat Agent), über Social-Media-Kanäle kommunizierende Personen sowie im Rahmen der Vertriebs-/Akquise-Leistung angesprochene Kontakte;</w:t>
+          <w:b w:val="false"/>
+          <w:bCs w:val="false"/>
+          <w:i w:val="false"/>
+          <w:iCs w:val="false"/>
+          <w:color w:val="1A1A1A"/>
+          <w:sz w:val="21"/>
+          <w:szCs w:val="21"/>
+        </w:rPr>
+        <w:t xml:space="preserve">Erstellung von Websites, Landingpages und Online-Shops sowie deren Gestaltung und Pflege</w:t>
       </w:r>
     </w:p>
     <w:p>
@@ -16728,27 +15409,7 @@
           <w:sz w:val="21"/>
           <w:szCs w:val="21"/>
         </w:rPr>
-        <w:t xml:space="preserve">Dritte, deren Daten von Endnutzern im Verlauf einer Interaktion mitgeteilt werden (z. B. genannte Kontaktpersonen).</w:t>
-      </w:r>
-    </w:p>
-    <w:p>
-      <w:pPr>
-        <w:pStyle w:val="Heading2"/>
-        <w:keepNext/>
-        <w:spacing w:after="80" w:before="160"/>
-      </w:pPr>
-      <w:r>
-        <w:rPr>
-          <w:rFonts w:ascii="Arial" w:cs="Arial" w:eastAsia="Arial" w:hAnsi="Arial"/>
-          <w:b/>
-          <w:bCs/>
-          <w:i w:val="false"/>
-          <w:iCs w:val="false"/>
-          <w:color w:val="0B0B0F"/>
-          <w:sz w:val="21"/>
-          <w:szCs w:val="21"/>
-        </w:rPr>
-        <w:t xml:space="preserve">3.2 Kategorien personenbezogener Daten</w:t>
+        <w:t xml:space="preserve">Suchmaschinen-Optimierung (SEO) und redaktionelle Content-Erstellung</w:t>
       </w:r>
     </w:p>
     <w:p>
@@ -16771,7 +15432,7 @@
           <w:sz w:val="21"/>
           <w:szCs w:val="21"/>
         </w:rPr>
-        <w:t xml:space="preserve">Kontakt- und Stammdaten (Name, Anrede, Firma/Funktion, Telefonnummer, E-Mail-Adresse, Anschrift);</w:t>
+        <w:t xml:space="preserve">Betreuung von Social-Media-Kanälen sowie Erstellung und Veröffentlichung von Beiträgen</w:t>
       </w:r>
     </w:p>
     <w:p>
@@ -16794,7 +15455,7 @@
           <w:sz w:val="21"/>
           <w:szCs w:val="21"/>
         </w:rPr>
-        <w:t xml:space="preserve">Gesprächs- und Kommunikationsinhalte (Inhalte von Anrufen, Chats, Nachrichten);</w:t>
+        <w:t xml:space="preserve">Recherche und Ansprache potenzieller Kunden des Kunden (Akquise, Lead-Recherche)</w:t>
       </w:r>
     </w:p>
     <w:p>
@@ -16817,7 +15478,7 @@
           <w:sz w:val="21"/>
           <w:szCs w:val="21"/>
         </w:rPr>
-        <w:t xml:space="preserve">Transkripte und – nur bei ausdrücklich aktivierter Funktion – Aufzeichnungen von Gesprächen;</w:t>
+        <w:t xml:space="preserve">Planung, Schaltung und Betreuung bezahlter Werbekampagnen (z. B. Google Ads, Social Ads) sowie das damit verbundene Mediabudget</w:t>
       </w:r>
     </w:p>
     <w:p>
@@ -16840,7 +15501,7 @@
           <w:sz w:val="21"/>
           <w:szCs w:val="21"/>
         </w:rPr>
-        <w:t xml:space="preserve">Termindaten (Terminwünsche, Datum/Uhrzeit, Anlass, Status);</w:t>
+        <w:t xml:space="preserve">Grafik-, Logo- und Corporate-Design-Leistungen</w:t>
       </w:r>
     </w:p>
     <w:p>
@@ -16863,7 +15524,7 @@
           <w:sz w:val="21"/>
           <w:szCs w:val="21"/>
         </w:rPr>
-        <w:t xml:space="preserve">Anliegen-, Vorgangs- und Statusdaten (Anfrage, Kategorie, Ergebnis, Weiterleitung);</w:t>
+        <w:t xml:space="preserve">Hosting, Wartung oder Betrieb kundeneigener oder fremder Systeme, die nicht Bestandteil der von NexAI bereitgestellten Betriebsmittel sind</w:t>
       </w:r>
     </w:p>
     <w:p>
@@ -16886,7 +15547,339 @@
           <w:sz w:val="21"/>
           <w:szCs w:val="21"/>
         </w:rPr>
-        <w:t xml:space="preserve">Metadaten und technische Daten (Verbindungs-/Nutzungsdaten, Zeitstempel, Kennungen, Kanal, Dauer, technische Protokolldaten).</w:t>
+        <w:t xml:space="preserve">Schulungen, Workshops und Einweisungen, soweit nicht ausdrücklich vereinbart</w:t>
+      </w:r>
+    </w:p>
+    <w:p>
+      <w:pPr>
+        <w:pStyle w:val="ListParagraph"/>
+        <w:numPr>
+          <w:ilvl w:val="0"/>
+          <w:numId w:val="1"/>
+        </w:numPr>
+        <w:spacing w:after="40" w:line="264"/>
+      </w:pPr>
+      <w:r>
+        <w:rPr>
+          <w:rFonts w:ascii="Arial" w:cs="Arial" w:eastAsia="Arial" w:hAnsi="Arial"/>
+          <w:b w:val="false"/>
+          <w:bCs w:val="false"/>
+          <w:i w:val="false"/>
+          <w:iCs w:val="false"/>
+          <w:color w:val="1A1A1A"/>
+          <w:sz w:val="21"/>
+          <w:szCs w:val="21"/>
+        </w:rPr>
+        <w:t xml:space="preserve">Beschaffung von Lizenzen, Guthaben oder Zugängen zu Drittdiensten, soweit nicht im Beitrag enthalten oder ausdrücklich vereinbart</w:t>
+      </w:r>
+    </w:p>
+    <w:p>
+      <w:pPr>
+        <w:pStyle w:val="ListParagraph"/>
+        <w:numPr>
+          <w:ilvl w:val="0"/>
+          <w:numId w:val="1"/>
+        </w:numPr>
+        <w:spacing w:after="40" w:line="264"/>
+      </w:pPr>
+      <w:r>
+        <w:rPr>
+          <w:rFonts w:ascii="Arial" w:cs="Arial" w:eastAsia="Arial" w:hAnsi="Arial"/>
+          <w:b w:val="false"/>
+          <w:bCs w:val="false"/>
+          <w:i w:val="false"/>
+          <w:iCs w:val="false"/>
+          <w:color w:val="1A1A1A"/>
+          <w:sz w:val="21"/>
+          <w:szCs w:val="21"/>
+        </w:rPr>
+        <w:t xml:space="preserve">Übernahme von Daten aus Vorsystemen (Datenmigration), soweit nicht ausdrücklich im Auftragsformular vereinbart</w:t>
+      </w:r>
+    </w:p>
+    <w:p>
+      <w:pPr>
+        <w:pStyle w:val="ListParagraph"/>
+        <w:numPr>
+          <w:ilvl w:val="0"/>
+          <w:numId w:val="1"/>
+        </w:numPr>
+        <w:spacing w:after="40" w:line="264"/>
+      </w:pPr>
+      <w:r>
+        <w:rPr>
+          <w:rFonts w:ascii="Arial" w:cs="Arial" w:eastAsia="Arial" w:hAnsi="Arial"/>
+          <w:b w:val="false"/>
+          <w:bCs w:val="false"/>
+          <w:i w:val="false"/>
+          <w:iCs w:val="false"/>
+          <w:color w:val="1A1A1A"/>
+          <w:sz w:val="21"/>
+          <w:szCs w:val="21"/>
+        </w:rPr>
+        <w:t xml:space="preserve">Veröffentlichung von Anwendungen in den App-Stores von Apple oder Google</w:t>
+      </w:r>
+    </w:p>
+    <w:p>
+      <w:pPr>
+        <w:pStyle w:val="Heading1"/>
+        <w:keepNext/>
+        <w:spacing w:after="100" w:before="260"/>
+      </w:pPr>
+      <w:r>
+        <w:rPr>
+          <w:rFonts w:ascii="Arial" w:cs="Arial" w:eastAsia="Arial" w:hAnsi="Arial"/>
+          <w:b/>
+          <w:bCs/>
+          <w:color w:val="1F3A8A"/>
+          <w:sz w:val="24"/>
+          <w:szCs w:val="24"/>
+        </w:rPr>
+        <w:t xml:space="preserve">15.  </w:t>
+      </w:r>
+      <w:r>
+        <w:rPr>
+          <w:rFonts w:ascii="Arial" w:cs="Arial" w:eastAsia="Arial" w:hAnsi="Arial"/>
+          <w:b/>
+          <w:bCs/>
+          <w:i w:val="false"/>
+          <w:iCs w:val="false"/>
+          <w:color w:val="0B0B0F"/>
+          <w:sz w:val="24"/>
+          <w:szCs w:val="24"/>
+        </w:rPr>
+        <w:t xml:space="preserve">Keine Erfolgs-, Lead- oder Umsatzgarantie (Beschaffenheit)</w:t>
+      </w:r>
+    </w:p>
+    <w:p>
+      <w:pPr>
+        <w:spacing w:after="80" w:line="276"/>
+        <w:ind w:left="360" w:hanging="360"/>
+        <w:jc w:val="both"/>
+      </w:pPr>
+      <w:r>
+        <w:rPr>
+          <w:rFonts w:ascii="Arial" w:cs="Arial" w:eastAsia="Arial" w:hAnsi="Arial"/>
+          <w:color w:val="1A1A1A"/>
+          <w:sz w:val="21"/>
+          <w:szCs w:val="21"/>
+        </w:rPr>
+        <w:t xml:space="preserve">(1)	</w:t>
+      </w:r>
+      <w:r>
+        <w:rPr>
+          <w:rFonts w:ascii="Arial" w:cs="Arial" w:eastAsia="Arial" w:hAnsi="Arial"/>
+          <w:b w:val="false"/>
+          <w:bCs w:val="false"/>
+          <w:i w:val="false"/>
+          <w:iCs w:val="false"/>
+          <w:color w:val="1A1A1A"/>
+          <w:sz w:val="21"/>
+          <w:szCs w:val="21"/>
+        </w:rPr>
+        <w:t xml:space="preserve">NexAI schuldet die vertragsgemäße Bereitstellung und den vertragsgemäßen Betrieb der Agenten nach Maßgabe dieser Anlage A und des Auftragsformulars. NexAI schuldet </w:t>
+      </w:r>
+      <w:r>
+        <w:rPr>
+          <w:rFonts w:ascii="Arial" w:cs="Arial" w:eastAsia="Arial" w:hAnsi="Arial"/>
+          <w:b/>
+          <w:bCs/>
+          <w:i w:val="false"/>
+          <w:iCs w:val="false"/>
+          <w:color w:val="1A1A1A"/>
+          <w:sz w:val="21"/>
+          <w:szCs w:val="21"/>
+        </w:rPr>
+        <w:t xml:space="preserve">keinen wirtschaftlichen Erfolg</w:t>
+      </w:r>
+      <w:r>
+        <w:rPr>
+          <w:rFonts w:ascii="Arial" w:cs="Arial" w:eastAsia="Arial" w:hAnsi="Arial"/>
+          <w:b w:val="false"/>
+          <w:bCs w:val="false"/>
+          <w:i w:val="false"/>
+          <w:iCs w:val="false"/>
+          <w:color w:val="1A1A1A"/>
+          <w:sz w:val="21"/>
+          <w:szCs w:val="21"/>
+        </w:rPr>
+        <w:t xml:space="preserve">.</w:t>
+      </w:r>
+    </w:p>
+    <w:p>
+      <w:pPr>
+        <w:spacing w:after="80" w:line="276"/>
+        <w:ind w:left="360" w:hanging="360"/>
+        <w:jc w:val="both"/>
+      </w:pPr>
+      <w:r>
+        <w:rPr>
+          <w:rFonts w:ascii="Arial" w:cs="Arial" w:eastAsia="Arial" w:hAnsi="Arial"/>
+          <w:color w:val="1A1A1A"/>
+          <w:sz w:val="21"/>
+          <w:szCs w:val="21"/>
+        </w:rPr>
+        <w:t xml:space="preserve">(2)	</w:t>
+      </w:r>
+      <w:r>
+        <w:rPr>
+          <w:rFonts w:ascii="Arial" w:cs="Arial" w:eastAsia="Arial" w:hAnsi="Arial"/>
+          <w:b w:val="false"/>
+          <w:bCs w:val="false"/>
+          <w:i w:val="false"/>
+          <w:iCs w:val="false"/>
+          <w:color w:val="1A1A1A"/>
+          <w:sz w:val="21"/>
+          <w:szCs w:val="21"/>
+        </w:rPr>
+        <w:t xml:space="preserve">Es wird </w:t>
+      </w:r>
+      <w:r>
+        <w:rPr>
+          <w:rFonts w:ascii="Arial" w:cs="Arial" w:eastAsia="Arial" w:hAnsi="Arial"/>
+          <w:b/>
+          <w:bCs/>
+          <w:i w:val="false"/>
+          <w:iCs w:val="false"/>
+          <w:color w:val="1A1A1A"/>
+          <w:sz w:val="21"/>
+          <w:szCs w:val="21"/>
+        </w:rPr>
+        <w:t xml:space="preserve">keine Garantie</w:t>
+      </w:r>
+      <w:r>
+        <w:rPr>
+          <w:rFonts w:ascii="Arial" w:cs="Arial" w:eastAsia="Arial" w:hAnsi="Arial"/>
+          <w:b w:val="false"/>
+          <w:bCs w:val="false"/>
+          <w:i w:val="false"/>
+          <w:iCs w:val="false"/>
+          <w:color w:val="1A1A1A"/>
+          <w:sz w:val="21"/>
+          <w:szCs w:val="21"/>
+        </w:rPr>
+        <w:t xml:space="preserve"> für eine bestimmte Anzahl an Leads, Terminen, Abschlüssen, Reichweiten oder für einen bestimmten Umsatz übernommen. Eine dahingehende Beschaffenheit wird nicht als geschuldet vereinbart.</w:t>
+      </w:r>
+    </w:p>
+    <w:p>
+      <w:pPr>
+        <w:spacing w:after="80" w:line="276"/>
+        <w:ind w:left="360" w:hanging="360"/>
+        <w:jc w:val="both"/>
+      </w:pPr>
+      <w:r>
+        <w:rPr>
+          <w:rFonts w:ascii="Arial" w:cs="Arial" w:eastAsia="Arial" w:hAnsi="Arial"/>
+          <w:color w:val="1A1A1A"/>
+          <w:sz w:val="21"/>
+          <w:szCs w:val="21"/>
+        </w:rPr>
+        <w:t xml:space="preserve">(3)	</w:t>
+      </w:r>
+      <w:r>
+        <w:rPr>
+          <w:rFonts w:ascii="Arial" w:cs="Arial" w:eastAsia="Arial" w:hAnsi="Arial"/>
+          <w:b w:val="false"/>
+          <w:bCs w:val="false"/>
+          <w:i w:val="false"/>
+          <w:iCs w:val="false"/>
+          <w:color w:val="1A1A1A"/>
+          <w:sz w:val="21"/>
+          <w:szCs w:val="21"/>
+        </w:rPr>
+        <w:t xml:space="preserve">Die Agenten beruhen auf </w:t>
+      </w:r>
+      <w:r>
+        <w:rPr>
+          <w:rFonts w:ascii="Arial" w:cs="Arial" w:eastAsia="Arial" w:hAnsi="Arial"/>
+          <w:b/>
+          <w:bCs/>
+          <w:i w:val="false"/>
+          <w:iCs w:val="false"/>
+          <w:color w:val="1A1A1A"/>
+          <w:sz w:val="21"/>
+          <w:szCs w:val="21"/>
+        </w:rPr>
+        <w:t xml:space="preserve">wahrscheinlichkeitsbasierten KI-Verfahren</w:t>
+      </w:r>
+      <w:r>
+        <w:rPr>
+          <w:rFonts w:ascii="Arial" w:cs="Arial" w:eastAsia="Arial" w:hAnsi="Arial"/>
+          <w:b w:val="false"/>
+          <w:bCs w:val="false"/>
+          <w:i w:val="false"/>
+          <w:iCs w:val="false"/>
+          <w:color w:val="1A1A1A"/>
+          <w:sz w:val="21"/>
+          <w:szCs w:val="21"/>
+        </w:rPr>
+        <w:t xml:space="preserve"> und sind naturgemäß </w:t>
+      </w:r>
+      <w:r>
+        <w:rPr>
+          <w:rFonts w:ascii="Arial" w:cs="Arial" w:eastAsia="Arial" w:hAnsi="Arial"/>
+          <w:b/>
+          <w:bCs/>
+          <w:i w:val="false"/>
+          <w:iCs w:val="false"/>
+          <w:color w:val="1A1A1A"/>
+          <w:sz w:val="21"/>
+          <w:szCs w:val="21"/>
+        </w:rPr>
+        <w:t xml:space="preserve">nicht in jedem Einzelfall fehlerfrei</w:t>
+      </w:r>
+      <w:r>
+        <w:rPr>
+          <w:rFonts w:ascii="Arial" w:cs="Arial" w:eastAsia="Arial" w:hAnsi="Arial"/>
+          <w:b w:val="false"/>
+          <w:bCs w:val="false"/>
+          <w:i w:val="false"/>
+          <w:iCs w:val="false"/>
+          <w:color w:val="1A1A1A"/>
+          <w:sz w:val="21"/>
+          <w:szCs w:val="21"/>
+        </w:rPr>
+        <w:t xml:space="preserve">. Die Parteien vereinbaren als geschuldete Beschaffenheit den Betrieb der Agenten im Rahmen des vereinbarten Leistungsbildes und der Guardrails (Ziffer 13). Vereinzelte inhaltliche Unrichtigkeiten, Missverständnisse oder nicht abschließend bearbeitete Anfragen begründen für sich genommen keinen Mangel, solange die Agenten im Rahmen dieses Leistungsbildes arbeiten; die gesetzlichen Mängelrechte des Kunden bei einem Abweichen von der vereinbarten Beschaffenheit bleiben unberührt.</w:t>
+      </w:r>
+    </w:p>
+    <w:p>
+      <w:pPr>
+        <w:spacing w:after="80" w:line="276"/>
+        <w:ind w:left="360" w:hanging="360"/>
+        <w:jc w:val="both"/>
+      </w:pPr>
+      <w:r>
+        <w:rPr>
+          <w:rFonts w:ascii="Arial" w:cs="Arial" w:eastAsia="Arial" w:hAnsi="Arial"/>
+          <w:color w:val="1A1A1A"/>
+          <w:sz w:val="21"/>
+          <w:szCs w:val="21"/>
+        </w:rPr>
+        <w:t xml:space="preserve">(4)	</w:t>
+      </w:r>
+      <w:r>
+        <w:rPr>
+          <w:rFonts w:ascii="Arial" w:cs="Arial" w:eastAsia="Arial" w:hAnsi="Arial"/>
+          <w:b w:val="false"/>
+          <w:bCs w:val="false"/>
+          <w:i w:val="false"/>
+          <w:iCs w:val="false"/>
+          <w:color w:val="1A1A1A"/>
+          <w:sz w:val="21"/>
+          <w:szCs w:val="21"/>
+        </w:rPr>
+        <w:t xml:space="preserve">Die Verfügbarkeit richtet sich nach Anlage C (SLA); die Haftung richtet sich nach den Regelungen des Rahmenvertrages (§ Haftung) und der AGB (B2B).</w:t>
+      </w:r>
+    </w:p>
+    <w:p>
+      <w:pPr>
+        <w:spacing w:after="160"/>
+      </w:pPr>
+      <w:r>
+        <w:rPr>
+          <w:sz w:val="2"/>
+          <w:szCs w:val="2"/>
+        </w:rPr>
+        <w:t xml:space="preserve"/>
       </w:r>
     </w:p>
     <w:p>
@@ -16904,8 +15897,308 @@
           <w:sz w:val="18"/>
           <w:szCs w:val="18"/>
         </w:rPr>
-        <w:t xml:space="preserve">Besondere Kategorien personenbezogener Daten (Art. 9 DSGVO) sind nicht Gegenstand der beauftragten Verarbeitung. Der Kunde stellt durch geeignete Konfiguration und Weisung sicher, dass die Agenten nicht gezielt zur Erhebung solcher Daten eingesetzt werden. Werden derartige Daten durch Endnutzer unaufgefordert mitgeteilt, verarbeitet NexAI sie ausschließlich im Rahmen der dokumentierten Weisungen und der Löschroutinen dieses AVV.</w:t>
-      </w:r>
+        <w:t xml:space="preserve">Diese Anlage A ist Bestandteil des Rahmenvertrages und gilt nur in Verbindung mit dem jeweiligen Auftragsformular. Es handelt sich um einen sorgfältig erstellten Entwurf, der für den konkreten Einzelfall anwaltlich geprüft werden sollte.</w:t>
+      </w:r>
+    </w:p>
+    <w:p>
+      <w:pPr>
+        <w:pageBreakBefore/>
+      </w:pPr>
+      <w:r>
+        <w:t xml:space="preserve"/>
+      </w:r>
+    </w:p>
+    <w:p>
+      <w:pPr>
+        <w:spacing w:after="80" w:before="60"/>
+        <w:jc w:val="left"/>
+      </w:pPr>
+      <w:r>
+        <w:rPr>
+          <w:rFonts w:ascii="Arial" w:cs="Arial" w:eastAsia="Arial" w:hAnsi="Arial"/>
+          <w:b/>
+          <w:bCs/>
+          <w:i w:val="false"/>
+          <w:iCs w:val="false"/>
+          <w:color w:val="0B0B0F"/>
+          <w:sz w:val="40"/>
+          <w:szCs w:val="40"/>
+        </w:rPr>
+        <w:t xml:space="preserve">Anlage B – Vertrag zur Auftragsverarbeitung (AVV) gemäß Art. 28 DSGVO</w:t>
+      </w:r>
+    </w:p>
+    <w:p>
+      <w:pPr>
+        <w:pBdr>
+          <w:bottom w:val="single" w:color="1F3A8A" w:sz="18" w:space="4"/>
+        </w:pBdr>
+        <w:spacing w:after="160"/>
+      </w:pPr>
+    </w:p>
+    <w:p>
+      <w:pPr>
+        <w:spacing w:after="200"/>
+      </w:pPr>
+      <w:r>
+        <w:rPr>
+          <w:rFonts w:ascii="Arial" w:cs="Arial" w:eastAsia="Arial" w:hAnsi="Arial"/>
+          <w:b w:val="false"/>
+          <w:bCs w:val="false"/>
+          <w:i w:val="false"/>
+          <w:iCs w:val="false"/>
+          <w:color w:val="6B7280"/>
+          <w:sz w:val="18"/>
+          <w:szCs w:val="18"/>
+        </w:rPr>
+        <w:t xml:space="preserve">Stand: August 2026</w:t>
+      </w:r>
+    </w:p>
+    <w:p>
+      <w:pPr>
+        <w:spacing w:after="120" w:line="276"/>
+        <w:jc w:val="both"/>
+      </w:pPr>
+      <w:r>
+        <w:rPr>
+          <w:rFonts w:ascii="Arial" w:cs="Arial" w:eastAsia="Arial" w:hAnsi="Arial"/>
+          <w:b w:val="false"/>
+          <w:bCs w:val="false"/>
+          <w:i w:val="false"/>
+          <w:iCs w:val="false"/>
+          <w:color w:val="1A1A1A"/>
+          <w:sz w:val="21"/>
+          <w:szCs w:val="21"/>
+        </w:rPr>
+        <w:t xml:space="preserve">Dieser Vertrag zur Auftragsverarbeitung (nachfolgend "AVV") ist Anlage B zum Rahmenvertrag zwischen den nachstehenden Parteien und konkretisiert die datenschutzrechtlichen Pflichten bei der Verarbeitung personenbezogener Daten im Auftrag.</w:t>
+      </w:r>
+    </w:p>
+    <w:p>
+      <w:pPr>
+        <w:pStyle w:val="Heading2"/>
+        <w:keepNext/>
+        <w:spacing w:after="80" w:before="160"/>
+      </w:pPr>
+      <w:r>
+        <w:rPr>
+          <w:rFonts w:ascii="Arial" w:cs="Arial" w:eastAsia="Arial" w:hAnsi="Arial"/>
+          <w:b/>
+          <w:bCs/>
+          <w:i w:val="false"/>
+          <w:iCs w:val="false"/>
+          <w:color w:val="0B0B0F"/>
+          <w:sz w:val="21"/>
+          <w:szCs w:val="21"/>
+        </w:rPr>
+        <w:t xml:space="preserve">Parteien</w:t>
+      </w:r>
+    </w:p>
+    <w:p>
+      <w:pPr>
+        <w:spacing w:after="120" w:line="276"/>
+        <w:jc w:val="both"/>
+      </w:pPr>
+      <w:r>
+        <w:rPr>
+          <w:rFonts w:ascii="Arial" w:cs="Arial" w:eastAsia="Arial" w:hAnsi="Arial"/>
+          <w:b/>
+          <w:bCs/>
+          <w:i w:val="false"/>
+          <w:iCs w:val="false"/>
+          <w:color w:val="1A1A1A"/>
+          <w:sz w:val="21"/>
+          <w:szCs w:val="21"/>
+        </w:rPr>
+        <w:t xml:space="preserve">Auftragsverarbeiter:</w:t>
+      </w:r>
+      <w:r>
+        <w:rPr>
+          <w:rFonts w:ascii="Arial" w:cs="Arial" w:eastAsia="Arial" w:hAnsi="Arial"/>
+          <w:b w:val="false"/>
+          <w:bCs w:val="false"/>
+          <w:i w:val="false"/>
+          <w:iCs w:val="false"/>
+          <w:color w:val="1A1A1A"/>
+          <w:sz w:val="21"/>
+          <w:szCs w:val="21"/>
+        </w:rPr>
+        <w:t xml:space="preserve"> NexAI – Next Generation Artificial Intelligence GbR, Untere Bergstraße 13, 74586 Frankenhardt-Honhardt, Deutschland, vertreten durch die Gesellschafter Maximilian Trenk und Jason Brian Merklein, E-Mail mbt@nex-a-i.com, Telefon 0176 80714816 — nachfolgend "NexAI".</w:t>
+      </w:r>
+    </w:p>
+    <w:p>
+      <w:pPr>
+        <w:spacing w:after="120" w:line="276"/>
+        <w:jc w:val="both"/>
+      </w:pPr>
+      <w:r>
+        <w:rPr>
+          <w:rFonts w:ascii="Arial" w:cs="Arial" w:eastAsia="Arial" w:hAnsi="Arial"/>
+          <w:b/>
+          <w:bCs/>
+          <w:i w:val="false"/>
+          <w:iCs w:val="false"/>
+          <w:color w:val="1A1A1A"/>
+          <w:sz w:val="21"/>
+          <w:szCs w:val="21"/>
+        </w:rPr>
+        <w:t xml:space="preserve">Verantwortlicher (Kunde):</w:t>
+      </w:r>
+    </w:p>
+    <w:p>
+      <w:pPr>
+        <w:spacing w:after="120"/>
+      </w:pPr>
+      <w:r>
+        <w:rPr>
+          <w:rFonts w:ascii="Arial" w:cs="Arial" w:eastAsia="Arial" w:hAnsi="Arial"/>
+          <w:b/>
+          <w:bCs/>
+          <w:color w:val="1A1A1A"/>
+          <w:sz w:val="21"/>
+          <w:szCs w:val="21"/>
+        </w:rPr>
+        <w:t xml:space="preserve">Firma / Rechtsform: </w:t>
+      </w:r>
+      <w:r>
+        <w:rPr>
+          <w:rFonts w:ascii="Arial" w:cs="Arial" w:eastAsia="Arial" w:hAnsi="Arial"/>
+          <w:color w:val="6B7280"/>
+          <w:sz w:val="21"/>
+          <w:szCs w:val="21"/>
+          <w:u w:val="single"/>
+        </w:rPr>
+        <w:t xml:space="preserve">                                                </w:t>
+      </w:r>
+    </w:p>
+    <w:p>
+      <w:pPr>
+        <w:spacing w:after="120"/>
+      </w:pPr>
+      <w:r>
+        <w:rPr>
+          <w:rFonts w:ascii="Arial" w:cs="Arial" w:eastAsia="Arial" w:hAnsi="Arial"/>
+          <w:b/>
+          <w:bCs/>
+          <w:color w:val="1A1A1A"/>
+          <w:sz w:val="21"/>
+          <w:szCs w:val="21"/>
+        </w:rPr>
+        <w:t xml:space="preserve">Anschrift: </w:t>
+      </w:r>
+      <w:r>
+        <w:rPr>
+          <w:rFonts w:ascii="Arial" w:cs="Arial" w:eastAsia="Arial" w:hAnsi="Arial"/>
+          <w:color w:val="6B7280"/>
+          <w:sz w:val="21"/>
+          <w:szCs w:val="21"/>
+          <w:u w:val="single"/>
+        </w:rPr>
+        <w:t xml:space="preserve">                                                </w:t>
+      </w:r>
+    </w:p>
+    <w:p>
+      <w:pPr>
+        <w:spacing w:after="120"/>
+      </w:pPr>
+      <w:r>
+        <w:rPr>
+          <w:rFonts w:ascii="Arial" w:cs="Arial" w:eastAsia="Arial" w:hAnsi="Arial"/>
+          <w:b/>
+          <w:bCs/>
+          <w:color w:val="1A1A1A"/>
+          <w:sz w:val="21"/>
+          <w:szCs w:val="21"/>
+        </w:rPr>
+        <w:t xml:space="preserve">Vertreten durch: </w:t>
+      </w:r>
+      <w:r>
+        <w:rPr>
+          <w:rFonts w:ascii="Arial" w:cs="Arial" w:eastAsia="Arial" w:hAnsi="Arial"/>
+          <w:color w:val="6B7280"/>
+          <w:sz w:val="21"/>
+          <w:szCs w:val="21"/>
+          <w:u w:val="single"/>
+        </w:rPr>
+        <w:t xml:space="preserve">                                                </w:t>
+      </w:r>
+    </w:p>
+    <w:p>
+      <w:pPr>
+        <w:spacing w:after="120"/>
+      </w:pPr>
+      <w:r>
+        <w:rPr>
+          <w:rFonts w:ascii="Arial" w:cs="Arial" w:eastAsia="Arial" w:hAnsi="Arial"/>
+          <w:b/>
+          <w:bCs/>
+          <w:color w:val="1A1A1A"/>
+          <w:sz w:val="21"/>
+          <w:szCs w:val="21"/>
+        </w:rPr>
+        <w:t xml:space="preserve">E-Mail: </w:t>
+      </w:r>
+      <w:r>
+        <w:rPr>
+          <w:rFonts w:ascii="Arial" w:cs="Arial" w:eastAsia="Arial" w:hAnsi="Arial"/>
+          <w:color w:val="6B7280"/>
+          <w:sz w:val="21"/>
+          <w:szCs w:val="21"/>
+          <w:u w:val="single"/>
+        </w:rPr>
+        <w:t xml:space="preserve">                                                </w:t>
+      </w:r>
+    </w:p>
+    <w:p>
+      <w:pPr>
+        <w:spacing w:after="120"/>
+      </w:pPr>
+      <w:r>
+        <w:rPr>
+          <w:rFonts w:ascii="Arial" w:cs="Arial" w:eastAsia="Arial" w:hAnsi="Arial"/>
+          <w:b/>
+          <w:bCs/>
+          <w:color w:val="1A1A1A"/>
+          <w:sz w:val="21"/>
+          <w:szCs w:val="21"/>
+        </w:rPr>
+        <w:t xml:space="preserve">Telefon: </w:t>
+      </w:r>
+      <w:r>
+        <w:rPr>
+          <w:rFonts w:ascii="Arial" w:cs="Arial" w:eastAsia="Arial" w:hAnsi="Arial"/>
+          <w:color w:val="6B7280"/>
+          <w:sz w:val="21"/>
+          <w:szCs w:val="21"/>
+          <w:u w:val="single"/>
+        </w:rPr>
+        <w:t xml:space="preserve">                                                </w:t>
+      </w:r>
+    </w:p>
+    <w:p>
+      <w:pPr>
+        <w:spacing w:after="120" w:line="276"/>
+        <w:jc w:val="both"/>
+      </w:pPr>
+      <w:r>
+        <w:rPr>
+          <w:rFonts w:ascii="Arial" w:cs="Arial" w:eastAsia="Arial" w:hAnsi="Arial"/>
+          <w:b w:val="false"/>
+          <w:bCs w:val="false"/>
+          <w:i w:val="false"/>
+          <w:iCs w:val="false"/>
+          <w:color w:val="1A1A1A"/>
+          <w:sz w:val="21"/>
+          <w:szCs w:val="21"/>
+        </w:rPr>
+        <w:t xml:space="preserve">— nachfolgend "Kunde". NexAI und der Kunde nachfolgend gemeinsam "Parteien", einzeln "Partei".</w:t>
+      </w:r>
+    </w:p>
+    <w:p>
+      <w:pPr>
+        <w:pBdr>
+          <w:bottom w:val="single" w:color="D1D5DB" w:sz="6" w:space="2"/>
+        </w:pBdr>
+        <w:spacing w:after="120"/>
+      </w:pPr>
     </w:p>
     <w:p>
       <w:pPr>
@@ -16922,7 +16215,7 @@
           <w:sz w:val="24"/>
           <w:szCs w:val="24"/>
         </w:rPr>
-        <w:t xml:space="preserve">§ 4  </w:t>
+        <w:t xml:space="preserve">§ 1  </w:t>
       </w:r>
       <w:r>
         <w:rPr>
@@ -16935,7 +16228,7 @@
           <w:sz w:val="24"/>
           <w:szCs w:val="24"/>
         </w:rPr>
-        <w:t xml:space="preserve">Weisungsbindung</w:t>
+        <w:t xml:space="preserve">Präambel, Gegenstand und Rollenverteilung</w:t>
       </w:r>
     </w:p>
     <w:p>
@@ -16964,33 +16257,7 @@
           <w:sz w:val="21"/>
           <w:szCs w:val="21"/>
         </w:rPr>
-        <w:t xml:space="preserve">NexAI verarbeitet personenbezogene Daten ausschließlich auf </w:t>
-      </w:r>
-      <w:r>
-        <w:rPr>
-          <w:rFonts w:ascii="Arial" w:cs="Arial" w:eastAsia="Arial" w:hAnsi="Arial"/>
-          <w:b/>
-          <w:bCs/>
-          <w:i w:val="false"/>
-          <w:iCs w:val="false"/>
-          <w:color w:val="1A1A1A"/>
-          <w:sz w:val="21"/>
-          <w:szCs w:val="21"/>
-        </w:rPr>
-        <w:t xml:space="preserve">dokumentierte Weisung</w:t>
-      </w:r>
-      <w:r>
-        <w:rPr>
-          <w:rFonts w:ascii="Arial" w:cs="Arial" w:eastAsia="Arial" w:hAnsi="Arial"/>
-          <w:b w:val="false"/>
-          <w:bCs w:val="false"/>
-          <w:i w:val="false"/>
-          <w:iCs w:val="false"/>
-          <w:color w:val="1A1A1A"/>
-          <w:sz w:val="21"/>
-          <w:szCs w:val="21"/>
-        </w:rPr>
-        <w:t xml:space="preserve"> des Kunden, es sei denn, NexAI ist nach Unionsrecht oder dem Recht eines Mitgliedstaats zur Verarbeitung verpflichtet (Art. 28 Abs. 3 lit. a DSGVO). In diesem Fall teilt NexAI dem Kunden diese rechtliche Anforderung vor der Verarbeitung mit, sofern das betreffende Recht eine solche Mitteilung nicht wegen eines wichtigen öffentlichen Interesses verbietet.</w:t>
+        <w:t xml:space="preserve">NexAI erbringt für den Kunden Leistungen im Zusammenhang mit der Bereitstellung und dem Betrieb KI-gestützter Agenten (Voice Agent, Chat Agent, Automatisierungen, individuelle KI-Agenten – nachfolgend "Agenten") sowie von Softwareanwendungen (NexAI CRM, NexAI Kalender, individuelle Anwendungen – nachfolgend "Anwendungen") und zugehöriger Projekt- und Betriebsleistungen. Im Rahmen dieser Leistungen verarbeitet NexAI personenbezogene Daten im Auftrag des Kunden.</w:t>
       </w:r>
     </w:p>
     <w:p>
@@ -17019,7 +16286,59 @@
           <w:sz w:val="21"/>
           <w:szCs w:val="21"/>
         </w:rPr>
-        <w:t xml:space="preserve">Die maßgeblichen Weisungen sind in diesem AVV und den übrigen Vertragsdokumenten festgelegt (Erstweisung). Weitergehende Einzelweisungen erteilt der Kunde in Textform gegenüber der in § 14 genannten Kontaktstelle. Mündliche Weisungen bestätigt der Kunde unverzüglich in Textform.</w:t>
+        <w:t xml:space="preserve">Der Kunde ist hinsichtlich der im Auftrag verarbeiteten personenbezogenen Daten </w:t>
+      </w:r>
+      <w:r>
+        <w:rPr>
+          <w:rFonts w:ascii="Arial" w:cs="Arial" w:eastAsia="Arial" w:hAnsi="Arial"/>
+          <w:b/>
+          <w:bCs/>
+          <w:i w:val="false"/>
+          <w:iCs w:val="false"/>
+          <w:color w:val="1A1A1A"/>
+          <w:sz w:val="21"/>
+          <w:szCs w:val="21"/>
+        </w:rPr>
+        <w:t xml:space="preserve">Verantwortlicher</w:t>
+      </w:r>
+      <w:r>
+        <w:rPr>
+          <w:rFonts w:ascii="Arial" w:cs="Arial" w:eastAsia="Arial" w:hAnsi="Arial"/>
+          <w:b w:val="false"/>
+          <w:bCs w:val="false"/>
+          <w:i w:val="false"/>
+          <w:iCs w:val="false"/>
+          <w:color w:val="1A1A1A"/>
+          <w:sz w:val="21"/>
+          <w:szCs w:val="21"/>
+        </w:rPr>
+        <w:t xml:space="preserve"> im Sinne des Art. 4 Nr. 7 DSGVO. NexAI ist insoweit </w:t>
+      </w:r>
+      <w:r>
+        <w:rPr>
+          <w:rFonts w:ascii="Arial" w:cs="Arial" w:eastAsia="Arial" w:hAnsi="Arial"/>
+          <w:b/>
+          <w:bCs/>
+          <w:i w:val="false"/>
+          <w:iCs w:val="false"/>
+          <w:color w:val="1A1A1A"/>
+          <w:sz w:val="21"/>
+          <w:szCs w:val="21"/>
+        </w:rPr>
+        <w:t xml:space="preserve">Auftragsverarbeiter</w:t>
+      </w:r>
+      <w:r>
+        <w:rPr>
+          <w:rFonts w:ascii="Arial" w:cs="Arial" w:eastAsia="Arial" w:hAnsi="Arial"/>
+          <w:b w:val="false"/>
+          <w:bCs w:val="false"/>
+          <w:i w:val="false"/>
+          <w:iCs w:val="false"/>
+          <w:color w:val="1A1A1A"/>
+          <w:sz w:val="21"/>
+          <w:szCs w:val="21"/>
+        </w:rPr>
+        <w:t xml:space="preserve"> im Sinne des Art. 4 Nr. 8 DSGVO und verarbeitet die Daten ausschließlich weisungsgebunden nach Maßgabe dieses AVV.</w:t>
       </w:r>
     </w:p>
     <w:p>
@@ -17048,7 +16367,7 @@
           <w:sz w:val="21"/>
           <w:szCs w:val="21"/>
         </w:rPr>
-        <w:t xml:space="preserve">NexAI informiert den Kunden unverzüglich, wenn NexAI der Auffassung ist, dass eine Weisung gegen datenschutzrechtliche Vorschriften verstößt (Art. 28 Abs. 3 Satz 3 DSGVO). NexAI ist berechtigt, die Durchführung der betreffenden Weisung bis zu deren Bestätigung oder Änderung durch den Kunden auszusetzen.</w:t>
+        <w:t xml:space="preserve">Gegenstand dieses AVV ist die Konkretisierung der datenschutzrechtlichen Rechte und Pflichten der Parteien nach Art. 28 DSGVO. Die Zuordnung der Rolle von NexAI je Leistungsart ergibt sich aus der Rollenmatrix in § 15.</w:t>
       </w:r>
     </w:p>
     <w:p>
@@ -17077,7 +16396,62 @@
           <w:sz w:val="21"/>
           <w:szCs w:val="21"/>
         </w:rPr>
-        <w:t xml:space="preserve">Der Kunde trägt die Verantwortung für die Rechtmäßigkeit der Weisungen und der Verarbeitung, insbesondere für das Vorliegen einer tragfähigen Rechtsgrundlage.</w:t>
+        <w:t xml:space="preserve">Bei Widersprüchen zwischen diesem AVV und den übrigen Vertragsdokumenten (Rahmenvertrag, Auftragsformular/Leistungsschein, Anlage A, Anlage C, Anlage D, AGB) gehen in </w:t>
+      </w:r>
+      <w:r>
+        <w:rPr>
+          <w:rFonts w:ascii="Arial" w:cs="Arial" w:eastAsia="Arial" w:hAnsi="Arial"/>
+          <w:b/>
+          <w:bCs/>
+          <w:i w:val="false"/>
+          <w:iCs w:val="false"/>
+          <w:color w:val="1A1A1A"/>
+          <w:sz w:val="21"/>
+          <w:szCs w:val="21"/>
+        </w:rPr>
+        <w:t xml:space="preserve">datenschutzrechtlichen Fragen</w:t>
+      </w:r>
+      <w:r>
+        <w:rPr>
+          <w:rFonts w:ascii="Arial" w:cs="Arial" w:eastAsia="Arial" w:hAnsi="Arial"/>
+          <w:b w:val="false"/>
+          <w:bCs w:val="false"/>
+          <w:i w:val="false"/>
+          <w:iCs w:val="false"/>
+          <w:color w:val="1A1A1A"/>
+          <w:sz w:val="21"/>
+          <w:szCs w:val="21"/>
+        </w:rPr>
+        <w:t xml:space="preserve"> die Regelungen dieses AVV vor (Sachvorrang). Im Übrigen gelten die Regelungen des Rahmenvertrags und seiner Anlagen fort.</w:t>
+      </w:r>
+    </w:p>
+    <w:p>
+      <w:pPr>
+        <w:spacing w:after="80" w:line="276"/>
+        <w:ind w:left="360" w:hanging="360"/>
+        <w:jc w:val="both"/>
+      </w:pPr>
+      <w:r>
+        <w:rPr>
+          <w:rFonts w:ascii="Arial" w:cs="Arial" w:eastAsia="Arial" w:hAnsi="Arial"/>
+          <w:color w:val="1A1A1A"/>
+          <w:sz w:val="21"/>
+          <w:szCs w:val="21"/>
+        </w:rPr>
+        <w:t xml:space="preserve">(5)	</w:t>
+      </w:r>
+      <w:r>
+        <w:rPr>
+          <w:rFonts w:ascii="Arial" w:cs="Arial" w:eastAsia="Arial" w:hAnsi="Arial"/>
+          <w:b w:val="false"/>
+          <w:bCs w:val="false"/>
+          <w:i w:val="false"/>
+          <w:iCs w:val="false"/>
+          <w:color w:val="1A1A1A"/>
+          <w:sz w:val="21"/>
+          <w:szCs w:val="21"/>
+        </w:rPr>
+        <w:t xml:space="preserve">Die eigene straf-, ordnungswidrigkeiten- und bußgeldrechtliche Verantwortlichkeit von NexAI sowie eine etwaige eigene datenschutzrechtliche Verantwortlichkeit von NexAI für Zwecke, die NexAI selbst bestimmt, bleiben von diesem AVV unberührt.</w:t>
       </w:r>
     </w:p>
     <w:p>
@@ -17095,7 +16469,7 @@
           <w:sz w:val="24"/>
           <w:szCs w:val="24"/>
         </w:rPr>
-        <w:t xml:space="preserve">§ 5  </w:t>
+        <w:t xml:space="preserve">§ 2  </w:t>
       </w:r>
       <w:r>
         <w:rPr>
@@ -17108,7 +16482,7 @@
           <w:sz w:val="24"/>
           <w:szCs w:val="24"/>
         </w:rPr>
-        <w:t xml:space="preserve">Vertraulichkeit</w:t>
+        <w:t xml:space="preserve">Art, Umfang, Zweck und Dauer der Verarbeitung</w:t>
       </w:r>
     </w:p>
     <w:p>
@@ -17129,15 +16503,28 @@
       <w:r>
         <w:rPr>
           <w:rFonts w:ascii="Arial" w:cs="Arial" w:eastAsia="Arial" w:hAnsi="Arial"/>
-          <w:b w:val="false"/>
-          <w:bCs w:val="false"/>
-          <w:i w:val="false"/>
-          <w:iCs w:val="false"/>
-          <w:color w:val="1A1A1A"/>
-          <w:sz w:val="21"/>
-          <w:szCs w:val="21"/>
-        </w:rPr>
-        <w:t xml:space="preserve">NexAI verpflichtet die mit der Verarbeitung befassten Personen zur Vertraulichkeit, soweit sie nicht bereits einer angemessenen gesetzlichen Verschwiegenheitspflicht unterliegen (Art. 28 Abs. 3 lit. b, Art. 29, Art. 32 Abs. 4 DSGVO).</w:t>
+          <w:b/>
+          <w:bCs/>
+          <w:i w:val="false"/>
+          <w:iCs w:val="false"/>
+          <w:color w:val="1A1A1A"/>
+          <w:sz w:val="21"/>
+          <w:szCs w:val="21"/>
+        </w:rPr>
+        <w:t xml:space="preserve">Art der Verarbeitung:</w:t>
+      </w:r>
+      <w:r>
+        <w:rPr>
+          <w:rFonts w:ascii="Arial" w:cs="Arial" w:eastAsia="Arial" w:hAnsi="Arial"/>
+          <w:b w:val="false"/>
+          <w:bCs w:val="false"/>
+          <w:i w:val="false"/>
+          <w:iCs w:val="false"/>
+          <w:color w:val="1A1A1A"/>
+          <w:sz w:val="21"/>
+          <w:szCs w:val="21"/>
+        </w:rPr>
+        <w:t xml:space="preserve"> Erheben, Erfassen, Organisieren, Speichern, Anpassen, Auslesen, Abfragen, Verwenden, Übermitteln, Bereitstellen, Kombinieren, Einschränken und Löschen personenbezogener Daten mittels automatisierter Verfahren im Rahmen des Betriebs der Agenten und Anwendungen (u. a. Sprachdialog, Chatdialog, Terminvereinbarung und Terminverwaltung, Weiterleitung, Automatisierungen, Verwaltung von Kontakt-, Vorgangs- und Aufgabendaten, Versand von Bestätigungen und Erinnerungen).</w:t>
       </w:r>
     </w:p>
     <w:p>
@@ -17158,15 +16545,28 @@
       <w:r>
         <w:rPr>
           <w:rFonts w:ascii="Arial" w:cs="Arial" w:eastAsia="Arial" w:hAnsi="Arial"/>
-          <w:b w:val="false"/>
-          <w:bCs w:val="false"/>
-          <w:i w:val="false"/>
-          <w:iCs w:val="false"/>
-          <w:color w:val="1A1A1A"/>
-          <w:sz w:val="21"/>
-          <w:szCs w:val="21"/>
-        </w:rPr>
-        <w:t xml:space="preserve">NexAI stellt sicher, dass Personen, die zur Verarbeitung der personenbezogenen Daten befugt sind, mit den einschlägigen datenschutzrechtlichen Anforderungen vertraut sind und Daten nur auf Weisung verarbeiten. Die Verpflichtung besteht auch nach Beendigung der Tätigkeit fort.</w:t>
+          <w:b/>
+          <w:bCs/>
+          <w:i w:val="false"/>
+          <w:iCs w:val="false"/>
+          <w:color w:val="1A1A1A"/>
+          <w:sz w:val="21"/>
+          <w:szCs w:val="21"/>
+        </w:rPr>
+        <w:t xml:space="preserve">Zweck der Verarbeitung:</w:t>
+      </w:r>
+      <w:r>
+        <w:rPr>
+          <w:rFonts w:ascii="Arial" w:cs="Arial" w:eastAsia="Arial" w:hAnsi="Arial"/>
+          <w:b w:val="false"/>
+          <w:bCs w:val="false"/>
+          <w:i w:val="false"/>
+          <w:iCs w:val="false"/>
+          <w:color w:val="1A1A1A"/>
+          <w:sz w:val="21"/>
+          <w:szCs w:val="21"/>
+        </w:rPr>
+        <w:t xml:space="preserve"> Bereitstellung, Einrichtung, Betrieb, Wartung und Support der Agenten und Anwendungen für den Kunden, insbesondere die Beantwortung von Anfragen von Endnutzern, die Vereinbarung, Verwaltung und Bestätigung von Terminen, die Weiterleitung von Anliegen sowie die Verwaltung der Kontakt-, Vorgangs- und Aufgabendaten des Kunden in den beauftragten Anwendungen.</w:t>
       </w:r>
     </w:p>
     <w:p>
@@ -17187,15 +16587,70 @@
       <w:r>
         <w:rPr>
           <w:rFonts w:ascii="Arial" w:cs="Arial" w:eastAsia="Arial" w:hAnsi="Arial"/>
-          <w:b w:val="false"/>
-          <w:bCs w:val="false"/>
-          <w:i w:val="false"/>
-          <w:iCs w:val="false"/>
-          <w:color w:val="1A1A1A"/>
-          <w:sz w:val="21"/>
-          <w:szCs w:val="21"/>
-        </w:rPr>
-        <w:t xml:space="preserve">Als Gesellschafter der NexAI GbR sind Maximilian Trenk und Jason Brian Merklein unmittelbar zur Vertraulichkeit verpflichtet.</w:t>
+          <w:b/>
+          <w:bCs/>
+          <w:i w:val="false"/>
+          <w:iCs w:val="false"/>
+          <w:color w:val="1A1A1A"/>
+          <w:sz w:val="21"/>
+          <w:szCs w:val="21"/>
+        </w:rPr>
+        <w:t xml:space="preserve">Umfang der Verarbeitung:</w:t>
+      </w:r>
+      <w:r>
+        <w:rPr>
+          <w:rFonts w:ascii="Arial" w:cs="Arial" w:eastAsia="Arial" w:hAnsi="Arial"/>
+          <w:b w:val="false"/>
+          <w:bCs w:val="false"/>
+          <w:i w:val="false"/>
+          <w:iCs w:val="false"/>
+          <w:color w:val="1A1A1A"/>
+          <w:sz w:val="21"/>
+          <w:szCs w:val="21"/>
+        </w:rPr>
+        <w:t xml:space="preserve"> bestimmt sich nach den im Auftragsformular/Leistungsschein und in Anlage A (Leistungsbeschreibung) festgelegten Agenten, Anwendungen und Funktionen sowie nach den dokumentierten Weisungen des Kunden.</w:t>
+      </w:r>
+    </w:p>
+    <w:p>
+      <w:pPr>
+        <w:spacing w:after="80" w:line="276"/>
+        <w:ind w:left="360" w:hanging="360"/>
+        <w:jc w:val="both"/>
+      </w:pPr>
+      <w:r>
+        <w:rPr>
+          <w:rFonts w:ascii="Arial" w:cs="Arial" w:eastAsia="Arial" w:hAnsi="Arial"/>
+          <w:color w:val="1A1A1A"/>
+          <w:sz w:val="21"/>
+          <w:szCs w:val="21"/>
+        </w:rPr>
+        <w:t xml:space="preserve">(4)	</w:t>
+      </w:r>
+      <w:r>
+        <w:rPr>
+          <w:rFonts w:ascii="Arial" w:cs="Arial" w:eastAsia="Arial" w:hAnsi="Arial"/>
+          <w:b/>
+          <w:bCs/>
+          <w:i w:val="false"/>
+          <w:iCs w:val="false"/>
+          <w:color w:val="1A1A1A"/>
+          <w:sz w:val="21"/>
+          <w:szCs w:val="21"/>
+        </w:rPr>
+        <w:t xml:space="preserve">Dauer der Verarbeitung:</w:t>
+      </w:r>
+      <w:r>
+        <w:rPr>
+          <w:rFonts w:ascii="Arial" w:cs="Arial" w:eastAsia="Arial" w:hAnsi="Arial"/>
+          <w:b w:val="false"/>
+          <w:bCs w:val="false"/>
+          <w:i w:val="false"/>
+          <w:iCs w:val="false"/>
+          <w:color w:val="1A1A1A"/>
+          <w:sz w:val="21"/>
+          <w:szCs w:val="21"/>
+        </w:rPr>
+        <w:t xml:space="preserve"> Die Verarbeitung beginnt mit der Aufnahme der Leistungserbringung und endet mit Beendigung des Rahmenvertrags bzw. der jeweiligen Leistung, vorbehaltlich der Regelungen zu Löschung und Rückgabe (§ 12) und etwaiger gesetzlicher Aufbewahrungspflichten. Dieser AVV gilt für die Dauer der Verarbeitung personenbezogener Daten im Auftrag.</w:t>
       </w:r>
     </w:p>
     <w:p>
@@ -17213,7 +16668,7 @@
           <w:sz w:val="24"/>
           <w:szCs w:val="24"/>
         </w:rPr>
-        <w:t xml:space="preserve">§ 6  </w:t>
+        <w:t xml:space="preserve">§ 3  </w:t>
       </w:r>
       <w:r>
         <w:rPr>
@@ -17226,120 +16681,396 @@
           <w:sz w:val="24"/>
           <w:szCs w:val="24"/>
         </w:rPr>
-        <w:t xml:space="preserve">Technische und organisatorische Maßnahmen (Art. 32 DSGVO)</w:t>
-      </w:r>
-    </w:p>
-    <w:p>
-      <w:pPr>
-        <w:spacing w:after="80" w:line="276"/>
-        <w:ind w:left="360" w:hanging="360"/>
-        <w:jc w:val="both"/>
-      </w:pPr>
-      <w:r>
-        <w:rPr>
-          <w:rFonts w:ascii="Arial" w:cs="Arial" w:eastAsia="Arial" w:hAnsi="Arial"/>
-          <w:color w:val="1A1A1A"/>
-          <w:sz w:val="21"/>
-          <w:szCs w:val="21"/>
-        </w:rPr>
-        <w:t xml:space="preserve">(1)	</w:t>
-      </w:r>
-      <w:r>
-        <w:rPr>
-          <w:rFonts w:ascii="Arial" w:cs="Arial" w:eastAsia="Arial" w:hAnsi="Arial"/>
-          <w:b w:val="false"/>
-          <w:bCs w:val="false"/>
-          <w:i w:val="false"/>
-          <w:iCs w:val="false"/>
-          <w:color w:val="1A1A1A"/>
-          <w:sz w:val="21"/>
-          <w:szCs w:val="21"/>
-        </w:rPr>
-        <w:t xml:space="preserve">NexAI trifft die zur Gewährleistung eines dem Risiko angemessenen Schutzniveaus erforderlichen technischen und organisatorischen Maßnahmen nach Art. 32 DSGVO. Die zum Zeitpunkt des Vertragsschlusses getroffenen Maßnahmen sind in </w:t>
-      </w:r>
-      <w:r>
-        <w:rPr>
-          <w:rFonts w:ascii="Arial" w:cs="Arial" w:eastAsia="Arial" w:hAnsi="Arial"/>
-          <w:b/>
-          <w:bCs/>
-          <w:i w:val="false"/>
-          <w:iCs w:val="false"/>
-          <w:color w:val="1A1A1A"/>
-          <w:sz w:val="21"/>
-          <w:szCs w:val="21"/>
-        </w:rPr>
-        <w:t xml:space="preserve">Anhang 1 (Technische und organisatorische Maßnahmen)</w:t>
-      </w:r>
-      <w:r>
-        <w:rPr>
-          <w:rFonts w:ascii="Arial" w:cs="Arial" w:eastAsia="Arial" w:hAnsi="Arial"/>
-          <w:b w:val="false"/>
-          <w:bCs w:val="false"/>
-          <w:i w:val="false"/>
-          <w:iCs w:val="false"/>
-          <w:color w:val="1A1A1A"/>
-          <w:sz w:val="21"/>
-          <w:szCs w:val="21"/>
-        </w:rPr>
-        <w:t xml:space="preserve"> beschrieben und sind Bestandteil dieses AVV.</w:t>
-      </w:r>
-    </w:p>
-    <w:p>
-      <w:pPr>
-        <w:spacing w:after="80" w:line="276"/>
-        <w:ind w:left="360" w:hanging="360"/>
-        <w:jc w:val="both"/>
-      </w:pPr>
-      <w:r>
-        <w:rPr>
-          <w:rFonts w:ascii="Arial" w:cs="Arial" w:eastAsia="Arial" w:hAnsi="Arial"/>
-          <w:color w:val="1A1A1A"/>
-          <w:sz w:val="21"/>
-          <w:szCs w:val="21"/>
-        </w:rPr>
-        <w:t xml:space="preserve">(2)	</w:t>
-      </w:r>
-      <w:r>
-        <w:rPr>
-          <w:rFonts w:ascii="Arial" w:cs="Arial" w:eastAsia="Arial" w:hAnsi="Arial"/>
-          <w:b w:val="false"/>
-          <w:bCs w:val="false"/>
-          <w:i w:val="false"/>
-          <w:iCs w:val="false"/>
-          <w:color w:val="1A1A1A"/>
-          <w:sz w:val="21"/>
-          <w:szCs w:val="21"/>
-        </w:rPr>
-        <w:t xml:space="preserve">NexAI ist berechtigt, die Maßnahmen an den Stand der Technik und an geänderte tatsächliche Verhältnisse anzupassen, sofern das vereinbarte Schutzniveau nicht unterschritten wird. Wesentliche Änderungen dokumentiert NexAI und stellt sie dem Kunden auf Anfrage zur Verfügung.</w:t>
-      </w:r>
-    </w:p>
-    <w:p>
-      <w:pPr>
-        <w:spacing w:after="80" w:line="276"/>
-        <w:ind w:left="360" w:hanging="360"/>
-        <w:jc w:val="both"/>
-      </w:pPr>
-      <w:r>
-        <w:rPr>
-          <w:rFonts w:ascii="Arial" w:cs="Arial" w:eastAsia="Arial" w:hAnsi="Arial"/>
-          <w:color w:val="1A1A1A"/>
-          <w:sz w:val="21"/>
-          <w:szCs w:val="21"/>
-        </w:rPr>
-        <w:t xml:space="preserve">(3)	</w:t>
-      </w:r>
-      <w:r>
-        <w:rPr>
-          <w:rFonts w:ascii="Arial" w:cs="Arial" w:eastAsia="Arial" w:hAnsi="Arial"/>
-          <w:b w:val="false"/>
-          <w:bCs w:val="false"/>
-          <w:i w:val="false"/>
-          <w:iCs w:val="false"/>
-          <w:color w:val="1A1A1A"/>
-          <w:sz w:val="21"/>
-          <w:szCs w:val="21"/>
-        </w:rPr>
-        <w:t xml:space="preserve">NexAI überprüft die Wirksamkeit der Maßnahmen in angemessenen Abständen.</w:t>
+        <w:t xml:space="preserve">Kategorien betroffener Personen und personenbezogener Daten</w:t>
+      </w:r>
+    </w:p>
+    <w:p>
+      <w:pPr>
+        <w:spacing w:after="120" w:line="276"/>
+        <w:jc w:val="both"/>
+      </w:pPr>
+      <w:r>
+        <w:rPr>
+          <w:rFonts w:ascii="Arial" w:cs="Arial" w:eastAsia="Arial" w:hAnsi="Arial"/>
+          <w:b w:val="false"/>
+          <w:bCs w:val="false"/>
+          <w:i w:val="false"/>
+          <w:iCs w:val="false"/>
+          <w:color w:val="1A1A1A"/>
+          <w:sz w:val="21"/>
+          <w:szCs w:val="21"/>
+        </w:rPr>
+        <w:t xml:space="preserve">Gegenstand der Verarbeitung sind – abhängig von den beauftragten Agenten und Anwendungen – die folgenden Kategorien:</w:t>
+      </w:r>
+    </w:p>
+    <w:p>
+      <w:pPr>
+        <w:pStyle w:val="Heading2"/>
+        <w:keepNext/>
+        <w:spacing w:after="80" w:before="160"/>
+      </w:pPr>
+      <w:r>
+        <w:rPr>
+          <w:rFonts w:ascii="Arial" w:cs="Arial" w:eastAsia="Arial" w:hAnsi="Arial"/>
+          <w:b/>
+          <w:bCs/>
+          <w:i w:val="false"/>
+          <w:iCs w:val="false"/>
+          <w:color w:val="0B0B0F"/>
+          <w:sz w:val="21"/>
+          <w:szCs w:val="21"/>
+        </w:rPr>
+        <w:t xml:space="preserve">3.1 Kategorien betroffener Personen</w:t>
+      </w:r>
+    </w:p>
+    <w:p>
+      <w:pPr>
+        <w:pStyle w:val="ListParagraph"/>
+        <w:numPr>
+          <w:ilvl w:val="0"/>
+          <w:numId w:val="1"/>
+        </w:numPr>
+        <w:spacing w:after="40" w:line="264"/>
+      </w:pPr>
+      <w:r>
+        <w:rPr>
+          <w:rFonts w:ascii="Arial" w:cs="Arial" w:eastAsia="Arial" w:hAnsi="Arial"/>
+          <w:b w:val="false"/>
+          <w:bCs w:val="false"/>
+          <w:i w:val="false"/>
+          <w:iCs w:val="false"/>
+          <w:color w:val="1A1A1A"/>
+          <w:sz w:val="21"/>
+          <w:szCs w:val="21"/>
+        </w:rPr>
+        <w:t xml:space="preserve">Ansprechpartner, Beschäftigte und Vertreter des Kunden (Nutzer der Verwaltungs-/Konfigurationsfunktionen, Kontaktpersonen);</w:t>
+      </w:r>
+    </w:p>
+    <w:p>
+      <w:pPr>
+        <w:pStyle w:val="ListParagraph"/>
+        <w:numPr>
+          <w:ilvl w:val="0"/>
+          <w:numId w:val="1"/>
+        </w:numPr>
+        <w:spacing w:after="40" w:line="264"/>
+      </w:pPr>
+      <w:r>
+        <w:rPr>
+          <w:rFonts w:ascii="Arial" w:cs="Arial" w:eastAsia="Arial" w:hAnsi="Arial"/>
+          <w:b/>
+          <w:bCs/>
+          <w:i w:val="false"/>
+          <w:iCs w:val="false"/>
+          <w:color w:val="1A1A1A"/>
+          <w:sz w:val="21"/>
+          <w:szCs w:val="21"/>
+        </w:rPr>
+        <w:t xml:space="preserve">Endnutzer</w:t>
+      </w:r>
+      <w:r>
+        <w:rPr>
+          <w:rFonts w:ascii="Arial" w:cs="Arial" w:eastAsia="Arial" w:hAnsi="Arial"/>
+          <w:b w:val="false"/>
+          <w:bCs w:val="false"/>
+          <w:i w:val="false"/>
+          <w:iCs w:val="false"/>
+          <w:color w:val="1A1A1A"/>
+          <w:sz w:val="21"/>
+          <w:szCs w:val="21"/>
+        </w:rPr>
+        <w:t xml:space="preserve"> – Personen, die mit den Agenten oder Anwendungen interagieren, insbesondere Anrufer (Voice Agent), Chat-Kontakte (Chat Agent), Personen, die einen Termin buchen (NexAI Kalender), sowie Nutzerinnen und Nutzer einer für den Kunden betriebenen Anwendung (NexAI App);</w:t>
+      </w:r>
+    </w:p>
+    <w:p>
+      <w:pPr>
+        <w:pStyle w:val="ListParagraph"/>
+        <w:numPr>
+          <w:ilvl w:val="0"/>
+          <w:numId w:val="1"/>
+        </w:numPr>
+        <w:spacing w:after="40" w:line="264"/>
+      </w:pPr>
+      <w:r>
+        <w:rPr>
+          <w:rFonts w:ascii="Arial" w:cs="Arial" w:eastAsia="Arial" w:hAnsi="Arial"/>
+          <w:b w:val="false"/>
+          <w:bCs w:val="false"/>
+          <w:i w:val="false"/>
+          <w:iCs w:val="false"/>
+          <w:color w:val="1A1A1A"/>
+          <w:sz w:val="21"/>
+          <w:szCs w:val="21"/>
+        </w:rPr>
+        <w:t xml:space="preserve">Kontakte, Interessenten und Kundschaft des Kunden, deren Daten der Kunde in den beauftragten Anwendungen speichert oder die aus den Agenten dorthin übernommen werden (NexAI CRM, NexAI Kalender);</w:t>
+      </w:r>
+    </w:p>
+    <w:p>
+      <w:pPr>
+        <w:pStyle w:val="ListParagraph"/>
+        <w:numPr>
+          <w:ilvl w:val="0"/>
+          <w:numId w:val="1"/>
+        </w:numPr>
+        <w:spacing w:after="40" w:line="264"/>
+      </w:pPr>
+      <w:r>
+        <w:rPr>
+          <w:rFonts w:ascii="Arial" w:cs="Arial" w:eastAsia="Arial" w:hAnsi="Arial"/>
+          <w:b w:val="false"/>
+          <w:bCs w:val="false"/>
+          <w:i w:val="false"/>
+          <w:iCs w:val="false"/>
+          <w:color w:val="1A1A1A"/>
+          <w:sz w:val="21"/>
+          <w:szCs w:val="21"/>
+        </w:rPr>
+        <w:t xml:space="preserve">Dritte, deren Daten von Endnutzern im Verlauf einer Interaktion oder in einem Freitextfeld mitgeteilt werden (z. B. genannte Kontaktpersonen).</w:t>
+      </w:r>
+    </w:p>
+    <w:p>
+      <w:pPr>
+        <w:pStyle w:val="Heading2"/>
+        <w:keepNext/>
+        <w:spacing w:after="80" w:before="160"/>
+      </w:pPr>
+      <w:r>
+        <w:rPr>
+          <w:rFonts w:ascii="Arial" w:cs="Arial" w:eastAsia="Arial" w:hAnsi="Arial"/>
+          <w:b/>
+          <w:bCs/>
+          <w:i w:val="false"/>
+          <w:iCs w:val="false"/>
+          <w:color w:val="0B0B0F"/>
+          <w:sz w:val="21"/>
+          <w:szCs w:val="21"/>
+        </w:rPr>
+        <w:t xml:space="preserve">3.2 Kategorien personenbezogener Daten</w:t>
+      </w:r>
+    </w:p>
+    <w:p>
+      <w:pPr>
+        <w:pStyle w:val="ListParagraph"/>
+        <w:numPr>
+          <w:ilvl w:val="0"/>
+          <w:numId w:val="1"/>
+        </w:numPr>
+        <w:spacing w:after="40" w:line="264"/>
+      </w:pPr>
+      <w:r>
+        <w:rPr>
+          <w:rFonts w:ascii="Arial" w:cs="Arial" w:eastAsia="Arial" w:hAnsi="Arial"/>
+          <w:b w:val="false"/>
+          <w:bCs w:val="false"/>
+          <w:i w:val="false"/>
+          <w:iCs w:val="false"/>
+          <w:color w:val="1A1A1A"/>
+          <w:sz w:val="21"/>
+          <w:szCs w:val="21"/>
+        </w:rPr>
+        <w:t xml:space="preserve">Kontakt- und Stammdaten (Name, Anrede, Firma/Funktion, Telefonnummer, E-Mail-Adresse, Anschrift);</w:t>
+      </w:r>
+    </w:p>
+    <w:p>
+      <w:pPr>
+        <w:pStyle w:val="ListParagraph"/>
+        <w:numPr>
+          <w:ilvl w:val="0"/>
+          <w:numId w:val="1"/>
+        </w:numPr>
+        <w:spacing w:after="40" w:line="264"/>
+      </w:pPr>
+      <w:r>
+        <w:rPr>
+          <w:rFonts w:ascii="Arial" w:cs="Arial" w:eastAsia="Arial" w:hAnsi="Arial"/>
+          <w:b w:val="false"/>
+          <w:bCs w:val="false"/>
+          <w:i w:val="false"/>
+          <w:iCs w:val="false"/>
+          <w:color w:val="1A1A1A"/>
+          <w:sz w:val="21"/>
+          <w:szCs w:val="21"/>
+        </w:rPr>
+        <w:t xml:space="preserve">Gesprächs- und Kommunikationsinhalte (Inhalte von Anrufen, Chats, Nachrichten);</w:t>
+      </w:r>
+    </w:p>
+    <w:p>
+      <w:pPr>
+        <w:pStyle w:val="ListParagraph"/>
+        <w:numPr>
+          <w:ilvl w:val="0"/>
+          <w:numId w:val="1"/>
+        </w:numPr>
+        <w:spacing w:after="40" w:line="264"/>
+      </w:pPr>
+      <w:r>
+        <w:rPr>
+          <w:rFonts w:ascii="Arial" w:cs="Arial" w:eastAsia="Arial" w:hAnsi="Arial"/>
+          <w:b w:val="false"/>
+          <w:bCs w:val="false"/>
+          <w:i w:val="false"/>
+          <w:iCs w:val="false"/>
+          <w:color w:val="1A1A1A"/>
+          <w:sz w:val="21"/>
+          <w:szCs w:val="21"/>
+        </w:rPr>
+        <w:t xml:space="preserve">Transkripte und – nur bei ausdrücklich aktivierter Funktion – Aufzeichnungen von Gesprächen;</w:t>
+      </w:r>
+    </w:p>
+    <w:p>
+      <w:pPr>
+        <w:pStyle w:val="ListParagraph"/>
+        <w:numPr>
+          <w:ilvl w:val="0"/>
+          <w:numId w:val="1"/>
+        </w:numPr>
+        <w:spacing w:after="40" w:line="264"/>
+      </w:pPr>
+      <w:r>
+        <w:rPr>
+          <w:rFonts w:ascii="Arial" w:cs="Arial" w:eastAsia="Arial" w:hAnsi="Arial"/>
+          <w:b w:val="false"/>
+          <w:bCs w:val="false"/>
+          <w:i w:val="false"/>
+          <w:iCs w:val="false"/>
+          <w:color w:val="1A1A1A"/>
+          <w:sz w:val="21"/>
+          <w:szCs w:val="21"/>
+        </w:rPr>
+        <w:t xml:space="preserve">Termindaten (Terminwünsche, Datum/Uhrzeit, Anlass, Status);</w:t>
+      </w:r>
+    </w:p>
+    <w:p>
+      <w:pPr>
+        <w:pStyle w:val="ListParagraph"/>
+        <w:numPr>
+          <w:ilvl w:val="0"/>
+          <w:numId w:val="1"/>
+        </w:numPr>
+        <w:spacing w:after="40" w:line="264"/>
+      </w:pPr>
+      <w:r>
+        <w:rPr>
+          <w:rFonts w:ascii="Arial" w:cs="Arial" w:eastAsia="Arial" w:hAnsi="Arial"/>
+          <w:b w:val="false"/>
+          <w:bCs w:val="false"/>
+          <w:i w:val="false"/>
+          <w:iCs w:val="false"/>
+          <w:color w:val="1A1A1A"/>
+          <w:sz w:val="21"/>
+          <w:szCs w:val="21"/>
+        </w:rPr>
+        <w:t xml:space="preserve">Anliegen-, Vorgangs- und Statusdaten (Anfrage, Kategorie, Ergebnis, Weiterleitung);</w:t>
+      </w:r>
+    </w:p>
+    <w:p>
+      <w:pPr>
+        <w:pStyle w:val="ListParagraph"/>
+        <w:numPr>
+          <w:ilvl w:val="0"/>
+          <w:numId w:val="1"/>
+        </w:numPr>
+        <w:spacing w:after="40" w:line="264"/>
+      </w:pPr>
+      <w:r>
+        <w:rPr>
+          <w:rFonts w:ascii="Arial" w:cs="Arial" w:eastAsia="Arial" w:hAnsi="Arial"/>
+          <w:b w:val="false"/>
+          <w:bCs w:val="false"/>
+          <w:i w:val="false"/>
+          <w:iCs w:val="false"/>
+          <w:color w:val="1A1A1A"/>
+          <w:sz w:val="21"/>
+          <w:szCs w:val="21"/>
+        </w:rPr>
+        <w:t xml:space="preserve">Auftrags-, Vorgangs- und Belegdaten, soweit der Kunde solche in einer Anwendung führt (z. B. Leistung, Betrag, Status);</w:t>
+      </w:r>
+    </w:p>
+    <w:p>
+      <w:pPr>
+        <w:pStyle w:val="ListParagraph"/>
+        <w:numPr>
+          <w:ilvl w:val="0"/>
+          <w:numId w:val="1"/>
+        </w:numPr>
+        <w:spacing w:after="40" w:line="264"/>
+      </w:pPr>
+      <w:r>
+        <w:rPr>
+          <w:rFonts w:ascii="Arial" w:cs="Arial" w:eastAsia="Arial" w:hAnsi="Arial"/>
+          <w:b w:val="false"/>
+          <w:bCs w:val="false"/>
+          <w:i w:val="false"/>
+          <w:iCs w:val="false"/>
+          <w:color w:val="1A1A1A"/>
+          <w:sz w:val="21"/>
+          <w:szCs w:val="21"/>
+        </w:rPr>
+        <w:t xml:space="preserve">Notizen und Freitexte, die der Kunde oder Endnutzer in einer Anwendung erfassen;</w:t>
+      </w:r>
+    </w:p>
+    <w:p>
+      <w:pPr>
+        <w:pStyle w:val="ListParagraph"/>
+        <w:numPr>
+          <w:ilvl w:val="0"/>
+          <w:numId w:val="1"/>
+        </w:numPr>
+        <w:spacing w:after="40" w:line="264"/>
+      </w:pPr>
+      <w:r>
+        <w:rPr>
+          <w:rFonts w:ascii="Arial" w:cs="Arial" w:eastAsia="Arial" w:hAnsi="Arial"/>
+          <w:b w:val="false"/>
+          <w:bCs w:val="false"/>
+          <w:i w:val="false"/>
+          <w:iCs w:val="false"/>
+          <w:color w:val="1A1A1A"/>
+          <w:sz w:val="21"/>
+          <w:szCs w:val="21"/>
+        </w:rPr>
+        <w:t xml:space="preserve">Zugangs- und Protokolldaten der Nutzerkonten des Kunden (Anmeldedaten – Passwörter ausschließlich als Prüfsumme –, Sitzungen, Änderungsprotokoll);</w:t>
+      </w:r>
+    </w:p>
+    <w:p>
+      <w:pPr>
+        <w:pStyle w:val="ListParagraph"/>
+        <w:numPr>
+          <w:ilvl w:val="0"/>
+          <w:numId w:val="1"/>
+        </w:numPr>
+        <w:spacing w:after="40" w:line="264"/>
+      </w:pPr>
+      <w:r>
+        <w:rPr>
+          <w:rFonts w:ascii="Arial" w:cs="Arial" w:eastAsia="Arial" w:hAnsi="Arial"/>
+          <w:b w:val="false"/>
+          <w:bCs w:val="false"/>
+          <w:i w:val="false"/>
+          <w:iCs w:val="false"/>
+          <w:color w:val="1A1A1A"/>
+          <w:sz w:val="21"/>
+          <w:szCs w:val="21"/>
+        </w:rPr>
+        <w:t xml:space="preserve">Metadaten und technische Daten (Verbindungs-/Nutzungsdaten, Zeitstempel, Kennungen, Kanal, Dauer, technische Protokolldaten).</w:t>
+      </w:r>
+    </w:p>
+    <w:p>
+      <w:pPr>
+        <w:spacing w:after="140" w:before="80"/>
+      </w:pPr>
+      <w:r>
+        <w:rPr>
+          <w:rFonts w:ascii="Arial" w:cs="Arial" w:eastAsia="Arial" w:hAnsi="Arial"/>
+          <w:b w:val="false"/>
+          <w:bCs w:val="false"/>
+          <w:i/>
+          <w:iCs/>
+          <w:color w:val="6B7280"/>
+          <w:sz w:val="18"/>
+          <w:szCs w:val="18"/>
+        </w:rPr>
+        <w:t xml:space="preserve">Besondere Kategorien personenbezogener Daten (Art. 9 DSGVO) sind nicht Gegenstand der beauftragten Verarbeitung. Der Kunde stellt durch geeignete Konfiguration und Weisung sicher, dass die Agenten nicht gezielt zur Erhebung solcher Daten eingesetzt werden. Werden derartige Daten durch Endnutzer unaufgefordert mitgeteilt, verarbeitet NexAI sie ausschließlich im Rahmen der dokumentierten Weisungen und der Löschroutinen dieses AVV.</w:t>
       </w:r>
     </w:p>
     <w:p>
@@ -17357,7 +17088,7 @@
           <w:sz w:val="24"/>
           <w:szCs w:val="24"/>
         </w:rPr>
-        <w:t xml:space="preserve">§ 7  </w:t>
+        <w:t xml:space="preserve">§ 4  </w:t>
       </w:r>
       <w:r>
         <w:rPr>
@@ -17370,7 +17101,7 @@
           <w:sz w:val="24"/>
           <w:szCs w:val="24"/>
         </w:rPr>
-        <w:t xml:space="preserve">Zweckbindung, kein Modelltraining</w:t>
+        <w:t xml:space="preserve">Weisungsbindung</w:t>
       </w:r>
     </w:p>
     <w:p>
@@ -17399,7 +17130,33 @@
           <w:sz w:val="21"/>
           <w:szCs w:val="21"/>
         </w:rPr>
-        <w:t xml:space="preserve">NexAI verarbeitet die personenbezogenen Daten des Kunden ausschließlich zu den in § 2 genannten Zwecken und nicht für eigene Zwecke.</w:t>
+        <w:t xml:space="preserve">NexAI verarbeitet personenbezogene Daten ausschließlich auf </w:t>
+      </w:r>
+      <w:r>
+        <w:rPr>
+          <w:rFonts w:ascii="Arial" w:cs="Arial" w:eastAsia="Arial" w:hAnsi="Arial"/>
+          <w:b/>
+          <w:bCs/>
+          <w:i w:val="false"/>
+          <w:iCs w:val="false"/>
+          <w:color w:val="1A1A1A"/>
+          <w:sz w:val="21"/>
+          <w:szCs w:val="21"/>
+        </w:rPr>
+        <w:t xml:space="preserve">dokumentierte Weisung</w:t>
+      </w:r>
+      <w:r>
+        <w:rPr>
+          <w:rFonts w:ascii="Arial" w:cs="Arial" w:eastAsia="Arial" w:hAnsi="Arial"/>
+          <w:b w:val="false"/>
+          <w:bCs w:val="false"/>
+          <w:i w:val="false"/>
+          <w:iCs w:val="false"/>
+          <w:color w:val="1A1A1A"/>
+          <w:sz w:val="21"/>
+          <w:szCs w:val="21"/>
+        </w:rPr>
+        <w:t xml:space="preserve"> des Kunden, es sei denn, NexAI ist nach Unionsrecht oder dem Recht eines Mitgliedstaats zur Verarbeitung verpflichtet (Art. 28 Abs. 3 lit. a DSGVO). In diesem Fall teilt NexAI dem Kunden diese rechtliche Anforderung vor der Verarbeitung mit, sofern das betreffende Recht eine solche Mitteilung nicht wegen eines wichtigen öffentlichen Interesses verbietet.</w:t>
       </w:r>
     </w:p>
     <w:p>
@@ -17428,33 +17185,7 @@
           <w:sz w:val="21"/>
           <w:szCs w:val="21"/>
         </w:rPr>
-        <w:t xml:space="preserve">NexAI verwendet die im Auftrag verarbeiteten personenbezogenen Daten </w:t>
-      </w:r>
-      <w:r>
-        <w:rPr>
-          <w:rFonts w:ascii="Arial" w:cs="Arial" w:eastAsia="Arial" w:hAnsi="Arial"/>
-          <w:b/>
-          <w:bCs/>
-          <w:i w:val="false"/>
-          <w:iCs w:val="false"/>
-          <w:color w:val="1A1A1A"/>
-          <w:sz w:val="21"/>
-          <w:szCs w:val="21"/>
-        </w:rPr>
-        <w:t xml:space="preserve">nicht zum Training, zur Weiterentwicklung, zum Fine-Tuning oder zur Verbesserung eigener oder fremder KI-Modelle</w:t>
-      </w:r>
-      <w:r>
-        <w:rPr>
-          <w:rFonts w:ascii="Arial" w:cs="Arial" w:eastAsia="Arial" w:hAnsi="Arial"/>
-          <w:b w:val="false"/>
-          <w:bCs w:val="false"/>
-          <w:i w:val="false"/>
-          <w:iCs w:val="false"/>
-          <w:color w:val="1A1A1A"/>
-          <w:sz w:val="21"/>
-          <w:szCs w:val="21"/>
-        </w:rPr>
-        <w:t xml:space="preserve">.</w:t>
+        <w:t xml:space="preserve">Die maßgeblichen Weisungen sind in diesem AVV und den übrigen Vertragsdokumenten festgelegt (Erstweisung). Weitergehende Einzelweisungen erteilt der Kunde in Textform gegenüber der in § 14 genannten Kontaktstelle. Mündliche Weisungen bestätigt der Kunde unverzüglich in Textform.</w:t>
       </w:r>
     </w:p>
     <w:p>
@@ -17483,7 +17214,7 @@
           <w:sz w:val="21"/>
           <w:szCs w:val="21"/>
         </w:rPr>
-        <w:t xml:space="preserve">NexAI konfiguriert die eingesetzten Subunternehmer, soweit technisch möglich, so, dass eine Nutzung der übermittelten Daten zu Trainingszwecken ausgeschlossen ist und die Daten nicht oder nur für den kürzest möglichen, technisch vorgegebenen Zeitraum gespeichert werden (Zero-Retention- bzw. No-Training-Konfiguration). Soweit ein Subunternehmer Daten über die Erbringung der Leistung hinaus zu eigenen Zwecken verarbeitet, geschieht dies außerhalb des Auftragsverhältnisses; § 15 (Rollenmatrix) bleibt unberührt.</w:t>
+        <w:t xml:space="preserve">NexAI informiert den Kunden unverzüglich, wenn NexAI der Auffassung ist, dass eine Weisung gegen datenschutzrechtliche Vorschriften verstößt (Art. 28 Abs. 3 Satz 3 DSGVO). NexAI ist berechtigt, die Durchführung der betreffenden Weisung bis zu deren Bestätigung oder Änderung durch den Kunden auszusetzen.</w:t>
       </w:r>
     </w:p>
     <w:p>
@@ -17512,15 +17243,7 @@
           <w:sz w:val="21"/>
           <w:szCs w:val="21"/>
         </w:rPr>
-        <w:t xml:space="preserve">Eine über die Auftragserfüllung hinausgehende Verarbeitung durch NexAI zu eigenen Zwecken – insbesondere zur Produktverbesserung – erfolgt nur nach Anonymisierung oder auf gesonderter, dokumentierter Rechtsgrundlage (Art. 28 Abs. 10 DSGVO).</w:t>
-      </w:r>
-    </w:p>
-    <w:p>
-      <w:pPr>
-        <w:pageBreakBefore/>
-      </w:pPr>
-      <w:r>
-        <w:t xml:space="preserve"/>
+        <w:t xml:space="preserve">Der Kunde trägt die Verantwortung für die Rechtmäßigkeit der Weisungen und der Verarbeitung, insbesondere für das Vorliegen einer tragfähigen Rechtsgrundlage.</w:t>
       </w:r>
     </w:p>
     <w:p>
@@ -17538,7 +17261,7 @@
           <w:sz w:val="24"/>
           <w:szCs w:val="24"/>
         </w:rPr>
-        <w:t xml:space="preserve">§ 8  </w:t>
+        <w:t xml:space="preserve">§ 5  </w:t>
       </w:r>
       <w:r>
         <w:rPr>
@@ -17551,7 +17274,7 @@
           <w:sz w:val="24"/>
           <w:szCs w:val="24"/>
         </w:rPr>
-        <w:t xml:space="preserve">Speicherorte, Speicherdauer und Löschung</w:t>
+        <w:t xml:space="preserve">Vertraulichkeit</w:t>
       </w:r>
     </w:p>
     <w:p>
@@ -17580,33 +17303,7 @@
           <w:sz w:val="21"/>
           <w:szCs w:val="21"/>
         </w:rPr>
-        <w:t xml:space="preserve">Die Verarbeitung erfolgt teils intern bei NexAI, teils extern bei den in </w:t>
-      </w:r>
-      <w:r>
-        <w:rPr>
-          <w:rFonts w:ascii="Arial" w:cs="Arial" w:eastAsia="Arial" w:hAnsi="Arial"/>
-          <w:b/>
-          <w:bCs/>
-          <w:i w:val="false"/>
-          <w:iCs w:val="false"/>
-          <w:color w:val="1A1A1A"/>
-          <w:sz w:val="21"/>
-          <w:szCs w:val="21"/>
-        </w:rPr>
-        <w:t xml:space="preserve">Anhang 2 (Unterauftragsverarbeiter)</w:t>
-      </w:r>
-      <w:r>
-        <w:rPr>
-          <w:rFonts w:ascii="Arial" w:cs="Arial" w:eastAsia="Arial" w:hAnsi="Arial"/>
-          <w:b w:val="false"/>
-          <w:bCs w:val="false"/>
-          <w:i w:val="false"/>
-          <w:iCs w:val="false"/>
-          <w:color w:val="1A1A1A"/>
-          <w:sz w:val="21"/>
-          <w:szCs w:val="21"/>
-        </w:rPr>
-        <w:t xml:space="preserve"> genannten Subunternehmern, ggf. auch in Drittländern nach Maßgabe von § 10.</w:t>
+        <w:t xml:space="preserve">NexAI verpflichtet die mit der Verarbeitung befassten Personen zur Vertraulichkeit, soweit sie nicht bereits einer angemessenen gesetzlichen Verschwiegenheitspflicht unterliegen (Art. 28 Abs. 3 lit. b, Art. 29, Art. 32 Abs. 4 DSGVO).</w:t>
       </w:r>
     </w:p>
     <w:p>
@@ -17627,28 +17324,15 @@
       <w:r>
         <w:rPr>
           <w:rFonts w:ascii="Arial" w:cs="Arial" w:eastAsia="Arial" w:hAnsi="Arial"/>
-          <w:b/>
-          <w:bCs/>
-          <w:i w:val="false"/>
-          <w:iCs w:val="false"/>
-          <w:color w:val="1A1A1A"/>
-          <w:sz w:val="21"/>
-          <w:szCs w:val="21"/>
-        </w:rPr>
-        <w:t xml:space="preserve">Grundsatz der Nichtspeicherung:</w:t>
-      </w:r>
-      <w:r>
-        <w:rPr>
-          <w:rFonts w:ascii="Arial" w:cs="Arial" w:eastAsia="Arial" w:hAnsi="Arial"/>
-          <w:b w:val="false"/>
-          <w:bCs w:val="false"/>
-          <w:i w:val="false"/>
-          <w:iCs w:val="false"/>
-          <w:color w:val="1A1A1A"/>
-          <w:sz w:val="21"/>
-          <w:szCs w:val="21"/>
-        </w:rPr>
-        <w:t xml:space="preserve"> Wo eine Speicherung technisch abschaltbar ist, wird sie deaktiviert; personenbezogene Daten werden dann nur flüchtig zur Durchführung der jeweiligen Interaktion verarbeitet.</w:t>
+          <w:b w:val="false"/>
+          <w:bCs w:val="false"/>
+          <w:i w:val="false"/>
+          <w:iCs w:val="false"/>
+          <w:color w:val="1A1A1A"/>
+          <w:sz w:val="21"/>
+          <w:szCs w:val="21"/>
+        </w:rPr>
+        <w:t xml:space="preserve">NexAI stellt sicher, dass Personen, die zur Verarbeitung der personenbezogenen Daten befugt sind, mit den einschlägigen datenschutzrechtlichen Anforderungen vertraut sind und Daten nur auf Weisung verarbeiten. Die Verpflichtung besteht auch nach Beendigung der Tätigkeit fort.</w:t>
       </w:r>
     </w:p>
     <w:p>
@@ -17677,159 +17361,7 @@
           <w:sz w:val="21"/>
           <w:szCs w:val="21"/>
         </w:rPr>
-        <w:t xml:space="preserve">Soweit eine Speicherung technisch erforderlich ist oder auf dokumentierter Weisung des Kunden erfolgt, werden die Daten </w:t>
-      </w:r>
-      <w:r>
-        <w:rPr>
-          <w:rFonts w:ascii="Arial" w:cs="Arial" w:eastAsia="Arial" w:hAnsi="Arial"/>
-          <w:b/>
-          <w:bCs/>
-          <w:i w:val="false"/>
-          <w:iCs w:val="false"/>
-          <w:color w:val="1A1A1A"/>
-          <w:sz w:val="21"/>
-          <w:szCs w:val="21"/>
-        </w:rPr>
-        <w:t xml:space="preserve">spätestens sechs (6) Monate nach ihrer Erhebung</w:t>
-      </w:r>
-      <w:r>
-        <w:rPr>
-          <w:rFonts w:ascii="Arial" w:cs="Arial" w:eastAsia="Arial" w:hAnsi="Arial"/>
-          <w:b w:val="false"/>
-          <w:bCs w:val="false"/>
-          <w:i w:val="false"/>
-          <w:iCs w:val="false"/>
-          <w:color w:val="1A1A1A"/>
-          <w:sz w:val="21"/>
-          <w:szCs w:val="21"/>
-        </w:rPr>
-        <w:t xml:space="preserve"> gelöscht, sofern nicht der Kunde eine abweichende (insbesondere kürzere) Frist weist oder eine Ausnahme nach Absatz 4 greift. Der Kunde als Verantwortlicher kann jederzeit eine frühere Löschung anweisen.</w:t>
-      </w:r>
-    </w:p>
-    <w:p>
-      <w:pPr>
-        <w:spacing w:after="80" w:line="276"/>
-        <w:ind w:left="360" w:hanging="360"/>
-        <w:jc w:val="both"/>
-      </w:pPr>
-      <w:r>
-        <w:rPr>
-          <w:rFonts w:ascii="Arial" w:cs="Arial" w:eastAsia="Arial" w:hAnsi="Arial"/>
-          <w:color w:val="1A1A1A"/>
-          <w:sz w:val="21"/>
-          <w:szCs w:val="21"/>
-        </w:rPr>
-        <w:t xml:space="preserve">(4)	</w:t>
-      </w:r>
-      <w:r>
-        <w:rPr>
-          <w:rFonts w:ascii="Arial" w:cs="Arial" w:eastAsia="Arial" w:hAnsi="Arial"/>
-          <w:b w:val="false"/>
-          <w:bCs w:val="false"/>
-          <w:i w:val="false"/>
-          <w:iCs w:val="false"/>
-          <w:color w:val="1A1A1A"/>
-          <w:sz w:val="21"/>
-          <w:szCs w:val="21"/>
-        </w:rPr>
-        <w:t xml:space="preserve">Von der Löschung ausgenommen sind Daten, deren weitere Aufbewahrung zur Erfüllung gesetzlicher Aufbewahrungspflichten oder zu Nachweiszwecken bis zum Ablauf der einschlägigen Verjährungsfristen erforderlich ist; solche Daten werden in ihrer Verarbeitung eingeschränkt (gesperrt) und nach Wegfall des Aufbewahrungsgrundes gelöscht.</w:t>
-      </w:r>
-    </w:p>
-    <w:p>
-      <w:pPr>
-        <w:spacing w:after="80" w:line="276"/>
-        <w:ind w:left="360" w:hanging="360"/>
-        <w:jc w:val="both"/>
-      </w:pPr>
-      <w:r>
-        <w:rPr>
-          <w:rFonts w:ascii="Arial" w:cs="Arial" w:eastAsia="Arial" w:hAnsi="Arial"/>
-          <w:color w:val="1A1A1A"/>
-          <w:sz w:val="21"/>
-          <w:szCs w:val="21"/>
-        </w:rPr>
-        <w:t xml:space="preserve">(5)	</w:t>
-      </w:r>
-      <w:r>
-        <w:rPr>
-          <w:rFonts w:ascii="Arial" w:cs="Arial" w:eastAsia="Arial" w:hAnsi="Arial"/>
-          <w:b/>
-          <w:bCs/>
-          <w:i w:val="false"/>
-          <w:iCs w:val="false"/>
-          <w:color w:val="1A1A1A"/>
-          <w:sz w:val="21"/>
-          <w:szCs w:val="21"/>
-        </w:rPr>
-        <w:t xml:space="preserve">Aufzeichnung und Transkription</w:t>
-      </w:r>
-      <w:r>
-        <w:rPr>
-          <w:rFonts w:ascii="Arial" w:cs="Arial" w:eastAsia="Arial" w:hAnsi="Arial"/>
-          <w:b w:val="false"/>
-          <w:bCs w:val="false"/>
-          <w:i w:val="false"/>
-          <w:iCs w:val="false"/>
-          <w:color w:val="1A1A1A"/>
-          <w:sz w:val="21"/>
-          <w:szCs w:val="21"/>
-        </w:rPr>
-        <w:t xml:space="preserve"> von Gesprächen sind standardmäßig </w:t>
-      </w:r>
-      <w:r>
-        <w:rPr>
-          <w:rFonts w:ascii="Arial" w:cs="Arial" w:eastAsia="Arial" w:hAnsi="Arial"/>
-          <w:b/>
-          <w:bCs/>
-          <w:i w:val="false"/>
-          <w:iCs w:val="false"/>
-          <w:color w:val="1A1A1A"/>
-          <w:sz w:val="21"/>
-          <w:szCs w:val="21"/>
-        </w:rPr>
-        <w:t xml:space="preserve">deaktiviert</w:t>
-      </w:r>
-      <w:r>
-        <w:rPr>
-          <w:rFonts w:ascii="Arial" w:cs="Arial" w:eastAsia="Arial" w:hAnsi="Arial"/>
-          <w:b w:val="false"/>
-          <w:bCs w:val="false"/>
-          <w:i w:val="false"/>
-          <w:iCs w:val="false"/>
-          <w:color w:val="1A1A1A"/>
-          <w:sz w:val="21"/>
-          <w:szCs w:val="21"/>
-        </w:rPr>
-        <w:t xml:space="preserve">. Sie werden nur auf ausdrückliche, dokumentierte Weisung des Kunden aktiviert und stets mit der vertraglich vorgesehenen Pflicht-Ansage (KI-Hinweis sowie ggf. Aufzeichnungshinweis) verbunden. Der Kunde verantwortet die Rechtsgrundlage einer solchen Aufzeichnung.</w:t>
-      </w:r>
-    </w:p>
-    <w:p>
-      <w:pPr>
-        <w:spacing w:after="80" w:line="276"/>
-        <w:ind w:left="360" w:hanging="360"/>
-        <w:jc w:val="both"/>
-      </w:pPr>
-      <w:r>
-        <w:rPr>
-          <w:rFonts w:ascii="Arial" w:cs="Arial" w:eastAsia="Arial" w:hAnsi="Arial"/>
-          <w:color w:val="1A1A1A"/>
-          <w:sz w:val="21"/>
-          <w:szCs w:val="21"/>
-        </w:rPr>
-        <w:t xml:space="preserve">(6)	</w:t>
-      </w:r>
-      <w:r>
-        <w:rPr>
-          <w:rFonts w:ascii="Arial" w:cs="Arial" w:eastAsia="Arial" w:hAnsi="Arial"/>
-          <w:b w:val="false"/>
-          <w:bCs w:val="false"/>
-          <w:i w:val="false"/>
-          <w:iCs w:val="false"/>
-          <w:color w:val="1A1A1A"/>
-          <w:sz w:val="21"/>
-          <w:szCs w:val="21"/>
-        </w:rPr>
-        <w:t xml:space="preserve">Führendes System für Geschäfts- und Vorgangsdaten sind die Systeme des Kunden; NexAI hält Daten insoweit nur zur Leistungserbringung vor.</w:t>
+        <w:t xml:space="preserve">Als Gesellschafter der NexAI GbR sind Maximilian Trenk und Jason Brian Merklein unmittelbar zur Vertraulichkeit verpflichtet.</w:t>
       </w:r>
     </w:p>
     <w:p>
@@ -17847,7 +17379,7 @@
           <w:sz w:val="24"/>
           <w:szCs w:val="24"/>
         </w:rPr>
-        <w:t xml:space="preserve">§ 9  </w:t>
+        <w:t xml:space="preserve">§ 6  </w:t>
       </w:r>
       <w:r>
         <w:rPr>
@@ -17860,7 +17392,7 @@
           <w:sz w:val="24"/>
           <w:szCs w:val="24"/>
         </w:rPr>
-        <w:t xml:space="preserve">Unterauftragsverarbeiter</w:t>
+        <w:t xml:space="preserve">Technische und organisatorische Maßnahmen (Art. 32 DSGVO)</w:t>
       </w:r>
     </w:p>
     <w:p>
@@ -17889,59 +17421,33 @@
           <w:sz w:val="21"/>
           <w:szCs w:val="21"/>
         </w:rPr>
-        <w:t xml:space="preserve">Der Kunde erteilt NexAI die </w:t>
-      </w:r>
-      <w:r>
-        <w:rPr>
-          <w:rFonts w:ascii="Arial" w:cs="Arial" w:eastAsia="Arial" w:hAnsi="Arial"/>
-          <w:b/>
-          <w:bCs/>
-          <w:i w:val="false"/>
-          <w:iCs w:val="false"/>
-          <w:color w:val="1A1A1A"/>
-          <w:sz w:val="21"/>
-          <w:szCs w:val="21"/>
-        </w:rPr>
-        <w:t xml:space="preserve">allgemeine schriftliche Genehmigung</w:t>
-      </w:r>
-      <w:r>
-        <w:rPr>
-          <w:rFonts w:ascii="Arial" w:cs="Arial" w:eastAsia="Arial" w:hAnsi="Arial"/>
-          <w:b w:val="false"/>
-          <w:bCs w:val="false"/>
-          <w:i w:val="false"/>
-          <w:iCs w:val="false"/>
-          <w:color w:val="1A1A1A"/>
-          <w:sz w:val="21"/>
-          <w:szCs w:val="21"/>
-        </w:rPr>
-        <w:t xml:space="preserve"> zur Beauftragung von Unterauftragsverarbeitern (Art. 28 Abs. 2 Satz 2 DSGVO). Die zum Zeitpunkt des Vertragsschlusses eingesetzten Subunternehmer sind in </w:t>
-      </w:r>
-      <w:r>
-        <w:rPr>
-          <w:rFonts w:ascii="Arial" w:cs="Arial" w:eastAsia="Arial" w:hAnsi="Arial"/>
-          <w:b/>
-          <w:bCs/>
-          <w:i w:val="false"/>
-          <w:iCs w:val="false"/>
-          <w:color w:val="1A1A1A"/>
-          <w:sz w:val="21"/>
-          <w:szCs w:val="21"/>
-        </w:rPr>
-        <w:t xml:space="preserve">Anhang 2 (Unterauftragsverarbeiter)</w:t>
-      </w:r>
-      <w:r>
-        <w:rPr>
-          <w:rFonts w:ascii="Arial" w:cs="Arial" w:eastAsia="Arial" w:hAnsi="Arial"/>
-          <w:b w:val="false"/>
-          <w:bCs w:val="false"/>
-          <w:i w:val="false"/>
-          <w:iCs w:val="false"/>
-          <w:color w:val="1A1A1A"/>
-          <w:sz w:val="21"/>
-          <w:szCs w:val="21"/>
-        </w:rPr>
-        <w:t xml:space="preserve"> aufgeführt und werden hiermit genehmigt.</w:t>
+        <w:t xml:space="preserve">NexAI trifft die zur Gewährleistung eines dem Risiko angemessenen Schutzniveaus erforderlichen technischen und organisatorischen Maßnahmen nach Art. 32 DSGVO. Die zum Zeitpunkt des Vertragsschlusses getroffenen Maßnahmen sind in </w:t>
+      </w:r>
+      <w:r>
+        <w:rPr>
+          <w:rFonts w:ascii="Arial" w:cs="Arial" w:eastAsia="Arial" w:hAnsi="Arial"/>
+          <w:b/>
+          <w:bCs/>
+          <w:i w:val="false"/>
+          <w:iCs w:val="false"/>
+          <w:color w:val="1A1A1A"/>
+          <w:sz w:val="21"/>
+          <w:szCs w:val="21"/>
+        </w:rPr>
+        <w:t xml:space="preserve">Anhang 1 (Technische und organisatorische Maßnahmen)</w:t>
+      </w:r>
+      <w:r>
+        <w:rPr>
+          <w:rFonts w:ascii="Arial" w:cs="Arial" w:eastAsia="Arial" w:hAnsi="Arial"/>
+          <w:b w:val="false"/>
+          <w:bCs w:val="false"/>
+          <w:i w:val="false"/>
+          <w:iCs w:val="false"/>
+          <w:color w:val="1A1A1A"/>
+          <w:sz w:val="21"/>
+          <w:szCs w:val="21"/>
+        </w:rPr>
+        <w:t xml:space="preserve"> beschrieben und sind Bestandteil dieses AVV.</w:t>
       </w:r>
     </w:p>
     <w:p>
@@ -17970,33 +17476,7 @@
           <w:sz w:val="21"/>
           <w:szCs w:val="21"/>
         </w:rPr>
-        <w:t xml:space="preserve">NexAI informiert den Kunden über beabsichtigte Änderungen in Bezug auf die Hinzuziehung oder Ersetzung von Unterauftragsverarbeitern </w:t>
-      </w:r>
-      <w:r>
-        <w:rPr>
-          <w:rFonts w:ascii="Arial" w:cs="Arial" w:eastAsia="Arial" w:hAnsi="Arial"/>
-          <w:b/>
-          <w:bCs/>
-          <w:i w:val="false"/>
-          <w:iCs w:val="false"/>
-          <w:color w:val="1A1A1A"/>
-          <w:sz w:val="21"/>
-          <w:szCs w:val="21"/>
-        </w:rPr>
-        <w:t xml:space="preserve">mindestens vierzehn (14) Tage vorab in Textform</w:t>
-      </w:r>
-      <w:r>
-        <w:rPr>
-          <w:rFonts w:ascii="Arial" w:cs="Arial" w:eastAsia="Arial" w:hAnsi="Arial"/>
-          <w:b w:val="false"/>
-          <w:bCs w:val="false"/>
-          <w:i w:val="false"/>
-          <w:iCs w:val="false"/>
-          <w:color w:val="1A1A1A"/>
-          <w:sz w:val="21"/>
-          <w:szCs w:val="21"/>
-        </w:rPr>
-        <w:t xml:space="preserve"> (Art. 28 Abs. 2 Satz 1 DSGVO).</w:t>
+        <w:t xml:space="preserve">NexAI ist berechtigt, die Maßnahmen an den Stand der Technik und an geänderte tatsächliche Verhältnisse anzupassen, sofern das vereinbarte Schutzniveau nicht unterschritten wird. Wesentliche Änderungen dokumentiert NexAI und stellt sie dem Kunden auf Anfrage zur Verfügung.</w:t>
       </w:r>
     </w:p>
     <w:p>
@@ -18025,117 +17505,7 @@
           <w:sz w:val="21"/>
           <w:szCs w:val="21"/>
         </w:rPr>
-        <w:t xml:space="preserve">Der Kunde kann einer beabsichtigten Änderung binnen der Frist aus wichtigem, datenschutzbezogenem Grund in Textform </w:t>
-      </w:r>
-      <w:r>
-        <w:rPr>
-          <w:rFonts w:ascii="Arial" w:cs="Arial" w:eastAsia="Arial" w:hAnsi="Arial"/>
-          <w:b/>
-          <w:bCs/>
-          <w:i w:val="false"/>
-          <w:iCs w:val="false"/>
-          <w:color w:val="1A1A1A"/>
-          <w:sz w:val="21"/>
-          <w:szCs w:val="21"/>
-        </w:rPr>
-        <w:t xml:space="preserve">widersprechen</w:t>
-      </w:r>
-      <w:r>
-        <w:rPr>
-          <w:rFonts w:ascii="Arial" w:cs="Arial" w:eastAsia="Arial" w:hAnsi="Arial"/>
-          <w:b w:val="false"/>
-          <w:bCs w:val="false"/>
-          <w:i w:val="false"/>
-          <w:iCs w:val="false"/>
-          <w:color w:val="1A1A1A"/>
-          <w:sz w:val="21"/>
-          <w:szCs w:val="21"/>
-        </w:rPr>
-        <w:t xml:space="preserve">. Im Fall eines berechtigten Widerspruchs bemühen sich die Parteien um eine einvernehmliche Lösung. Kann diese nicht gefunden werden und ist NexAI die Erbringung der betroffenen Leistung ohne den Subunternehmer nicht mit zumutbarem Aufwand möglich, steht jeder Partei ein </w:t>
-      </w:r>
-      <w:r>
-        <w:rPr>
-          <w:rFonts w:ascii="Arial" w:cs="Arial" w:eastAsia="Arial" w:hAnsi="Arial"/>
-          <w:b/>
-          <w:bCs/>
-          <w:i w:val="false"/>
-          <w:iCs w:val="false"/>
-          <w:color w:val="1A1A1A"/>
-          <w:sz w:val="21"/>
-          <w:szCs w:val="21"/>
-        </w:rPr>
-        <w:t xml:space="preserve">Sonderkündigungsrecht</w:t>
-      </w:r>
-      <w:r>
-        <w:rPr>
-          <w:rFonts w:ascii="Arial" w:cs="Arial" w:eastAsia="Arial" w:hAnsi="Arial"/>
-          <w:b w:val="false"/>
-          <w:bCs w:val="false"/>
-          <w:i w:val="false"/>
-          <w:iCs w:val="false"/>
-          <w:color w:val="1A1A1A"/>
-          <w:sz w:val="21"/>
-          <w:szCs w:val="21"/>
-        </w:rPr>
-        <w:t xml:space="preserve"> hinsichtlich der betroffenen Leistung mit angemessener Frist zu.</w:t>
-      </w:r>
-    </w:p>
-    <w:p>
-      <w:pPr>
-        <w:spacing w:after="80" w:line="276"/>
-        <w:ind w:left="360" w:hanging="360"/>
-        <w:jc w:val="both"/>
-      </w:pPr>
-      <w:r>
-        <w:rPr>
-          <w:rFonts w:ascii="Arial" w:cs="Arial" w:eastAsia="Arial" w:hAnsi="Arial"/>
-          <w:color w:val="1A1A1A"/>
-          <w:sz w:val="21"/>
-          <w:szCs w:val="21"/>
-        </w:rPr>
-        <w:t xml:space="preserve">(4)	</w:t>
-      </w:r>
-      <w:r>
-        <w:rPr>
-          <w:rFonts w:ascii="Arial" w:cs="Arial" w:eastAsia="Arial" w:hAnsi="Arial"/>
-          <w:b w:val="false"/>
-          <w:bCs w:val="false"/>
-          <w:i w:val="false"/>
-          <w:iCs w:val="false"/>
-          <w:color w:val="1A1A1A"/>
-          <w:sz w:val="21"/>
-          <w:szCs w:val="21"/>
-        </w:rPr>
-        <w:t xml:space="preserve">NexAI verpflichtet jeden Unterauftragsverarbeiter durch Vertrag oder anderes Rechtsinstrument auf Datenschutzpflichten, die den Pflichten dieses AVV im Wesentlichen entsprechen, insbesondere auf hinreichende Garantien nach Art. 28 Abs. 3 und Abs. 4 DSGVO. Kommt der Unterauftragsverarbeiter seinen Datenschutzpflichten nicht nach, haftet NexAI gegenüber dem Kunden für die Einhaltung dieser Pflichten.</w:t>
-      </w:r>
-    </w:p>
-    <w:p>
-      <w:pPr>
-        <w:spacing w:after="80" w:line="276"/>
-        <w:ind w:left="360" w:hanging="360"/>
-        <w:jc w:val="both"/>
-      </w:pPr>
-      <w:r>
-        <w:rPr>
-          <w:rFonts w:ascii="Arial" w:cs="Arial" w:eastAsia="Arial" w:hAnsi="Arial"/>
-          <w:color w:val="1A1A1A"/>
-          <w:sz w:val="21"/>
-          <w:szCs w:val="21"/>
-        </w:rPr>
-        <w:t xml:space="preserve">(5)	</w:t>
-      </w:r>
-      <w:r>
-        <w:rPr>
-          <w:rFonts w:ascii="Arial" w:cs="Arial" w:eastAsia="Arial" w:hAnsi="Arial"/>
-          <w:b w:val="false"/>
-          <w:bCs w:val="false"/>
-          <w:i w:val="false"/>
-          <w:iCs w:val="false"/>
-          <w:color w:val="1A1A1A"/>
-          <w:sz w:val="21"/>
-          <w:szCs w:val="21"/>
-        </w:rPr>
-        <w:t xml:space="preserve">Nicht als Unterauftragsverarbeitung im Sinne dieser Regelung gelten Nebenleistungen, die NexAI als Nebenleistung in Anspruch nimmt (z. B. Telekommunikations-, Post-/Transport-, Wartungsleistungen), sofern dabei kein Zugriff auf die im Auftrag verarbeiteten Daten zum Zweck der Verarbeitung erfolgt.</w:t>
+        <w:t xml:space="preserve">NexAI überprüft die Wirksamkeit der Maßnahmen in angemessenen Abständen.</w:t>
       </w:r>
     </w:p>
     <w:p>
@@ -18153,7 +17523,7 @@
           <w:sz w:val="24"/>
           <w:szCs w:val="24"/>
         </w:rPr>
-        <w:t xml:space="preserve">§ 10  </w:t>
+        <w:t xml:space="preserve">§ 7  </w:t>
       </w:r>
       <w:r>
         <w:rPr>
@@ -18166,7 +17536,7 @@
           <w:sz w:val="24"/>
           <w:szCs w:val="24"/>
         </w:rPr>
-        <w:t xml:space="preserve">Drittlandtransfer</w:t>
+        <w:t xml:space="preserve">Zweckbindung, kein Modelltraining</w:t>
       </w:r>
     </w:p>
     <w:p>
@@ -18195,7 +17565,7 @@
           <w:sz w:val="21"/>
           <w:szCs w:val="21"/>
         </w:rPr>
-        <w:t xml:space="preserve">Erfolgt eine Verarbeitung durch einen Unterauftragsverarbeiter in einem Drittland, stellt NexAI sicher, dass die Anforderungen der Art. 44 ff. DSGVO eingehalten werden.</w:t>
+        <w:t xml:space="preserve">NexAI verarbeitet die personenbezogenen Daten des Kunden ausschließlich zu den in § 2 genannten Zwecken und nicht für eigene Zwecke.</w:t>
       </w:r>
     </w:p>
     <w:p>
@@ -18224,33 +17594,33 @@
           <w:sz w:val="21"/>
           <w:szCs w:val="21"/>
         </w:rPr>
-        <w:t xml:space="preserve">Vorrangig stützt sich der Transfer auf einen </w:t>
-      </w:r>
-      <w:r>
-        <w:rPr>
-          <w:rFonts w:ascii="Arial" w:cs="Arial" w:eastAsia="Arial" w:hAnsi="Arial"/>
-          <w:b/>
-          <w:bCs/>
-          <w:i w:val="false"/>
-          <w:iCs w:val="false"/>
-          <w:color w:val="1A1A1A"/>
-          <w:sz w:val="21"/>
-          <w:szCs w:val="21"/>
-        </w:rPr>
-        <w:t xml:space="preserve">Angemessenheitsbeschluss</w:t>
-      </w:r>
-      <w:r>
-        <w:rPr>
-          <w:rFonts w:ascii="Arial" w:cs="Arial" w:eastAsia="Arial" w:hAnsi="Arial"/>
-          <w:b w:val="false"/>
-          <w:bCs w:val="false"/>
-          <w:i w:val="false"/>
-          <w:iCs w:val="false"/>
-          <w:color w:val="1A1A1A"/>
-          <w:sz w:val="21"/>
-          <w:szCs w:val="21"/>
-        </w:rPr>
-        <w:t xml:space="preserve"> der Europäischen Kommission, insbesondere das EU-U.S. Data Privacy Framework (DPF), sofern der jeweilige Empfänger zertifiziert ist.</w:t>
+        <w:t xml:space="preserve">NexAI verwendet die im Auftrag verarbeiteten personenbezogenen Daten </w:t>
+      </w:r>
+      <w:r>
+        <w:rPr>
+          <w:rFonts w:ascii="Arial" w:cs="Arial" w:eastAsia="Arial" w:hAnsi="Arial"/>
+          <w:b/>
+          <w:bCs/>
+          <w:i w:val="false"/>
+          <w:iCs w:val="false"/>
+          <w:color w:val="1A1A1A"/>
+          <w:sz w:val="21"/>
+          <w:szCs w:val="21"/>
+        </w:rPr>
+        <w:t xml:space="preserve">nicht zum Training, zur Weiterentwicklung, zum Fine-Tuning oder zur Verbesserung eigener oder fremder KI-Modelle</w:t>
+      </w:r>
+      <w:r>
+        <w:rPr>
+          <w:rFonts w:ascii="Arial" w:cs="Arial" w:eastAsia="Arial" w:hAnsi="Arial"/>
+          <w:b w:val="false"/>
+          <w:bCs w:val="false"/>
+          <w:i w:val="false"/>
+          <w:iCs w:val="false"/>
+          <w:color w:val="1A1A1A"/>
+          <w:sz w:val="21"/>
+          <w:szCs w:val="21"/>
+        </w:rPr>
+        <w:t xml:space="preserve">.</w:t>
       </w:r>
     </w:p>
     <w:p>
@@ -18279,111 +17649,7 @@
           <w:sz w:val="21"/>
           <w:szCs w:val="21"/>
         </w:rPr>
-        <w:t xml:space="preserve">Hilfsweise – insbesondere wenn keine DPF-Zertifizierung vorliegt (bei den in Anhang 2 gekennzeichneten Empfängern, etwa Vapi, Soniox und OpenAI (USA), vorsorglich der SCC-Weg) – werden die </w:t>
-      </w:r>
-      <w:r>
-        <w:rPr>
-          <w:rFonts w:ascii="Arial" w:cs="Arial" w:eastAsia="Arial" w:hAnsi="Arial"/>
-          <w:b/>
-          <w:bCs/>
-          <w:i w:val="false"/>
-          <w:iCs w:val="false"/>
-          <w:color w:val="1A1A1A"/>
-          <w:sz w:val="21"/>
-          <w:szCs w:val="21"/>
-        </w:rPr>
-        <w:t xml:space="preserve">EU-Standardvertragsklauseln</w:t>
-      </w:r>
-      <w:r>
-        <w:rPr>
-          <w:rFonts w:ascii="Arial" w:cs="Arial" w:eastAsia="Arial" w:hAnsi="Arial"/>
-          <w:b w:val="false"/>
-          <w:bCs w:val="false"/>
-          <w:i w:val="false"/>
-          <w:iCs w:val="false"/>
-          <w:color w:val="1A1A1A"/>
-          <w:sz w:val="21"/>
-          <w:szCs w:val="21"/>
-        </w:rPr>
-        <w:t xml:space="preserve"> (Durchführungsbeschluss (EU) 2021/914), </w:t>
-      </w:r>
-      <w:r>
-        <w:rPr>
-          <w:rFonts w:ascii="Arial" w:cs="Arial" w:eastAsia="Arial" w:hAnsi="Arial"/>
-          <w:b/>
-          <w:bCs/>
-          <w:i w:val="false"/>
-          <w:iCs w:val="false"/>
-          <w:color w:val="1A1A1A"/>
-          <w:sz w:val="21"/>
-          <w:szCs w:val="21"/>
-        </w:rPr>
-        <w:t xml:space="preserve">Modul 3 (Auftragsverarbeiter an Unterauftragsverarbeiter)</w:t>
-      </w:r>
-      <w:r>
-        <w:rPr>
-          <w:rFonts w:ascii="Arial" w:cs="Arial" w:eastAsia="Arial" w:hAnsi="Arial"/>
-          <w:b w:val="false"/>
-          <w:bCs w:val="false"/>
-          <w:i w:val="false"/>
-          <w:iCs w:val="false"/>
-          <w:color w:val="1A1A1A"/>
-          <w:sz w:val="21"/>
-          <w:szCs w:val="21"/>
-        </w:rPr>
-        <w:t xml:space="preserve">, abgeschlossen, ergänzt um erforderliche </w:t>
-      </w:r>
-      <w:r>
-        <w:rPr>
-          <w:rFonts w:ascii="Arial" w:cs="Arial" w:eastAsia="Arial" w:hAnsi="Arial"/>
-          <w:b/>
-          <w:bCs/>
-          <w:i w:val="false"/>
-          <w:iCs w:val="false"/>
-          <w:color w:val="1A1A1A"/>
-          <w:sz w:val="21"/>
-          <w:szCs w:val="21"/>
-        </w:rPr>
-        <w:t xml:space="preserve">Zusatzmaßnahmen</w:t>
-      </w:r>
-      <w:r>
-        <w:rPr>
-          <w:rFonts w:ascii="Arial" w:cs="Arial" w:eastAsia="Arial" w:hAnsi="Arial"/>
-          <w:b w:val="false"/>
-          <w:bCs w:val="false"/>
-          <w:i w:val="false"/>
-          <w:iCs w:val="false"/>
-          <w:color w:val="1A1A1A"/>
-          <w:sz w:val="21"/>
-          <w:szCs w:val="21"/>
-        </w:rPr>
-        <w:t xml:space="preserve"> und eine </w:t>
-      </w:r>
-      <w:r>
-        <w:rPr>
-          <w:rFonts w:ascii="Arial" w:cs="Arial" w:eastAsia="Arial" w:hAnsi="Arial"/>
-          <w:b/>
-          <w:bCs/>
-          <w:i w:val="false"/>
-          <w:iCs w:val="false"/>
-          <w:color w:val="1A1A1A"/>
-          <w:sz w:val="21"/>
-          <w:szCs w:val="21"/>
-        </w:rPr>
-        <w:t xml:space="preserve">Transfer-Folgenabschätzung (Transfer Impact Assessment, TIA)</w:t>
-      </w:r>
-      <w:r>
-        <w:rPr>
-          <w:rFonts w:ascii="Arial" w:cs="Arial" w:eastAsia="Arial" w:hAnsi="Arial"/>
-          <w:b w:val="false"/>
-          <w:bCs w:val="false"/>
-          <w:i w:val="false"/>
-          <w:iCs w:val="false"/>
-          <w:color w:val="1A1A1A"/>
-          <w:sz w:val="21"/>
-          <w:szCs w:val="21"/>
-        </w:rPr>
-        <w:t xml:space="preserve">.</w:t>
+        <w:t xml:space="preserve">NexAI konfiguriert die eingesetzten Subunternehmer, soweit technisch möglich, so, dass eine Nutzung der übermittelten Daten zu Trainingszwecken ausgeschlossen ist und die Daten nicht oder nur für den kürzest möglichen, technisch vorgegebenen Zeitraum gespeichert werden (Zero-Retention- bzw. No-Training-Konfiguration). Soweit ein Subunternehmer Daten über die Erbringung der Leistung hinaus zu eigenen Zwecken verarbeitet, geschieht dies außerhalb des Auftragsverhältnisses; § 15 (Rollenmatrix) bleibt unberührt.</w:t>
       </w:r>
     </w:p>
     <w:p>
@@ -18412,7 +17678,15 @@
           <w:sz w:val="21"/>
           <w:szCs w:val="21"/>
         </w:rPr>
-        <w:t xml:space="preserve">NexAI stellt dem Kunden auf Anfrage Nachweise über die getroffenen Transfergarantien in geeigneter Form zur Verfügung.</w:t>
+        <w:t xml:space="preserve">Eine über die Auftragserfüllung hinausgehende Verarbeitung durch NexAI zu eigenen Zwecken – insbesondere zur Produktverbesserung – erfolgt nur nach Anonymisierung oder auf gesonderter, dokumentierter Rechtsgrundlage (Art. 28 Abs. 10 DSGVO).</w:t>
+      </w:r>
+    </w:p>
+    <w:p>
+      <w:pPr>
+        <w:pageBreakBefore/>
+      </w:pPr>
+      <w:r>
+        <w:t xml:space="preserve"/>
       </w:r>
     </w:p>
     <w:p>
@@ -18430,7 +17704,7 @@
           <w:sz w:val="24"/>
           <w:szCs w:val="24"/>
         </w:rPr>
-        <w:t xml:space="preserve">§ 11  </w:t>
+        <w:t xml:space="preserve">§ 8  </w:t>
       </w:r>
       <w:r>
         <w:rPr>
@@ -18443,6 +17717,898 @@
           <w:sz w:val="24"/>
           <w:szCs w:val="24"/>
         </w:rPr>
+        <w:t xml:space="preserve">Speicherorte, Speicherdauer und Löschung</w:t>
+      </w:r>
+    </w:p>
+    <w:p>
+      <w:pPr>
+        <w:spacing w:after="80" w:line="276"/>
+        <w:ind w:left="360" w:hanging="360"/>
+        <w:jc w:val="both"/>
+      </w:pPr>
+      <w:r>
+        <w:rPr>
+          <w:rFonts w:ascii="Arial" w:cs="Arial" w:eastAsia="Arial" w:hAnsi="Arial"/>
+          <w:color w:val="1A1A1A"/>
+          <w:sz w:val="21"/>
+          <w:szCs w:val="21"/>
+        </w:rPr>
+        <w:t xml:space="preserve">(1)	</w:t>
+      </w:r>
+      <w:r>
+        <w:rPr>
+          <w:rFonts w:ascii="Arial" w:cs="Arial" w:eastAsia="Arial" w:hAnsi="Arial"/>
+          <w:b w:val="false"/>
+          <w:bCs w:val="false"/>
+          <w:i w:val="false"/>
+          <w:iCs w:val="false"/>
+          <w:color w:val="1A1A1A"/>
+          <w:sz w:val="21"/>
+          <w:szCs w:val="21"/>
+        </w:rPr>
+        <w:t xml:space="preserve">Die Verarbeitung erfolgt teils intern bei NexAI, teils extern bei den in </w:t>
+      </w:r>
+      <w:r>
+        <w:rPr>
+          <w:rFonts w:ascii="Arial" w:cs="Arial" w:eastAsia="Arial" w:hAnsi="Arial"/>
+          <w:b/>
+          <w:bCs/>
+          <w:i w:val="false"/>
+          <w:iCs w:val="false"/>
+          <w:color w:val="1A1A1A"/>
+          <w:sz w:val="21"/>
+          <w:szCs w:val="21"/>
+        </w:rPr>
+        <w:t xml:space="preserve">Anhang 2 (Unterauftragsverarbeiter)</w:t>
+      </w:r>
+      <w:r>
+        <w:rPr>
+          <w:rFonts w:ascii="Arial" w:cs="Arial" w:eastAsia="Arial" w:hAnsi="Arial"/>
+          <w:b w:val="false"/>
+          <w:bCs w:val="false"/>
+          <w:i w:val="false"/>
+          <w:iCs w:val="false"/>
+          <w:color w:val="1A1A1A"/>
+          <w:sz w:val="21"/>
+          <w:szCs w:val="21"/>
+        </w:rPr>
+        <w:t xml:space="preserve"> genannten Subunternehmern, ggf. auch in Drittländern nach Maßgabe von § 10.</w:t>
+      </w:r>
+    </w:p>
+    <w:p>
+      <w:pPr>
+        <w:spacing w:after="80" w:line="276"/>
+        <w:ind w:left="360" w:hanging="360"/>
+        <w:jc w:val="both"/>
+      </w:pPr>
+      <w:r>
+        <w:rPr>
+          <w:rFonts w:ascii="Arial" w:cs="Arial" w:eastAsia="Arial" w:hAnsi="Arial"/>
+          <w:color w:val="1A1A1A"/>
+          <w:sz w:val="21"/>
+          <w:szCs w:val="21"/>
+        </w:rPr>
+        <w:t xml:space="preserve">(2)	</w:t>
+      </w:r>
+      <w:r>
+        <w:rPr>
+          <w:rFonts w:ascii="Arial" w:cs="Arial" w:eastAsia="Arial" w:hAnsi="Arial"/>
+          <w:b/>
+          <w:bCs/>
+          <w:i w:val="false"/>
+          <w:iCs w:val="false"/>
+          <w:color w:val="1A1A1A"/>
+          <w:sz w:val="21"/>
+          <w:szCs w:val="21"/>
+        </w:rPr>
+        <w:t xml:space="preserve">Grundsatz der Nichtspeicherung:</w:t>
+      </w:r>
+      <w:r>
+        <w:rPr>
+          <w:rFonts w:ascii="Arial" w:cs="Arial" w:eastAsia="Arial" w:hAnsi="Arial"/>
+          <w:b w:val="false"/>
+          <w:bCs w:val="false"/>
+          <w:i w:val="false"/>
+          <w:iCs w:val="false"/>
+          <w:color w:val="1A1A1A"/>
+          <w:sz w:val="21"/>
+          <w:szCs w:val="21"/>
+        </w:rPr>
+        <w:t xml:space="preserve"> Wo eine Speicherung technisch abschaltbar ist, wird sie deaktiviert; personenbezogene Daten werden dann nur flüchtig zur Durchführung der jeweiligen Interaktion verarbeitet.</w:t>
+      </w:r>
+    </w:p>
+    <w:p>
+      <w:pPr>
+        <w:spacing w:after="80" w:line="276"/>
+        <w:ind w:left="360" w:hanging="360"/>
+        <w:jc w:val="both"/>
+      </w:pPr>
+      <w:r>
+        <w:rPr>
+          <w:rFonts w:ascii="Arial" w:cs="Arial" w:eastAsia="Arial" w:hAnsi="Arial"/>
+          <w:color w:val="1A1A1A"/>
+          <w:sz w:val="21"/>
+          <w:szCs w:val="21"/>
+        </w:rPr>
+        <w:t xml:space="preserve">(3)	</w:t>
+      </w:r>
+      <w:r>
+        <w:rPr>
+          <w:rFonts w:ascii="Arial" w:cs="Arial" w:eastAsia="Arial" w:hAnsi="Arial"/>
+          <w:b w:val="false"/>
+          <w:bCs w:val="false"/>
+          <w:i w:val="false"/>
+          <w:iCs w:val="false"/>
+          <w:color w:val="1A1A1A"/>
+          <w:sz w:val="21"/>
+          <w:szCs w:val="21"/>
+        </w:rPr>
+        <w:t xml:space="preserve">Soweit eine Speicherung technisch erforderlich ist oder auf dokumentierter Weisung des Kunden erfolgt, werden die Daten </w:t>
+      </w:r>
+      <w:r>
+        <w:rPr>
+          <w:rFonts w:ascii="Arial" w:cs="Arial" w:eastAsia="Arial" w:hAnsi="Arial"/>
+          <w:b/>
+          <w:bCs/>
+          <w:i w:val="false"/>
+          <w:iCs w:val="false"/>
+          <w:color w:val="1A1A1A"/>
+          <w:sz w:val="21"/>
+          <w:szCs w:val="21"/>
+        </w:rPr>
+        <w:t xml:space="preserve">spätestens sechs (6) Monate nach ihrer Erhebung</w:t>
+      </w:r>
+      <w:r>
+        <w:rPr>
+          <w:rFonts w:ascii="Arial" w:cs="Arial" w:eastAsia="Arial" w:hAnsi="Arial"/>
+          <w:b w:val="false"/>
+          <w:bCs w:val="false"/>
+          <w:i w:val="false"/>
+          <w:iCs w:val="false"/>
+          <w:color w:val="1A1A1A"/>
+          <w:sz w:val="21"/>
+          <w:szCs w:val="21"/>
+        </w:rPr>
+        <w:t xml:space="preserve"> gelöscht, sofern nicht der Kunde eine abweichende (insbesondere kürzere) Frist weist oder eine Ausnahme nach Absatz 4 greift. Der Kunde als Verantwortlicher kann jederzeit eine frühere Löschung anweisen.</w:t>
+      </w:r>
+    </w:p>
+    <w:p>
+      <w:pPr>
+        <w:spacing w:after="80" w:line="276"/>
+        <w:ind w:left="360" w:hanging="360"/>
+        <w:jc w:val="both"/>
+      </w:pPr>
+      <w:r>
+        <w:rPr>
+          <w:rFonts w:ascii="Arial" w:cs="Arial" w:eastAsia="Arial" w:hAnsi="Arial"/>
+          <w:color w:val="1A1A1A"/>
+          <w:sz w:val="21"/>
+          <w:szCs w:val="21"/>
+        </w:rPr>
+        <w:t xml:space="preserve">(4)	</w:t>
+      </w:r>
+      <w:r>
+        <w:rPr>
+          <w:rFonts w:ascii="Arial" w:cs="Arial" w:eastAsia="Arial" w:hAnsi="Arial"/>
+          <w:b w:val="false"/>
+          <w:bCs w:val="false"/>
+          <w:i w:val="false"/>
+          <w:iCs w:val="false"/>
+          <w:color w:val="1A1A1A"/>
+          <w:sz w:val="21"/>
+          <w:szCs w:val="21"/>
+        </w:rPr>
+        <w:t xml:space="preserve">Von der Löschung ausgenommen sind Daten, deren weitere Aufbewahrung zur Erfüllung gesetzlicher Aufbewahrungspflichten oder zu Nachweiszwecken bis zum Ablauf der einschlägigen Verjährungsfristen erforderlich ist; solche Daten werden in ihrer Verarbeitung eingeschränkt (gesperrt) und nach Wegfall des Aufbewahrungsgrundes gelöscht.</w:t>
+      </w:r>
+    </w:p>
+    <w:p>
+      <w:pPr>
+        <w:spacing w:after="80" w:line="276"/>
+        <w:ind w:left="360" w:hanging="360"/>
+        <w:jc w:val="both"/>
+      </w:pPr>
+      <w:r>
+        <w:rPr>
+          <w:rFonts w:ascii="Arial" w:cs="Arial" w:eastAsia="Arial" w:hAnsi="Arial"/>
+          <w:color w:val="1A1A1A"/>
+          <w:sz w:val="21"/>
+          <w:szCs w:val="21"/>
+        </w:rPr>
+        <w:t xml:space="preserve">(5)	</w:t>
+      </w:r>
+      <w:r>
+        <w:rPr>
+          <w:rFonts w:ascii="Arial" w:cs="Arial" w:eastAsia="Arial" w:hAnsi="Arial"/>
+          <w:b/>
+          <w:bCs/>
+          <w:i w:val="false"/>
+          <w:iCs w:val="false"/>
+          <w:color w:val="1A1A1A"/>
+          <w:sz w:val="21"/>
+          <w:szCs w:val="21"/>
+        </w:rPr>
+        <w:t xml:space="preserve">Aufzeichnung und Transkription</w:t>
+      </w:r>
+      <w:r>
+        <w:rPr>
+          <w:rFonts w:ascii="Arial" w:cs="Arial" w:eastAsia="Arial" w:hAnsi="Arial"/>
+          <w:b w:val="false"/>
+          <w:bCs w:val="false"/>
+          <w:i w:val="false"/>
+          <w:iCs w:val="false"/>
+          <w:color w:val="1A1A1A"/>
+          <w:sz w:val="21"/>
+          <w:szCs w:val="21"/>
+        </w:rPr>
+        <w:t xml:space="preserve"> von Gesprächen sind standardmäßig </w:t>
+      </w:r>
+      <w:r>
+        <w:rPr>
+          <w:rFonts w:ascii="Arial" w:cs="Arial" w:eastAsia="Arial" w:hAnsi="Arial"/>
+          <w:b/>
+          <w:bCs/>
+          <w:i w:val="false"/>
+          <w:iCs w:val="false"/>
+          <w:color w:val="1A1A1A"/>
+          <w:sz w:val="21"/>
+          <w:szCs w:val="21"/>
+        </w:rPr>
+        <w:t xml:space="preserve">deaktiviert</w:t>
+      </w:r>
+      <w:r>
+        <w:rPr>
+          <w:rFonts w:ascii="Arial" w:cs="Arial" w:eastAsia="Arial" w:hAnsi="Arial"/>
+          <w:b w:val="false"/>
+          <w:bCs w:val="false"/>
+          <w:i w:val="false"/>
+          <w:iCs w:val="false"/>
+          <w:color w:val="1A1A1A"/>
+          <w:sz w:val="21"/>
+          <w:szCs w:val="21"/>
+        </w:rPr>
+        <w:t xml:space="preserve">. Sie werden nur auf ausdrückliche, dokumentierte Weisung des Kunden aktiviert und stets mit der vertraglich vorgesehenen Pflicht-Ansage (KI-Hinweis sowie ggf. Aufzeichnungshinweis) verbunden. Der Kunde verantwortet die Rechtsgrundlage einer solchen Aufzeichnung.</w:t>
+      </w:r>
+    </w:p>
+    <w:p>
+      <w:pPr>
+        <w:spacing w:after="80" w:line="276"/>
+        <w:ind w:left="360" w:hanging="360"/>
+        <w:jc w:val="both"/>
+      </w:pPr>
+      <w:r>
+        <w:rPr>
+          <w:rFonts w:ascii="Arial" w:cs="Arial" w:eastAsia="Arial" w:hAnsi="Arial"/>
+          <w:color w:val="1A1A1A"/>
+          <w:sz w:val="21"/>
+          <w:szCs w:val="21"/>
+        </w:rPr>
+        <w:t xml:space="preserve">(6)	</w:t>
+      </w:r>
+      <w:r>
+        <w:rPr>
+          <w:rFonts w:ascii="Arial" w:cs="Arial" w:eastAsia="Arial" w:hAnsi="Arial"/>
+          <w:b w:val="false"/>
+          <w:bCs w:val="false"/>
+          <w:i w:val="false"/>
+          <w:iCs w:val="false"/>
+          <w:color w:val="1A1A1A"/>
+          <w:sz w:val="21"/>
+          <w:szCs w:val="21"/>
+        </w:rPr>
+        <w:t xml:space="preserve">Führendes System für Geschäfts- und Vorgangsdaten sind die Systeme des Kunden; NexAI hält Daten insoweit nur zur Leistungserbringung vor.</w:t>
+      </w:r>
+    </w:p>
+    <w:p>
+      <w:pPr>
+        <w:pStyle w:val="Heading1"/>
+        <w:keepNext/>
+        <w:spacing w:after="100" w:before="260"/>
+      </w:pPr>
+      <w:r>
+        <w:rPr>
+          <w:rFonts w:ascii="Arial" w:cs="Arial" w:eastAsia="Arial" w:hAnsi="Arial"/>
+          <w:b/>
+          <w:bCs/>
+          <w:color w:val="1F3A8A"/>
+          <w:sz w:val="24"/>
+          <w:szCs w:val="24"/>
+        </w:rPr>
+        <w:t xml:space="preserve">§ 9  </w:t>
+      </w:r>
+      <w:r>
+        <w:rPr>
+          <w:rFonts w:ascii="Arial" w:cs="Arial" w:eastAsia="Arial" w:hAnsi="Arial"/>
+          <w:b/>
+          <w:bCs/>
+          <w:i w:val="false"/>
+          <w:iCs w:val="false"/>
+          <w:color w:val="0B0B0F"/>
+          <w:sz w:val="24"/>
+          <w:szCs w:val="24"/>
+        </w:rPr>
+        <w:t xml:space="preserve">Unterauftragsverarbeiter</w:t>
+      </w:r>
+    </w:p>
+    <w:p>
+      <w:pPr>
+        <w:spacing w:after="80" w:line="276"/>
+        <w:ind w:left="360" w:hanging="360"/>
+        <w:jc w:val="both"/>
+      </w:pPr>
+      <w:r>
+        <w:rPr>
+          <w:rFonts w:ascii="Arial" w:cs="Arial" w:eastAsia="Arial" w:hAnsi="Arial"/>
+          <w:color w:val="1A1A1A"/>
+          <w:sz w:val="21"/>
+          <w:szCs w:val="21"/>
+        </w:rPr>
+        <w:t xml:space="preserve">(1)	</w:t>
+      </w:r>
+      <w:r>
+        <w:rPr>
+          <w:rFonts w:ascii="Arial" w:cs="Arial" w:eastAsia="Arial" w:hAnsi="Arial"/>
+          <w:b w:val="false"/>
+          <w:bCs w:val="false"/>
+          <w:i w:val="false"/>
+          <w:iCs w:val="false"/>
+          <w:color w:val="1A1A1A"/>
+          <w:sz w:val="21"/>
+          <w:szCs w:val="21"/>
+        </w:rPr>
+        <w:t xml:space="preserve">Der Kunde erteilt NexAI die </w:t>
+      </w:r>
+      <w:r>
+        <w:rPr>
+          <w:rFonts w:ascii="Arial" w:cs="Arial" w:eastAsia="Arial" w:hAnsi="Arial"/>
+          <w:b/>
+          <w:bCs/>
+          <w:i w:val="false"/>
+          <w:iCs w:val="false"/>
+          <w:color w:val="1A1A1A"/>
+          <w:sz w:val="21"/>
+          <w:szCs w:val="21"/>
+        </w:rPr>
+        <w:t xml:space="preserve">allgemeine schriftliche Genehmigung</w:t>
+      </w:r>
+      <w:r>
+        <w:rPr>
+          <w:rFonts w:ascii="Arial" w:cs="Arial" w:eastAsia="Arial" w:hAnsi="Arial"/>
+          <w:b w:val="false"/>
+          <w:bCs w:val="false"/>
+          <w:i w:val="false"/>
+          <w:iCs w:val="false"/>
+          <w:color w:val="1A1A1A"/>
+          <w:sz w:val="21"/>
+          <w:szCs w:val="21"/>
+        </w:rPr>
+        <w:t xml:space="preserve"> zur Beauftragung von Unterauftragsverarbeitern (Art. 28 Abs. 2 Satz 2 DSGVO). Die zum Zeitpunkt des Vertragsschlusses eingesetzten Subunternehmer sind in </w:t>
+      </w:r>
+      <w:r>
+        <w:rPr>
+          <w:rFonts w:ascii="Arial" w:cs="Arial" w:eastAsia="Arial" w:hAnsi="Arial"/>
+          <w:b/>
+          <w:bCs/>
+          <w:i w:val="false"/>
+          <w:iCs w:val="false"/>
+          <w:color w:val="1A1A1A"/>
+          <w:sz w:val="21"/>
+          <w:szCs w:val="21"/>
+        </w:rPr>
+        <w:t xml:space="preserve">Anhang 2 (Unterauftragsverarbeiter)</w:t>
+      </w:r>
+      <w:r>
+        <w:rPr>
+          <w:rFonts w:ascii="Arial" w:cs="Arial" w:eastAsia="Arial" w:hAnsi="Arial"/>
+          <w:b w:val="false"/>
+          <w:bCs w:val="false"/>
+          <w:i w:val="false"/>
+          <w:iCs w:val="false"/>
+          <w:color w:val="1A1A1A"/>
+          <w:sz w:val="21"/>
+          <w:szCs w:val="21"/>
+        </w:rPr>
+        <w:t xml:space="preserve"> aufgeführt und werden hiermit genehmigt.</w:t>
+      </w:r>
+    </w:p>
+    <w:p>
+      <w:pPr>
+        <w:spacing w:after="80" w:line="276"/>
+        <w:ind w:left="360" w:hanging="360"/>
+        <w:jc w:val="both"/>
+      </w:pPr>
+      <w:r>
+        <w:rPr>
+          <w:rFonts w:ascii="Arial" w:cs="Arial" w:eastAsia="Arial" w:hAnsi="Arial"/>
+          <w:color w:val="1A1A1A"/>
+          <w:sz w:val="21"/>
+          <w:szCs w:val="21"/>
+        </w:rPr>
+        <w:t xml:space="preserve">(2)	</w:t>
+      </w:r>
+      <w:r>
+        <w:rPr>
+          <w:rFonts w:ascii="Arial" w:cs="Arial" w:eastAsia="Arial" w:hAnsi="Arial"/>
+          <w:b w:val="false"/>
+          <w:bCs w:val="false"/>
+          <w:i w:val="false"/>
+          <w:iCs w:val="false"/>
+          <w:color w:val="1A1A1A"/>
+          <w:sz w:val="21"/>
+          <w:szCs w:val="21"/>
+        </w:rPr>
+        <w:t xml:space="preserve">NexAI informiert den Kunden über beabsichtigte Änderungen in Bezug auf die Hinzuziehung oder Ersetzung von Unterauftragsverarbeitern </w:t>
+      </w:r>
+      <w:r>
+        <w:rPr>
+          <w:rFonts w:ascii="Arial" w:cs="Arial" w:eastAsia="Arial" w:hAnsi="Arial"/>
+          <w:b/>
+          <w:bCs/>
+          <w:i w:val="false"/>
+          <w:iCs w:val="false"/>
+          <w:color w:val="1A1A1A"/>
+          <w:sz w:val="21"/>
+          <w:szCs w:val="21"/>
+        </w:rPr>
+        <w:t xml:space="preserve">mindestens vierzehn (14) Tage vorab in Textform</w:t>
+      </w:r>
+      <w:r>
+        <w:rPr>
+          <w:rFonts w:ascii="Arial" w:cs="Arial" w:eastAsia="Arial" w:hAnsi="Arial"/>
+          <w:b w:val="false"/>
+          <w:bCs w:val="false"/>
+          <w:i w:val="false"/>
+          <w:iCs w:val="false"/>
+          <w:color w:val="1A1A1A"/>
+          <w:sz w:val="21"/>
+          <w:szCs w:val="21"/>
+        </w:rPr>
+        <w:t xml:space="preserve"> (Art. 28 Abs. 2 Satz 1 DSGVO).</w:t>
+      </w:r>
+    </w:p>
+    <w:p>
+      <w:pPr>
+        <w:spacing w:after="80" w:line="276"/>
+        <w:ind w:left="360" w:hanging="360"/>
+        <w:jc w:val="both"/>
+      </w:pPr>
+      <w:r>
+        <w:rPr>
+          <w:rFonts w:ascii="Arial" w:cs="Arial" w:eastAsia="Arial" w:hAnsi="Arial"/>
+          <w:color w:val="1A1A1A"/>
+          <w:sz w:val="21"/>
+          <w:szCs w:val="21"/>
+        </w:rPr>
+        <w:t xml:space="preserve">(3)	</w:t>
+      </w:r>
+      <w:r>
+        <w:rPr>
+          <w:rFonts w:ascii="Arial" w:cs="Arial" w:eastAsia="Arial" w:hAnsi="Arial"/>
+          <w:b w:val="false"/>
+          <w:bCs w:val="false"/>
+          <w:i w:val="false"/>
+          <w:iCs w:val="false"/>
+          <w:color w:val="1A1A1A"/>
+          <w:sz w:val="21"/>
+          <w:szCs w:val="21"/>
+        </w:rPr>
+        <w:t xml:space="preserve">Der Kunde kann einer beabsichtigten Änderung binnen der Frist aus wichtigem, datenschutzbezogenem Grund in Textform </w:t>
+      </w:r>
+      <w:r>
+        <w:rPr>
+          <w:rFonts w:ascii="Arial" w:cs="Arial" w:eastAsia="Arial" w:hAnsi="Arial"/>
+          <w:b/>
+          <w:bCs/>
+          <w:i w:val="false"/>
+          <w:iCs w:val="false"/>
+          <w:color w:val="1A1A1A"/>
+          <w:sz w:val="21"/>
+          <w:szCs w:val="21"/>
+        </w:rPr>
+        <w:t xml:space="preserve">widersprechen</w:t>
+      </w:r>
+      <w:r>
+        <w:rPr>
+          <w:rFonts w:ascii="Arial" w:cs="Arial" w:eastAsia="Arial" w:hAnsi="Arial"/>
+          <w:b w:val="false"/>
+          <w:bCs w:val="false"/>
+          <w:i w:val="false"/>
+          <w:iCs w:val="false"/>
+          <w:color w:val="1A1A1A"/>
+          <w:sz w:val="21"/>
+          <w:szCs w:val="21"/>
+        </w:rPr>
+        <w:t xml:space="preserve">. Im Fall eines berechtigten Widerspruchs bemühen sich die Parteien um eine einvernehmliche Lösung. Kann diese nicht gefunden werden und ist NexAI die Erbringung der betroffenen Leistung ohne den Subunternehmer nicht mit zumutbarem Aufwand möglich, steht jeder Partei ein </w:t>
+      </w:r>
+      <w:r>
+        <w:rPr>
+          <w:rFonts w:ascii="Arial" w:cs="Arial" w:eastAsia="Arial" w:hAnsi="Arial"/>
+          <w:b/>
+          <w:bCs/>
+          <w:i w:val="false"/>
+          <w:iCs w:val="false"/>
+          <w:color w:val="1A1A1A"/>
+          <w:sz w:val="21"/>
+          <w:szCs w:val="21"/>
+        </w:rPr>
+        <w:t xml:space="preserve">Sonderkündigungsrecht</w:t>
+      </w:r>
+      <w:r>
+        <w:rPr>
+          <w:rFonts w:ascii="Arial" w:cs="Arial" w:eastAsia="Arial" w:hAnsi="Arial"/>
+          <w:b w:val="false"/>
+          <w:bCs w:val="false"/>
+          <w:i w:val="false"/>
+          <w:iCs w:val="false"/>
+          <w:color w:val="1A1A1A"/>
+          <w:sz w:val="21"/>
+          <w:szCs w:val="21"/>
+        </w:rPr>
+        <w:t xml:space="preserve"> hinsichtlich der betroffenen Leistung mit angemessener Frist zu.</w:t>
+      </w:r>
+    </w:p>
+    <w:p>
+      <w:pPr>
+        <w:spacing w:after="80" w:line="276"/>
+        <w:ind w:left="360" w:hanging="360"/>
+        <w:jc w:val="both"/>
+      </w:pPr>
+      <w:r>
+        <w:rPr>
+          <w:rFonts w:ascii="Arial" w:cs="Arial" w:eastAsia="Arial" w:hAnsi="Arial"/>
+          <w:color w:val="1A1A1A"/>
+          <w:sz w:val="21"/>
+          <w:szCs w:val="21"/>
+        </w:rPr>
+        <w:t xml:space="preserve">(4)	</w:t>
+      </w:r>
+      <w:r>
+        <w:rPr>
+          <w:rFonts w:ascii="Arial" w:cs="Arial" w:eastAsia="Arial" w:hAnsi="Arial"/>
+          <w:b w:val="false"/>
+          <w:bCs w:val="false"/>
+          <w:i w:val="false"/>
+          <w:iCs w:val="false"/>
+          <w:color w:val="1A1A1A"/>
+          <w:sz w:val="21"/>
+          <w:szCs w:val="21"/>
+        </w:rPr>
+        <w:t xml:space="preserve">NexAI verpflichtet jeden Unterauftragsverarbeiter durch Vertrag oder anderes Rechtsinstrument auf Datenschutzpflichten, die den Pflichten dieses AVV im Wesentlichen entsprechen, insbesondere auf hinreichende Garantien nach Art. 28 Abs. 3 und Abs. 4 DSGVO. Kommt der Unterauftragsverarbeiter seinen Datenschutzpflichten nicht nach, haftet NexAI gegenüber dem Kunden für die Einhaltung dieser Pflichten.</w:t>
+      </w:r>
+    </w:p>
+    <w:p>
+      <w:pPr>
+        <w:spacing w:after="80" w:line="276"/>
+        <w:ind w:left="360" w:hanging="360"/>
+        <w:jc w:val="both"/>
+      </w:pPr>
+      <w:r>
+        <w:rPr>
+          <w:rFonts w:ascii="Arial" w:cs="Arial" w:eastAsia="Arial" w:hAnsi="Arial"/>
+          <w:color w:val="1A1A1A"/>
+          <w:sz w:val="21"/>
+          <w:szCs w:val="21"/>
+        </w:rPr>
+        <w:t xml:space="preserve">(5)	</w:t>
+      </w:r>
+      <w:r>
+        <w:rPr>
+          <w:rFonts w:ascii="Arial" w:cs="Arial" w:eastAsia="Arial" w:hAnsi="Arial"/>
+          <w:b w:val="false"/>
+          <w:bCs w:val="false"/>
+          <w:i w:val="false"/>
+          <w:iCs w:val="false"/>
+          <w:color w:val="1A1A1A"/>
+          <w:sz w:val="21"/>
+          <w:szCs w:val="21"/>
+        </w:rPr>
+        <w:t xml:space="preserve">Nicht als Unterauftragsverarbeitung im Sinne dieser Regelung gelten Nebenleistungen, die NexAI als Nebenleistung in Anspruch nimmt (z. B. Telekommunikations-, Post-/Transport-, Wartungsleistungen), sofern dabei kein Zugriff auf die im Auftrag verarbeiteten Daten zum Zweck der Verarbeitung erfolgt.</w:t>
+      </w:r>
+    </w:p>
+    <w:p>
+      <w:pPr>
+        <w:pStyle w:val="Heading1"/>
+        <w:keepNext/>
+        <w:spacing w:after="100" w:before="260"/>
+      </w:pPr>
+      <w:r>
+        <w:rPr>
+          <w:rFonts w:ascii="Arial" w:cs="Arial" w:eastAsia="Arial" w:hAnsi="Arial"/>
+          <w:b/>
+          <w:bCs/>
+          <w:color w:val="1F3A8A"/>
+          <w:sz w:val="24"/>
+          <w:szCs w:val="24"/>
+        </w:rPr>
+        <w:t xml:space="preserve">§ 10  </w:t>
+      </w:r>
+      <w:r>
+        <w:rPr>
+          <w:rFonts w:ascii="Arial" w:cs="Arial" w:eastAsia="Arial" w:hAnsi="Arial"/>
+          <w:b/>
+          <w:bCs/>
+          <w:i w:val="false"/>
+          <w:iCs w:val="false"/>
+          <w:color w:val="0B0B0F"/>
+          <w:sz w:val="24"/>
+          <w:szCs w:val="24"/>
+        </w:rPr>
+        <w:t xml:space="preserve">Drittlandtransfer</w:t>
+      </w:r>
+    </w:p>
+    <w:p>
+      <w:pPr>
+        <w:spacing w:after="80" w:line="276"/>
+        <w:ind w:left="360" w:hanging="360"/>
+        <w:jc w:val="both"/>
+      </w:pPr>
+      <w:r>
+        <w:rPr>
+          <w:rFonts w:ascii="Arial" w:cs="Arial" w:eastAsia="Arial" w:hAnsi="Arial"/>
+          <w:color w:val="1A1A1A"/>
+          <w:sz w:val="21"/>
+          <w:szCs w:val="21"/>
+        </w:rPr>
+        <w:t xml:space="preserve">(1)	</w:t>
+      </w:r>
+      <w:r>
+        <w:rPr>
+          <w:rFonts w:ascii="Arial" w:cs="Arial" w:eastAsia="Arial" w:hAnsi="Arial"/>
+          <w:b w:val="false"/>
+          <w:bCs w:val="false"/>
+          <w:i w:val="false"/>
+          <w:iCs w:val="false"/>
+          <w:color w:val="1A1A1A"/>
+          <w:sz w:val="21"/>
+          <w:szCs w:val="21"/>
+        </w:rPr>
+        <w:t xml:space="preserve">Erfolgt eine Verarbeitung durch einen Unterauftragsverarbeiter in einem Drittland, stellt NexAI sicher, dass die Anforderungen der Art. 44 ff. DSGVO eingehalten werden.</w:t>
+      </w:r>
+    </w:p>
+    <w:p>
+      <w:pPr>
+        <w:spacing w:after="80" w:line="276"/>
+        <w:ind w:left="360" w:hanging="360"/>
+        <w:jc w:val="both"/>
+      </w:pPr>
+      <w:r>
+        <w:rPr>
+          <w:rFonts w:ascii="Arial" w:cs="Arial" w:eastAsia="Arial" w:hAnsi="Arial"/>
+          <w:color w:val="1A1A1A"/>
+          <w:sz w:val="21"/>
+          <w:szCs w:val="21"/>
+        </w:rPr>
+        <w:t xml:space="preserve">(2)	</w:t>
+      </w:r>
+      <w:r>
+        <w:rPr>
+          <w:rFonts w:ascii="Arial" w:cs="Arial" w:eastAsia="Arial" w:hAnsi="Arial"/>
+          <w:b w:val="false"/>
+          <w:bCs w:val="false"/>
+          <w:i w:val="false"/>
+          <w:iCs w:val="false"/>
+          <w:color w:val="1A1A1A"/>
+          <w:sz w:val="21"/>
+          <w:szCs w:val="21"/>
+        </w:rPr>
+        <w:t xml:space="preserve">Vorrangig stützt sich der Transfer auf einen </w:t>
+      </w:r>
+      <w:r>
+        <w:rPr>
+          <w:rFonts w:ascii="Arial" w:cs="Arial" w:eastAsia="Arial" w:hAnsi="Arial"/>
+          <w:b/>
+          <w:bCs/>
+          <w:i w:val="false"/>
+          <w:iCs w:val="false"/>
+          <w:color w:val="1A1A1A"/>
+          <w:sz w:val="21"/>
+          <w:szCs w:val="21"/>
+        </w:rPr>
+        <w:t xml:space="preserve">Angemessenheitsbeschluss</w:t>
+      </w:r>
+      <w:r>
+        <w:rPr>
+          <w:rFonts w:ascii="Arial" w:cs="Arial" w:eastAsia="Arial" w:hAnsi="Arial"/>
+          <w:b w:val="false"/>
+          <w:bCs w:val="false"/>
+          <w:i w:val="false"/>
+          <w:iCs w:val="false"/>
+          <w:color w:val="1A1A1A"/>
+          <w:sz w:val="21"/>
+          <w:szCs w:val="21"/>
+        </w:rPr>
+        <w:t xml:space="preserve"> der Europäischen Kommission, insbesondere das EU-U.S. Data Privacy Framework (DPF), sofern der jeweilige Empfänger zertifiziert ist.</w:t>
+      </w:r>
+    </w:p>
+    <w:p>
+      <w:pPr>
+        <w:spacing w:after="80" w:line="276"/>
+        <w:ind w:left="360" w:hanging="360"/>
+        <w:jc w:val="both"/>
+      </w:pPr>
+      <w:r>
+        <w:rPr>
+          <w:rFonts w:ascii="Arial" w:cs="Arial" w:eastAsia="Arial" w:hAnsi="Arial"/>
+          <w:color w:val="1A1A1A"/>
+          <w:sz w:val="21"/>
+          <w:szCs w:val="21"/>
+        </w:rPr>
+        <w:t xml:space="preserve">(3)	</w:t>
+      </w:r>
+      <w:r>
+        <w:rPr>
+          <w:rFonts w:ascii="Arial" w:cs="Arial" w:eastAsia="Arial" w:hAnsi="Arial"/>
+          <w:b w:val="false"/>
+          <w:bCs w:val="false"/>
+          <w:i w:val="false"/>
+          <w:iCs w:val="false"/>
+          <w:color w:val="1A1A1A"/>
+          <w:sz w:val="21"/>
+          <w:szCs w:val="21"/>
+        </w:rPr>
+        <w:t xml:space="preserve">Hilfsweise – insbesondere wenn keine DPF-Zertifizierung vorliegt (bei den in Anhang 2 gekennzeichneten Empfängern, etwa Vapi, Soniox und OpenAI (USA), vorsorglich der SCC-Weg) – werden die </w:t>
+      </w:r>
+      <w:r>
+        <w:rPr>
+          <w:rFonts w:ascii="Arial" w:cs="Arial" w:eastAsia="Arial" w:hAnsi="Arial"/>
+          <w:b/>
+          <w:bCs/>
+          <w:i w:val="false"/>
+          <w:iCs w:val="false"/>
+          <w:color w:val="1A1A1A"/>
+          <w:sz w:val="21"/>
+          <w:szCs w:val="21"/>
+        </w:rPr>
+        <w:t xml:space="preserve">EU-Standardvertragsklauseln</w:t>
+      </w:r>
+      <w:r>
+        <w:rPr>
+          <w:rFonts w:ascii="Arial" w:cs="Arial" w:eastAsia="Arial" w:hAnsi="Arial"/>
+          <w:b w:val="false"/>
+          <w:bCs w:val="false"/>
+          <w:i w:val="false"/>
+          <w:iCs w:val="false"/>
+          <w:color w:val="1A1A1A"/>
+          <w:sz w:val="21"/>
+          <w:szCs w:val="21"/>
+        </w:rPr>
+        <w:t xml:space="preserve"> (Durchführungsbeschluss (EU) 2021/914), </w:t>
+      </w:r>
+      <w:r>
+        <w:rPr>
+          <w:rFonts w:ascii="Arial" w:cs="Arial" w:eastAsia="Arial" w:hAnsi="Arial"/>
+          <w:b/>
+          <w:bCs/>
+          <w:i w:val="false"/>
+          <w:iCs w:val="false"/>
+          <w:color w:val="1A1A1A"/>
+          <w:sz w:val="21"/>
+          <w:szCs w:val="21"/>
+        </w:rPr>
+        <w:t xml:space="preserve">Modul 3 (Auftragsverarbeiter an Unterauftragsverarbeiter)</w:t>
+      </w:r>
+      <w:r>
+        <w:rPr>
+          <w:rFonts w:ascii="Arial" w:cs="Arial" w:eastAsia="Arial" w:hAnsi="Arial"/>
+          <w:b w:val="false"/>
+          <w:bCs w:val="false"/>
+          <w:i w:val="false"/>
+          <w:iCs w:val="false"/>
+          <w:color w:val="1A1A1A"/>
+          <w:sz w:val="21"/>
+          <w:szCs w:val="21"/>
+        </w:rPr>
+        <w:t xml:space="preserve">, abgeschlossen, ergänzt um erforderliche </w:t>
+      </w:r>
+      <w:r>
+        <w:rPr>
+          <w:rFonts w:ascii="Arial" w:cs="Arial" w:eastAsia="Arial" w:hAnsi="Arial"/>
+          <w:b/>
+          <w:bCs/>
+          <w:i w:val="false"/>
+          <w:iCs w:val="false"/>
+          <w:color w:val="1A1A1A"/>
+          <w:sz w:val="21"/>
+          <w:szCs w:val="21"/>
+        </w:rPr>
+        <w:t xml:space="preserve">Zusatzmaßnahmen</w:t>
+      </w:r>
+      <w:r>
+        <w:rPr>
+          <w:rFonts w:ascii="Arial" w:cs="Arial" w:eastAsia="Arial" w:hAnsi="Arial"/>
+          <w:b w:val="false"/>
+          <w:bCs w:val="false"/>
+          <w:i w:val="false"/>
+          <w:iCs w:val="false"/>
+          <w:color w:val="1A1A1A"/>
+          <w:sz w:val="21"/>
+          <w:szCs w:val="21"/>
+        </w:rPr>
+        <w:t xml:space="preserve"> und eine </w:t>
+      </w:r>
+      <w:r>
+        <w:rPr>
+          <w:rFonts w:ascii="Arial" w:cs="Arial" w:eastAsia="Arial" w:hAnsi="Arial"/>
+          <w:b/>
+          <w:bCs/>
+          <w:i w:val="false"/>
+          <w:iCs w:val="false"/>
+          <w:color w:val="1A1A1A"/>
+          <w:sz w:val="21"/>
+          <w:szCs w:val="21"/>
+        </w:rPr>
+        <w:t xml:space="preserve">Transfer-Folgenabschätzung (Transfer Impact Assessment, TIA)</w:t>
+      </w:r>
+      <w:r>
+        <w:rPr>
+          <w:rFonts w:ascii="Arial" w:cs="Arial" w:eastAsia="Arial" w:hAnsi="Arial"/>
+          <w:b w:val="false"/>
+          <w:bCs w:val="false"/>
+          <w:i w:val="false"/>
+          <w:iCs w:val="false"/>
+          <w:color w:val="1A1A1A"/>
+          <w:sz w:val="21"/>
+          <w:szCs w:val="21"/>
+        </w:rPr>
+        <w:t xml:space="preserve">.</w:t>
+      </w:r>
+    </w:p>
+    <w:p>
+      <w:pPr>
+        <w:spacing w:after="80" w:line="276"/>
+        <w:ind w:left="360" w:hanging="360"/>
+        <w:jc w:val="both"/>
+      </w:pPr>
+      <w:r>
+        <w:rPr>
+          <w:rFonts w:ascii="Arial" w:cs="Arial" w:eastAsia="Arial" w:hAnsi="Arial"/>
+          <w:color w:val="1A1A1A"/>
+          <w:sz w:val="21"/>
+          <w:szCs w:val="21"/>
+        </w:rPr>
+        <w:t xml:space="preserve">(4)	</w:t>
+      </w:r>
+      <w:r>
+        <w:rPr>
+          <w:rFonts w:ascii="Arial" w:cs="Arial" w:eastAsia="Arial" w:hAnsi="Arial"/>
+          <w:b w:val="false"/>
+          <w:bCs w:val="false"/>
+          <w:i w:val="false"/>
+          <w:iCs w:val="false"/>
+          <w:color w:val="1A1A1A"/>
+          <w:sz w:val="21"/>
+          <w:szCs w:val="21"/>
+        </w:rPr>
+        <w:t xml:space="preserve">NexAI stellt dem Kunden auf Anfrage Nachweise über die getroffenen Transfergarantien in geeigneter Form zur Verfügung.</w:t>
+      </w:r>
+    </w:p>
+    <w:p>
+      <w:pPr>
+        <w:pStyle w:val="Heading1"/>
+        <w:keepNext/>
+        <w:spacing w:after="100" w:before="260"/>
+      </w:pPr>
+      <w:r>
+        <w:rPr>
+          <w:rFonts w:ascii="Arial" w:cs="Arial" w:eastAsia="Arial" w:hAnsi="Arial"/>
+          <w:b/>
+          <w:bCs/>
+          <w:color w:val="1F3A8A"/>
+          <w:sz w:val="24"/>
+          <w:szCs w:val="24"/>
+        </w:rPr>
+        <w:t xml:space="preserve">§ 11  </w:t>
+      </w:r>
+      <w:r>
+        <w:rPr>
+          <w:rFonts w:ascii="Arial" w:cs="Arial" w:eastAsia="Arial" w:hAnsi="Arial"/>
+          <w:b/>
+          <w:bCs/>
+          <w:i w:val="false"/>
+          <w:iCs w:val="false"/>
+          <w:color w:val="0B0B0F"/>
+          <w:sz w:val="24"/>
+          <w:szCs w:val="24"/>
+        </w:rPr>
         <w:t xml:space="preserve">Unterstützungspflichten</w:t>
       </w:r>
     </w:p>
@@ -19313,7 +19479,7 @@
           <w:sz w:val="21"/>
           <w:szCs w:val="21"/>
         </w:rPr>
-        <w:t xml:space="preserve">Die datenschutzrechtliche Rolle von NexAI richtet sich nach der jeweils beauftragten Leistung. Die im Auftragsformular je Agent getroffene Zuordnung ist maßgeblich; im Zweifel gilt die nachstehende Matrix:</w:t>
+        <w:t xml:space="preserve">Die datenschutzrechtliche Rolle von NexAI richtet sich nach der jeweils beauftragten Leistung. Die im Auftragsformular je Leistung getroffene Zuordnung ist maßgeblich; im Zweifel gilt die nachstehende Matrix:</w:t>
       </w:r>
     </w:p>
     <w:tbl>
@@ -19454,7 +19620,7 @@
                 <w:sz w:val="20"/>
                 <w:szCs w:val="20"/>
               </w:rPr>
-              <w:t xml:space="preserve">Voice Agent (Inbound)</w:t>
+              <w:t xml:space="preserve">Voice Agent (eingehend)</w:t>
             </w:r>
           </w:p>
         </w:tc>
@@ -19543,7 +19709,7 @@
                 <w:sz w:val="20"/>
                 <w:szCs w:val="20"/>
               </w:rPr>
-              <w:t xml:space="preserve">Chat Agent</w:t>
+              <w:t xml:space="preserve">Voice Agent (ausgehend, vom Kunden veranlasste Ansprache)</w:t>
             </w:r>
           </w:p>
         </w:tc>
@@ -19572,7 +19738,7 @@
                 <w:sz w:val="20"/>
                 <w:szCs w:val="20"/>
               </w:rPr>
-              <w:t xml:space="preserve">Auftragsverarbeiter</w:t>
+              <w:t xml:space="preserve">Auftragsverarbeiter; die Zulässigkeit der Ansprache verantwortet der Kunde</w:t>
             </w:r>
           </w:p>
         </w:tc>
@@ -19601,7 +19767,7 @@
                 <w:sz w:val="20"/>
                 <w:szCs w:val="20"/>
               </w:rPr>
-              <w:t xml:space="preserve">Art. 28 DSGVO / dieser AVV</w:t>
+              <w:t xml:space="preserve">Art. 28 DSGVO / dieser AVV; § 15 des Rahmenvertrages</w:t>
             </w:r>
           </w:p>
         </w:tc>
@@ -19632,7 +19798,7 @@
                 <w:sz w:val="20"/>
                 <w:szCs w:val="20"/>
               </w:rPr>
-              <w:t xml:space="preserve">Social-Media-Agent</w:t>
+              <w:t xml:space="preserve">Chat Agent</w:t>
             </w:r>
           </w:p>
         </w:tc>
@@ -19899,7 +20065,7 @@
                 <w:sz w:val="20"/>
                 <w:szCs w:val="20"/>
               </w:rPr>
-              <w:t xml:space="preserve">Vertriebs-/Akquise-Agent – NexAI recherchiert Kontakte selbst</w:t>
+              <w:t xml:space="preserve">NexAI CRM</w:t>
             </w:r>
           </w:p>
         </w:tc>
@@ -19928,7 +20094,7 @@
                 <w:sz w:val="20"/>
                 <w:szCs w:val="20"/>
               </w:rPr>
-              <w:t xml:space="preserve">Auftragsverarbeitung; im Einzelfall gemeinsame Verantwortlichkeit (Art. 26) oder getrennte Verantwortlichkeit</w:t>
+              <w:t xml:space="preserve">Auftragsverarbeiter</w:t>
             </w:r>
           </w:p>
         </w:tc>
@@ -19957,7 +20123,185 @@
                 <w:sz w:val="20"/>
                 <w:szCs w:val="20"/>
               </w:rPr>
-              <w:t xml:space="preserve">Art. 28 bzw. Art. 26 DSGVO – Festlegung im Auftragsformular</w:t>
+              <w:t xml:space="preserve">Art. 28 DSGVO / dieser AVV</w:t>
+            </w:r>
+          </w:p>
+        </w:tc>
+      </w:tr>
+      <w:tr>
+        <w:tc>
+          <w:tcPr>
+            <w:tcW w:type="dxa" w:w="3135"/>
+            <w:tcMar>
+              <w:top w:type="dxa" w:w="60"/>
+              <w:left w:type="dxa" w:w="90"/>
+              <w:bottom w:type="dxa" w:w="60"/>
+              <w:right w:type="dxa" w:w="90"/>
+            </w:tcMar>
+          </w:tcPr>
+          <w:p>
+            <w:pPr>
+              <w:spacing w:after="0" w:line="264"/>
+            </w:pPr>
+            <w:r>
+              <w:rPr>
+                <w:rFonts w:ascii="Arial" w:cs="Arial" w:eastAsia="Arial" w:hAnsi="Arial"/>
+                <w:b w:val="false"/>
+                <w:bCs w:val="false"/>
+                <w:i w:val="false"/>
+                <w:iCs w:val="false"/>
+                <w:color w:val="1A1A1A"/>
+                <w:sz w:val="20"/>
+                <w:szCs w:val="20"/>
+              </w:rPr>
+              <w:t xml:space="preserve">NexAI Kalender</w:t>
+            </w:r>
+          </w:p>
+        </w:tc>
+        <w:tc>
+          <w:tcPr>
+            <w:tcW w:type="dxa" w:w="3135"/>
+            <w:tcMar>
+              <w:top w:type="dxa" w:w="60"/>
+              <w:left w:type="dxa" w:w="90"/>
+              <w:bottom w:type="dxa" w:w="60"/>
+              <w:right w:type="dxa" w:w="90"/>
+            </w:tcMar>
+          </w:tcPr>
+          <w:p>
+            <w:pPr>
+              <w:spacing w:after="0" w:line="264"/>
+            </w:pPr>
+            <w:r>
+              <w:rPr>
+                <w:rFonts w:ascii="Arial" w:cs="Arial" w:eastAsia="Arial" w:hAnsi="Arial"/>
+                <w:b w:val="false"/>
+                <w:bCs w:val="false"/>
+                <w:i w:val="false"/>
+                <w:iCs w:val="false"/>
+                <w:color w:val="1A1A1A"/>
+                <w:sz w:val="20"/>
+                <w:szCs w:val="20"/>
+              </w:rPr>
+              <w:t xml:space="preserve">Auftragsverarbeiter</w:t>
+            </w:r>
+          </w:p>
+        </w:tc>
+        <w:tc>
+          <w:tcPr>
+            <w:tcW w:type="dxa" w:w="3135"/>
+            <w:tcMar>
+              <w:top w:type="dxa" w:w="60"/>
+              <w:left w:type="dxa" w:w="90"/>
+              <w:bottom w:type="dxa" w:w="60"/>
+              <w:right w:type="dxa" w:w="90"/>
+            </w:tcMar>
+          </w:tcPr>
+          <w:p>
+            <w:pPr>
+              <w:spacing w:after="0" w:line="264"/>
+            </w:pPr>
+            <w:r>
+              <w:rPr>
+                <w:rFonts w:ascii="Arial" w:cs="Arial" w:eastAsia="Arial" w:hAnsi="Arial"/>
+                <w:b w:val="false"/>
+                <w:bCs w:val="false"/>
+                <w:i w:val="false"/>
+                <w:iCs w:val="false"/>
+                <w:color w:val="1A1A1A"/>
+                <w:sz w:val="20"/>
+                <w:szCs w:val="20"/>
+              </w:rPr>
+              <w:t xml:space="preserve">Art. 28 DSGVO / dieser AVV</w:t>
+            </w:r>
+          </w:p>
+        </w:tc>
+      </w:tr>
+      <w:tr>
+        <w:tc>
+          <w:tcPr>
+            <w:tcW w:type="dxa" w:w="3135"/>
+            <w:tcMar>
+              <w:top w:type="dxa" w:w="60"/>
+              <w:left w:type="dxa" w:w="90"/>
+              <w:bottom w:type="dxa" w:w="60"/>
+              <w:right w:type="dxa" w:w="90"/>
+            </w:tcMar>
+          </w:tcPr>
+          <w:p>
+            <w:pPr>
+              <w:spacing w:after="0" w:line="264"/>
+            </w:pPr>
+            <w:r>
+              <w:rPr>
+                <w:rFonts w:ascii="Arial" w:cs="Arial" w:eastAsia="Arial" w:hAnsi="Arial"/>
+                <w:b w:val="false"/>
+                <w:bCs w:val="false"/>
+                <w:i w:val="false"/>
+                <w:iCs w:val="false"/>
+                <w:color w:val="1A1A1A"/>
+                <w:sz w:val="20"/>
+                <w:szCs w:val="20"/>
+              </w:rPr>
+              <w:t xml:space="preserve">NexAI App / individuelle Anwendungen</w:t>
+            </w:r>
+          </w:p>
+        </w:tc>
+        <w:tc>
+          <w:tcPr>
+            <w:tcW w:type="dxa" w:w="3135"/>
+            <w:tcMar>
+              <w:top w:type="dxa" w:w="60"/>
+              <w:left w:type="dxa" w:w="90"/>
+              <w:bottom w:type="dxa" w:w="60"/>
+              <w:right w:type="dxa" w:w="90"/>
+            </w:tcMar>
+          </w:tcPr>
+          <w:p>
+            <w:pPr>
+              <w:spacing w:after="0" w:line="264"/>
+            </w:pPr>
+            <w:r>
+              <w:rPr>
+                <w:rFonts w:ascii="Arial" w:cs="Arial" w:eastAsia="Arial" w:hAnsi="Arial"/>
+                <w:b w:val="false"/>
+                <w:bCs w:val="false"/>
+                <w:i w:val="false"/>
+                <w:iCs w:val="false"/>
+                <w:color w:val="1A1A1A"/>
+                <w:sz w:val="20"/>
+                <w:szCs w:val="20"/>
+              </w:rPr>
+              <w:t xml:space="preserve">Auftragsverarbeiter</w:t>
+            </w:r>
+          </w:p>
+        </w:tc>
+        <w:tc>
+          <w:tcPr>
+            <w:tcW w:type="dxa" w:w="3135"/>
+            <w:tcMar>
+              <w:top w:type="dxa" w:w="60"/>
+              <w:left w:type="dxa" w:w="90"/>
+              <w:bottom w:type="dxa" w:w="60"/>
+              <w:right w:type="dxa" w:w="90"/>
+            </w:tcMar>
+          </w:tcPr>
+          <w:p>
+            <w:pPr>
+              <w:spacing w:after="0" w:line="264"/>
+            </w:pPr>
+            <w:r>
+              <w:rPr>
+                <w:rFonts w:ascii="Arial" w:cs="Arial" w:eastAsia="Arial" w:hAnsi="Arial"/>
+                <w:b w:val="false"/>
+                <w:bCs w:val="false"/>
+                <w:i w:val="false"/>
+                <w:iCs w:val="false"/>
+                <w:color w:val="1A1A1A"/>
+                <w:sz w:val="20"/>
+                <w:szCs w:val="20"/>
+              </w:rPr>
+              <w:t xml:space="preserve">Art. 28 DSGVO / dieser AVV</w:t>
             </w:r>
           </w:p>
         </w:tc>
@@ -20001,33 +20345,7 @@
           <w:sz w:val="21"/>
           <w:szCs w:val="21"/>
         </w:rPr>
-        <w:t xml:space="preserve">Für die Vertriebs-/Akquise-Leistung, bei der NexAI Kontaktdaten teilweise selbst recherchiert, legen die Parteien die konkrete Rolle im Auftragsformular fest. Wird eine </w:t>
-      </w:r>
-      <w:r>
-        <w:rPr>
-          <w:rFonts w:ascii="Arial" w:cs="Arial" w:eastAsia="Arial" w:hAnsi="Arial"/>
-          <w:b/>
-          <w:bCs/>
-          <w:i w:val="false"/>
-          <w:iCs w:val="false"/>
-          <w:color w:val="1A1A1A"/>
-          <w:sz w:val="21"/>
-          <w:szCs w:val="21"/>
-        </w:rPr>
-        <w:t xml:space="preserve">gemeinsame Verantwortlichkeit</w:t>
-      </w:r>
-      <w:r>
-        <w:rPr>
-          <w:rFonts w:ascii="Arial" w:cs="Arial" w:eastAsia="Arial" w:hAnsi="Arial"/>
-          <w:b w:val="false"/>
-          <w:bCs w:val="false"/>
-          <w:i w:val="false"/>
-          <w:iCs w:val="false"/>
-          <w:color w:val="1A1A1A"/>
-          <w:sz w:val="21"/>
-          <w:szCs w:val="21"/>
-        </w:rPr>
-        <w:t xml:space="preserve"> begründet, schließen die Parteien eine gesonderte Vereinbarung nach Art. 26 DSGVO, die die jeweiligen Pflichten – insbesondere zur Information nach Art. 14 DSGVO und zur Wahrnehmung von Betroffenenrechten – festlegt.</w:t>
+        <w:t xml:space="preserve">NexAI verarbeitet die in den Anwendungen gespeicherten Daten ausschließlich weisungsgebunden für den Kunden und nicht für eigene Zwecke. Eine Recherche oder Beschaffung von Kontaktdaten durch NexAI ist nicht Gegenstand der Leistungen (Anlage A, Ziffer 14).</w:t>
       </w:r>
     </w:p>
     <w:p>
@@ -20056,7 +20374,7 @@
           <w:sz w:val="21"/>
           <w:szCs w:val="21"/>
         </w:rPr>
-        <w:t xml:space="preserve">NexAI unterhält für die selbst durchgeführte Kontaktrecherche eine eigene Compliance (nur zulässige B2B-Ansprache, Erfüllung der Informationspflichten nach Art. 14 DSGVO, Dokumentation von Widersprüchen/Opt-outs) und ist berechtigt, rechtswidrige Kampagnenvorgaben abzulehnen. Der Kunde sichert die Rechtmäßigkeit der von ihm vorgegebenen Zielgruppen und Ansprachen zu.</w:t>
+        <w:t xml:space="preserve">Setzt der Kunde einen Agenten für ausgehende Ansprache oder Direktwerbung ein, bleibt NexAI Auftragsverarbeiter; die Rechtmäßigkeit der Ansprache und die Erfüllung der Informationspflichten nach Art. 13 und 14 DSGVO verantwortet der Kunde (§ 15 des Rahmenvertrages).</w:t>
       </w:r>
     </w:p>
     <w:p>
@@ -21119,7 +21437,7 @@
           <w:sz w:val="21"/>
           <w:szCs w:val="21"/>
         </w:rPr>
-        <w:t xml:space="preserve">Die folgenden Unterauftragsverarbeiter sind zum Zeitpunkt des Vertragsschlusses eingesetzt und werden vom Kunden allgemein genehmigt (§ 9). Der konkrete Einsatz richtet sich nach den beauftragten Agenten. Nicht bei jedem Kunden kommen sämtliche Dienste zum Einsatz.</w:t>
+        <w:t xml:space="preserve">Die folgenden Unterauftragsverarbeiter sind zum Zeitpunkt des Vertragsschlusses eingesetzt und werden vom Kunden allgemein genehmigt (§ 9). Der konkrete Einsatz richtet sich nach den beauftragten Agenten und Anwendungen. Nicht bei jedem Kunden kommen sämtliche Dienste zum Einsatz.</w:t>
       </w:r>
     </w:p>
     <w:tbl>
@@ -22115,7 +22433,7 @@
                 <w:sz w:val="20"/>
                 <w:szCs w:val="20"/>
               </w:rPr>
-              <w:t xml:space="preserve">Hosting/Betrieb der von NexAI selbst betriebenen Automatisierungs- und Speicherinstanz (n8n)</w:t>
+              <w:t xml:space="preserve">Hosting und Betrieb der von NexAI selbst betriebenen Systeme (Automatisierungen/n8n, NexAI CRM, NexAI Kalender, NexAI App)</w:t>
             </w:r>
           </w:p>
         </w:tc>
@@ -22144,7 +22462,7 @@
                 <w:sz w:val="20"/>
                 <w:szCs w:val="20"/>
               </w:rPr>
-              <w:t xml:space="preserve">je nach Agent: Kontakt-, Vorgangs-, Termin-, Protokolldaten</w:t>
+              <w:t xml:space="preserve">je nach Leistung: Kontakt-, Vorgangs-, Termin-, Aufgaben-, Beleg- und Protokolldaten</w:t>
             </w:r>
           </w:p>
         </w:tc>
@@ -22174,6 +22492,300 @@
                 <w:szCs w:val="20"/>
               </w:rPr>
               <w:t xml:space="preserve">EU-intern; kein Drittlandtransfer</w:t>
+            </w:r>
+          </w:p>
+        </w:tc>
+      </w:tr>
+      <w:tr>
+        <w:tc>
+          <w:tcPr>
+            <w:tcW w:type="dxa" w:w="1881"/>
+            <w:tcMar>
+              <w:top w:type="dxa" w:w="60"/>
+              <w:left w:type="dxa" w:w="90"/>
+              <w:bottom w:type="dxa" w:w="60"/>
+              <w:right w:type="dxa" w:w="90"/>
+            </w:tcMar>
+          </w:tcPr>
+          <w:p>
+            <w:pPr>
+              <w:spacing w:after="0" w:line="264"/>
+            </w:pPr>
+            <w:r>
+              <w:rPr>
+                <w:rFonts w:ascii="Arial" w:cs="Arial" w:eastAsia="Arial" w:hAnsi="Arial"/>
+                <w:b w:val="false"/>
+                <w:bCs w:val="false"/>
+                <w:i w:val="false"/>
+                <w:iCs w:val="false"/>
+                <w:color w:val="1A1A1A"/>
+                <w:sz w:val="20"/>
+                <w:szCs w:val="20"/>
+              </w:rPr>
+              <w:t xml:space="preserve">seven communications GmbH &amp; Co. KG</w:t>
+            </w:r>
+          </w:p>
+        </w:tc>
+        <w:tc>
+          <w:tcPr>
+            <w:tcW w:type="dxa" w:w="1881"/>
+            <w:tcMar>
+              <w:top w:type="dxa" w:w="60"/>
+              <w:left w:type="dxa" w:w="90"/>
+              <w:bottom w:type="dxa" w:w="60"/>
+              <w:right w:type="dxa" w:w="90"/>
+            </w:tcMar>
+          </w:tcPr>
+          <w:p>
+            <w:pPr>
+              <w:spacing w:after="0" w:line="264"/>
+            </w:pPr>
+            <w:r>
+              <w:rPr>
+                <w:rFonts w:ascii="Arial" w:cs="Arial" w:eastAsia="Arial" w:hAnsi="Arial"/>
+                <w:b w:val="false"/>
+                <w:bCs w:val="false"/>
+                <w:i w:val="false"/>
+                <w:iCs w:val="false"/>
+                <w:color w:val="1A1A1A"/>
+                <w:sz w:val="20"/>
+                <w:szCs w:val="20"/>
+              </w:rPr>
+              <w:t xml:space="preserve">Köln, Deutschland</w:t>
+            </w:r>
+          </w:p>
+        </w:tc>
+        <w:tc>
+          <w:tcPr>
+            <w:tcW w:type="dxa" w:w="1881"/>
+            <w:tcMar>
+              <w:top w:type="dxa" w:w="60"/>
+              <w:left w:type="dxa" w:w="90"/>
+              <w:bottom w:type="dxa" w:w="60"/>
+              <w:right w:type="dxa" w:w="90"/>
+            </w:tcMar>
+          </w:tcPr>
+          <w:p>
+            <w:pPr>
+              <w:spacing w:after="0" w:line="264"/>
+            </w:pPr>
+            <w:r>
+              <w:rPr>
+                <w:rFonts w:ascii="Arial" w:cs="Arial" w:eastAsia="Arial" w:hAnsi="Arial"/>
+                <w:b w:val="false"/>
+                <w:bCs w:val="false"/>
+                <w:i w:val="false"/>
+                <w:iCs w:val="false"/>
+                <w:color w:val="1A1A1A"/>
+                <w:sz w:val="20"/>
+                <w:szCs w:val="20"/>
+              </w:rPr>
+              <w:t xml:space="preserve">Versand von SMS (Terminbestätigungen und Erinnerungen); nur bei beauftragtem SMS-Versand</w:t>
+            </w:r>
+          </w:p>
+        </w:tc>
+        <w:tc>
+          <w:tcPr>
+            <w:tcW w:type="dxa" w:w="1881"/>
+            <w:tcMar>
+              <w:top w:type="dxa" w:w="60"/>
+              <w:left w:type="dxa" w:w="90"/>
+              <w:bottom w:type="dxa" w:w="60"/>
+              <w:right w:type="dxa" w:w="90"/>
+            </w:tcMar>
+          </w:tcPr>
+          <w:p>
+            <w:pPr>
+              <w:spacing w:after="0" w:line="264"/>
+            </w:pPr>
+            <w:r>
+              <w:rPr>
+                <w:rFonts w:ascii="Arial" w:cs="Arial" w:eastAsia="Arial" w:hAnsi="Arial"/>
+                <w:b w:val="false"/>
+                <w:bCs w:val="false"/>
+                <w:i w:val="false"/>
+                <w:iCs w:val="false"/>
+                <w:color w:val="1A1A1A"/>
+                <w:sz w:val="20"/>
+                <w:szCs w:val="20"/>
+              </w:rPr>
+              <w:t xml:space="preserve">Rufnummer der Empfängerin bzw. des Empfängers, Inhalt der Nachricht</w:t>
+            </w:r>
+          </w:p>
+        </w:tc>
+        <w:tc>
+          <w:tcPr>
+            <w:tcW w:type="dxa" w:w="1881"/>
+            <w:tcMar>
+              <w:top w:type="dxa" w:w="60"/>
+              <w:left w:type="dxa" w:w="90"/>
+              <w:bottom w:type="dxa" w:w="60"/>
+              <w:right w:type="dxa" w:w="90"/>
+            </w:tcMar>
+          </w:tcPr>
+          <w:p>
+            <w:pPr>
+              <w:spacing w:after="0" w:line="264"/>
+            </w:pPr>
+            <w:r>
+              <w:rPr>
+                <w:rFonts w:ascii="Arial" w:cs="Arial" w:eastAsia="Arial" w:hAnsi="Arial"/>
+                <w:b w:val="false"/>
+                <w:bCs w:val="false"/>
+                <w:i w:val="false"/>
+                <w:iCs w:val="false"/>
+                <w:color w:val="1A1A1A"/>
+                <w:sz w:val="20"/>
+                <w:szCs w:val="20"/>
+              </w:rPr>
+              <w:t xml:space="preserve">EU-intern; kein Drittlandtransfer</w:t>
+            </w:r>
+          </w:p>
+        </w:tc>
+      </w:tr>
+      <w:tr>
+        <w:tc>
+          <w:tcPr>
+            <w:tcW w:type="dxa" w:w="1881"/>
+            <w:tcMar>
+              <w:top w:type="dxa" w:w="60"/>
+              <w:left w:type="dxa" w:w="90"/>
+              <w:bottom w:type="dxa" w:w="60"/>
+              <w:right w:type="dxa" w:w="90"/>
+            </w:tcMar>
+          </w:tcPr>
+          <w:p>
+            <w:pPr>
+              <w:spacing w:after="0" w:line="264"/>
+            </w:pPr>
+            <w:r>
+              <w:rPr>
+                <w:rFonts w:ascii="Arial" w:cs="Arial" w:eastAsia="Arial" w:hAnsi="Arial"/>
+                <w:b w:val="false"/>
+                <w:bCs w:val="false"/>
+                <w:i w:val="false"/>
+                <w:iCs w:val="false"/>
+                <w:color w:val="1A1A1A"/>
+                <w:sz w:val="20"/>
+                <w:szCs w:val="20"/>
+              </w:rPr>
+              <w:t xml:space="preserve">Resend, Inc.</w:t>
+            </w:r>
+          </w:p>
+        </w:tc>
+        <w:tc>
+          <w:tcPr>
+            <w:tcW w:type="dxa" w:w="1881"/>
+            <w:tcMar>
+              <w:top w:type="dxa" w:w="60"/>
+              <w:left w:type="dxa" w:w="90"/>
+              <w:bottom w:type="dxa" w:w="60"/>
+              <w:right w:type="dxa" w:w="90"/>
+            </w:tcMar>
+          </w:tcPr>
+          <w:p>
+            <w:pPr>
+              <w:spacing w:after="0" w:line="264"/>
+            </w:pPr>
+            <w:r>
+              <w:rPr>
+                <w:rFonts w:ascii="Arial" w:cs="Arial" w:eastAsia="Arial" w:hAnsi="Arial"/>
+                <w:b w:val="false"/>
+                <w:bCs w:val="false"/>
+                <w:i w:val="false"/>
+                <w:iCs w:val="false"/>
+                <w:color w:val="1A1A1A"/>
+                <w:sz w:val="20"/>
+                <w:szCs w:val="20"/>
+              </w:rPr>
+              <w:t xml:space="preserve">USA (Verarbeitung in der EU-Region Irland)</w:t>
+            </w:r>
+          </w:p>
+        </w:tc>
+        <w:tc>
+          <w:tcPr>
+            <w:tcW w:type="dxa" w:w="1881"/>
+            <w:tcMar>
+              <w:top w:type="dxa" w:w="60"/>
+              <w:left w:type="dxa" w:w="90"/>
+              <w:bottom w:type="dxa" w:w="60"/>
+              <w:right w:type="dxa" w:w="90"/>
+            </w:tcMar>
+          </w:tcPr>
+          <w:p>
+            <w:pPr>
+              <w:spacing w:after="0" w:line="264"/>
+            </w:pPr>
+            <w:r>
+              <w:rPr>
+                <w:rFonts w:ascii="Arial" w:cs="Arial" w:eastAsia="Arial" w:hAnsi="Arial"/>
+                <w:b w:val="false"/>
+                <w:bCs w:val="false"/>
+                <w:i w:val="false"/>
+                <w:iCs w:val="false"/>
+                <w:color w:val="1A1A1A"/>
+                <w:sz w:val="20"/>
+                <w:szCs w:val="20"/>
+              </w:rPr>
+              <w:t xml:space="preserve">Versand von System-E-Mails (Bestätigungen, Erinnerungen, Benachrichtigungen aus den Anwendungen)</w:t>
+            </w:r>
+          </w:p>
+        </w:tc>
+        <w:tc>
+          <w:tcPr>
+            <w:tcW w:type="dxa" w:w="1881"/>
+            <w:tcMar>
+              <w:top w:type="dxa" w:w="60"/>
+              <w:left w:type="dxa" w:w="90"/>
+              <w:bottom w:type="dxa" w:w="60"/>
+              <w:right w:type="dxa" w:w="90"/>
+            </w:tcMar>
+          </w:tcPr>
+          <w:p>
+            <w:pPr>
+              <w:spacing w:after="0" w:line="264"/>
+            </w:pPr>
+            <w:r>
+              <w:rPr>
+                <w:rFonts w:ascii="Arial" w:cs="Arial" w:eastAsia="Arial" w:hAnsi="Arial"/>
+                <w:b w:val="false"/>
+                <w:bCs w:val="false"/>
+                <w:i w:val="false"/>
+                <w:iCs w:val="false"/>
+                <w:color w:val="1A1A1A"/>
+                <w:sz w:val="20"/>
+                <w:szCs w:val="20"/>
+              </w:rPr>
+              <w:t xml:space="preserve">E-Mail-Adresse, Name, Inhalt der Nachricht</w:t>
+            </w:r>
+          </w:p>
+        </w:tc>
+        <w:tc>
+          <w:tcPr>
+            <w:tcW w:type="dxa" w:w="1881"/>
+            <w:tcMar>
+              <w:top w:type="dxa" w:w="60"/>
+              <w:left w:type="dxa" w:w="90"/>
+              <w:bottom w:type="dxa" w:w="60"/>
+              <w:right w:type="dxa" w:w="90"/>
+            </w:tcMar>
+          </w:tcPr>
+          <w:p>
+            <w:pPr>
+              <w:spacing w:after="0" w:line="264"/>
+            </w:pPr>
+            <w:r>
+              <w:rPr>
+                <w:rFonts w:ascii="Arial" w:cs="Arial" w:eastAsia="Arial" w:hAnsi="Arial"/>
+                <w:b w:val="false"/>
+                <w:bCs w:val="false"/>
+                <w:i w:val="false"/>
+                <w:iCs w:val="false"/>
+                <w:color w:val="1A1A1A"/>
+                <w:sz w:val="20"/>
+                <w:szCs w:val="20"/>
+              </w:rPr>
+              <w:t xml:space="preserve">DPF-zertifiziert; ergänzend EU-SCC Modul 3</w:t>
             </w:r>
           </w:p>
         </w:tc>
@@ -22685,7 +23297,7 @@
           <w:sz w:val="24"/>
           <w:szCs w:val="24"/>
         </w:rPr>
-        <w:t xml:space="preserve">Support- und Servicebedingungen für den laufenden Betrieb der Agenten</w:t>
+        <w:t xml:space="preserve">Support- und Servicebedingungen für den laufenden Betrieb der Agenten und Anwendungen</w:t>
       </w:r>
     </w:p>
     <w:p>
@@ -22791,7 +23403,7 @@
           <w:sz w:val="21"/>
           <w:szCs w:val="21"/>
         </w:rPr>
-        <w:t xml:space="preserve">, Untere Bergstraße 13, 74586 Frankenhardt-Honhardt, vertreten durch die Gesellschafter Maximilian Trenk und Jason Brian Merklein (nachfolgend "NexAI"), gegenüber dem im Auftragsformular bezeichneten Kunden (nachfolgend "Kunde") erbrachten Betriebsleistungen, insbesondere Betrieb, Wartung, Hosting und Support der Agenten.</w:t>
+        <w:t xml:space="preserve">, Untere Bergstraße 13, 74586 Frankenhardt-Honhardt, vertreten durch die Gesellschafter Maximilian Trenk und Jason Brian Merklein (nachfolgend "NexAI"), gegenüber dem im Auftragsformular bezeichneten Kunden (nachfolgend "Kunde") erbrachten Betriebsleistungen, insbesondere Betrieb, Wartung, Hosting und Support der Agenten und Anwendungen.</w:t>
       </w:r>
     </w:p>
     <w:p>
@@ -24524,7 +25136,7 @@
           <w:sz w:val="21"/>
           <w:szCs w:val="21"/>
         </w:rPr>
-        <w:t xml:space="preserve">die Entgegennahme, Kategorisierung und Bearbeitung von Störungsmeldungen zu den beauftragten Agenten;</w:t>
+        <w:t xml:space="preserve">die Entgegennahme, Kategorisierung und Bearbeitung von Störungsmeldungen zu den beauftragten Agenten und Anwendungen;</w:t>
       </w:r>
     </w:p>
     <w:p>
@@ -24570,7 +25182,7 @@
           <w:sz w:val="21"/>
           <w:szCs w:val="21"/>
         </w:rPr>
-        <w:t xml:space="preserve">die laufende Betreuung, Wartung und Pflege der beauftragten Agenten im vertraglich vereinbarten Umfang;</w:t>
+        <w:t xml:space="preserve">die laufende Betreuung, Wartung und Pflege der beauftragten Agenten und Anwendungen im vertraglich vereinbarten Umfang;</w:t>
       </w:r>
     </w:p>
     <w:p>
@@ -24593,7 +25205,7 @@
           <w:sz w:val="21"/>
           <w:szCs w:val="21"/>
         </w:rPr>
-        <w:t xml:space="preserve">geringfügige Konfigurationsanpassungen bestehender Agenten ohne wesentliche Änderung des Leistungsumfangs;</w:t>
+        <w:t xml:space="preserve">geringfügige Konfigurationsanpassungen bestehender Agenten und Anwendungen ohne wesentliche Änderung des Leistungsumfangs;</w:t>
       </w:r>
     </w:p>
     <w:p>
@@ -24704,7 +25316,7 @@
           <w:sz w:val="21"/>
           <w:szCs w:val="21"/>
         </w:rPr>
-        <w:t xml:space="preserve"> oder wesentlicher Erweiterungen bestehender Agenten;</w:t>
+        <w:t xml:space="preserve"> oder wesentlicher Erweiterungen bestehender Agenten und Anwendungen;</w:t>
       </w:r>
     </w:p>
     <w:p>
@@ -24740,7 +25352,7 @@
           <w:sz w:val="21"/>
           <w:szCs w:val="21"/>
         </w:rPr>
-        <w:t xml:space="preserve">weiterer oder neuer Agenten</w:t>
+        <w:t xml:space="preserve">weiterer oder neuer Agenten und Anwendungen</w:t>
       </w:r>
       <w:r>
         <w:rPr>
@@ -25036,7 +25648,7 @@
           <w:sz w:val="21"/>
           <w:szCs w:val="21"/>
         </w:rPr>
-        <w:t xml:space="preserve">Planbare Wartungsarbeiten, die zu einer voraussichtlichen Beeinträchtigung der Erreichbarkeit der Agenten führen, kündigt NexAI mit einer Frist von mindestens </w:t>
+        <w:t xml:space="preserve">Planbare Wartungsarbeiten, die zu einer voraussichtlichen Beeinträchtigung der Erreichbarkeit der Agenten und Anwendungen führen, kündigt NexAI mit einer Frist von mindestens </w:t>
       </w:r>
       <w:r>
         <w:rPr>
@@ -25219,7 +25831,7 @@
           <w:sz w:val="21"/>
           <w:szCs w:val="21"/>
         </w:rPr>
-        <w:t xml:space="preserve"> der Agenten. Als </w:t>
+        <w:t xml:space="preserve"> der Agenten und Anwendungen. Als </w:t>
       </w:r>
       <w:r>
         <w:rPr>
@@ -25496,7 +26108,7 @@
           <w:sz w:val="21"/>
           <w:szCs w:val="21"/>
         </w:rPr>
-        <w:t xml:space="preserve"> der Agenten durch und sagt eine solche nicht zu. Die Erkennung und Meldung von Störungen erfolgt im Rahmen der Servicezeiten sowie durch Meldungen des Kunden.</w:t>
+        <w:t xml:space="preserve"> der Agenten und Anwendungen durch und sagt eine solche nicht zu. Die Erkennung und Meldung von Störungen erfolgt im Rahmen der Servicezeiten sowie durch Meldungen des Kunden.</w:t>
       </w:r>
     </w:p>
     <w:p>
@@ -25525,7 +26137,7 @@
           <w:sz w:val="21"/>
           <w:szCs w:val="21"/>
         </w:rPr>
-        <w:t xml:space="preserve">Der Kunde ist selbst dafür verantwortlich, für den Fall einer Nichtverfügbarkeit oder Störung der Agenten ein </w:t>
+        <w:t xml:space="preserve">Der Kunde ist selbst dafür verantwortlich, für den Fall einer Nichtverfügbarkeit oder Störung der Agenten und Anwendungen ein </w:t>
       </w:r>
       <w:r>
         <w:rPr>
@@ -26668,7 +27280,7 @@
           <w:sz w:val="21"/>
           <w:szCs w:val="21"/>
         </w:rPr>
-        <w:t xml:space="preserve"> (einmalige Werkleistungen, insbesondere Website-Erstellung und Ersteinrichtung) im Sinne der Vertragsdokumente. Es ergänzt den zwischen den Parteien geschlossenen Rahmenvertrag und das zugehörige Auftragsformular/den Leistungsschein und wird nach seiner Unterzeichnung Bestandteil der Vertragsdokumente.</w:t>
+        <w:t xml:space="preserve"> (einmalige Werkleistungen, insbesondere die Ersteinrichtung von Agenten und die Einrichtung von Anwendungen) im Sinne der Vertragsdokumente. Es ergänzt den zwischen den Parteien geschlossenen Rahmenvertrag und das zugehörige Auftragsformular/den Leistungsschein und wird nach seiner Unterzeichnung Bestandteil der Vertragsdokumente.</w:t>
       </w:r>
     </w:p>
     <w:p>
@@ -27385,7 +27997,7 @@
           <w:sz w:val="21"/>
           <w:szCs w:val="21"/>
         </w:rPr>
-        <w:t xml:space="preserve">Social-Media-Agent</w:t>
+        <w:t xml:space="preserve">NexAI CRM (Einrichtung und Inbetriebnahme)</w:t>
       </w:r>
     </w:p>
     <w:p>
@@ -27412,7 +28024,7 @@
           <w:sz w:val="21"/>
           <w:szCs w:val="21"/>
         </w:rPr>
-        <w:t xml:space="preserve">Vertriebs-/Akquise-Agent</w:t>
+        <w:t xml:space="preserve">NexAI Kalender (Einrichtung und Inbetriebnahme)</w:t>
       </w:r>
     </w:p>
     <w:p>
@@ -27628,7 +28240,7 @@
           <w:sz w:val="21"/>
           <w:szCs w:val="21"/>
         </w:rPr>
-        <w:t xml:space="preserve">Website (Erstellung / Relaunch)</w:t>
+        <w:t xml:space="preserve">NexAI App / individuelle Anwendung (Einrichtung und Bereitstellung)</w:t>
       </w:r>
     </w:p>
     <w:p>
@@ -30511,7 +31123,7 @@
           <w:sz w:val="21"/>
           <w:szCs w:val="21"/>
         </w:rPr>
-        <w:t xml:space="preserve">Gegenstand und Umfang der von NexAI zu erbringenden Leistungen ergeben sich abschließend aus dem Auftragsformular/Leistungsschein und der Anlage A (Leistungsbeschreibung). NexAI stellt danach je nach Beauftragung Agenten bereit, insbesondere Voice Agents, Chat Agents, Social-Media-Agenten, Vertriebs-/Akquise-Agenten, Automatisierungen und individuelle KI-Agenten, richtet diese ein und/oder betreibt sie laufend.</w:t>
+        <w:t xml:space="preserve">Gegenstand und Umfang der von NexAI zu erbringenden Leistungen ergeben sich abschließend aus dem Auftragsformular/Leistungsschein und der Anlage A (Leistungsbeschreibung). NexAI stellt danach je nach Beauftragung Agenten bereit, insbesondere Voice Agents, Chat Agents, Automatisierungen und individuelle KI-Agenten, sowie Anwendungen, insbesondere NexAI CRM, NexAI Kalender und individuelle Anwendungen, richtet diese ein und/oder betreibt sie laufend.</w:t>
       </w:r>
     </w:p>
     <w:p>
@@ -30540,7 +31152,7 @@
           <w:sz w:val="21"/>
           <w:szCs w:val="21"/>
         </w:rPr>
-        <w:t xml:space="preserve">Die Leistungen von NexAI umfassen einmalige Werkleistungen wie die Erstellung von Websites und die Ersteinrichtung von Agenten (nachfolgend "Projektleistungen", Werkvertragsrecht) sowie den laufenden Betrieb, die Wartung, das Hosting und den Support der Agenten (nachfolgend "Betriebsleistungen", Dienstvertragsrecht). Die rechtliche Einordnung der jeweiligen Leistung richtet sich nach ihrem Schwerpunkt.</w:t>
+        <w:t xml:space="preserve">Die Leistungen von NexAI umfassen einmalige Werkleistungen wie die Ersteinrichtung von Agenten und die Einrichtung und Bereitstellung von Anwendungen (nachfolgend "Projektleistungen", Werkvertragsrecht) sowie den laufenden Betrieb, die Wartung, das Hosting und den Support der Agenten und Anwendungen (nachfolgend "Betriebsleistungen", Dienstvertragsrecht). Die rechtliche Einordnung der jeweiligen Leistung richtet sich nach ihrem Schwerpunkt.</w:t>
       </w:r>
     </w:p>
     <w:p>
@@ -32078,35 +32690,6 @@
           <w:szCs w:val="21"/>
         </w:rPr>
         <w:t xml:space="preserve">Nach Vertragsende stellt NexAI dem Kunden die vorhandenen Daten innerhalb einer Frist von 30 Tagen zum Export bereit und löscht sie anschließend; über die Löschung erteilt NexAI auf Verlangen eine Löschbestätigung.</w:t>
-      </w:r>
-    </w:p>
-    <w:p>
-      <w:pPr>
-        <w:spacing w:after="80" w:line="276"/>
-        <w:ind w:left="360" w:hanging="360"/>
-        <w:jc w:val="both"/>
-      </w:pPr>
-      <w:r>
-        <w:rPr>
-          <w:rFonts w:ascii="Arial" w:cs="Arial" w:eastAsia="Arial" w:hAnsi="Arial"/>
-          <w:color w:val="1A1A1A"/>
-          <w:sz w:val="21"/>
-          <w:szCs w:val="21"/>
-        </w:rPr>
-        <w:t xml:space="preserve">(4)	</w:t>
-      </w:r>
-      <w:r>
-        <w:rPr>
-          <w:rFonts w:ascii="Arial" w:cs="Arial" w:eastAsia="Arial" w:hAnsi="Arial"/>
-          <w:b w:val="false"/>
-          <w:bCs w:val="false"/>
-          <w:i w:val="false"/>
-          <w:iCs w:val="false"/>
-          <w:color w:val="1A1A1A"/>
-          <w:sz w:val="21"/>
-          <w:szCs w:val="21"/>
-        </w:rPr>
-        <w:t xml:space="preserve">Soweit NexAI im Rahmen von Vertriebs-/Akquise-Agenten selbst Kontakte recherchiert, hält NexAI die einschlägigen Vorgaben ein, insbesondere die Grenzen zulässiger B2B-Ansprache, die Informationspflichten nach Art. 14 DSGVO sowie die Dokumentation von Widersprüchen (Opt-out). Der Kunde sichert zu, dass die von ihm veranlassten Kampagnen rechtmäßig sind. NexAI ist berechtigt, die Durchführung erkennbar rechtswidriger Kampagnen abzulehnen.</w:t>
       </w:r>
     </w:p>
     <w:p>

--- a/vertrag/NexAI-Vertragswerk_komplett.docx
+++ b/vertrag/NexAI-Vertragswerk_komplett.docx
@@ -44,7 +44,7 @@
           <w:sz w:val="18"/>
           <w:szCs w:val="18"/>
         </w:rPr>
-        <w:t xml:space="preserve">Stand: Juli 2026</w:t>
+        <w:t xml:space="preserve">Stand: September 2026</w:t>
       </w:r>
     </w:p>
     <w:p>
@@ -7582,7 +7582,7 @@
           <w:sz w:val="18"/>
           <w:szCs w:val="18"/>
         </w:rPr>
-        <w:t xml:space="preserve">Stand: Juli 2026</w:t>
+        <w:t xml:space="preserve">Stand: September 2026</w:t>
       </w:r>
     </w:p>
     <w:p>
@@ -12153,7 +12153,7 @@
           <w:sz w:val="18"/>
           <w:szCs w:val="18"/>
         </w:rPr>
-        <w:t xml:space="preserve">Stand: Juli 2026</w:t>
+        <w:t xml:space="preserve">Stand: September 2026</w:t>
       </w:r>
     </w:p>
     <w:p>
@@ -15950,7 +15950,7 @@
           <w:sz w:val="18"/>
           <w:szCs w:val="18"/>
         </w:rPr>
-        <w:t xml:space="preserve">Stand: August 2026</w:t>
+        <w:t xml:space="preserve">Stand: September 2026</w:t>
       </w:r>
     </w:p>
     <w:p>
@@ -23315,7 +23315,7 @@
           <w:sz w:val="18"/>
           <w:szCs w:val="18"/>
         </w:rPr>
-        <w:t xml:space="preserve">Stand: Juli 2026</w:t>
+        <w:t xml:space="preserve">Stand: September 2026</w:t>
       </w:r>
     </w:p>
     <w:p>
@@ -23618,7 +23618,7 @@
           <w:sz w:val="21"/>
           <w:szCs w:val="21"/>
         </w:rPr>
-        <w:t xml:space="preserve">08:00 bis 17:00 Uhr</w:t>
+        <w:t xml:space="preserve">09:00 bis 17:00 Uhr</w:t>
       </w:r>
       <w:r>
         <w:rPr>
@@ -23741,7 +23741,7 @@
           <w:sz w:val="21"/>
           <w:szCs w:val="21"/>
         </w:rPr>
-        <w:t xml:space="preserve">Supportanfragen, die außerhalb der Servicezeiten eingehen, gelten als am nächsten Werktag zu Beginn der Servicezeiten (08:00 Uhr) eingegangen. Die in Abschnitt 4 genannten Reaktionszeiten beginnen erst mit diesem Zeitpunkt zu laufen und werden ausschließlich innerhalb der Servicezeiten berechnet.</w:t>
+        <w:t xml:space="preserve">Supportanfragen, die außerhalb der Servicezeiten eingehen, gelten als am nächsten Werktag zu Beginn der Servicezeiten (09:00 Uhr) eingegangen. Die in Abschnitt 4 genannten Reaktionszeiten beginnen erst mit diesem Zeitpunkt zu laufen und werden ausschließlich innerhalb der Servicezeiten berechnet.</w:t>
       </w:r>
     </w:p>
     <w:p>
@@ -27235,7 +27235,7 @@
           <w:sz w:val="18"/>
           <w:szCs w:val="18"/>
         </w:rPr>
-        <w:t xml:space="preserve">Stand: Juli 2026</w:t>
+        <w:t xml:space="preserve">Stand: September 2026</w:t>
       </w:r>
     </w:p>
     <w:p>
@@ -30810,7 +30810,7 @@
           <w:sz w:val="18"/>
           <w:szCs w:val="18"/>
         </w:rPr>
-        <w:t xml:space="preserve">Stand: Juli 2026</w:t>
+        <w:t xml:space="preserve">Stand: September 2026</w:t>
       </w:r>
     </w:p>
     <w:p>
